--- a/docs/BYNATIONALITY/Армянки.docx
+++ b/docs/BYNATIONALITY/Армянки.docx
@@ -373,8 +373,19 @@
                 <w:szCs w:val="16"/>
                 <w:lang w:val="ru-RU"/>
               </w:rPr>
-              <w:t>Согласно переписи населения 1937 года общая численность армян</w:t>
-            </w:r>
+              <w:t xml:space="preserve">Согласно переписи населения 1937 года общая численность </w:t>
+            </w:r>
+            <w:proofErr w:type="gramStart"/>
+            <w:r>
+              <w:rPr>
+                <w:rFonts w:ascii="Arial" w:hAnsi="Arial" w:cs="Arial"/>
+                <w:sz w:val="16"/>
+                <w:szCs w:val="16"/>
+                <w:lang w:val="ru-RU"/>
+              </w:rPr>
+              <w:t>армян</w:t>
+            </w:r>
+            <w:proofErr w:type="gramEnd"/>
             <w:r>
               <w:rPr>
                 <w:rFonts w:ascii="Arial" w:hAnsi="Arial" w:cs="Arial"/>
@@ -391,7 +402,17 @@
                 <w:szCs w:val="16"/>
                 <w:lang w:val="ru-RU"/>
               </w:rPr>
-              <w:t xml:space="preserve"> составляла 1 968 721 человек, таким образом 3</w:t>
+              <w:t xml:space="preserve"> составляла 1 968 721 человек, таким образом </w:t>
+            </w:r>
+            <w:proofErr w:type="gramStart"/>
+            <w:r>
+              <w:rPr>
+                <w:rFonts w:ascii="Arial" w:hAnsi="Arial" w:cs="Arial"/>
+                <w:sz w:val="16"/>
+                <w:szCs w:val="16"/>
+                <w:lang w:val="ru-RU"/>
+              </w:rPr>
+              <w:t>3</w:t>
             </w:r>
             <w:r>
               <w:rPr>
@@ -445,7 +466,37 @@
                 <w:szCs w:val="16"/>
                 <w:lang w:val="ru-RU"/>
               </w:rPr>
-              <w:t xml:space="preserve"> это безвозвратные потери нации которые составляют 0,001</w:t>
+              <w:t xml:space="preserve"> это</w:t>
+            </w:r>
+            <w:proofErr w:type="gramEnd"/>
+            <w:r>
+              <w:rPr>
+                <w:rFonts w:ascii="Arial" w:hAnsi="Arial" w:cs="Arial"/>
+                <w:sz w:val="16"/>
+                <w:szCs w:val="16"/>
+                <w:lang w:val="ru-RU"/>
+              </w:rPr>
+              <w:t xml:space="preserve"> безвозвратные потери </w:t>
+            </w:r>
+            <w:proofErr w:type="gramStart"/>
+            <w:r>
+              <w:rPr>
+                <w:rFonts w:ascii="Arial" w:hAnsi="Arial" w:cs="Arial"/>
+                <w:sz w:val="16"/>
+                <w:szCs w:val="16"/>
+                <w:lang w:val="ru-RU"/>
+              </w:rPr>
+              <w:t>нации</w:t>
+            </w:r>
+            <w:proofErr w:type="gramEnd"/>
+            <w:r>
+              <w:rPr>
+                <w:rFonts w:ascii="Arial" w:hAnsi="Arial" w:cs="Arial"/>
+                <w:sz w:val="16"/>
+                <w:szCs w:val="16"/>
+                <w:lang w:val="ru-RU"/>
+              </w:rPr>
+              <w:t xml:space="preserve"> которые составляют 0,001</w:t>
             </w:r>
             <w:r>
               <w:rPr>
@@ -463,7 +514,27 @@
                 <w:szCs w:val="16"/>
                 <w:lang w:val="ru-RU"/>
               </w:rPr>
-              <w:t>% от общего числа армян проживавших на тот момент в СССР</w:t>
+              <w:t xml:space="preserve">% от общего числа </w:t>
+            </w:r>
+            <w:proofErr w:type="gramStart"/>
+            <w:r>
+              <w:rPr>
+                <w:rFonts w:ascii="Arial" w:hAnsi="Arial" w:cs="Arial"/>
+                <w:sz w:val="16"/>
+                <w:szCs w:val="16"/>
+                <w:lang w:val="ru-RU"/>
+              </w:rPr>
+              <w:t>армян</w:t>
+            </w:r>
+            <w:proofErr w:type="gramEnd"/>
+            <w:r>
+              <w:rPr>
+                <w:rFonts w:ascii="Arial" w:hAnsi="Arial" w:cs="Arial"/>
+                <w:sz w:val="16"/>
+                <w:szCs w:val="16"/>
+                <w:lang w:val="ru-RU"/>
+              </w:rPr>
+              <w:t xml:space="preserve"> проживавших на тот момент в СССР</w:t>
             </w:r>
             <w:r>
               <w:rPr>
@@ -628,7 +699,27 @@
                 <w:szCs w:val="16"/>
                 <w:lang w:val="ru-RU"/>
               </w:rPr>
-              <w:t>4 – расстреляны в годы войны, 1941-1942.</w:t>
+              <w:t xml:space="preserve">4 – расстреляны в годы войны, </w:t>
+            </w:r>
+            <w:proofErr w:type="gramStart"/>
+            <w:r>
+              <w:rPr>
+                <w:rFonts w:ascii="Arial" w:hAnsi="Arial" w:cs="Arial"/>
+                <w:sz w:val="16"/>
+                <w:szCs w:val="16"/>
+                <w:lang w:val="ru-RU"/>
+              </w:rPr>
+              <w:t>1941-1942</w:t>
+            </w:r>
+            <w:proofErr w:type="gramEnd"/>
+            <w:r>
+              <w:rPr>
+                <w:rFonts w:ascii="Arial" w:hAnsi="Arial" w:cs="Arial"/>
+                <w:sz w:val="16"/>
+                <w:szCs w:val="16"/>
+                <w:lang w:val="ru-RU"/>
+              </w:rPr>
+              <w:t>.</w:t>
             </w:r>
           </w:p>
           <w:p>
@@ -819,8 +910,19 @@
                 <w:szCs w:val="16"/>
                 <w:lang w:val="ru-RU"/>
               </w:rPr>
-              <w:t xml:space="preserve"> в возрастной группе: 36-40</w:t>
-            </w:r>
+              <w:t xml:space="preserve"> в возрастной группе: </w:t>
+            </w:r>
+            <w:proofErr w:type="gramStart"/>
+            <w:r>
+              <w:rPr>
+                <w:rFonts w:ascii="Arial" w:hAnsi="Arial" w:cs="Arial"/>
+                <w:sz w:val="16"/>
+                <w:szCs w:val="16"/>
+                <w:lang w:val="ru-RU"/>
+              </w:rPr>
+              <w:t>36-40</w:t>
+            </w:r>
+            <w:proofErr w:type="gramEnd"/>
             <w:r>
               <w:rPr>
                 <w:rFonts w:ascii="Arial" w:hAnsi="Arial" w:cs="Arial"/>
@@ -1338,8 +1440,21 @@
                 <w:szCs w:val="16"/>
                 <w:lang w:val="ru-RU"/>
               </w:rPr>
-              <w:t>: высшее/н.высшее</w:t>
-            </w:r>
+              <w:t>: высшее/</w:t>
+            </w:r>
+            <w:proofErr w:type="spellStart"/>
+            <w:proofErr w:type="gramStart"/>
+            <w:r>
+              <w:rPr>
+                <w:rFonts w:ascii="Arial" w:hAnsi="Arial" w:cs="Arial"/>
+                <w:sz w:val="16"/>
+                <w:szCs w:val="16"/>
+                <w:lang w:val="ru-RU"/>
+              </w:rPr>
+              <w:t>н.высшее</w:t>
+            </w:r>
+            <w:proofErr w:type="spellEnd"/>
+            <w:proofErr w:type="gramEnd"/>
             <w:r>
               <w:rPr>
                 <w:rFonts w:ascii="Arial" w:hAnsi="Arial" w:cs="Arial"/>
@@ -1610,6 +1725,7 @@
         </w:rPr>
         <w:t xml:space="preserve">, </w:t>
       </w:r>
+      <w:proofErr w:type="gramStart"/>
       <w:r>
         <w:rPr>
           <w:rFonts w:ascii="Arial" w:hAnsi="Arial" w:cs="Arial"/>
@@ -1641,7 +1757,19 @@
           <w:szCs w:val="16"/>
           <w:lang w:val="ru-RU"/>
         </w:rPr>
-        <w:t>1942 гг.</w:t>
+        <w:t>1942</w:t>
+      </w:r>
+      <w:proofErr w:type="gramEnd"/>
+      <w:r>
+        <w:rPr>
+          <w:rFonts w:ascii="Arial" w:hAnsi="Arial" w:cs="Arial"/>
+          <w:b/>
+          <w:bCs/>
+          <w:sz w:val="16"/>
+          <w:szCs w:val="16"/>
+          <w:lang w:val="ru-RU"/>
+        </w:rPr>
+        <w:t xml:space="preserve"> гг.</w:t>
       </w:r>
     </w:p>
     <w:p>
@@ -1660,23 +1788,55 @@
       </w:pPr>
       <w:r>
         <w:rPr>
+          <w:rFonts w:ascii="Arial" w:hAnsi="Arial" w:cs="Arial"/>
+          <w:b/>
+          <w:bCs/>
           <w:noProof/>
+          <w:sz w:val="16"/>
+          <w:szCs w:val="16"/>
+          <w:lang w:val="ru-RU"/>
         </w:rPr>
         <w:drawing>
-          <wp:inline distT="0" distB="0" distL="0" distR="0" wp14:anchorId="159ECF8C" wp14:editId="088CF259">
-            <wp:extent cx="3823138" cy="2031715"/>
-            <wp:effectExtent l="0" t="0" r="6350" b="6985"/>
-            <wp:docPr id="348586016" name="Chart 1">
-              <a:extLst xmlns:a="http://schemas.openxmlformats.org/drawingml/2006/main">
-                <a:ext uri="{FF2B5EF4-FFF2-40B4-BE49-F238E27FC236}">
-                  <a16:creationId xmlns:a16="http://schemas.microsoft.com/office/drawing/2014/main" id="{E5198A76-9DEC-463A-9D17-EA85FA92E405}"/>
-                </a:ext>
-              </a:extLst>
-            </wp:docPr>
-            <wp:cNvGraphicFramePr/>
+          <wp:inline distT="0" distB="0" distL="0" distR="0" wp14:anchorId="6696118C" wp14:editId="249AFF67">
+            <wp:extent cx="3834765" cy="2042160"/>
+            <wp:effectExtent l="0" t="0" r="0" b="0"/>
+            <wp:docPr id="1386160548" name="Picture 1"/>
+            <wp:cNvGraphicFramePr>
+              <a:graphicFrameLocks xmlns:a="http://schemas.openxmlformats.org/drawingml/2006/main" noChangeAspect="1"/>
+            </wp:cNvGraphicFramePr>
             <a:graphic xmlns:a="http://schemas.openxmlformats.org/drawingml/2006/main">
-              <a:graphicData uri="http://schemas.openxmlformats.org/drawingml/2006/chart">
-                <c:chart xmlns:c="http://schemas.openxmlformats.org/drawingml/2006/chart" xmlns:r="http://schemas.openxmlformats.org/officeDocument/2006/relationships" r:id="rId5"/>
+              <a:graphicData uri="http://schemas.openxmlformats.org/drawingml/2006/picture">
+                <pic:pic xmlns:pic="http://schemas.openxmlformats.org/drawingml/2006/picture">
+                  <pic:nvPicPr>
+                    <pic:cNvPr id="0" name="Picture 2"/>
+                    <pic:cNvPicPr>
+                      <a:picLocks noChangeAspect="1" noChangeArrowheads="1"/>
+                    </pic:cNvPicPr>
+                  </pic:nvPicPr>
+                  <pic:blipFill>
+                    <a:blip r:embed="rId5">
+                      <a:extLst>
+                        <a:ext uri="{28A0092B-C50C-407E-A947-70E740481C1C}">
+                          <a14:useLocalDpi xmlns:a14="http://schemas.microsoft.com/office/drawing/2010/main" val="0"/>
+                        </a:ext>
+                      </a:extLst>
+                    </a:blip>
+                    <a:srcRect/>
+                    <a:stretch>
+                      <a:fillRect/>
+                    </a:stretch>
+                  </pic:blipFill>
+                  <pic:spPr bwMode="auto">
+                    <a:xfrm>
+                      <a:off x="0" y="0"/>
+                      <a:ext cx="3834765" cy="2042160"/>
+                    </a:xfrm>
+                    <a:prstGeom prst="rect">
+                      <a:avLst/>
+                    </a:prstGeom>
+                    <a:noFill/>
+                  </pic:spPr>
+                </pic:pic>
               </a:graphicData>
             </a:graphic>
           </wp:inline>
@@ -1734,6 +1894,7 @@
         </w:rPr>
         <w:t xml:space="preserve"> ПО ВОЗРАСТАМ, </w:t>
       </w:r>
+      <w:proofErr w:type="gramStart"/>
       <w:r>
         <w:rPr>
           <w:rFonts w:ascii="Arial" w:hAnsi="Arial" w:cs="Arial"/>
@@ -1765,7 +1926,19 @@
           <w:szCs w:val="16"/>
           <w:lang w:val="ru-RU"/>
         </w:rPr>
-        <w:t>1942 гг.</w:t>
+        <w:t>1942</w:t>
+      </w:r>
+      <w:proofErr w:type="gramEnd"/>
+      <w:r>
+        <w:rPr>
+          <w:rFonts w:ascii="Arial" w:hAnsi="Arial" w:cs="Arial"/>
+          <w:b/>
+          <w:bCs/>
+          <w:sz w:val="16"/>
+          <w:szCs w:val="16"/>
+          <w:lang w:val="ru-RU"/>
+        </w:rPr>
+        <w:t xml:space="preserve"> гг.</w:t>
       </w:r>
     </w:p>
     <w:p>
@@ -1959,8 +2132,33 @@
                 <w:szCs w:val="16"/>
                 <w:lang w:val="ru-RU"/>
               </w:rPr>
-              <w:t xml:space="preserve">(Возрастой разброс </w:t>
-            </w:r>
+              <w:t>(</w:t>
+            </w:r>
+            <w:proofErr w:type="spellStart"/>
+            <w:r>
+              <w:rPr>
+                <w:rFonts w:ascii="Arial" w:hAnsi="Arial" w:cs="Arial"/>
+                <w:b/>
+                <w:bCs/>
+                <w:sz w:val="16"/>
+                <w:szCs w:val="16"/>
+                <w:lang w:val="ru-RU"/>
+              </w:rPr>
+              <w:t>Возрастой</w:t>
+            </w:r>
+            <w:proofErr w:type="spellEnd"/>
+            <w:r>
+              <w:rPr>
+                <w:rFonts w:ascii="Arial" w:hAnsi="Arial" w:cs="Arial"/>
+                <w:b/>
+                <w:bCs/>
+                <w:sz w:val="16"/>
+                <w:szCs w:val="16"/>
+                <w:lang w:val="ru-RU"/>
+              </w:rPr>
+              <w:t xml:space="preserve"> разброс </w:t>
+            </w:r>
+            <w:proofErr w:type="gramStart"/>
             <w:r>
               <w:rPr>
                 <w:rFonts w:ascii="Arial" w:hAnsi="Arial" w:cs="Arial"/>
@@ -2005,6 +2203,7 @@
               </w:rPr>
               <w:t>63</w:t>
             </w:r>
+            <w:proofErr w:type="gramEnd"/>
             <w:r>
               <w:rPr>
                 <w:rFonts w:ascii="Arial" w:hAnsi="Arial" w:cs="Arial"/>
@@ -2706,7 +2905,47 @@
                 <w:szCs w:val="16"/>
                 <w:lang w:val="ru-RU"/>
               </w:rPr>
-              <w:t>домохозяйка. Обвинение: 58-1-а УК ГССР. Приговор: тройка при НКВД ГССР (Кобулов, Церетели, Талахадзе, Морозов</w:t>
+              <w:t xml:space="preserve">домохозяйка. Обвинение: </w:t>
+            </w:r>
+            <w:proofErr w:type="gramStart"/>
+            <w:r>
+              <w:rPr>
+                <w:rFonts w:ascii="Arial" w:hAnsi="Arial" w:cs="Arial"/>
+                <w:sz w:val="16"/>
+                <w:szCs w:val="16"/>
+                <w:lang w:val="ru-RU"/>
+              </w:rPr>
+              <w:t>58-1</w:t>
+            </w:r>
+            <w:proofErr w:type="gramEnd"/>
+            <w:r>
+              <w:rPr>
+                <w:rFonts w:ascii="Arial" w:hAnsi="Arial" w:cs="Arial"/>
+                <w:sz w:val="16"/>
+                <w:szCs w:val="16"/>
+                <w:lang w:val="ru-RU"/>
+              </w:rPr>
+              <w:t xml:space="preserve">-а УК ГССР. Приговор: тройка при НКВД ГССР (Кобулов, Церетели, </w:t>
+            </w:r>
+            <w:proofErr w:type="spellStart"/>
+            <w:r>
+              <w:rPr>
+                <w:rFonts w:ascii="Arial" w:hAnsi="Arial" w:cs="Arial"/>
+                <w:sz w:val="16"/>
+                <w:szCs w:val="16"/>
+                <w:lang w:val="ru-RU"/>
+              </w:rPr>
+              <w:t>Талахадзе</w:t>
+            </w:r>
+            <w:proofErr w:type="spellEnd"/>
+            <w:r>
+              <w:rPr>
+                <w:rFonts w:ascii="Arial" w:hAnsi="Arial" w:cs="Arial"/>
+                <w:sz w:val="16"/>
+                <w:szCs w:val="16"/>
+                <w:lang w:val="ru-RU"/>
+              </w:rPr>
+              <w:t>, Морозов</w:t>
             </w:r>
             <w:r>
               <w:rPr>
@@ -2832,6 +3071,7 @@
                 <w:lang w:val="ru-RU"/>
               </w:rPr>
             </w:pPr>
+            <w:proofErr w:type="spellStart"/>
             <w:r>
               <w:rPr>
                 <w:rStyle w:val="Strong"/>
@@ -2840,8 +3080,31 @@
                 <w:szCs w:val="16"/>
                 <w:lang w:val="ru-RU"/>
               </w:rPr>
-              <w:t>Аллавердова Евгения Карапетовна</w:t>
-            </w:r>
+              <w:t>Аллавердова</w:t>
+            </w:r>
+            <w:proofErr w:type="spellEnd"/>
+            <w:r>
+              <w:rPr>
+                <w:rStyle w:val="Strong"/>
+                <w:rFonts w:ascii="Arial" w:hAnsi="Arial" w:cs="Arial"/>
+                <w:sz w:val="16"/>
+                <w:szCs w:val="16"/>
+                <w:lang w:val="ru-RU"/>
+              </w:rPr>
+              <w:t xml:space="preserve"> Евгения </w:t>
+            </w:r>
+            <w:proofErr w:type="spellStart"/>
+            <w:r>
+              <w:rPr>
+                <w:rStyle w:val="Strong"/>
+                <w:rFonts w:ascii="Arial" w:hAnsi="Arial" w:cs="Arial"/>
+                <w:sz w:val="16"/>
+                <w:szCs w:val="16"/>
+                <w:lang w:val="ru-RU"/>
+              </w:rPr>
+              <w:t>Карапетовна</w:t>
+            </w:r>
+            <w:proofErr w:type="spellEnd"/>
             <w:r>
               <w:rPr>
                 <w:rStyle w:val="Strong"/>
@@ -2891,7 +3154,37 @@
                 <w:szCs w:val="16"/>
                 <w:lang w:val="ru-RU"/>
               </w:rPr>
-              <w:t>1900 г.р., м.р.: г. Кутаиси, армянка, образование: среднее, член ВКП(б) с 1920</w:t>
+              <w:t xml:space="preserve">1900 г.р., </w:t>
+            </w:r>
+            <w:proofErr w:type="spellStart"/>
+            <w:r>
+              <w:rPr>
+                <w:rFonts w:ascii="Arial" w:hAnsi="Arial" w:cs="Arial"/>
+                <w:sz w:val="16"/>
+                <w:szCs w:val="16"/>
+                <w:lang w:val="ru-RU"/>
+              </w:rPr>
+              <w:t>м.р</w:t>
+            </w:r>
+            <w:proofErr w:type="spellEnd"/>
+            <w:r>
+              <w:rPr>
+                <w:rFonts w:ascii="Arial" w:hAnsi="Arial" w:cs="Arial"/>
+                <w:sz w:val="16"/>
+                <w:szCs w:val="16"/>
+                <w:lang w:val="ru-RU"/>
+              </w:rPr>
+              <w:t xml:space="preserve">.: г. Кутаиси, армянка, образование: среднее, член ВКП(б) с </w:t>
+            </w:r>
+            <w:proofErr w:type="gramStart"/>
+            <w:r>
+              <w:rPr>
+                <w:rFonts w:ascii="Arial" w:hAnsi="Arial" w:cs="Arial"/>
+                <w:sz w:val="16"/>
+                <w:szCs w:val="16"/>
+                <w:lang w:val="ru-RU"/>
+              </w:rPr>
+              <w:t>1920</w:t>
             </w:r>
             <w:r>
               <w:rPr>
@@ -2909,7 +3202,37 @@
                 <w:szCs w:val="16"/>
                 <w:lang w:val="ru-RU"/>
               </w:rPr>
-              <w:t xml:space="preserve">1927 гг., исключена за к-р троцкистскую деятельность. **Была арестована 25.09.1929 г. по ст. 58-10 УК ГССР за к-р троцкистскую деятельность. Постановлением Особого совещания Коллегии ОГПУ от 23.12.1929 г. была выслана в Азию сроком на 3 года. Постановлением того же органа от 14.08.1932 г. срок высылки продлен до 1934 г., </w:t>
+              <w:t>1927</w:t>
+            </w:r>
+            <w:proofErr w:type="gramEnd"/>
+            <w:r>
+              <w:rPr>
+                <w:rFonts w:ascii="Arial" w:hAnsi="Arial" w:cs="Arial"/>
+                <w:sz w:val="16"/>
+                <w:szCs w:val="16"/>
+                <w:lang w:val="ru-RU"/>
+              </w:rPr>
+              <w:t xml:space="preserve"> гг., исключена за к-р троцкистскую деятельность. **Была арестована 25.09.1929 г. по ст. </w:t>
+            </w:r>
+            <w:proofErr w:type="gramStart"/>
+            <w:r>
+              <w:rPr>
+                <w:rFonts w:ascii="Arial" w:hAnsi="Arial" w:cs="Arial"/>
+                <w:sz w:val="16"/>
+                <w:szCs w:val="16"/>
+                <w:lang w:val="ru-RU"/>
+              </w:rPr>
+              <w:t>58-10</w:t>
+            </w:r>
+            <w:proofErr w:type="gramEnd"/>
+            <w:r>
+              <w:rPr>
+                <w:rFonts w:ascii="Arial" w:hAnsi="Arial" w:cs="Arial"/>
+                <w:sz w:val="16"/>
+                <w:szCs w:val="16"/>
+                <w:lang w:val="ru-RU"/>
+              </w:rPr>
+              <w:t xml:space="preserve"> УК ГССР за к-р троцкистскую деятельность. Постановлением Особого совещания Коллегии ОГПУ от 23.12.1929 г. была выслана в Азию сроком на 3 года. Постановлением того же органа от 14.08.1932 г. срок высылки продлен до 1934 г., </w:t>
             </w:r>
             <w:r>
               <w:rPr>
@@ -2945,25 +3268,125 @@
                 <w:szCs w:val="16"/>
                 <w:lang w:val="ru-RU"/>
               </w:rPr>
-              <w:t xml:space="preserve"> Арестована 5-й отдел УГБ НКВД ГССР 08.08.1936 следователь: Фамилиант.</w:t>
-            </w:r>
-            <w:r>
-              <w:rPr>
-                <w:rFonts w:ascii="Arial" w:hAnsi="Arial" w:cs="Arial"/>
-                <w:sz w:val="16"/>
-                <w:szCs w:val="16"/>
-                <w:lang w:val="ru-RU"/>
-              </w:rPr>
-              <w:t xml:space="preserve"> </w:t>
-            </w:r>
-            <w:r>
-              <w:rPr>
-                <w:rFonts w:ascii="Arial" w:hAnsi="Arial" w:cs="Arial"/>
-                <w:sz w:val="16"/>
-                <w:szCs w:val="16"/>
-                <w:lang w:val="ru-RU"/>
-              </w:rPr>
-              <w:t>Обвинение: 58-8, 58-11 УК ГССР Приговор: ВК ВС СССР (состав: Матулевич, Орлов, Ждан, Батнер), 25.06.1937</w:t>
+              <w:t xml:space="preserve"> Арестована 5-й отдел УГБ НКВД ГССР 08.08.1936 следователь: </w:t>
+            </w:r>
+            <w:proofErr w:type="spellStart"/>
+            <w:r>
+              <w:rPr>
+                <w:rFonts w:ascii="Arial" w:hAnsi="Arial" w:cs="Arial"/>
+                <w:sz w:val="16"/>
+                <w:szCs w:val="16"/>
+                <w:lang w:val="ru-RU"/>
+              </w:rPr>
+              <w:t>Фамилиант</w:t>
+            </w:r>
+            <w:proofErr w:type="spellEnd"/>
+            <w:r>
+              <w:rPr>
+                <w:rFonts w:ascii="Arial" w:hAnsi="Arial" w:cs="Arial"/>
+                <w:sz w:val="16"/>
+                <w:szCs w:val="16"/>
+                <w:lang w:val="ru-RU"/>
+              </w:rPr>
+              <w:t>.</w:t>
+            </w:r>
+            <w:r>
+              <w:rPr>
+                <w:rFonts w:ascii="Arial" w:hAnsi="Arial" w:cs="Arial"/>
+                <w:sz w:val="16"/>
+                <w:szCs w:val="16"/>
+                <w:lang w:val="ru-RU"/>
+              </w:rPr>
+              <w:t xml:space="preserve"> </w:t>
+            </w:r>
+            <w:r>
+              <w:rPr>
+                <w:rFonts w:ascii="Arial" w:hAnsi="Arial" w:cs="Arial"/>
+                <w:sz w:val="16"/>
+                <w:szCs w:val="16"/>
+                <w:lang w:val="ru-RU"/>
+              </w:rPr>
+              <w:t xml:space="preserve">Обвинение: </w:t>
+            </w:r>
+            <w:proofErr w:type="gramStart"/>
+            <w:r>
+              <w:rPr>
+                <w:rFonts w:ascii="Arial" w:hAnsi="Arial" w:cs="Arial"/>
+                <w:sz w:val="16"/>
+                <w:szCs w:val="16"/>
+                <w:lang w:val="ru-RU"/>
+              </w:rPr>
+              <w:t>58-8</w:t>
+            </w:r>
+            <w:proofErr w:type="gramEnd"/>
+            <w:r>
+              <w:rPr>
+                <w:rFonts w:ascii="Arial" w:hAnsi="Arial" w:cs="Arial"/>
+                <w:sz w:val="16"/>
+                <w:szCs w:val="16"/>
+                <w:lang w:val="ru-RU"/>
+              </w:rPr>
+              <w:t xml:space="preserve">, </w:t>
+            </w:r>
+            <w:proofErr w:type="gramStart"/>
+            <w:r>
+              <w:rPr>
+                <w:rFonts w:ascii="Arial" w:hAnsi="Arial" w:cs="Arial"/>
+                <w:sz w:val="16"/>
+                <w:szCs w:val="16"/>
+                <w:lang w:val="ru-RU"/>
+              </w:rPr>
+              <w:t>58-11</w:t>
+            </w:r>
+            <w:proofErr w:type="gramEnd"/>
+            <w:r>
+              <w:rPr>
+                <w:rFonts w:ascii="Arial" w:hAnsi="Arial" w:cs="Arial"/>
+                <w:sz w:val="16"/>
+                <w:szCs w:val="16"/>
+                <w:lang w:val="ru-RU"/>
+              </w:rPr>
+              <w:t xml:space="preserve"> УК ГССР Приговор: ВК ВС СССР (состав: </w:t>
+            </w:r>
+            <w:proofErr w:type="spellStart"/>
+            <w:r>
+              <w:rPr>
+                <w:rFonts w:ascii="Arial" w:hAnsi="Arial" w:cs="Arial"/>
+                <w:sz w:val="16"/>
+                <w:szCs w:val="16"/>
+                <w:lang w:val="ru-RU"/>
+              </w:rPr>
+              <w:t>Матулевич</w:t>
+            </w:r>
+            <w:proofErr w:type="spellEnd"/>
+            <w:r>
+              <w:rPr>
+                <w:rFonts w:ascii="Arial" w:hAnsi="Arial" w:cs="Arial"/>
+                <w:sz w:val="16"/>
+                <w:szCs w:val="16"/>
+                <w:lang w:val="ru-RU"/>
+              </w:rPr>
+              <w:t xml:space="preserve">, Орлов, Ждан, </w:t>
+            </w:r>
+            <w:proofErr w:type="spellStart"/>
+            <w:r>
+              <w:rPr>
+                <w:rFonts w:ascii="Arial" w:hAnsi="Arial" w:cs="Arial"/>
+                <w:sz w:val="16"/>
+                <w:szCs w:val="16"/>
+                <w:lang w:val="ru-RU"/>
+              </w:rPr>
+              <w:t>Батнер</w:t>
+            </w:r>
+            <w:proofErr w:type="spellEnd"/>
+            <w:r>
+              <w:rPr>
+                <w:rFonts w:ascii="Arial" w:hAnsi="Arial" w:cs="Arial"/>
+                <w:sz w:val="16"/>
+                <w:szCs w:val="16"/>
+                <w:lang w:val="ru-RU"/>
+              </w:rPr>
+              <w:t>), 25.06.1937</w:t>
             </w:r>
             <w:r>
               <w:rPr>
@@ -3139,6 +3562,7 @@
                 <w:lang w:val="ru-RU"/>
               </w:rPr>
             </w:pPr>
+            <w:proofErr w:type="spellStart"/>
             <w:r>
               <w:rPr>
                 <w:rStyle w:val="Strong"/>
@@ -3147,7 +3571,18 @@
                 <w:szCs w:val="16"/>
                 <w:lang w:val="ru-RU"/>
               </w:rPr>
-              <w:t>Аллавердова Лейла Александровна</w:t>
+              <w:t>Аллавердова</w:t>
+            </w:r>
+            <w:proofErr w:type="spellEnd"/>
+            <w:r>
+              <w:rPr>
+                <w:rStyle w:val="Strong"/>
+                <w:rFonts w:ascii="Arial" w:hAnsi="Arial" w:cs="Arial"/>
+                <w:sz w:val="16"/>
+                <w:szCs w:val="16"/>
+                <w:lang w:val="ru-RU"/>
+              </w:rPr>
+              <w:t xml:space="preserve"> Лейла Александровна</w:t>
             </w:r>
             <w:r>
               <w:rPr>
@@ -3198,7 +3633,47 @@
                 <w:szCs w:val="16"/>
                 <w:lang w:val="ru-RU"/>
               </w:rPr>
-              <w:t xml:space="preserve">1901 г.р., м.р.: г. Тбилиси, армянка, образование: высшее, бывший член ВКП(б) с 1919 г., исключена в ноябре 1935 г. за связь с Вардиным. Консультант Закавказской конторы Управления сберкассами. Экономист. *В 1928 г. репрессировалась за троцкистскую деятельность, подала заявление об отходе от троцкизма, продолжая вести активную к-р троцкистскую работу. </w:t>
+              <w:t xml:space="preserve">1901 г.р., </w:t>
+            </w:r>
+            <w:proofErr w:type="spellStart"/>
+            <w:r>
+              <w:rPr>
+                <w:rFonts w:ascii="Arial" w:hAnsi="Arial" w:cs="Arial"/>
+                <w:sz w:val="16"/>
+                <w:szCs w:val="16"/>
+                <w:lang w:val="ru-RU"/>
+              </w:rPr>
+              <w:t>м.р</w:t>
+            </w:r>
+            <w:proofErr w:type="spellEnd"/>
+            <w:r>
+              <w:rPr>
+                <w:rFonts w:ascii="Arial" w:hAnsi="Arial" w:cs="Arial"/>
+                <w:sz w:val="16"/>
+                <w:szCs w:val="16"/>
+                <w:lang w:val="ru-RU"/>
+              </w:rPr>
+              <w:t xml:space="preserve">.: г. Тбилиси, армянка, образование: высшее, бывший член ВКП(б) с 1919 г., исключена в ноябре 1935 г. за связь с </w:t>
+            </w:r>
+            <w:proofErr w:type="spellStart"/>
+            <w:r>
+              <w:rPr>
+                <w:rFonts w:ascii="Arial" w:hAnsi="Arial" w:cs="Arial"/>
+                <w:sz w:val="16"/>
+                <w:szCs w:val="16"/>
+                <w:lang w:val="ru-RU"/>
+              </w:rPr>
+              <w:t>Вардиным</w:t>
+            </w:r>
+            <w:proofErr w:type="spellEnd"/>
+            <w:r>
+              <w:rPr>
+                <w:rFonts w:ascii="Arial" w:hAnsi="Arial" w:cs="Arial"/>
+                <w:sz w:val="16"/>
+                <w:szCs w:val="16"/>
+                <w:lang w:val="ru-RU"/>
+              </w:rPr>
+              <w:t xml:space="preserve">. Консультант Закавказской конторы Управления сберкассами. Экономист. *В 1928 г. репрессировалась за троцкистскую деятельность, подала заявление об отходе от троцкизма, продолжая вести активную к-р троцкистскую работу. </w:t>
             </w:r>
             <w:r>
               <w:rPr>
@@ -3234,25 +3709,125 @@
                 <w:szCs w:val="16"/>
                 <w:lang w:val="ru-RU"/>
               </w:rPr>
-              <w:t>Арестована 3-й отдел УГБ НКВД ГССР 20.07.1936 следователь: Кримян. Обвинение: 58-8, 58-11 УК ГССР</w:t>
-            </w:r>
-            <w:r>
-              <w:rPr>
-                <w:rFonts w:ascii="Arial" w:hAnsi="Arial" w:cs="Arial"/>
-                <w:sz w:val="16"/>
-                <w:szCs w:val="16"/>
-                <w:lang w:val="ru-RU"/>
-              </w:rPr>
-              <w:t xml:space="preserve"> </w:t>
-            </w:r>
-            <w:r>
-              <w:rPr>
-                <w:rFonts w:ascii="Arial" w:hAnsi="Arial" w:cs="Arial"/>
-                <w:sz w:val="16"/>
-                <w:szCs w:val="16"/>
-                <w:lang w:val="ru-RU"/>
-              </w:rPr>
-              <w:t>Приговор: ВК ВС СССР (состав: Матулевич, Орлов, Ждан, Батнер), 25.06.1937</w:t>
+              <w:t xml:space="preserve">Арестована 3-й отдел УГБ НКВД ГССР 20.07.1936 следователь: </w:t>
+            </w:r>
+            <w:proofErr w:type="spellStart"/>
+            <w:r>
+              <w:rPr>
+                <w:rFonts w:ascii="Arial" w:hAnsi="Arial" w:cs="Arial"/>
+                <w:sz w:val="16"/>
+                <w:szCs w:val="16"/>
+                <w:lang w:val="ru-RU"/>
+              </w:rPr>
+              <w:t>Кримян</w:t>
+            </w:r>
+            <w:proofErr w:type="spellEnd"/>
+            <w:r>
+              <w:rPr>
+                <w:rFonts w:ascii="Arial" w:hAnsi="Arial" w:cs="Arial"/>
+                <w:sz w:val="16"/>
+                <w:szCs w:val="16"/>
+                <w:lang w:val="ru-RU"/>
+              </w:rPr>
+              <w:t xml:space="preserve">. Обвинение: </w:t>
+            </w:r>
+            <w:proofErr w:type="gramStart"/>
+            <w:r>
+              <w:rPr>
+                <w:rFonts w:ascii="Arial" w:hAnsi="Arial" w:cs="Arial"/>
+                <w:sz w:val="16"/>
+                <w:szCs w:val="16"/>
+                <w:lang w:val="ru-RU"/>
+              </w:rPr>
+              <w:t>58-8</w:t>
+            </w:r>
+            <w:proofErr w:type="gramEnd"/>
+            <w:r>
+              <w:rPr>
+                <w:rFonts w:ascii="Arial" w:hAnsi="Arial" w:cs="Arial"/>
+                <w:sz w:val="16"/>
+                <w:szCs w:val="16"/>
+                <w:lang w:val="ru-RU"/>
+              </w:rPr>
+              <w:t xml:space="preserve">, </w:t>
+            </w:r>
+            <w:proofErr w:type="gramStart"/>
+            <w:r>
+              <w:rPr>
+                <w:rFonts w:ascii="Arial" w:hAnsi="Arial" w:cs="Arial"/>
+                <w:sz w:val="16"/>
+                <w:szCs w:val="16"/>
+                <w:lang w:val="ru-RU"/>
+              </w:rPr>
+              <w:t>58-11</w:t>
+            </w:r>
+            <w:proofErr w:type="gramEnd"/>
+            <w:r>
+              <w:rPr>
+                <w:rFonts w:ascii="Arial" w:hAnsi="Arial" w:cs="Arial"/>
+                <w:sz w:val="16"/>
+                <w:szCs w:val="16"/>
+                <w:lang w:val="ru-RU"/>
+              </w:rPr>
+              <w:t xml:space="preserve"> УК ГССР</w:t>
+            </w:r>
+            <w:r>
+              <w:rPr>
+                <w:rFonts w:ascii="Arial" w:hAnsi="Arial" w:cs="Arial"/>
+                <w:sz w:val="16"/>
+                <w:szCs w:val="16"/>
+                <w:lang w:val="ru-RU"/>
+              </w:rPr>
+              <w:t xml:space="preserve"> </w:t>
+            </w:r>
+            <w:r>
+              <w:rPr>
+                <w:rFonts w:ascii="Arial" w:hAnsi="Arial" w:cs="Arial"/>
+                <w:sz w:val="16"/>
+                <w:szCs w:val="16"/>
+                <w:lang w:val="ru-RU"/>
+              </w:rPr>
+              <w:t xml:space="preserve">Приговор: ВК ВС СССР (состав: </w:t>
+            </w:r>
+            <w:proofErr w:type="spellStart"/>
+            <w:r>
+              <w:rPr>
+                <w:rFonts w:ascii="Arial" w:hAnsi="Arial" w:cs="Arial"/>
+                <w:sz w:val="16"/>
+                <w:szCs w:val="16"/>
+                <w:lang w:val="ru-RU"/>
+              </w:rPr>
+              <w:t>Матулевич</w:t>
+            </w:r>
+            <w:proofErr w:type="spellEnd"/>
+            <w:r>
+              <w:rPr>
+                <w:rFonts w:ascii="Arial" w:hAnsi="Arial" w:cs="Arial"/>
+                <w:sz w:val="16"/>
+                <w:szCs w:val="16"/>
+                <w:lang w:val="ru-RU"/>
+              </w:rPr>
+              <w:t xml:space="preserve">, Орлов, Ждан, </w:t>
+            </w:r>
+            <w:proofErr w:type="spellStart"/>
+            <w:r>
+              <w:rPr>
+                <w:rFonts w:ascii="Arial" w:hAnsi="Arial" w:cs="Arial"/>
+                <w:sz w:val="16"/>
+                <w:szCs w:val="16"/>
+                <w:lang w:val="ru-RU"/>
+              </w:rPr>
+              <w:t>Батнер</w:t>
+            </w:r>
+            <w:proofErr w:type="spellEnd"/>
+            <w:r>
+              <w:rPr>
+                <w:rFonts w:ascii="Arial" w:hAnsi="Arial" w:cs="Arial"/>
+                <w:sz w:val="16"/>
+                <w:szCs w:val="16"/>
+                <w:lang w:val="ru-RU"/>
+              </w:rPr>
+              <w:t>), 25.06.1937</w:t>
             </w:r>
             <w:r>
               <w:rPr>
@@ -3423,17 +3998,67 @@
                 <w:lang w:val="ru-RU"/>
               </w:rPr>
             </w:pPr>
-            <w:r>
-              <w:rPr>
-                <w:rFonts w:ascii="Arial" w:hAnsi="Arial" w:cs="Arial"/>
-                <w:b/>
-                <w:bCs/>
-                <w:sz w:val="16"/>
-                <w:szCs w:val="16"/>
-                <w:lang w:val="ru-RU"/>
-              </w:rPr>
-              <w:t>Арамьян Епраксиня Герагиновна</w:t>
-            </w:r>
+            <w:proofErr w:type="spellStart"/>
+            <w:r>
+              <w:rPr>
+                <w:rFonts w:ascii="Arial" w:hAnsi="Arial" w:cs="Arial"/>
+                <w:b/>
+                <w:bCs/>
+                <w:sz w:val="16"/>
+                <w:szCs w:val="16"/>
+                <w:lang w:val="ru-RU"/>
+              </w:rPr>
+              <w:t>Арамьян</w:t>
+            </w:r>
+            <w:proofErr w:type="spellEnd"/>
+            <w:r>
+              <w:rPr>
+                <w:rFonts w:ascii="Arial" w:hAnsi="Arial" w:cs="Arial"/>
+                <w:b/>
+                <w:bCs/>
+                <w:sz w:val="16"/>
+                <w:szCs w:val="16"/>
+                <w:lang w:val="ru-RU"/>
+              </w:rPr>
+              <w:t xml:space="preserve"> </w:t>
+            </w:r>
+            <w:proofErr w:type="spellStart"/>
+            <w:r>
+              <w:rPr>
+                <w:rFonts w:ascii="Arial" w:hAnsi="Arial" w:cs="Arial"/>
+                <w:b/>
+                <w:bCs/>
+                <w:sz w:val="16"/>
+                <w:szCs w:val="16"/>
+                <w:lang w:val="ru-RU"/>
+              </w:rPr>
+              <w:t>Епраксиня</w:t>
+            </w:r>
+            <w:proofErr w:type="spellEnd"/>
+            <w:r>
+              <w:rPr>
+                <w:rFonts w:ascii="Arial" w:hAnsi="Arial" w:cs="Arial"/>
+                <w:b/>
+                <w:bCs/>
+                <w:sz w:val="16"/>
+                <w:szCs w:val="16"/>
+                <w:lang w:val="ru-RU"/>
+              </w:rPr>
+              <w:t xml:space="preserve"> </w:t>
+            </w:r>
+            <w:proofErr w:type="spellStart"/>
+            <w:r>
+              <w:rPr>
+                <w:rFonts w:ascii="Arial" w:hAnsi="Arial" w:cs="Arial"/>
+                <w:b/>
+                <w:bCs/>
+                <w:sz w:val="16"/>
+                <w:szCs w:val="16"/>
+                <w:lang w:val="ru-RU"/>
+              </w:rPr>
+              <w:t>Герагиновна</w:t>
+            </w:r>
+            <w:proofErr w:type="spellEnd"/>
             <w:r>
               <w:rPr>
                 <w:rFonts w:ascii="Arial" w:hAnsi="Arial" w:cs="Arial"/>
@@ -3492,8 +4117,19 @@
                 <w:szCs w:val="16"/>
                 <w:lang w:val="ru-RU"/>
               </w:rPr>
-              <w:t>Родилась в 1912 г., Турция, г. Ван; армянка; образование начальное; КарЛаг</w:t>
-            </w:r>
+              <w:t xml:space="preserve">Родилась в 1912 г., Турция, г. Ван; армянка; образование начальное; </w:t>
+            </w:r>
+            <w:proofErr w:type="spellStart"/>
+            <w:r>
+              <w:rPr>
+                <w:rFonts w:ascii="Arial" w:hAnsi="Arial" w:cs="Arial"/>
+                <w:sz w:val="16"/>
+                <w:szCs w:val="16"/>
+                <w:lang w:val="ru-RU"/>
+              </w:rPr>
+              <w:t>КарЛаг</w:t>
+            </w:r>
+            <w:proofErr w:type="spellEnd"/>
             <w:r>
               <w:rPr>
                 <w:rFonts w:ascii="Arial" w:hAnsi="Arial" w:cs="Arial"/>
@@ -3528,7 +4164,27 @@
                 <w:szCs w:val="16"/>
                 <w:lang w:val="ru-RU"/>
               </w:rPr>
-              <w:t xml:space="preserve"> Карагандинская обл. Долинское с., Арестована 20 ноября 1937 г. УНКВД по Карагандинской обл. Приговорена: Особая тройка УНКВД 8 декабря 1937 г., обв.: 58-10 УК РСФСР</w:t>
+              <w:t xml:space="preserve"> Карагандинская обл. Долинское с., Арестована 20 ноября 1937 г. УНКВД по Карагандинской обл. Приговорена: Особая тройка УНКВД 8 декабря 1937 г., </w:t>
+            </w:r>
+            <w:proofErr w:type="spellStart"/>
+            <w:r>
+              <w:rPr>
+                <w:rFonts w:ascii="Arial" w:hAnsi="Arial" w:cs="Arial"/>
+                <w:sz w:val="16"/>
+                <w:szCs w:val="16"/>
+                <w:lang w:val="ru-RU"/>
+              </w:rPr>
+              <w:t>обв</w:t>
+            </w:r>
+            <w:proofErr w:type="spellEnd"/>
+            <w:r>
+              <w:rPr>
+                <w:rFonts w:ascii="Arial" w:hAnsi="Arial" w:cs="Arial"/>
+                <w:sz w:val="16"/>
+                <w:szCs w:val="16"/>
+                <w:lang w:val="ru-RU"/>
+              </w:rPr>
+              <w:t>.: 58-10 УК РСФСР</w:t>
             </w:r>
             <w:r>
               <w:rPr>
@@ -3659,8 +4315,20 @@
                 <w:szCs w:val="16"/>
                 <w:lang w:val="ru-RU"/>
               </w:rPr>
-              <w:t>Арутюнян Маро Галустовна</w:t>
-            </w:r>
+              <w:t xml:space="preserve">Арутюнян Маро </w:t>
+            </w:r>
+            <w:proofErr w:type="spellStart"/>
+            <w:r>
+              <w:rPr>
+                <w:rFonts w:ascii="Arial" w:hAnsi="Arial" w:cs="Arial"/>
+                <w:b/>
+                <w:sz w:val="16"/>
+                <w:szCs w:val="16"/>
+                <w:lang w:val="ru-RU"/>
+              </w:rPr>
+              <w:t>Галустовна</w:t>
+            </w:r>
+            <w:proofErr w:type="spellEnd"/>
             <w:r>
               <w:rPr>
                 <w:rFonts w:ascii="Arial" w:hAnsi="Arial" w:cs="Arial"/>
@@ -3884,6 +4552,7 @@
                 <w:lang w:val="ru-RU"/>
               </w:rPr>
             </w:pPr>
+            <w:proofErr w:type="spellStart"/>
             <w:r>
               <w:rPr>
                 <w:rFonts w:ascii="Arial" w:hAnsi="Arial" w:cs="Arial"/>
@@ -3893,7 +4562,19 @@
                 <w:szCs w:val="16"/>
                 <w:lang w:val="ru-RU"/>
               </w:rPr>
-              <w:t>Асмаянц Елизавета Николаевна</w:t>
+              <w:t>Асмаянц</w:t>
+            </w:r>
+            <w:proofErr w:type="spellEnd"/>
+            <w:r>
+              <w:rPr>
+                <w:rFonts w:ascii="Arial" w:hAnsi="Arial" w:cs="Arial"/>
+                <w:b/>
+                <w:color w:val="000080"/>
+                <w:sz w:val="16"/>
+                <w:szCs w:val="16"/>
+                <w:lang w:val="ru-RU"/>
+              </w:rPr>
+              <w:t xml:space="preserve"> Елизавета Николаевна</w:t>
             </w:r>
             <w:r>
               <w:rPr>
@@ -3962,7 +4643,27 @@
                 <w:szCs w:val="16"/>
                 <w:lang w:val="ru-RU"/>
               </w:rPr>
-              <w:t>в 1899 г., г.Краснодар.; Врач.</w:t>
+              <w:t xml:space="preserve">в 1899 г., </w:t>
+            </w:r>
+            <w:proofErr w:type="spellStart"/>
+            <w:r>
+              <w:rPr>
+                <w:rFonts w:ascii="Arial" w:hAnsi="Arial" w:cs="Arial"/>
+                <w:sz w:val="16"/>
+                <w:szCs w:val="16"/>
+                <w:lang w:val="ru-RU"/>
+              </w:rPr>
+              <w:t>г.Краснодар</w:t>
+            </w:r>
+            <w:proofErr w:type="spellEnd"/>
+            <w:r>
+              <w:rPr>
+                <w:rFonts w:ascii="Arial" w:hAnsi="Arial" w:cs="Arial"/>
+                <w:sz w:val="16"/>
+                <w:szCs w:val="16"/>
+                <w:lang w:val="ru-RU"/>
+              </w:rPr>
+              <w:t>.; Врач.</w:t>
             </w:r>
             <w:r>
               <w:rPr>
@@ -4107,7 +4808,29 @@
                 <w:szCs w:val="16"/>
                 <w:lang w:val="ru-RU"/>
               </w:rPr>
-              <w:t>Бабаян Анаида Артемьевна</w:t>
+              <w:t xml:space="preserve">Бабаян </w:t>
+            </w:r>
+            <w:proofErr w:type="spellStart"/>
+            <w:r>
+              <w:rPr>
+                <w:rFonts w:ascii="Arial" w:hAnsi="Arial" w:cs="Arial"/>
+                <w:b/>
+                <w:sz w:val="16"/>
+                <w:szCs w:val="16"/>
+                <w:lang w:val="ru-RU"/>
+              </w:rPr>
+              <w:t>Анаида</w:t>
+            </w:r>
+            <w:proofErr w:type="spellEnd"/>
+            <w:r>
+              <w:rPr>
+                <w:rFonts w:ascii="Arial" w:hAnsi="Arial" w:cs="Arial"/>
+                <w:b/>
+                <w:sz w:val="16"/>
+                <w:szCs w:val="16"/>
+                <w:lang w:val="ru-RU"/>
+              </w:rPr>
+              <w:t xml:space="preserve"> Артемьевна</w:t>
             </w:r>
             <w:r>
               <w:rPr>
@@ -4165,7 +4888,27 @@
                 <w:szCs w:val="16"/>
                 <w:lang w:val="ru-RU"/>
               </w:rPr>
-              <w:t>Родилась в 1901 г., с.Иманшалу Эриванской губ.; армянка; образование высшее; член ВКП(б); БОЗ (последнее место работы</w:t>
+              <w:t xml:space="preserve">Родилась в 1901 г., </w:t>
+            </w:r>
+            <w:proofErr w:type="spellStart"/>
+            <w:r>
+              <w:rPr>
+                <w:rFonts w:ascii="Arial" w:hAnsi="Arial" w:cs="Arial"/>
+                <w:sz w:val="16"/>
+                <w:szCs w:val="16"/>
+                <w:lang w:val="ru-RU"/>
+              </w:rPr>
+              <w:t>с.Иманшалу</w:t>
+            </w:r>
+            <w:proofErr w:type="spellEnd"/>
+            <w:r>
+              <w:rPr>
+                <w:rFonts w:ascii="Arial" w:hAnsi="Arial" w:cs="Arial"/>
+                <w:sz w:val="16"/>
+                <w:szCs w:val="16"/>
+                <w:lang w:val="ru-RU"/>
+              </w:rPr>
+              <w:t xml:space="preserve"> Эриванской губ.; армянка; образование высшее; член ВКП(б); БОЗ (последнее место работы</w:t>
             </w:r>
             <w:r>
               <w:rPr>
@@ -4183,7 +4926,27 @@
                 <w:szCs w:val="16"/>
                 <w:lang w:val="ru-RU"/>
               </w:rPr>
-              <w:t>начальник планово-экономического отдела треста "Запсибзолото" в Новосибирске)</w:t>
+              <w:t>начальник планово-экономического отдела треста "</w:t>
+            </w:r>
+            <w:proofErr w:type="spellStart"/>
+            <w:r>
+              <w:rPr>
+                <w:rFonts w:ascii="Arial" w:hAnsi="Arial" w:cs="Arial"/>
+                <w:sz w:val="16"/>
+                <w:szCs w:val="16"/>
+                <w:lang w:val="ru-RU"/>
+              </w:rPr>
+              <w:t>Запсибзолото</w:t>
+            </w:r>
+            <w:proofErr w:type="spellEnd"/>
+            <w:r>
+              <w:rPr>
+                <w:rFonts w:ascii="Arial" w:hAnsi="Arial" w:cs="Arial"/>
+                <w:sz w:val="16"/>
+                <w:szCs w:val="16"/>
+                <w:lang w:val="ru-RU"/>
+              </w:rPr>
+              <w:t>" в Новосибирске)</w:t>
             </w:r>
             <w:r>
               <w:rPr>
@@ -4255,7 +5018,27 @@
                 <w:szCs w:val="16"/>
                 <w:lang w:val="ru-RU"/>
               </w:rPr>
-              <w:t>Приговорена: ВКВС СССР 15 ноября 1937 г., обв.:</w:t>
+              <w:t xml:space="preserve">Приговорена: ВКВС СССР 15 ноября 1937 г., </w:t>
+            </w:r>
+            <w:proofErr w:type="spellStart"/>
+            <w:r>
+              <w:rPr>
+                <w:rFonts w:ascii="Arial" w:hAnsi="Arial" w:cs="Arial"/>
+                <w:sz w:val="16"/>
+                <w:szCs w:val="16"/>
+                <w:lang w:val="ru-RU"/>
+              </w:rPr>
+              <w:t>обв</w:t>
+            </w:r>
+            <w:proofErr w:type="spellEnd"/>
+            <w:r>
+              <w:rPr>
+                <w:rFonts w:ascii="Arial" w:hAnsi="Arial" w:cs="Arial"/>
+                <w:sz w:val="16"/>
+                <w:szCs w:val="16"/>
+                <w:lang w:val="ru-RU"/>
+              </w:rPr>
+              <w:t>.:</w:t>
             </w:r>
             <w:r>
               <w:rPr>
@@ -4446,16 +5229,29 @@
                 <w:lang w:val="ru-RU"/>
               </w:rPr>
             </w:pPr>
-            <w:r>
-              <w:rPr>
-                <w:rFonts w:ascii="Arial" w:hAnsi="Arial" w:cs="Arial"/>
-                <w:b/>
-                <w:bCs/>
-                <w:sz w:val="16"/>
-                <w:szCs w:val="16"/>
-                <w:lang w:val="ru-RU"/>
-              </w:rPr>
-              <w:t>Вашакидзе Екатерина Иосифовна</w:t>
+            <w:proofErr w:type="spellStart"/>
+            <w:r>
+              <w:rPr>
+                <w:rFonts w:ascii="Arial" w:hAnsi="Arial" w:cs="Arial"/>
+                <w:b/>
+                <w:bCs/>
+                <w:sz w:val="16"/>
+                <w:szCs w:val="16"/>
+                <w:lang w:val="ru-RU"/>
+              </w:rPr>
+              <w:t>Вашакидзе</w:t>
+            </w:r>
+            <w:proofErr w:type="spellEnd"/>
+            <w:r>
+              <w:rPr>
+                <w:rFonts w:ascii="Arial" w:hAnsi="Arial" w:cs="Arial"/>
+                <w:b/>
+                <w:bCs/>
+                <w:sz w:val="16"/>
+                <w:szCs w:val="16"/>
+                <w:lang w:val="ru-RU"/>
+              </w:rPr>
+              <w:t xml:space="preserve"> Екатерина Иосифовна</w:t>
             </w:r>
             <w:r>
               <w:rPr>
@@ -4509,7 +5305,37 @@
                 <w:szCs w:val="16"/>
                 <w:lang w:val="ru-RU"/>
               </w:rPr>
-              <w:t>Род. в 1892, г. Тбилиси, армянка. Род занятий: до ареста архитектор Кавтранспроекта. Осуждена Тройкой при НКВД ГССР 03.03.1938. Мера наказания: расстрел с конфискацией личного имущества. Дата расстрела: 04.03.1938</w:t>
+              <w:t xml:space="preserve">Род. в 1892, г. Тбилиси, армянка. Род занятий: до ареста архитектор </w:t>
+            </w:r>
+            <w:proofErr w:type="spellStart"/>
+            <w:r>
+              <w:rPr>
+                <w:rFonts w:ascii="Arial" w:hAnsi="Arial" w:cs="Arial"/>
+                <w:sz w:val="16"/>
+                <w:szCs w:val="16"/>
+                <w:lang w:val="ru-RU"/>
+              </w:rPr>
+              <w:t>Кавтранспроекта</w:t>
+            </w:r>
+            <w:proofErr w:type="spellEnd"/>
+            <w:r>
+              <w:rPr>
+                <w:rFonts w:ascii="Arial" w:hAnsi="Arial" w:cs="Arial"/>
+                <w:sz w:val="16"/>
+                <w:szCs w:val="16"/>
+                <w:lang w:val="ru-RU"/>
+              </w:rPr>
+              <w:t>. Осуждена Тройкой при НКВД ГССР 03.03.1938. Мера наказания: расстрел с конфискацией личного имущества. Дата расстрела: 04.</w:t>
+            </w:r>
+            <w:proofErr w:type="gramStart"/>
+            <w:r>
+              <w:rPr>
+                <w:rFonts w:ascii="Arial" w:hAnsi="Arial" w:cs="Arial"/>
+                <w:sz w:val="16"/>
+                <w:szCs w:val="16"/>
+                <w:lang w:val="ru-RU"/>
+              </w:rPr>
+              <w:t>03.1938</w:t>
             </w:r>
             <w:r>
               <w:rPr>
@@ -4527,7 +5353,17 @@
                 <w:szCs w:val="16"/>
                 <w:lang w:val="ru-RU"/>
               </w:rPr>
-              <w:t>Список от 14 февраля 1938г.</w:t>
+              <w:t>Список</w:t>
+            </w:r>
+            <w:proofErr w:type="gramEnd"/>
+            <w:r>
+              <w:rPr>
+                <w:rFonts w:ascii="Arial" w:hAnsi="Arial" w:cs="Arial"/>
+                <w:sz w:val="16"/>
+                <w:szCs w:val="16"/>
+                <w:lang w:val="ru-RU"/>
+              </w:rPr>
+              <w:t xml:space="preserve"> от 14 февраля 1938г.</w:t>
             </w:r>
             <w:r>
               <w:rPr>
@@ -4672,17 +5508,43 @@
                 <w:lang w:val="ru-RU"/>
               </w:rPr>
             </w:pPr>
-            <w:r>
-              <w:rPr>
-                <w:rFonts w:ascii="Arial" w:hAnsi="Arial" w:cs="Arial"/>
-                <w:b/>
-                <w:bCs/>
-                <w:sz w:val="16"/>
-                <w:szCs w:val="16"/>
-                <w:lang w:val="ru-RU"/>
-              </w:rPr>
-              <w:t>Гарсоева Анна Мартыновна</w:t>
-            </w:r>
+            <w:proofErr w:type="spellStart"/>
+            <w:r>
+              <w:rPr>
+                <w:rFonts w:ascii="Arial" w:hAnsi="Arial" w:cs="Arial"/>
+                <w:b/>
+                <w:bCs/>
+                <w:sz w:val="16"/>
+                <w:szCs w:val="16"/>
+                <w:lang w:val="ru-RU"/>
+              </w:rPr>
+              <w:t>Гарсоева</w:t>
+            </w:r>
+            <w:proofErr w:type="spellEnd"/>
+            <w:r>
+              <w:rPr>
+                <w:rFonts w:ascii="Arial" w:hAnsi="Arial" w:cs="Arial"/>
+                <w:b/>
+                <w:bCs/>
+                <w:sz w:val="16"/>
+                <w:szCs w:val="16"/>
+                <w:lang w:val="ru-RU"/>
+              </w:rPr>
+              <w:t xml:space="preserve"> Анна </w:t>
+            </w:r>
+            <w:proofErr w:type="spellStart"/>
+            <w:r>
+              <w:rPr>
+                <w:rFonts w:ascii="Arial" w:hAnsi="Arial" w:cs="Arial"/>
+                <w:b/>
+                <w:bCs/>
+                <w:sz w:val="16"/>
+                <w:szCs w:val="16"/>
+                <w:lang w:val="ru-RU"/>
+              </w:rPr>
+              <w:t>Мартыновна</w:t>
+            </w:r>
+            <w:proofErr w:type="spellEnd"/>
             <w:r>
               <w:rPr>
                 <w:rFonts w:ascii="Arial" w:hAnsi="Arial" w:cs="Arial"/>
@@ -4788,8 +5650,22 @@
                 <w:szCs w:val="16"/>
                 <w:lang w:val="ru-RU"/>
               </w:rPr>
-              <w:t>Ленинградский мартиролог: 1937-1938</w:t>
-            </w:r>
+              <w:t xml:space="preserve">Ленинградский мартиролог: </w:t>
+            </w:r>
+            <w:proofErr w:type="gramStart"/>
+            <w:r>
+              <w:rPr>
+                <w:rFonts w:ascii="Arial" w:hAnsi="Arial" w:cs="Arial"/>
+                <w:b/>
+                <w:bCs/>
+                <w:iCs/>
+                <w:sz w:val="16"/>
+                <w:szCs w:val="16"/>
+                <w:lang w:val="ru-RU"/>
+              </w:rPr>
+              <w:t>1937-1938</w:t>
+            </w:r>
+            <w:proofErr w:type="gramEnd"/>
             <w:r>
               <w:rPr>
                 <w:rFonts w:ascii="Arial" w:hAnsi="Arial" w:cs="Arial"/>
@@ -4862,16 +5738,29 @@
                 <w:lang w:val="ru-RU"/>
               </w:rPr>
             </w:pPr>
-            <w:r>
-              <w:rPr>
-                <w:rFonts w:ascii="Arial" w:hAnsi="Arial" w:cs="Arial"/>
-                <w:b/>
-                <w:bCs/>
-                <w:sz w:val="16"/>
-                <w:szCs w:val="16"/>
-                <w:lang w:val="ru-RU"/>
-              </w:rPr>
-              <w:t>Гергусян Раиса Егоровна</w:t>
+            <w:proofErr w:type="spellStart"/>
+            <w:r>
+              <w:rPr>
+                <w:rFonts w:ascii="Arial" w:hAnsi="Arial" w:cs="Arial"/>
+                <w:b/>
+                <w:bCs/>
+                <w:sz w:val="16"/>
+                <w:szCs w:val="16"/>
+                <w:lang w:val="ru-RU"/>
+              </w:rPr>
+              <w:t>Гергусян</w:t>
+            </w:r>
+            <w:proofErr w:type="spellEnd"/>
+            <w:r>
+              <w:rPr>
+                <w:rFonts w:ascii="Arial" w:hAnsi="Arial" w:cs="Arial"/>
+                <w:b/>
+                <w:bCs/>
+                <w:sz w:val="16"/>
+                <w:szCs w:val="16"/>
+                <w:lang w:val="ru-RU"/>
+              </w:rPr>
+              <w:t xml:space="preserve"> Раиса Егоровна</w:t>
             </w:r>
             <w:r>
               <w:rPr>
@@ -5121,8 +6010,21 @@
                 <w:szCs w:val="16"/>
                 <w:lang w:val="ru-RU"/>
               </w:rPr>
-              <w:t>Давтян Мария Нерсесовна</w:t>
-            </w:r>
+              <w:t xml:space="preserve">Давтян Мария </w:t>
+            </w:r>
+            <w:proofErr w:type="spellStart"/>
+            <w:r>
+              <w:rPr>
+                <w:rFonts w:ascii="Arial" w:hAnsi="Arial" w:cs="Arial"/>
+                <w:b/>
+                <w:bCs/>
+                <w:sz w:val="16"/>
+                <w:szCs w:val="16"/>
+                <w:lang w:val="ru-RU"/>
+              </w:rPr>
+              <w:t>Нерсесовна</w:t>
+            </w:r>
+            <w:proofErr w:type="spellEnd"/>
             <w:r>
               <w:rPr>
                 <w:rFonts w:ascii="Arial" w:hAnsi="Arial" w:cs="Arial"/>
@@ -5222,6 +6124,7 @@
               </w:rPr>
               <w:t xml:space="preserve"> </w:t>
             </w:r>
+            <w:proofErr w:type="gramStart"/>
             <w:r>
               <w:rPr>
                 <w:rFonts w:ascii="Arial" w:hAnsi="Arial" w:cs="Arial"/>
@@ -5240,14 +6143,35 @@
               </w:rPr>
               <w:t>,</w:t>
             </w:r>
-            <w:r>
-              <w:rPr>
-                <w:rFonts w:ascii="Arial" w:hAnsi="Arial" w:cs="Arial"/>
-                <w:sz w:val="16"/>
-                <w:szCs w:val="16"/>
-                <w:lang w:val="ru-RU"/>
-              </w:rPr>
-              <w:t xml:space="preserve"> обв.:</w:t>
+            <w:proofErr w:type="gramEnd"/>
+            <w:r>
+              <w:rPr>
+                <w:rFonts w:ascii="Arial" w:hAnsi="Arial" w:cs="Arial"/>
+                <w:sz w:val="16"/>
+                <w:szCs w:val="16"/>
+                <w:lang w:val="ru-RU"/>
+              </w:rPr>
+              <w:t xml:space="preserve"> </w:t>
+            </w:r>
+            <w:proofErr w:type="spellStart"/>
+            <w:r>
+              <w:rPr>
+                <w:rFonts w:ascii="Arial" w:hAnsi="Arial" w:cs="Arial"/>
+                <w:sz w:val="16"/>
+                <w:szCs w:val="16"/>
+                <w:lang w:val="ru-RU"/>
+              </w:rPr>
+              <w:t>обв</w:t>
+            </w:r>
+            <w:proofErr w:type="spellEnd"/>
+            <w:r>
+              <w:rPr>
+                <w:rFonts w:ascii="Arial" w:hAnsi="Arial" w:cs="Arial"/>
+                <w:sz w:val="16"/>
+                <w:szCs w:val="16"/>
+                <w:lang w:val="ru-RU"/>
+              </w:rPr>
+              <w:t>.:</w:t>
             </w:r>
             <w:r>
               <w:rPr>
@@ -5274,7 +6198,67 @@
                 <w:lang w:val="ru-RU"/>
               </w:rPr>
               <w:br/>
-              <w:t xml:space="preserve">Приговор: Прибыла в Карлаг. Отбывая меру наказания в Карлаге была осуждена вторично 19.04.1942 г. Областной Судебной Коллегией Карагандинского облсуда по ст. 58-10 ч. 2 УК РСФСР к высшей мере наказания. Приговор приведен в исполнение 30.07.1942 г. </w:t>
+              <w:t>Приговор</w:t>
+            </w:r>
+            <w:proofErr w:type="gramStart"/>
+            <w:r>
+              <w:rPr>
+                <w:rFonts w:ascii="Arial" w:hAnsi="Arial" w:cs="Arial"/>
+                <w:sz w:val="16"/>
+                <w:szCs w:val="16"/>
+                <w:lang w:val="ru-RU"/>
+              </w:rPr>
+              <w:t>: Прибыла</w:t>
+            </w:r>
+            <w:proofErr w:type="gramEnd"/>
+            <w:r>
+              <w:rPr>
+                <w:rFonts w:ascii="Arial" w:hAnsi="Arial" w:cs="Arial"/>
+                <w:sz w:val="16"/>
+                <w:szCs w:val="16"/>
+                <w:lang w:val="ru-RU"/>
+              </w:rPr>
+              <w:t xml:space="preserve"> в Карлаг. Отбывая меру наказания в </w:t>
+            </w:r>
+            <w:proofErr w:type="gramStart"/>
+            <w:r>
+              <w:rPr>
+                <w:rFonts w:ascii="Arial" w:hAnsi="Arial" w:cs="Arial"/>
+                <w:sz w:val="16"/>
+                <w:szCs w:val="16"/>
+                <w:lang w:val="ru-RU"/>
+              </w:rPr>
+              <w:t>Карлаге</w:t>
+            </w:r>
+            <w:proofErr w:type="gramEnd"/>
+            <w:r>
+              <w:rPr>
+                <w:rFonts w:ascii="Arial" w:hAnsi="Arial" w:cs="Arial"/>
+                <w:sz w:val="16"/>
+                <w:szCs w:val="16"/>
+                <w:lang w:val="ru-RU"/>
+              </w:rPr>
+              <w:t xml:space="preserve"> была осуждена вторично 19.04.1942 г. Областной Судебной Коллегией Карагандинского облсуда по ст. </w:t>
+            </w:r>
+            <w:proofErr w:type="gramStart"/>
+            <w:r>
+              <w:rPr>
+                <w:rFonts w:ascii="Arial" w:hAnsi="Arial" w:cs="Arial"/>
+                <w:sz w:val="16"/>
+                <w:szCs w:val="16"/>
+                <w:lang w:val="ru-RU"/>
+              </w:rPr>
+              <w:t>58-10</w:t>
+            </w:r>
+            <w:proofErr w:type="gramEnd"/>
+            <w:r>
+              <w:rPr>
+                <w:rFonts w:ascii="Arial" w:hAnsi="Arial" w:cs="Arial"/>
+                <w:sz w:val="16"/>
+                <w:szCs w:val="16"/>
+                <w:lang w:val="ru-RU"/>
+              </w:rPr>
+              <w:t xml:space="preserve"> ч. 2 УК РСФСР к высшей мере наказания. Приговор приведен в исполнение 30.07.1942 г. </w:t>
             </w:r>
           </w:p>
           <w:p>
@@ -5317,7 +6301,33 @@
                 <w:szCs w:val="16"/>
                 <w:lang w:val="ru-RU"/>
               </w:rPr>
-              <w:t>Книга памяти "Узницы АЛЖИРа"</w:t>
+              <w:t xml:space="preserve">Книга памяти "Узницы </w:t>
+            </w:r>
+            <w:proofErr w:type="spellStart"/>
+            <w:r>
+              <w:rPr>
+                <w:rFonts w:ascii="Arial" w:hAnsi="Arial" w:cs="Arial"/>
+                <w:b/>
+                <w:bCs/>
+                <w:iCs/>
+                <w:sz w:val="16"/>
+                <w:szCs w:val="16"/>
+                <w:lang w:val="ru-RU"/>
+              </w:rPr>
+              <w:t>АЛЖИРа</w:t>
+            </w:r>
+            <w:proofErr w:type="spellEnd"/>
+            <w:r>
+              <w:rPr>
+                <w:rFonts w:ascii="Arial" w:hAnsi="Arial" w:cs="Arial"/>
+                <w:b/>
+                <w:bCs/>
+                <w:iCs/>
+                <w:sz w:val="16"/>
+                <w:szCs w:val="16"/>
+                <w:lang w:val="ru-RU"/>
+              </w:rPr>
+              <w:t>"</w:t>
             </w:r>
             <w:r>
               <w:rPr>
@@ -5391,6 +6401,7 @@
                 <w:lang w:val="ru-RU"/>
               </w:rPr>
             </w:pPr>
+            <w:proofErr w:type="spellStart"/>
             <w:r>
               <w:rPr>
                 <w:rFonts w:ascii="Arial" w:hAnsi="Arial" w:cs="Arial"/>
@@ -5401,7 +6412,19 @@
                 <w:lang w:val="ru-RU"/>
               </w:rPr>
               <w:lastRenderedPageBreak/>
-              <w:t>Долуханова Елизавета Исаевна</w:t>
+              <w:t>Долуханова</w:t>
+            </w:r>
+            <w:proofErr w:type="spellEnd"/>
+            <w:r>
+              <w:rPr>
+                <w:rFonts w:ascii="Arial" w:hAnsi="Arial" w:cs="Arial"/>
+                <w:b/>
+                <w:bCs/>
+                <w:sz w:val="16"/>
+                <w:szCs w:val="16"/>
+                <w:lang w:val="ru-RU"/>
+              </w:rPr>
+              <w:t xml:space="preserve"> Елизавета Исаевна</w:t>
             </w:r>
             <w:r>
               <w:rPr>
@@ -5523,7 +6546,33 @@
                 <w:szCs w:val="16"/>
                 <w:lang w:val="ru-RU"/>
               </w:rPr>
-              <w:t>Ленинградский мартиролог: 1937-1938, том 10</w:t>
+              <w:t xml:space="preserve">Ленинградский мартиролог: </w:t>
+            </w:r>
+            <w:proofErr w:type="gramStart"/>
+            <w:r>
+              <w:rPr>
+                <w:rFonts w:ascii="Arial" w:hAnsi="Arial" w:cs="Arial"/>
+                <w:b/>
+                <w:bCs/>
+                <w:iCs/>
+                <w:sz w:val="16"/>
+                <w:szCs w:val="16"/>
+                <w:lang w:val="ru-RU"/>
+              </w:rPr>
+              <w:t>1937-1938</w:t>
+            </w:r>
+            <w:proofErr w:type="gramEnd"/>
+            <w:r>
+              <w:rPr>
+                <w:rFonts w:ascii="Arial" w:hAnsi="Arial" w:cs="Arial"/>
+                <w:b/>
+                <w:bCs/>
+                <w:iCs/>
+                <w:sz w:val="16"/>
+                <w:szCs w:val="16"/>
+                <w:lang w:val="ru-RU"/>
+              </w:rPr>
+              <w:t>, том 10</w:t>
             </w:r>
             <w:r>
               <w:rPr>
@@ -5609,16 +6658,29 @@
                 <w:lang w:val="ru-RU"/>
               </w:rPr>
             </w:pPr>
-            <w:r>
-              <w:rPr>
-                <w:rFonts w:ascii="Arial" w:hAnsi="Arial" w:cs="Arial"/>
-                <w:b/>
-                <w:bCs/>
-                <w:sz w:val="16"/>
-                <w:szCs w:val="16"/>
-                <w:lang w:val="ru-RU"/>
-              </w:rPr>
-              <w:t>Залиева Нина Захаровна</w:t>
+            <w:proofErr w:type="spellStart"/>
+            <w:r>
+              <w:rPr>
+                <w:rFonts w:ascii="Arial" w:hAnsi="Arial" w:cs="Arial"/>
+                <w:b/>
+                <w:bCs/>
+                <w:sz w:val="16"/>
+                <w:szCs w:val="16"/>
+                <w:lang w:val="ru-RU"/>
+              </w:rPr>
+              <w:t>Залиева</w:t>
+            </w:r>
+            <w:proofErr w:type="spellEnd"/>
+            <w:r>
+              <w:rPr>
+                <w:rFonts w:ascii="Arial" w:hAnsi="Arial" w:cs="Arial"/>
+                <w:b/>
+                <w:bCs/>
+                <w:sz w:val="16"/>
+                <w:szCs w:val="16"/>
+                <w:lang w:val="ru-RU"/>
+              </w:rPr>
+              <w:t xml:space="preserve"> Нина Захаровна</w:t>
             </w:r>
             <w:r>
               <w:rPr>
@@ -5679,7 +6741,187 @@
                 <w:szCs w:val="16"/>
                 <w:lang w:val="ru-RU"/>
               </w:rPr>
-              <w:t>Дата рождения: 1895 г., г.Моздок, армянка. Образование: среднее, сестра милосердия в морском санатории Ялты. Место проживания: Крым, г. Ялта. Арестована 1920 г., Упрособотдел Южнозапфронтов. Обвинение: "белогвардейка". Чрезвычайная тройка Крымской ударной группы Упрособотделов Южнозапфронтов Осуждение: 22 декабря 1920 г., Приговор: ВМН (расстрел). Дата расстрела: 23 декабря 1920 г. Место смерти: Крым. Архивное дело: Протокол засед. Чрезв. тройки Крымской ударной группы Упрособотделов Южнозапфронтов, 22.12.1920</w:t>
+              <w:t xml:space="preserve">Дата рождения: 1895 г., </w:t>
+            </w:r>
+            <w:proofErr w:type="spellStart"/>
+            <w:r>
+              <w:rPr>
+                <w:rFonts w:ascii="Arial" w:hAnsi="Arial" w:cs="Arial"/>
+                <w:sz w:val="16"/>
+                <w:szCs w:val="16"/>
+                <w:lang w:val="ru-RU"/>
+              </w:rPr>
+              <w:t>г.Моздок</w:t>
+            </w:r>
+            <w:proofErr w:type="spellEnd"/>
+            <w:r>
+              <w:rPr>
+                <w:rFonts w:ascii="Arial" w:hAnsi="Arial" w:cs="Arial"/>
+                <w:sz w:val="16"/>
+                <w:szCs w:val="16"/>
+                <w:lang w:val="ru-RU"/>
+              </w:rPr>
+              <w:t xml:space="preserve">, армянка. Образование: среднее, сестра милосердия в морском санатории Ялты. Место проживания: Крым, г. Ялта. Арестована 1920 г., </w:t>
+            </w:r>
+            <w:proofErr w:type="spellStart"/>
+            <w:r>
+              <w:rPr>
+                <w:rFonts w:ascii="Arial" w:hAnsi="Arial" w:cs="Arial"/>
+                <w:sz w:val="16"/>
+                <w:szCs w:val="16"/>
+                <w:lang w:val="ru-RU"/>
+              </w:rPr>
+              <w:t>Упрособотдел</w:t>
+            </w:r>
+            <w:proofErr w:type="spellEnd"/>
+            <w:r>
+              <w:rPr>
+                <w:rFonts w:ascii="Arial" w:hAnsi="Arial" w:cs="Arial"/>
+                <w:sz w:val="16"/>
+                <w:szCs w:val="16"/>
+                <w:lang w:val="ru-RU"/>
+              </w:rPr>
+              <w:t xml:space="preserve"> </w:t>
+            </w:r>
+            <w:proofErr w:type="spellStart"/>
+            <w:r>
+              <w:rPr>
+                <w:rFonts w:ascii="Arial" w:hAnsi="Arial" w:cs="Arial"/>
+                <w:sz w:val="16"/>
+                <w:szCs w:val="16"/>
+                <w:lang w:val="ru-RU"/>
+              </w:rPr>
+              <w:t>Южнозапфронтов</w:t>
+            </w:r>
+            <w:proofErr w:type="spellEnd"/>
+            <w:r>
+              <w:rPr>
+                <w:rFonts w:ascii="Arial" w:hAnsi="Arial" w:cs="Arial"/>
+                <w:sz w:val="16"/>
+                <w:szCs w:val="16"/>
+                <w:lang w:val="ru-RU"/>
+              </w:rPr>
+              <w:t xml:space="preserve">. Обвинение: "белогвардейка". Чрезвычайная тройка Крымской ударной группы </w:t>
+            </w:r>
+            <w:proofErr w:type="spellStart"/>
+            <w:r>
+              <w:rPr>
+                <w:rFonts w:ascii="Arial" w:hAnsi="Arial" w:cs="Arial"/>
+                <w:sz w:val="16"/>
+                <w:szCs w:val="16"/>
+                <w:lang w:val="ru-RU"/>
+              </w:rPr>
+              <w:t>Упрособотделов</w:t>
+            </w:r>
+            <w:proofErr w:type="spellEnd"/>
+            <w:r>
+              <w:rPr>
+                <w:rFonts w:ascii="Arial" w:hAnsi="Arial" w:cs="Arial"/>
+                <w:sz w:val="16"/>
+                <w:szCs w:val="16"/>
+                <w:lang w:val="ru-RU"/>
+              </w:rPr>
+              <w:t xml:space="preserve"> </w:t>
+            </w:r>
+            <w:proofErr w:type="spellStart"/>
+            <w:r>
+              <w:rPr>
+                <w:rFonts w:ascii="Arial" w:hAnsi="Arial" w:cs="Arial"/>
+                <w:sz w:val="16"/>
+                <w:szCs w:val="16"/>
+                <w:lang w:val="ru-RU"/>
+              </w:rPr>
+              <w:t>Южнозапфронтов</w:t>
+            </w:r>
+            <w:proofErr w:type="spellEnd"/>
+            <w:r>
+              <w:rPr>
+                <w:rFonts w:ascii="Arial" w:hAnsi="Arial" w:cs="Arial"/>
+                <w:sz w:val="16"/>
+                <w:szCs w:val="16"/>
+                <w:lang w:val="ru-RU"/>
+              </w:rPr>
+              <w:t xml:space="preserve"> Осуждение: 22 декабря 1920 г., Приговор: ВМН (расстрел). Дата расстрела: 23 декабря 1920 г. Место смерти: Крым. Архивное дело: Протокол </w:t>
+            </w:r>
+            <w:proofErr w:type="spellStart"/>
+            <w:r>
+              <w:rPr>
+                <w:rFonts w:ascii="Arial" w:hAnsi="Arial" w:cs="Arial"/>
+                <w:sz w:val="16"/>
+                <w:szCs w:val="16"/>
+                <w:lang w:val="ru-RU"/>
+              </w:rPr>
+              <w:t>засед</w:t>
+            </w:r>
+            <w:proofErr w:type="spellEnd"/>
+            <w:r>
+              <w:rPr>
+                <w:rFonts w:ascii="Arial" w:hAnsi="Arial" w:cs="Arial"/>
+                <w:sz w:val="16"/>
+                <w:szCs w:val="16"/>
+                <w:lang w:val="ru-RU"/>
+              </w:rPr>
+              <w:t xml:space="preserve">. </w:t>
+            </w:r>
+            <w:proofErr w:type="spellStart"/>
+            <w:r>
+              <w:rPr>
+                <w:rFonts w:ascii="Arial" w:hAnsi="Arial" w:cs="Arial"/>
+                <w:sz w:val="16"/>
+                <w:szCs w:val="16"/>
+                <w:lang w:val="ru-RU"/>
+              </w:rPr>
+              <w:t>Чрезв</w:t>
+            </w:r>
+            <w:proofErr w:type="spellEnd"/>
+            <w:r>
+              <w:rPr>
+                <w:rFonts w:ascii="Arial" w:hAnsi="Arial" w:cs="Arial"/>
+                <w:sz w:val="16"/>
+                <w:szCs w:val="16"/>
+                <w:lang w:val="ru-RU"/>
+              </w:rPr>
+              <w:t xml:space="preserve">. тройки Крымской ударной группы </w:t>
+            </w:r>
+            <w:proofErr w:type="spellStart"/>
+            <w:r>
+              <w:rPr>
+                <w:rFonts w:ascii="Arial" w:hAnsi="Arial" w:cs="Arial"/>
+                <w:sz w:val="16"/>
+                <w:szCs w:val="16"/>
+                <w:lang w:val="ru-RU"/>
+              </w:rPr>
+              <w:t>Упрособотделов</w:t>
+            </w:r>
+            <w:proofErr w:type="spellEnd"/>
+            <w:r>
+              <w:rPr>
+                <w:rFonts w:ascii="Arial" w:hAnsi="Arial" w:cs="Arial"/>
+                <w:sz w:val="16"/>
+                <w:szCs w:val="16"/>
+                <w:lang w:val="ru-RU"/>
+              </w:rPr>
+              <w:t xml:space="preserve"> </w:t>
+            </w:r>
+            <w:proofErr w:type="spellStart"/>
+            <w:r>
+              <w:rPr>
+                <w:rFonts w:ascii="Arial" w:hAnsi="Arial" w:cs="Arial"/>
+                <w:sz w:val="16"/>
+                <w:szCs w:val="16"/>
+                <w:lang w:val="ru-RU"/>
+              </w:rPr>
+              <w:t>Южнозапфронтов</w:t>
+            </w:r>
+            <w:proofErr w:type="spellEnd"/>
+            <w:r>
+              <w:rPr>
+                <w:rFonts w:ascii="Arial" w:hAnsi="Arial" w:cs="Arial"/>
+                <w:sz w:val="16"/>
+                <w:szCs w:val="16"/>
+                <w:lang w:val="ru-RU"/>
+              </w:rPr>
+              <w:t>, 22.12.1920</w:t>
             </w:r>
           </w:p>
           <w:p>
@@ -5789,17 +7031,43 @@
                 <w:lang w:val="ru-RU"/>
               </w:rPr>
             </w:pPr>
-            <w:r>
-              <w:rPr>
-                <w:rFonts w:ascii="Arial" w:hAnsi="Arial" w:cs="Arial"/>
-                <w:b/>
-                <w:bCs/>
-                <w:sz w:val="16"/>
-                <w:szCs w:val="16"/>
-                <w:lang w:val="ru-RU"/>
-              </w:rPr>
-              <w:t>Захарьян Евгения Тиграновна</w:t>
-            </w:r>
+            <w:proofErr w:type="spellStart"/>
+            <w:r>
+              <w:rPr>
+                <w:rFonts w:ascii="Arial" w:hAnsi="Arial" w:cs="Arial"/>
+                <w:b/>
+                <w:bCs/>
+                <w:sz w:val="16"/>
+                <w:szCs w:val="16"/>
+                <w:lang w:val="ru-RU"/>
+              </w:rPr>
+              <w:t>Захарьян</w:t>
+            </w:r>
+            <w:proofErr w:type="spellEnd"/>
+            <w:r>
+              <w:rPr>
+                <w:rFonts w:ascii="Arial" w:hAnsi="Arial" w:cs="Arial"/>
+                <w:b/>
+                <w:bCs/>
+                <w:sz w:val="16"/>
+                <w:szCs w:val="16"/>
+                <w:lang w:val="ru-RU"/>
+              </w:rPr>
+              <w:t xml:space="preserve"> Евгения </w:t>
+            </w:r>
+            <w:proofErr w:type="spellStart"/>
+            <w:r>
+              <w:rPr>
+                <w:rFonts w:ascii="Arial" w:hAnsi="Arial" w:cs="Arial"/>
+                <w:b/>
+                <w:bCs/>
+                <w:sz w:val="16"/>
+                <w:szCs w:val="16"/>
+                <w:lang w:val="ru-RU"/>
+              </w:rPr>
+              <w:t>Тиграновна</w:t>
+            </w:r>
+            <w:proofErr w:type="spellEnd"/>
             <w:r>
               <w:rPr>
                 <w:rFonts w:ascii="Arial" w:hAnsi="Arial" w:cs="Arial"/>
@@ -5937,7 +7205,27 @@
                 <w:szCs w:val="16"/>
                 <w:lang w:val="ru-RU"/>
               </w:rPr>
-              <w:t>Приговорена: тройка при УНКВД по Дальстрою 7 сентября 1937 г., обв.:</w:t>
+              <w:t xml:space="preserve">Приговорена: тройка при УНКВД по Дальстрою 7 сентября 1937 г., </w:t>
+            </w:r>
+            <w:proofErr w:type="spellStart"/>
+            <w:r>
+              <w:rPr>
+                <w:rFonts w:ascii="Arial" w:hAnsi="Arial" w:cs="Arial"/>
+                <w:sz w:val="16"/>
+                <w:szCs w:val="16"/>
+                <w:lang w:val="ru-RU"/>
+              </w:rPr>
+              <w:t>обв</w:t>
+            </w:r>
+            <w:proofErr w:type="spellEnd"/>
+            <w:r>
+              <w:rPr>
+                <w:rFonts w:ascii="Arial" w:hAnsi="Arial" w:cs="Arial"/>
+                <w:sz w:val="16"/>
+                <w:szCs w:val="16"/>
+                <w:lang w:val="ru-RU"/>
+              </w:rPr>
+              <w:t>.:</w:t>
             </w:r>
             <w:r>
               <w:rPr>
@@ -6093,8 +7381,45 @@
                 <w:szCs w:val="16"/>
                 <w:lang w:val="ru-RU"/>
               </w:rPr>
-              <w:t>Каспарова Варсеника Джавадовна</w:t>
-            </w:r>
+              <w:t xml:space="preserve">Каспарова </w:t>
+            </w:r>
+            <w:proofErr w:type="spellStart"/>
+            <w:r>
+              <w:rPr>
+                <w:rFonts w:ascii="Arial" w:hAnsi="Arial" w:cs="Arial"/>
+                <w:b/>
+                <w:bCs/>
+                <w:sz w:val="16"/>
+                <w:szCs w:val="16"/>
+                <w:lang w:val="ru-RU"/>
+              </w:rPr>
+              <w:t>Варсеника</w:t>
+            </w:r>
+            <w:proofErr w:type="spellEnd"/>
+            <w:r>
+              <w:rPr>
+                <w:rFonts w:ascii="Arial" w:hAnsi="Arial" w:cs="Arial"/>
+                <w:b/>
+                <w:bCs/>
+                <w:sz w:val="16"/>
+                <w:szCs w:val="16"/>
+                <w:lang w:val="ru-RU"/>
+              </w:rPr>
+              <w:t xml:space="preserve"> </w:t>
+            </w:r>
+            <w:proofErr w:type="spellStart"/>
+            <w:r>
+              <w:rPr>
+                <w:rFonts w:ascii="Arial" w:hAnsi="Arial" w:cs="Arial"/>
+                <w:b/>
+                <w:bCs/>
+                <w:sz w:val="16"/>
+                <w:szCs w:val="16"/>
+                <w:lang w:val="ru-RU"/>
+              </w:rPr>
+              <w:t>Джавадовна</w:t>
+            </w:r>
+            <w:proofErr w:type="spellEnd"/>
             <w:r>
               <w:rPr>
                 <w:rFonts w:ascii="Arial" w:hAnsi="Arial" w:cs="Arial"/>
@@ -6214,7 +7539,27 @@
                 <w:szCs w:val="16"/>
                 <w:lang w:val="ru-RU"/>
               </w:rPr>
-              <w:t>Приговорена: ВК ВС СССР (заочно, по указанию ГКО от 6.09.1941, подписанному Сталиным) 8 сентября 1941 г., обв.:</w:t>
+              <w:t xml:space="preserve">Приговорена: ВК ВС СССР (заочно, по указанию ГКО от 6.09.1941, подписанному Сталиным) 8 сентября 1941 г., </w:t>
+            </w:r>
+            <w:proofErr w:type="spellStart"/>
+            <w:r>
+              <w:rPr>
+                <w:rFonts w:ascii="Arial" w:hAnsi="Arial" w:cs="Arial"/>
+                <w:sz w:val="16"/>
+                <w:szCs w:val="16"/>
+                <w:lang w:val="ru-RU"/>
+              </w:rPr>
+              <w:t>обв</w:t>
+            </w:r>
+            <w:proofErr w:type="spellEnd"/>
+            <w:r>
+              <w:rPr>
+                <w:rFonts w:ascii="Arial" w:hAnsi="Arial" w:cs="Arial"/>
+                <w:sz w:val="16"/>
+                <w:szCs w:val="16"/>
+                <w:lang w:val="ru-RU"/>
+              </w:rPr>
+              <w:t>.:</w:t>
             </w:r>
             <w:r>
               <w:rPr>
@@ -6224,14 +7569,25 @@
               </w:rPr>
               <w:t> </w:t>
             </w:r>
-            <w:r>
-              <w:rPr>
-                <w:rFonts w:ascii="Arial" w:hAnsi="Arial" w:cs="Arial"/>
-                <w:sz w:val="16"/>
-                <w:szCs w:val="16"/>
-                <w:lang w:val="ru-RU"/>
-              </w:rPr>
-              <w:t>58-10, ч.2 (а</w:t>
+            <w:proofErr w:type="gramStart"/>
+            <w:r>
+              <w:rPr>
+                <w:rFonts w:ascii="Arial" w:hAnsi="Arial" w:cs="Arial"/>
+                <w:sz w:val="16"/>
+                <w:szCs w:val="16"/>
+                <w:lang w:val="ru-RU"/>
+              </w:rPr>
+              <w:t>58-10</w:t>
+            </w:r>
+            <w:proofErr w:type="gramEnd"/>
+            <w:r>
+              <w:rPr>
+                <w:rFonts w:ascii="Arial" w:hAnsi="Arial" w:cs="Arial"/>
+                <w:sz w:val="16"/>
+                <w:szCs w:val="16"/>
+                <w:lang w:val="ru-RU"/>
+              </w:rPr>
+              <w:t>, ч.2 (а</w:t>
             </w:r>
             <w:r>
               <w:rPr>
@@ -6249,7 +7605,49 @@
                 <w:szCs w:val="16"/>
                 <w:lang w:val="ru-RU"/>
               </w:rPr>
-              <w:t xml:space="preserve"> агитация, распр-ие клеветнич.измышлений о мероприятиях ВКП(б) и сов. Правительства).</w:t>
+              <w:t xml:space="preserve"> агитация, </w:t>
+            </w:r>
+            <w:proofErr w:type="spellStart"/>
+            <w:r>
+              <w:rPr>
+                <w:rFonts w:ascii="Arial" w:hAnsi="Arial" w:cs="Arial"/>
+                <w:sz w:val="16"/>
+                <w:szCs w:val="16"/>
+                <w:lang w:val="ru-RU"/>
+              </w:rPr>
+              <w:t>распр-ие</w:t>
+            </w:r>
+            <w:proofErr w:type="spellEnd"/>
+            <w:r>
+              <w:rPr>
+                <w:rFonts w:ascii="Arial" w:hAnsi="Arial" w:cs="Arial"/>
+                <w:sz w:val="16"/>
+                <w:szCs w:val="16"/>
+                <w:lang w:val="ru-RU"/>
+              </w:rPr>
+              <w:t xml:space="preserve"> </w:t>
+            </w:r>
+            <w:proofErr w:type="spellStart"/>
+            <w:proofErr w:type="gramStart"/>
+            <w:r>
+              <w:rPr>
+                <w:rFonts w:ascii="Arial" w:hAnsi="Arial" w:cs="Arial"/>
+                <w:sz w:val="16"/>
+                <w:szCs w:val="16"/>
+                <w:lang w:val="ru-RU"/>
+              </w:rPr>
+              <w:t>клеветнич.измышлений</w:t>
+            </w:r>
+            <w:proofErr w:type="spellEnd"/>
+            <w:proofErr w:type="gramEnd"/>
+            <w:r>
+              <w:rPr>
+                <w:rFonts w:ascii="Arial" w:hAnsi="Arial" w:cs="Arial"/>
+                <w:sz w:val="16"/>
+                <w:szCs w:val="16"/>
+                <w:lang w:val="ru-RU"/>
+              </w:rPr>
+              <w:t xml:space="preserve"> о мероприятиях ВКП(б) и сов. Правительства).</w:t>
             </w:r>
             <w:r>
               <w:rPr>
@@ -6396,16 +7794,53 @@
                 <w:lang w:val="ru-RU"/>
               </w:rPr>
             </w:pPr>
-            <w:r>
-              <w:rPr>
-                <w:rFonts w:ascii="Arial" w:hAnsi="Arial" w:cs="Arial"/>
-                <w:b/>
-                <w:bCs/>
-                <w:sz w:val="16"/>
-                <w:szCs w:val="16"/>
-                <w:lang w:val="ru-RU"/>
-              </w:rPr>
-              <w:t>Койдан (Кайдан) Ольга Николаевна</w:t>
+            <w:proofErr w:type="spellStart"/>
+            <w:r>
+              <w:rPr>
+                <w:rFonts w:ascii="Arial" w:hAnsi="Arial" w:cs="Arial"/>
+                <w:b/>
+                <w:bCs/>
+                <w:sz w:val="16"/>
+                <w:szCs w:val="16"/>
+                <w:lang w:val="ru-RU"/>
+              </w:rPr>
+              <w:t>Койдан</w:t>
+            </w:r>
+            <w:proofErr w:type="spellEnd"/>
+            <w:r>
+              <w:rPr>
+                <w:rFonts w:ascii="Arial" w:hAnsi="Arial" w:cs="Arial"/>
+                <w:b/>
+                <w:bCs/>
+                <w:sz w:val="16"/>
+                <w:szCs w:val="16"/>
+                <w:lang w:val="ru-RU"/>
+              </w:rPr>
+              <w:t xml:space="preserve"> (</w:t>
+            </w:r>
+            <w:proofErr w:type="spellStart"/>
+            <w:r>
+              <w:rPr>
+                <w:rFonts w:ascii="Arial" w:hAnsi="Arial" w:cs="Arial"/>
+                <w:b/>
+                <w:bCs/>
+                <w:sz w:val="16"/>
+                <w:szCs w:val="16"/>
+                <w:lang w:val="ru-RU"/>
+              </w:rPr>
+              <w:t>Кайдан</w:t>
+            </w:r>
+            <w:proofErr w:type="spellEnd"/>
+            <w:r>
+              <w:rPr>
+                <w:rFonts w:ascii="Arial" w:hAnsi="Arial" w:cs="Arial"/>
+                <w:b/>
+                <w:bCs/>
+                <w:sz w:val="16"/>
+                <w:szCs w:val="16"/>
+                <w:lang w:val="ru-RU"/>
+              </w:rPr>
+              <w:t>) Ольга Николаевна</w:t>
             </w:r>
             <w:r>
               <w:rPr>
@@ -6465,7 +7900,27 @@
                 <w:szCs w:val="16"/>
                 <w:lang w:val="ru-RU"/>
               </w:rPr>
-              <w:t xml:space="preserve">1903 г.р., м.р.: г. Елизаветполь, армянка, б/п. Управление Западной ж/д, медсестра, </w:t>
+              <w:t xml:space="preserve">1903 г.р., </w:t>
+            </w:r>
+            <w:proofErr w:type="spellStart"/>
+            <w:r>
+              <w:rPr>
+                <w:rFonts w:ascii="Arial" w:hAnsi="Arial" w:cs="Arial"/>
+                <w:sz w:val="16"/>
+                <w:szCs w:val="16"/>
+                <w:lang w:val="ru-RU"/>
+              </w:rPr>
+              <w:t>м.р</w:t>
+            </w:r>
+            <w:proofErr w:type="spellEnd"/>
+            <w:r>
+              <w:rPr>
+                <w:rFonts w:ascii="Arial" w:hAnsi="Arial" w:cs="Arial"/>
+                <w:sz w:val="16"/>
+                <w:szCs w:val="16"/>
+                <w:lang w:val="ru-RU"/>
+              </w:rPr>
+              <w:t xml:space="preserve">.: г. Елизаветполь, армянка, б/п. Управление Западной ж/д, медсестра, </w:t>
             </w:r>
             <w:r>
               <w:rPr>
@@ -6501,7 +7956,17 @@
                 <w:szCs w:val="16"/>
                 <w:lang w:val="ru-RU"/>
               </w:rPr>
-              <w:t>Арестована 5 отделом УГБ УНКВД Смоленской обл. 15.11.1937 содержалась: тюрьма г. Смоленска. Обвинение: по ст. 58</w:t>
+              <w:t xml:space="preserve">Арестована 5 отделом УГБ УНКВД Смоленской обл. 15.11.1937 содержалась: тюрьма г. Смоленска. Обвинение: по ст. </w:t>
+            </w:r>
+            <w:proofErr w:type="gramStart"/>
+            <w:r>
+              <w:rPr>
+                <w:rFonts w:ascii="Arial" w:hAnsi="Arial" w:cs="Arial"/>
+                <w:sz w:val="16"/>
+                <w:szCs w:val="16"/>
+                <w:lang w:val="ru-RU"/>
+              </w:rPr>
+              <w:t>58</w:t>
             </w:r>
             <w:r>
               <w:rPr>
@@ -6519,7 +7984,17 @@
                 <w:szCs w:val="16"/>
                 <w:lang w:val="ru-RU"/>
               </w:rPr>
-              <w:t>6, 10. Приговор: Комиссия НКВД и прокурора СССР, 08.01.1938</w:t>
+              <w:t>6</w:t>
+            </w:r>
+            <w:proofErr w:type="gramEnd"/>
+            <w:r>
+              <w:rPr>
+                <w:rFonts w:ascii="Arial" w:hAnsi="Arial" w:cs="Arial"/>
+                <w:sz w:val="16"/>
+                <w:szCs w:val="16"/>
+                <w:lang w:val="ru-RU"/>
+              </w:rPr>
+              <w:t>, 10. Приговор: Комиссия НКВД и прокурора СССР, 08.01.1938</w:t>
             </w:r>
             <w:r>
               <w:rPr>
@@ -6582,7 +8057,27 @@
                 <w:szCs w:val="16"/>
                 <w:lang w:val="ru-RU"/>
               </w:rPr>
-              <w:t xml:space="preserve"> Прокуратура Смоленской обл., 16.06.1989. Арх.дело: 23766-с.</w:t>
+              <w:t xml:space="preserve"> Прокуратура Смоленской обл., 16.06.1989. </w:t>
+            </w:r>
+            <w:proofErr w:type="spellStart"/>
+            <w:r>
+              <w:rPr>
+                <w:rFonts w:ascii="Arial" w:hAnsi="Arial" w:cs="Arial"/>
+                <w:sz w:val="16"/>
+                <w:szCs w:val="16"/>
+                <w:lang w:val="ru-RU"/>
+              </w:rPr>
+              <w:t>Арх.дело</w:t>
+            </w:r>
+            <w:proofErr w:type="spellEnd"/>
+            <w:r>
+              <w:rPr>
+                <w:rFonts w:ascii="Arial" w:hAnsi="Arial" w:cs="Arial"/>
+                <w:sz w:val="16"/>
+                <w:szCs w:val="16"/>
+                <w:lang w:val="ru-RU"/>
+              </w:rPr>
+              <w:t>: 23766-с.</w:t>
             </w:r>
           </w:p>
           <w:p>
@@ -6719,17 +8214,67 @@
                 <w:lang w:val="ru-RU"/>
               </w:rPr>
             </w:pPr>
-            <w:r>
-              <w:rPr>
-                <w:rFonts w:ascii="Arial" w:hAnsi="Arial" w:cs="Arial"/>
-                <w:b/>
-                <w:bCs/>
-                <w:sz w:val="16"/>
-                <w:szCs w:val="16"/>
-                <w:lang w:val="ru-RU"/>
-              </w:rPr>
-              <w:t>Костанянц Сафария Аветиковна</w:t>
-            </w:r>
+            <w:proofErr w:type="spellStart"/>
+            <w:r>
+              <w:rPr>
+                <w:rFonts w:ascii="Arial" w:hAnsi="Arial" w:cs="Arial"/>
+                <w:b/>
+                <w:bCs/>
+                <w:sz w:val="16"/>
+                <w:szCs w:val="16"/>
+                <w:lang w:val="ru-RU"/>
+              </w:rPr>
+              <w:t>Костанянц</w:t>
+            </w:r>
+            <w:proofErr w:type="spellEnd"/>
+            <w:r>
+              <w:rPr>
+                <w:rFonts w:ascii="Arial" w:hAnsi="Arial" w:cs="Arial"/>
+                <w:b/>
+                <w:bCs/>
+                <w:sz w:val="16"/>
+                <w:szCs w:val="16"/>
+                <w:lang w:val="ru-RU"/>
+              </w:rPr>
+              <w:t xml:space="preserve"> </w:t>
+            </w:r>
+            <w:proofErr w:type="spellStart"/>
+            <w:r>
+              <w:rPr>
+                <w:rFonts w:ascii="Arial" w:hAnsi="Arial" w:cs="Arial"/>
+                <w:b/>
+                <w:bCs/>
+                <w:sz w:val="16"/>
+                <w:szCs w:val="16"/>
+                <w:lang w:val="ru-RU"/>
+              </w:rPr>
+              <w:t>Сафария</w:t>
+            </w:r>
+            <w:proofErr w:type="spellEnd"/>
+            <w:r>
+              <w:rPr>
+                <w:rFonts w:ascii="Arial" w:hAnsi="Arial" w:cs="Arial"/>
+                <w:b/>
+                <w:bCs/>
+                <w:sz w:val="16"/>
+                <w:szCs w:val="16"/>
+                <w:lang w:val="ru-RU"/>
+              </w:rPr>
+              <w:t xml:space="preserve"> </w:t>
+            </w:r>
+            <w:proofErr w:type="spellStart"/>
+            <w:r>
+              <w:rPr>
+                <w:rFonts w:ascii="Arial" w:hAnsi="Arial" w:cs="Arial"/>
+                <w:b/>
+                <w:bCs/>
+                <w:sz w:val="16"/>
+                <w:szCs w:val="16"/>
+                <w:lang w:val="ru-RU"/>
+              </w:rPr>
+              <w:t>Аветиковна</w:t>
+            </w:r>
+            <w:proofErr w:type="spellEnd"/>
             <w:r>
               <w:rPr>
                 <w:rFonts w:ascii="Arial" w:hAnsi="Arial" w:cs="Arial"/>
@@ -6791,7 +8336,47 @@
                 <w:szCs w:val="16"/>
                 <w:lang w:val="ru-RU"/>
               </w:rPr>
-              <w:t xml:space="preserve">1902 г.р., м.р.: Иран, с. Автан, (иранская подданная), армянка, образование: среднее, б/п, преподаватель средней школы, </w:t>
+              <w:t xml:space="preserve">1902 г.р., </w:t>
+            </w:r>
+            <w:proofErr w:type="spellStart"/>
+            <w:r>
+              <w:rPr>
+                <w:rFonts w:ascii="Arial" w:hAnsi="Arial" w:cs="Arial"/>
+                <w:sz w:val="16"/>
+                <w:szCs w:val="16"/>
+                <w:lang w:val="ru-RU"/>
+              </w:rPr>
+              <w:t>м.р</w:t>
+            </w:r>
+            <w:proofErr w:type="spellEnd"/>
+            <w:r>
+              <w:rPr>
+                <w:rFonts w:ascii="Arial" w:hAnsi="Arial" w:cs="Arial"/>
+                <w:sz w:val="16"/>
+                <w:szCs w:val="16"/>
+                <w:lang w:val="ru-RU"/>
+              </w:rPr>
+              <w:t xml:space="preserve">.: Иран, с. </w:t>
+            </w:r>
+            <w:proofErr w:type="spellStart"/>
+            <w:r>
+              <w:rPr>
+                <w:rFonts w:ascii="Arial" w:hAnsi="Arial" w:cs="Arial"/>
+                <w:sz w:val="16"/>
+                <w:szCs w:val="16"/>
+                <w:lang w:val="ru-RU"/>
+              </w:rPr>
+              <w:t>Автан</w:t>
+            </w:r>
+            <w:proofErr w:type="spellEnd"/>
+            <w:r>
+              <w:rPr>
+                <w:rFonts w:ascii="Arial" w:hAnsi="Arial" w:cs="Arial"/>
+                <w:sz w:val="16"/>
+                <w:szCs w:val="16"/>
+                <w:lang w:val="ru-RU"/>
+              </w:rPr>
+              <w:t xml:space="preserve">, (иранская подданная), армянка, образование: среднее, б/п, преподаватель средней школы, </w:t>
             </w:r>
             <w:r>
               <w:rPr>
@@ -6865,6 +8450,7 @@
               </w:rPr>
               <w:t xml:space="preserve"> </w:t>
             </w:r>
+            <w:proofErr w:type="gramStart"/>
             <w:r>
               <w:rPr>
                 <w:rFonts w:ascii="Arial" w:hAnsi="Arial" w:cs="Arial"/>
@@ -6881,7 +8467,17 @@
                 <w:szCs w:val="16"/>
                 <w:lang w:val="ru-RU"/>
               </w:rPr>
-              <w:t xml:space="preserve">. </w:t>
+              <w:t>.</w:t>
+            </w:r>
+            <w:proofErr w:type="gramEnd"/>
+            <w:r>
+              <w:rPr>
+                <w:rFonts w:ascii="Arial" w:hAnsi="Arial" w:cs="Arial"/>
+                <w:sz w:val="16"/>
+                <w:szCs w:val="16"/>
+                <w:lang w:val="ru-RU"/>
+              </w:rPr>
+              <w:t xml:space="preserve"> </w:t>
             </w:r>
             <w:r>
               <w:rPr>
@@ -6908,7 +8504,27 @@
                 <w:szCs w:val="16"/>
                 <w:lang w:val="ru-RU"/>
               </w:rPr>
-              <w:t>за отсутствием состава преступления. Арх.дело: 27808</w:t>
+              <w:t xml:space="preserve">за отсутствием состава преступления. </w:t>
+            </w:r>
+            <w:proofErr w:type="spellStart"/>
+            <w:r>
+              <w:rPr>
+                <w:rFonts w:ascii="Arial" w:hAnsi="Arial" w:cs="Arial"/>
+                <w:sz w:val="16"/>
+                <w:szCs w:val="16"/>
+                <w:lang w:val="ru-RU"/>
+              </w:rPr>
+              <w:t>Арх.дело</w:t>
+            </w:r>
+            <w:proofErr w:type="spellEnd"/>
+            <w:r>
+              <w:rPr>
+                <w:rFonts w:ascii="Arial" w:hAnsi="Arial" w:cs="Arial"/>
+                <w:sz w:val="16"/>
+                <w:szCs w:val="16"/>
+                <w:lang w:val="ru-RU"/>
+              </w:rPr>
+              <w:t>: 27808</w:t>
             </w:r>
             <w:r>
               <w:rPr>
@@ -7068,7 +8684,31 @@
                 <w:szCs w:val="16"/>
                 <w:lang w:val="ru-RU"/>
               </w:rPr>
-              <w:t xml:space="preserve"> (Анаида)</w:t>
+              <w:t xml:space="preserve"> (</w:t>
+            </w:r>
+            <w:proofErr w:type="spellStart"/>
+            <w:r>
+              <w:rPr>
+                <w:rFonts w:ascii="Arial" w:hAnsi="Arial" w:cs="Arial"/>
+                <w:b/>
+                <w:bCs/>
+                <w:sz w:val="16"/>
+                <w:szCs w:val="16"/>
+                <w:lang w:val="ru-RU"/>
+              </w:rPr>
+              <w:t>Анаида</w:t>
+            </w:r>
+            <w:proofErr w:type="spellEnd"/>
+            <w:r>
+              <w:rPr>
+                <w:rFonts w:ascii="Arial" w:hAnsi="Arial" w:cs="Arial"/>
+                <w:b/>
+                <w:bCs/>
+                <w:sz w:val="16"/>
+                <w:szCs w:val="16"/>
+                <w:lang w:val="ru-RU"/>
+              </w:rPr>
+              <w:t>)</w:t>
             </w:r>
             <w:r>
               <w:rPr>
@@ -7132,17 +8772,48 @@
                 <w:szCs w:val="16"/>
                 <w:lang w:val="ru-RU"/>
               </w:rPr>
-              <w:t xml:space="preserve">р., м.р.: </w:t>
-            </w:r>
-            <w:r>
-              <w:rPr>
-                <w:rFonts w:ascii="Arial" w:hAnsi="Arial" w:cs="Arial"/>
-                <w:sz w:val="16"/>
-                <w:szCs w:val="16"/>
-                <w:lang w:val="ru-RU"/>
-              </w:rPr>
-              <w:t>Ходжалинский р-н, с. Дашбулаг</w:t>
-            </w:r>
+              <w:t xml:space="preserve">р., </w:t>
+            </w:r>
+            <w:proofErr w:type="spellStart"/>
+            <w:r>
+              <w:rPr>
+                <w:rFonts w:ascii="Arial" w:hAnsi="Arial" w:cs="Arial"/>
+                <w:sz w:val="16"/>
+                <w:szCs w:val="16"/>
+                <w:lang w:val="ru-RU"/>
+              </w:rPr>
+              <w:t>м.р</w:t>
+            </w:r>
+            <w:proofErr w:type="spellEnd"/>
+            <w:r>
+              <w:rPr>
+                <w:rFonts w:ascii="Arial" w:hAnsi="Arial" w:cs="Arial"/>
+                <w:sz w:val="16"/>
+                <w:szCs w:val="16"/>
+                <w:lang w:val="ru-RU"/>
+              </w:rPr>
+              <w:t xml:space="preserve">.: </w:t>
+            </w:r>
+            <w:r>
+              <w:rPr>
+                <w:rFonts w:ascii="Arial" w:hAnsi="Arial" w:cs="Arial"/>
+                <w:sz w:val="16"/>
+                <w:szCs w:val="16"/>
+                <w:lang w:val="ru-RU"/>
+              </w:rPr>
+              <w:t xml:space="preserve">Ходжалинский р-н, с. </w:t>
+            </w:r>
+            <w:proofErr w:type="spellStart"/>
+            <w:r>
+              <w:rPr>
+                <w:rFonts w:ascii="Arial" w:hAnsi="Arial" w:cs="Arial"/>
+                <w:sz w:val="16"/>
+                <w:szCs w:val="16"/>
+                <w:lang w:val="ru-RU"/>
+              </w:rPr>
+              <w:t>Дашбулаг</w:t>
+            </w:r>
+            <w:proofErr w:type="spellEnd"/>
             <w:r>
               <w:rPr>
                 <w:rFonts w:ascii="Arial" w:hAnsi="Arial" w:cs="Arial"/>
@@ -7159,7 +8830,27 @@
                 <w:szCs w:val="16"/>
                 <w:lang w:val="ru-RU"/>
               </w:rPr>
-              <w:t>до ареста заведующая РОНО р-на им "26-ти &lt;коммунаров&gt;" гор. Тбилиси</w:t>
+              <w:t>до ареста заведующая РОНО р-на им "</w:t>
+            </w:r>
+            <w:proofErr w:type="gramStart"/>
+            <w:r>
+              <w:rPr>
+                <w:rFonts w:ascii="Arial" w:hAnsi="Arial" w:cs="Arial"/>
+                <w:sz w:val="16"/>
+                <w:szCs w:val="16"/>
+                <w:lang w:val="ru-RU"/>
+              </w:rPr>
+              <w:t>26-ти</w:t>
+            </w:r>
+            <w:proofErr w:type="gramEnd"/>
+            <w:r>
+              <w:rPr>
+                <w:rFonts w:ascii="Arial" w:hAnsi="Arial" w:cs="Arial"/>
+                <w:sz w:val="16"/>
+                <w:szCs w:val="16"/>
+                <w:lang w:val="ru-RU"/>
+              </w:rPr>
+              <w:t xml:space="preserve"> &lt;коммунаров&gt;" гор. Тбилиси</w:t>
             </w:r>
             <w:r>
               <w:rPr>
@@ -7177,8 +8868,19 @@
                 <w:szCs w:val="16"/>
                 <w:lang w:val="ru-RU"/>
               </w:rPr>
-              <w:t>исключена из ВКП(б) в 1937 г. за к-р деятельность.</w:t>
-            </w:r>
+              <w:t>исключена из ВКП(б) в 1937 г. за к-р деятельность</w:t>
+            </w:r>
+            <w:proofErr w:type="gramStart"/>
+            <w:r>
+              <w:rPr>
+                <w:rFonts w:ascii="Arial" w:hAnsi="Arial" w:cs="Arial"/>
+                <w:sz w:val="16"/>
+                <w:szCs w:val="16"/>
+                <w:lang w:val="ru-RU"/>
+              </w:rPr>
+              <w:t>.</w:t>
+            </w:r>
+            <w:proofErr w:type="gramEnd"/>
             <w:r>
               <w:rPr>
                 <w:rFonts w:ascii="Arial" w:hAnsi="Arial" w:cs="Arial"/>
@@ -7213,7 +8915,27 @@
                 <w:szCs w:val="16"/>
                 <w:lang w:val="ru-RU"/>
               </w:rPr>
-              <w:t>Обвинение: Материалами следствия изобличается в том, что состояла членом вскрытой и ликвидированной НКВД ГССР к-р организации правых, руководимой бывшим заведующим Школьным отделом РК КП(б) Грузии, привлеченным нами, Пантелеймоном Гогуа. Будучи заведующей РОНО р-на "26-ти &lt;коммунаров&gt;" г. Тбилиси, Матинян Анна по заданиям указанной выше к-р организации вела вредительскую работу в участке работы РОНО.</w:t>
+              <w:t>Обвинение: Материалами следствия изобличается в том, что состояла членом вскрытой и ликвидированной НКВД ГССР к-р организации правых, руководимой бывшим заведующим Школьным отделом РК КП(б) Грузии, привлеченным нами, Пантелеймоном Гогуа. Будучи заведующей РОНО р-на "</w:t>
+            </w:r>
+            <w:proofErr w:type="gramStart"/>
+            <w:r>
+              <w:rPr>
+                <w:rFonts w:ascii="Arial" w:hAnsi="Arial" w:cs="Arial"/>
+                <w:sz w:val="16"/>
+                <w:szCs w:val="16"/>
+                <w:lang w:val="ru-RU"/>
+              </w:rPr>
+              <w:t>26-ти</w:t>
+            </w:r>
+            <w:proofErr w:type="gramEnd"/>
+            <w:r>
+              <w:rPr>
+                <w:rFonts w:ascii="Arial" w:hAnsi="Arial" w:cs="Arial"/>
+                <w:sz w:val="16"/>
+                <w:szCs w:val="16"/>
+                <w:lang w:val="ru-RU"/>
+              </w:rPr>
+              <w:t xml:space="preserve"> &lt;коммунаров&gt;" г. Тбилиси, Матинян Анна по заданиям указанной выше к-р организации вела вредительскую работу в участке работы РОНО.</w:t>
             </w:r>
             <w:r>
               <w:rPr>
@@ -7249,7 +8971,27 @@
                 <w:szCs w:val="16"/>
                 <w:lang w:val="ru-RU"/>
               </w:rPr>
-              <w:t>Осудивший орган: докладчик: Мумджан, участвовали: Гоглидзе, Церетели, Морозов</w:t>
+              <w:t xml:space="preserve">Осудивший орган: докладчик: </w:t>
+            </w:r>
+            <w:proofErr w:type="spellStart"/>
+            <w:r>
+              <w:rPr>
+                <w:rFonts w:ascii="Arial" w:hAnsi="Arial" w:cs="Arial"/>
+                <w:sz w:val="16"/>
+                <w:szCs w:val="16"/>
+                <w:lang w:val="ru-RU"/>
+              </w:rPr>
+              <w:t>Мумджан</w:t>
+            </w:r>
+            <w:proofErr w:type="spellEnd"/>
+            <w:r>
+              <w:rPr>
+                <w:rFonts w:ascii="Arial" w:hAnsi="Arial" w:cs="Arial"/>
+                <w:sz w:val="16"/>
+                <w:szCs w:val="16"/>
+                <w:lang w:val="ru-RU"/>
+              </w:rPr>
+              <w:t>, участвовали: Гоглидзе, Церетели, Морозов</w:t>
             </w:r>
             <w:r>
               <w:rPr>
@@ -7267,7 +9009,47 @@
                 <w:szCs w:val="16"/>
                 <w:lang w:val="ru-RU"/>
               </w:rPr>
-              <w:t>Статья: 58-10, 58-11 УК ГССР</w:t>
+              <w:t xml:space="preserve">Статья: </w:t>
+            </w:r>
+            <w:proofErr w:type="gramStart"/>
+            <w:r>
+              <w:rPr>
+                <w:rFonts w:ascii="Arial" w:hAnsi="Arial" w:cs="Arial"/>
+                <w:sz w:val="16"/>
+                <w:szCs w:val="16"/>
+                <w:lang w:val="ru-RU"/>
+              </w:rPr>
+              <w:t>58-10</w:t>
+            </w:r>
+            <w:proofErr w:type="gramEnd"/>
+            <w:r>
+              <w:rPr>
+                <w:rFonts w:ascii="Arial" w:hAnsi="Arial" w:cs="Arial"/>
+                <w:sz w:val="16"/>
+                <w:szCs w:val="16"/>
+                <w:lang w:val="ru-RU"/>
+              </w:rPr>
+              <w:t xml:space="preserve">, </w:t>
+            </w:r>
+            <w:proofErr w:type="gramStart"/>
+            <w:r>
+              <w:rPr>
+                <w:rFonts w:ascii="Arial" w:hAnsi="Arial" w:cs="Arial"/>
+                <w:sz w:val="16"/>
+                <w:szCs w:val="16"/>
+                <w:lang w:val="ru-RU"/>
+              </w:rPr>
+              <w:t>58-11</w:t>
+            </w:r>
+            <w:proofErr w:type="gramEnd"/>
+            <w:r>
+              <w:rPr>
+                <w:rFonts w:ascii="Arial" w:hAnsi="Arial" w:cs="Arial"/>
+                <w:sz w:val="16"/>
+                <w:szCs w:val="16"/>
+                <w:lang w:val="ru-RU"/>
+              </w:rPr>
+              <w:t xml:space="preserve"> УК ГССР</w:t>
             </w:r>
             <w:r>
               <w:rPr>
@@ -7469,17 +9251,67 @@
                 <w:lang w:val="ru-RU"/>
               </w:rPr>
             </w:pPr>
-            <w:r>
-              <w:rPr>
-                <w:rFonts w:ascii="Arial" w:hAnsi="Arial" w:cs="Arial"/>
-                <w:b/>
-                <w:bCs/>
-                <w:sz w:val="16"/>
-                <w:szCs w:val="16"/>
-                <w:lang w:val="ru-RU"/>
-              </w:rPr>
-              <w:t>Месропова Репсиме Аршаковна</w:t>
-            </w:r>
+            <w:proofErr w:type="spellStart"/>
+            <w:r>
+              <w:rPr>
+                <w:rFonts w:ascii="Arial" w:hAnsi="Arial" w:cs="Arial"/>
+                <w:b/>
+                <w:bCs/>
+                <w:sz w:val="16"/>
+                <w:szCs w:val="16"/>
+                <w:lang w:val="ru-RU"/>
+              </w:rPr>
+              <w:t>Месропова</w:t>
+            </w:r>
+            <w:proofErr w:type="spellEnd"/>
+            <w:r>
+              <w:rPr>
+                <w:rFonts w:ascii="Arial" w:hAnsi="Arial" w:cs="Arial"/>
+                <w:b/>
+                <w:bCs/>
+                <w:sz w:val="16"/>
+                <w:szCs w:val="16"/>
+                <w:lang w:val="ru-RU"/>
+              </w:rPr>
+              <w:t xml:space="preserve"> </w:t>
+            </w:r>
+            <w:proofErr w:type="spellStart"/>
+            <w:r>
+              <w:rPr>
+                <w:rFonts w:ascii="Arial" w:hAnsi="Arial" w:cs="Arial"/>
+                <w:b/>
+                <w:bCs/>
+                <w:sz w:val="16"/>
+                <w:szCs w:val="16"/>
+                <w:lang w:val="ru-RU"/>
+              </w:rPr>
+              <w:t>Репсиме</w:t>
+            </w:r>
+            <w:proofErr w:type="spellEnd"/>
+            <w:r>
+              <w:rPr>
+                <w:rFonts w:ascii="Arial" w:hAnsi="Arial" w:cs="Arial"/>
+                <w:b/>
+                <w:bCs/>
+                <w:sz w:val="16"/>
+                <w:szCs w:val="16"/>
+                <w:lang w:val="ru-RU"/>
+              </w:rPr>
+              <w:t xml:space="preserve"> </w:t>
+            </w:r>
+            <w:proofErr w:type="spellStart"/>
+            <w:r>
+              <w:rPr>
+                <w:rFonts w:ascii="Arial" w:hAnsi="Arial" w:cs="Arial"/>
+                <w:b/>
+                <w:bCs/>
+                <w:sz w:val="16"/>
+                <w:szCs w:val="16"/>
+                <w:lang w:val="ru-RU"/>
+              </w:rPr>
+              <w:t>Аршаковна</w:t>
+            </w:r>
+            <w:proofErr w:type="spellEnd"/>
             <w:r>
               <w:rPr>
                 <w:rFonts w:ascii="Arial" w:hAnsi="Arial" w:cs="Arial"/>
@@ -7776,7 +9608,27 @@
                 <w:szCs w:val="16"/>
                 <w:lang w:val="ru-RU"/>
               </w:rPr>
-              <w:t xml:space="preserve">1889 г.р., урож. г. Тбилиси. Армянка. Образование н/среднее. </w:t>
+              <w:t xml:space="preserve">1889 г.р., </w:t>
+            </w:r>
+            <w:proofErr w:type="spellStart"/>
+            <w:r>
+              <w:rPr>
+                <w:rFonts w:ascii="Arial" w:hAnsi="Arial" w:cs="Arial"/>
+                <w:sz w:val="16"/>
+                <w:szCs w:val="16"/>
+                <w:lang w:val="ru-RU"/>
+              </w:rPr>
+              <w:t>урож</w:t>
+            </w:r>
+            <w:proofErr w:type="spellEnd"/>
+            <w:r>
+              <w:rPr>
+                <w:rFonts w:ascii="Arial" w:hAnsi="Arial" w:cs="Arial"/>
+                <w:sz w:val="16"/>
+                <w:szCs w:val="16"/>
+                <w:lang w:val="ru-RU"/>
+              </w:rPr>
+              <w:t xml:space="preserve">. г. Тбилиси. Армянка. Образование н/среднее. </w:t>
             </w:r>
             <w:r>
               <w:rPr>
@@ -7794,15 +9646,45 @@
                 <w:szCs w:val="16"/>
                 <w:lang w:val="ru-RU"/>
               </w:rPr>
-              <w:t xml:space="preserve"> г. Новосибирск. Корректор в газете «Большевистская Смена». Арестована 05.12.1937 по обвинен в а/с агитации и пропаганде, ст. 58-10 УК РСФСР. Постановлением тройки УНКВД по НСО от 09.12.1937 приговорена к ВМН. Расстреляна 11.12.1937. </w:t>
-            </w:r>
-            <w:r>
-              <w:rPr>
-                <w:rFonts w:ascii="Arial" w:hAnsi="Arial" w:cs="Arial"/>
-                <w:sz w:val="16"/>
-                <w:szCs w:val="16"/>
-              </w:rPr>
-              <w:t>Реабилитирована 09.06.1989.</w:t>
+              <w:t xml:space="preserve"> г. Новосибирск. Корректор в газете «Большевистская Смена». Арестована 05.12.1937 по обвинен в а/с агитации и пропаганде, ст. </w:t>
+            </w:r>
+            <w:proofErr w:type="gramStart"/>
+            <w:r>
+              <w:rPr>
+                <w:rFonts w:ascii="Arial" w:hAnsi="Arial" w:cs="Arial"/>
+                <w:sz w:val="16"/>
+                <w:szCs w:val="16"/>
+                <w:lang w:val="ru-RU"/>
+              </w:rPr>
+              <w:t>58-10</w:t>
+            </w:r>
+            <w:proofErr w:type="gramEnd"/>
+            <w:r>
+              <w:rPr>
+                <w:rFonts w:ascii="Arial" w:hAnsi="Arial" w:cs="Arial"/>
+                <w:sz w:val="16"/>
+                <w:szCs w:val="16"/>
+                <w:lang w:val="ru-RU"/>
+              </w:rPr>
+              <w:t xml:space="preserve"> УК РСФСР. Постановлением тройки УНКВД по НСО от 09.12.1937 приговорена к ВМН. Расстреляна 11.12.1937. </w:t>
+            </w:r>
+            <w:proofErr w:type="spellStart"/>
+            <w:r>
+              <w:rPr>
+                <w:rFonts w:ascii="Arial" w:hAnsi="Arial" w:cs="Arial"/>
+                <w:sz w:val="16"/>
+                <w:szCs w:val="16"/>
+              </w:rPr>
+              <w:t>Реабилитирована</w:t>
+            </w:r>
+            <w:proofErr w:type="spellEnd"/>
+            <w:r>
+              <w:rPr>
+                <w:rFonts w:ascii="Arial" w:hAnsi="Arial" w:cs="Arial"/>
+                <w:sz w:val="16"/>
+                <w:szCs w:val="16"/>
+              </w:rPr>
+              <w:t xml:space="preserve"> 09.06.1989.</w:t>
             </w:r>
           </w:p>
           <w:p>
@@ -7900,17 +9782,67 @@
                 <w:lang w:val="ru-RU"/>
               </w:rPr>
             </w:pPr>
-            <w:r>
-              <w:rPr>
-                <w:rFonts w:ascii="Arial" w:hAnsi="Arial" w:cs="Arial"/>
-                <w:b/>
-                <w:bCs/>
-                <w:sz w:val="16"/>
-                <w:szCs w:val="16"/>
-                <w:lang w:val="ru-RU"/>
-              </w:rPr>
-              <w:t>Оввян Арменун Сумбатовна</w:t>
-            </w:r>
+            <w:proofErr w:type="spellStart"/>
+            <w:r>
+              <w:rPr>
+                <w:rFonts w:ascii="Arial" w:hAnsi="Arial" w:cs="Arial"/>
+                <w:b/>
+                <w:bCs/>
+                <w:sz w:val="16"/>
+                <w:szCs w:val="16"/>
+                <w:lang w:val="ru-RU"/>
+              </w:rPr>
+              <w:t>Оввян</w:t>
+            </w:r>
+            <w:proofErr w:type="spellEnd"/>
+            <w:r>
+              <w:rPr>
+                <w:rFonts w:ascii="Arial" w:hAnsi="Arial" w:cs="Arial"/>
+                <w:b/>
+                <w:bCs/>
+                <w:sz w:val="16"/>
+                <w:szCs w:val="16"/>
+                <w:lang w:val="ru-RU"/>
+              </w:rPr>
+              <w:t xml:space="preserve"> </w:t>
+            </w:r>
+            <w:proofErr w:type="spellStart"/>
+            <w:r>
+              <w:rPr>
+                <w:rFonts w:ascii="Arial" w:hAnsi="Arial" w:cs="Arial"/>
+                <w:b/>
+                <w:bCs/>
+                <w:sz w:val="16"/>
+                <w:szCs w:val="16"/>
+                <w:lang w:val="ru-RU"/>
+              </w:rPr>
+              <w:t>Арменун</w:t>
+            </w:r>
+            <w:proofErr w:type="spellEnd"/>
+            <w:r>
+              <w:rPr>
+                <w:rFonts w:ascii="Arial" w:hAnsi="Arial" w:cs="Arial"/>
+                <w:b/>
+                <w:bCs/>
+                <w:sz w:val="16"/>
+                <w:szCs w:val="16"/>
+                <w:lang w:val="ru-RU"/>
+              </w:rPr>
+              <w:t xml:space="preserve"> </w:t>
+            </w:r>
+            <w:proofErr w:type="spellStart"/>
+            <w:r>
+              <w:rPr>
+                <w:rFonts w:ascii="Arial" w:hAnsi="Arial" w:cs="Arial"/>
+                <w:b/>
+                <w:bCs/>
+                <w:sz w:val="16"/>
+                <w:szCs w:val="16"/>
+                <w:lang w:val="ru-RU"/>
+              </w:rPr>
+              <w:t>Сумбатовна</w:t>
+            </w:r>
+            <w:proofErr w:type="spellEnd"/>
             <w:r>
               <w:rPr>
                 <w:rFonts w:ascii="Arial" w:hAnsi="Arial" w:cs="Arial"/>
@@ -7982,7 +9914,27 @@
                 <w:szCs w:val="16"/>
                 <w:lang w:val="ru-RU"/>
               </w:rPr>
-              <w:t xml:space="preserve"> г. р., уроженка г. Тбилиси, армянка, член ВКП(б) в 1911-1936 гг., инженер ЦЭС, студентка Энергетического института, </w:t>
+              <w:t xml:space="preserve"> г. р., уроженка г. Тбилиси, армянка, член ВКП(б) в </w:t>
+            </w:r>
+            <w:proofErr w:type="gramStart"/>
+            <w:r>
+              <w:rPr>
+                <w:rFonts w:ascii="Arial" w:hAnsi="Arial" w:cs="Arial"/>
+                <w:sz w:val="16"/>
+                <w:szCs w:val="16"/>
+                <w:lang w:val="ru-RU"/>
+              </w:rPr>
+              <w:t>1911-1936</w:t>
+            </w:r>
+            <w:proofErr w:type="gramEnd"/>
+            <w:r>
+              <w:rPr>
+                <w:rFonts w:ascii="Arial" w:hAnsi="Arial" w:cs="Arial"/>
+                <w:sz w:val="16"/>
+                <w:szCs w:val="16"/>
+                <w:lang w:val="ru-RU"/>
+              </w:rPr>
+              <w:t xml:space="preserve"> гг., инженер ЦЭС, студентка Энергетического института, </w:t>
             </w:r>
             <w:r>
               <w:rPr>
@@ -8000,7 +9952,47 @@
                 <w:szCs w:val="16"/>
                 <w:lang w:val="ru-RU"/>
               </w:rPr>
-              <w:t xml:space="preserve"> г. Москва. Арестована 15 апреля 1936 г. Военной коллегией Верховного суда СССР 10 ноября 1936 г. осуждена по ст. ст. 17-58-8, 58-11 УК РСФСР на 10 лет тюрьмы. Отбывала наказание в Соловках. Особой тройкой УНКВД ЛО 10 октября 1937 г. приговорена к высшей мере наказания. Расстреляна в Карельской АССР (Сандармох) 4 ноября 1937 г. (Ее муж Ю. П. Гавен, б. работник Госплана СССР, расстрелян в г. Москва 4 октября 1936 г.) </w:t>
+              <w:t xml:space="preserve"> г. Москва. Арестована 15 апреля 1936 г. Военной коллегией Верховного суда СССР 10 ноября 1936 г. осуждена по ст. ст. 17-58-8, </w:t>
+            </w:r>
+            <w:proofErr w:type="gramStart"/>
+            <w:r>
+              <w:rPr>
+                <w:rFonts w:ascii="Arial" w:hAnsi="Arial" w:cs="Arial"/>
+                <w:sz w:val="16"/>
+                <w:szCs w:val="16"/>
+                <w:lang w:val="ru-RU"/>
+              </w:rPr>
+              <w:t>58-11</w:t>
+            </w:r>
+            <w:proofErr w:type="gramEnd"/>
+            <w:r>
+              <w:rPr>
+                <w:rFonts w:ascii="Arial" w:hAnsi="Arial" w:cs="Arial"/>
+                <w:sz w:val="16"/>
+                <w:szCs w:val="16"/>
+                <w:lang w:val="ru-RU"/>
+              </w:rPr>
+              <w:t xml:space="preserve"> УК РСФСР на 10 лет тюрьмы. Отбывала наказание в Соловках. Особой тройкой УНКВД ЛО 10 октября 1937 г. приговорена к высшей мере наказания. Расстреляна в Карельской АССР (Сандармох) 4 ноября 1937 г. (Ее муж Ю. П. </w:t>
+            </w:r>
+            <w:proofErr w:type="spellStart"/>
+            <w:r>
+              <w:rPr>
+                <w:rFonts w:ascii="Arial" w:hAnsi="Arial" w:cs="Arial"/>
+                <w:sz w:val="16"/>
+                <w:szCs w:val="16"/>
+                <w:lang w:val="ru-RU"/>
+              </w:rPr>
+              <w:t>Гавен</w:t>
+            </w:r>
+            <w:proofErr w:type="spellEnd"/>
+            <w:r>
+              <w:rPr>
+                <w:rFonts w:ascii="Arial" w:hAnsi="Arial" w:cs="Arial"/>
+                <w:sz w:val="16"/>
+                <w:szCs w:val="16"/>
+                <w:lang w:val="ru-RU"/>
+              </w:rPr>
+              <w:t xml:space="preserve">, б. работник Госплана СССР, расстрелян в г. Москва 4 октября 1936 г.) </w:t>
             </w:r>
           </w:p>
           <w:p>
@@ -8042,7 +10034,31 @@
                 <w:szCs w:val="16"/>
                 <w:lang w:val="ru-RU"/>
               </w:rPr>
-              <w:t>Ленинградский мартиролог: 1937-1938, том 5</w:t>
+              <w:t xml:space="preserve">Ленинградский мартиролог: </w:t>
+            </w:r>
+            <w:proofErr w:type="gramStart"/>
+            <w:r>
+              <w:rPr>
+                <w:rFonts w:ascii="Arial" w:hAnsi="Arial" w:cs="Arial"/>
+                <w:b/>
+                <w:bCs/>
+                <w:sz w:val="16"/>
+                <w:szCs w:val="16"/>
+                <w:lang w:val="ru-RU"/>
+              </w:rPr>
+              <w:t>1937-1938</w:t>
+            </w:r>
+            <w:proofErr w:type="gramEnd"/>
+            <w:r>
+              <w:rPr>
+                <w:rFonts w:ascii="Arial" w:hAnsi="Arial" w:cs="Arial"/>
+                <w:b/>
+                <w:bCs/>
+                <w:sz w:val="16"/>
+                <w:szCs w:val="16"/>
+                <w:lang w:val="ru-RU"/>
+              </w:rPr>
+              <w:t>, том 5</w:t>
             </w:r>
             <w:r>
               <w:rPr>
@@ -8115,17 +10131,43 @@
                 <w:lang w:val="ru-RU"/>
               </w:rPr>
             </w:pPr>
-            <w:r>
-              <w:rPr>
-                <w:rFonts w:ascii="Arial" w:hAnsi="Arial" w:cs="Arial"/>
-                <w:b/>
-                <w:bCs/>
-                <w:sz w:val="16"/>
-                <w:szCs w:val="16"/>
-                <w:lang w:val="ru-RU"/>
-              </w:rPr>
-              <w:t>Парунакьян Эмилия Карапетовна</w:t>
-            </w:r>
+            <w:proofErr w:type="spellStart"/>
+            <w:r>
+              <w:rPr>
+                <w:rFonts w:ascii="Arial" w:hAnsi="Arial" w:cs="Arial"/>
+                <w:b/>
+                <w:bCs/>
+                <w:sz w:val="16"/>
+                <w:szCs w:val="16"/>
+                <w:lang w:val="ru-RU"/>
+              </w:rPr>
+              <w:t>Парунакьян</w:t>
+            </w:r>
+            <w:proofErr w:type="spellEnd"/>
+            <w:r>
+              <w:rPr>
+                <w:rFonts w:ascii="Arial" w:hAnsi="Arial" w:cs="Arial"/>
+                <w:b/>
+                <w:bCs/>
+                <w:sz w:val="16"/>
+                <w:szCs w:val="16"/>
+                <w:lang w:val="ru-RU"/>
+              </w:rPr>
+              <w:t xml:space="preserve"> Эмилия </w:t>
+            </w:r>
+            <w:proofErr w:type="spellStart"/>
+            <w:r>
+              <w:rPr>
+                <w:rFonts w:ascii="Arial" w:hAnsi="Arial" w:cs="Arial"/>
+                <w:b/>
+                <w:bCs/>
+                <w:sz w:val="16"/>
+                <w:szCs w:val="16"/>
+                <w:lang w:val="ru-RU"/>
+              </w:rPr>
+              <w:t>Карапетовна</w:t>
+            </w:r>
+            <w:proofErr w:type="spellEnd"/>
             <w:r>
               <w:rPr>
                 <w:rFonts w:ascii="Arial" w:hAnsi="Arial" w:cs="Arial"/>
@@ -8186,7 +10228,27 @@
                 <w:szCs w:val="16"/>
                 <w:lang w:val="ru-RU"/>
               </w:rPr>
-              <w:t xml:space="preserve">Род. в 1898 в с. Сарокамыш в Турции. Армянка. Служащая. В 1930. осуждена на 3 года ссылки в Туруханский р-н. </w:t>
+              <w:t xml:space="preserve">Род. в 1898 в с. </w:t>
+            </w:r>
+            <w:proofErr w:type="spellStart"/>
+            <w:r>
+              <w:rPr>
+                <w:rFonts w:ascii="Arial" w:hAnsi="Arial" w:cs="Arial"/>
+                <w:sz w:val="16"/>
+                <w:szCs w:val="16"/>
+                <w:lang w:val="ru-RU"/>
+              </w:rPr>
+              <w:t>Сарокамыш</w:t>
+            </w:r>
+            <w:proofErr w:type="spellEnd"/>
+            <w:r>
+              <w:rPr>
+                <w:rFonts w:ascii="Arial" w:hAnsi="Arial" w:cs="Arial"/>
+                <w:sz w:val="16"/>
+                <w:szCs w:val="16"/>
+                <w:lang w:val="ru-RU"/>
+              </w:rPr>
+              <w:t xml:space="preserve"> в Турции. Армянка. Служащая. В 1930. осуждена на 3 года ссылки в Туруханский р-н. </w:t>
             </w:r>
             <w:r>
               <w:rPr>
@@ -8328,16 +10390,40 @@
                 <w:lang w:val="ru-RU"/>
               </w:rPr>
             </w:pPr>
-            <w:r>
-              <w:rPr>
-                <w:rFonts w:ascii="Arial" w:hAnsi="Arial" w:cs="Arial"/>
-                <w:b/>
-                <w:sz w:val="16"/>
-                <w:szCs w:val="16"/>
-                <w:lang w:val="ru-RU"/>
-              </w:rPr>
-              <w:t>Пилиносова Асана Абросимовна</w:t>
-            </w:r>
+            <w:proofErr w:type="spellStart"/>
+            <w:r>
+              <w:rPr>
+                <w:rFonts w:ascii="Arial" w:hAnsi="Arial" w:cs="Arial"/>
+                <w:b/>
+                <w:sz w:val="16"/>
+                <w:szCs w:val="16"/>
+                <w:lang w:val="ru-RU"/>
+              </w:rPr>
+              <w:t>Пилиносова</w:t>
+            </w:r>
+            <w:proofErr w:type="spellEnd"/>
+            <w:r>
+              <w:rPr>
+                <w:rFonts w:ascii="Arial" w:hAnsi="Arial" w:cs="Arial"/>
+                <w:b/>
+                <w:sz w:val="16"/>
+                <w:szCs w:val="16"/>
+                <w:lang w:val="ru-RU"/>
+              </w:rPr>
+              <w:t xml:space="preserve"> Асана </w:t>
+            </w:r>
+            <w:proofErr w:type="spellStart"/>
+            <w:r>
+              <w:rPr>
+                <w:rFonts w:ascii="Arial" w:hAnsi="Arial" w:cs="Arial"/>
+                <w:b/>
+                <w:sz w:val="16"/>
+                <w:szCs w:val="16"/>
+                <w:lang w:val="ru-RU"/>
+              </w:rPr>
+              <w:t>Абросимовна</w:t>
+            </w:r>
+            <w:proofErr w:type="spellEnd"/>
             <w:r>
               <w:rPr>
                 <w:rFonts w:ascii="Arial" w:hAnsi="Arial" w:cs="Arial"/>
@@ -8393,7 +10479,27 @@
                 <w:szCs w:val="16"/>
                 <w:lang w:val="ru-RU"/>
               </w:rPr>
-              <w:t>(Пелипосова) Родилась</w:t>
+              <w:t>(</w:t>
+            </w:r>
+            <w:proofErr w:type="spellStart"/>
+            <w:r>
+              <w:rPr>
+                <w:rFonts w:ascii="Arial" w:hAnsi="Arial" w:cs="Arial"/>
+                <w:sz w:val="16"/>
+                <w:szCs w:val="16"/>
+                <w:lang w:val="ru-RU"/>
+              </w:rPr>
+              <w:t>Пелипосова</w:t>
+            </w:r>
+            <w:proofErr w:type="spellEnd"/>
+            <w:r>
+              <w:rPr>
+                <w:rFonts w:ascii="Arial" w:hAnsi="Arial" w:cs="Arial"/>
+                <w:sz w:val="16"/>
+                <w:szCs w:val="16"/>
+                <w:lang w:val="ru-RU"/>
+              </w:rPr>
+              <w:t>) Родилась</w:t>
             </w:r>
             <w:r>
               <w:rPr>
@@ -8697,7 +10803,27 @@
                 <w:szCs w:val="16"/>
                 <w:lang w:val="ru-RU"/>
               </w:rPr>
-              <w:t>Приговорена: ВКВС СССР 3 июля 1937 г., обв.:</w:t>
+              <w:t xml:space="preserve">Приговорена: ВКВС СССР 3 июля 1937 г., </w:t>
+            </w:r>
+            <w:proofErr w:type="spellStart"/>
+            <w:r>
+              <w:rPr>
+                <w:rFonts w:ascii="Arial" w:hAnsi="Arial" w:cs="Arial"/>
+                <w:sz w:val="16"/>
+                <w:szCs w:val="16"/>
+                <w:lang w:val="ru-RU"/>
+              </w:rPr>
+              <w:t>обв</w:t>
+            </w:r>
+            <w:proofErr w:type="spellEnd"/>
+            <w:r>
+              <w:rPr>
+                <w:rFonts w:ascii="Arial" w:hAnsi="Arial" w:cs="Arial"/>
+                <w:sz w:val="16"/>
+                <w:szCs w:val="16"/>
+                <w:lang w:val="ru-RU"/>
+              </w:rPr>
+              <w:t>.:</w:t>
             </w:r>
             <w:r>
               <w:rPr>
@@ -8714,7 +10840,17 @@
                 <w:szCs w:val="16"/>
                 <w:lang w:val="ru-RU"/>
               </w:rPr>
-              <w:t>участии в к.-р. террористической организации</w:t>
+              <w:t xml:space="preserve">участии в к.-р. террористической </w:t>
+            </w:r>
+            <w:proofErr w:type="spellStart"/>
+            <w:r>
+              <w:rPr>
+                <w:rFonts w:ascii="Arial" w:hAnsi="Arial" w:cs="Arial"/>
+                <w:sz w:val="16"/>
+                <w:szCs w:val="16"/>
+                <w:lang w:val="ru-RU"/>
+              </w:rPr>
+              <w:t>организации</w:t>
             </w:r>
             <w:r>
               <w:rPr>
@@ -8732,7 +10868,17 @@
                 <w:szCs w:val="16"/>
                 <w:lang w:val="ru-RU"/>
               </w:rPr>
-              <w:t>Расстреляна 3 июля 1937 г. Место захоронения</w:t>
+              <w:t>Расстреляна</w:t>
+            </w:r>
+            <w:proofErr w:type="spellEnd"/>
+            <w:r>
+              <w:rPr>
+                <w:rFonts w:ascii="Arial" w:hAnsi="Arial" w:cs="Arial"/>
+                <w:sz w:val="16"/>
+                <w:szCs w:val="16"/>
+                <w:lang w:val="ru-RU"/>
+              </w:rPr>
+              <w:t xml:space="preserve"> 3 июля 1937 г. Место захоронения</w:t>
             </w:r>
             <w:r>
               <w:rPr>
@@ -8795,6 +10941,7 @@
               </w:rPr>
               <w:t> </w:t>
             </w:r>
+            <w:proofErr w:type="gramStart"/>
             <w:r>
               <w:rPr>
                 <w:rFonts w:ascii="Arial" w:hAnsi="Arial" w:cs="Arial"/>
@@ -8813,6 +10960,7 @@
               </w:rPr>
               <w:t>)</w:t>
             </w:r>
+            <w:proofErr w:type="gramEnd"/>
           </w:p>
           <w:p>
             <w:pPr>
@@ -8948,8 +11096,45 @@
                 <w:szCs w:val="16"/>
                 <w:lang w:val="ru-RU"/>
               </w:rPr>
-              <w:t>Саркисян Репсиме Ашотовна</w:t>
-            </w:r>
+              <w:t xml:space="preserve">Саркисян </w:t>
+            </w:r>
+            <w:proofErr w:type="spellStart"/>
+            <w:r>
+              <w:rPr>
+                <w:rFonts w:ascii="Arial" w:hAnsi="Arial" w:cs="Arial"/>
+                <w:b/>
+                <w:bCs/>
+                <w:sz w:val="16"/>
+                <w:szCs w:val="16"/>
+                <w:lang w:val="ru-RU"/>
+              </w:rPr>
+              <w:t>Репсиме</w:t>
+            </w:r>
+            <w:proofErr w:type="spellEnd"/>
+            <w:r>
+              <w:rPr>
+                <w:rFonts w:ascii="Arial" w:hAnsi="Arial" w:cs="Arial"/>
+                <w:b/>
+                <w:bCs/>
+                <w:sz w:val="16"/>
+                <w:szCs w:val="16"/>
+                <w:lang w:val="ru-RU"/>
+              </w:rPr>
+              <w:t xml:space="preserve"> </w:t>
+            </w:r>
+            <w:proofErr w:type="spellStart"/>
+            <w:r>
+              <w:rPr>
+                <w:rFonts w:ascii="Arial" w:hAnsi="Arial" w:cs="Arial"/>
+                <w:b/>
+                <w:bCs/>
+                <w:sz w:val="16"/>
+                <w:szCs w:val="16"/>
+                <w:lang w:val="ru-RU"/>
+              </w:rPr>
+              <w:t>Ашотовна</w:t>
+            </w:r>
+            <w:proofErr w:type="spellEnd"/>
             <w:r>
               <w:rPr>
                 <w:rFonts w:ascii="Arial" w:hAnsi="Arial" w:cs="Arial"/>
@@ -9080,7 +11265,27 @@
                 <w:lang w:val="ru-RU"/>
               </w:rPr>
               <w:br/>
-              <w:t>др. р.: р.: Постановлением ОСО от 31 мая 1929 г. выслана из г. Эривана в г. Воронеж на 3 года УГБ по Воронежской обл. 2 февраля 1938 г.</w:t>
+              <w:t xml:space="preserve">др. р.: р.: Постановлением ОСО от 31 мая 1929 г. выслана из г. </w:t>
+            </w:r>
+            <w:proofErr w:type="spellStart"/>
+            <w:r>
+              <w:rPr>
+                <w:rFonts w:ascii="Arial" w:hAnsi="Arial" w:cs="Arial"/>
+                <w:sz w:val="16"/>
+                <w:szCs w:val="16"/>
+                <w:lang w:val="ru-RU"/>
+              </w:rPr>
+              <w:t>Эривана</w:t>
+            </w:r>
+            <w:proofErr w:type="spellEnd"/>
+            <w:r>
+              <w:rPr>
+                <w:rFonts w:ascii="Arial" w:hAnsi="Arial" w:cs="Arial"/>
+                <w:sz w:val="16"/>
+                <w:szCs w:val="16"/>
+                <w:lang w:val="ru-RU"/>
+              </w:rPr>
+              <w:t xml:space="preserve"> в г. Воронеж на 3 года УГБ по Воронежской обл. 2 февраля 1938 г.</w:t>
             </w:r>
             <w:r>
               <w:rPr>
@@ -9090,7 +11295,27 @@
                 <w:lang w:val="ru-RU"/>
               </w:rPr>
               <w:br/>
-              <w:t>Приговорена: Тройка при УНКВД по Воронежской обл. 9 февраля 1938 г., обв.:</w:t>
+              <w:t xml:space="preserve">Приговорена: Тройка при УНКВД по Воронежской обл. 9 февраля 1938 г., </w:t>
+            </w:r>
+            <w:proofErr w:type="spellStart"/>
+            <w:r>
+              <w:rPr>
+                <w:rFonts w:ascii="Arial" w:hAnsi="Arial" w:cs="Arial"/>
+                <w:sz w:val="16"/>
+                <w:szCs w:val="16"/>
+                <w:lang w:val="ru-RU"/>
+              </w:rPr>
+              <w:t>обв</w:t>
+            </w:r>
+            <w:proofErr w:type="spellEnd"/>
+            <w:r>
+              <w:rPr>
+                <w:rFonts w:ascii="Arial" w:hAnsi="Arial" w:cs="Arial"/>
+                <w:sz w:val="16"/>
+                <w:szCs w:val="16"/>
+                <w:lang w:val="ru-RU"/>
+              </w:rPr>
+              <w:t>.:</w:t>
             </w:r>
             <w:r>
               <w:rPr>
@@ -9315,7 +11540,27 @@
                 <w:szCs w:val="16"/>
                 <w:lang w:val="ru-RU"/>
               </w:rPr>
-              <w:t>1913 г.р., м.р.: Азербайджанская ССР, г. Кировабад (Гянджа), армянка, б/п, сотрудница НКВД Груз. ССР</w:t>
+              <w:t xml:space="preserve">1913 г.р., </w:t>
+            </w:r>
+            <w:proofErr w:type="spellStart"/>
+            <w:r>
+              <w:rPr>
+                <w:rFonts w:ascii="Arial" w:hAnsi="Arial" w:cs="Arial"/>
+                <w:sz w:val="16"/>
+                <w:szCs w:val="16"/>
+                <w:lang w:val="ru-RU"/>
+              </w:rPr>
+              <w:t>м.р</w:t>
+            </w:r>
+            <w:proofErr w:type="spellEnd"/>
+            <w:r>
+              <w:rPr>
+                <w:rFonts w:ascii="Arial" w:hAnsi="Arial" w:cs="Arial"/>
+                <w:sz w:val="16"/>
+                <w:szCs w:val="16"/>
+                <w:lang w:val="ru-RU"/>
+              </w:rPr>
+              <w:t>.: Азербайджанская ССР, г. Кировабад (Гянджа), армянка, б/п, сотрудница НКВД Груз. ССР</w:t>
             </w:r>
           </w:p>
           <w:p>
@@ -9342,7 +11587,27 @@
                 <w:szCs w:val="16"/>
                 <w:lang w:val="ru-RU"/>
               </w:rPr>
-              <w:t>Обвинение: [* «Материалами следствия изобличается в том, что являясь сотрудницей НКВД, поддерживала связь с руководящим участником к-р заговора</w:t>
+              <w:t xml:space="preserve">Обвинение: [* «Материалами следствия изобличается в том, </w:t>
+            </w:r>
+            <w:proofErr w:type="gramStart"/>
+            <w:r>
+              <w:rPr>
+                <w:rFonts w:ascii="Arial" w:hAnsi="Arial" w:cs="Arial"/>
+                <w:sz w:val="16"/>
+                <w:szCs w:val="16"/>
+                <w:lang w:val="ru-RU"/>
+              </w:rPr>
+              <w:t>что</w:t>
+            </w:r>
+            <w:proofErr w:type="gramEnd"/>
+            <w:r>
+              <w:rPr>
+                <w:rFonts w:ascii="Arial" w:hAnsi="Arial" w:cs="Arial"/>
+                <w:sz w:val="16"/>
+                <w:szCs w:val="16"/>
+                <w:lang w:val="ru-RU"/>
+              </w:rPr>
+              <w:t xml:space="preserve"> являясь сотрудницей НКВД, поддерживала связь с руководящим участником к-р заговора</w:t>
             </w:r>
             <w:r>
               <w:rPr>
@@ -9353,14 +11618,65 @@
               </w:rPr>
               <w:t xml:space="preserve"> – </w:t>
             </w:r>
-            <w:r>
-              <w:rPr>
-                <w:rFonts w:ascii="Arial" w:hAnsi="Arial" w:cs="Arial"/>
-                <w:sz w:val="16"/>
-                <w:szCs w:val="16"/>
-                <w:lang w:val="ru-RU"/>
-              </w:rPr>
-              <w:t>Султанишвили, которого постоянно информировала о всех имеющихся в НКВД материалах на членов к-р заговора. Виновной себя признала.» ] Приговор: тройка при НКВД ГССР (Гоглидзе, Церетели, Талахадзе, Морозов</w:t>
+            <w:proofErr w:type="spellStart"/>
+            <w:r>
+              <w:rPr>
+                <w:rFonts w:ascii="Arial" w:hAnsi="Arial" w:cs="Arial"/>
+                <w:sz w:val="16"/>
+                <w:szCs w:val="16"/>
+                <w:lang w:val="ru-RU"/>
+              </w:rPr>
+              <w:t>Султанишвили</w:t>
+            </w:r>
+            <w:proofErr w:type="spellEnd"/>
+            <w:r>
+              <w:rPr>
+                <w:rFonts w:ascii="Arial" w:hAnsi="Arial" w:cs="Arial"/>
+                <w:sz w:val="16"/>
+                <w:szCs w:val="16"/>
+                <w:lang w:val="ru-RU"/>
+              </w:rPr>
+              <w:t>, которого постоянно информировала о всех имеющихся в НКВД материалах на членов к-р заговора. Виновной себя признала.</w:t>
+            </w:r>
+            <w:proofErr w:type="gramStart"/>
+            <w:r>
+              <w:rPr>
+                <w:rFonts w:ascii="Arial" w:hAnsi="Arial" w:cs="Arial"/>
+                <w:sz w:val="16"/>
+                <w:szCs w:val="16"/>
+                <w:lang w:val="ru-RU"/>
+              </w:rPr>
+              <w:t>» ]</w:t>
+            </w:r>
+            <w:proofErr w:type="gramEnd"/>
+            <w:r>
+              <w:rPr>
+                <w:rFonts w:ascii="Arial" w:hAnsi="Arial" w:cs="Arial"/>
+                <w:sz w:val="16"/>
+                <w:szCs w:val="16"/>
+                <w:lang w:val="ru-RU"/>
+              </w:rPr>
+              <w:t xml:space="preserve"> Приговор: тройка при НКВД ГССР (Гоглидзе, Церетели, </w:t>
+            </w:r>
+            <w:proofErr w:type="spellStart"/>
+            <w:r>
+              <w:rPr>
+                <w:rFonts w:ascii="Arial" w:hAnsi="Arial" w:cs="Arial"/>
+                <w:sz w:val="16"/>
+                <w:szCs w:val="16"/>
+                <w:lang w:val="ru-RU"/>
+              </w:rPr>
+              <w:t>Талахадзе</w:t>
+            </w:r>
+            <w:proofErr w:type="spellEnd"/>
+            <w:r>
+              <w:rPr>
+                <w:rFonts w:ascii="Arial" w:hAnsi="Arial" w:cs="Arial"/>
+                <w:sz w:val="16"/>
+                <w:szCs w:val="16"/>
+                <w:lang w:val="ru-RU"/>
+              </w:rPr>
+              <w:t>, Морозов</w:t>
             </w:r>
             <w:r>
               <w:rPr>
@@ -9378,7 +11694,27 @@
                 <w:szCs w:val="16"/>
                 <w:lang w:val="ru-RU"/>
               </w:rPr>
-              <w:t>докладчик Кримян), 03.12.1937</w:t>
+              <w:t xml:space="preserve">докладчик </w:t>
+            </w:r>
+            <w:proofErr w:type="spellStart"/>
+            <w:r>
+              <w:rPr>
+                <w:rFonts w:ascii="Arial" w:hAnsi="Arial" w:cs="Arial"/>
+                <w:sz w:val="16"/>
+                <w:szCs w:val="16"/>
+                <w:lang w:val="ru-RU"/>
+              </w:rPr>
+              <w:t>Кримян</w:t>
+            </w:r>
+            <w:proofErr w:type="spellEnd"/>
+            <w:r>
+              <w:rPr>
+                <w:rFonts w:ascii="Arial" w:hAnsi="Arial" w:cs="Arial"/>
+                <w:sz w:val="16"/>
+                <w:szCs w:val="16"/>
+                <w:lang w:val="ru-RU"/>
+              </w:rPr>
+              <w:t>), 03.12.1937</w:t>
             </w:r>
             <w:r>
               <w:rPr>
@@ -9545,16 +11881,53 @@
                 <w:lang w:val="ru-RU"/>
               </w:rPr>
             </w:pPr>
-            <w:r>
-              <w:rPr>
-                <w:rFonts w:ascii="Arial" w:hAnsi="Arial" w:cs="Arial"/>
-                <w:b/>
-                <w:bCs/>
-                <w:sz w:val="16"/>
-                <w:szCs w:val="16"/>
-                <w:lang w:val="ru-RU"/>
-              </w:rPr>
-              <w:t>Сукласова Анаида Артемьевна</w:t>
+            <w:proofErr w:type="spellStart"/>
+            <w:r>
+              <w:rPr>
+                <w:rFonts w:ascii="Arial" w:hAnsi="Arial" w:cs="Arial"/>
+                <w:b/>
+                <w:bCs/>
+                <w:sz w:val="16"/>
+                <w:szCs w:val="16"/>
+                <w:lang w:val="ru-RU"/>
+              </w:rPr>
+              <w:t>Сукласова</w:t>
+            </w:r>
+            <w:proofErr w:type="spellEnd"/>
+            <w:r>
+              <w:rPr>
+                <w:rFonts w:ascii="Arial" w:hAnsi="Arial" w:cs="Arial"/>
+                <w:b/>
+                <w:bCs/>
+                <w:sz w:val="16"/>
+                <w:szCs w:val="16"/>
+                <w:lang w:val="ru-RU"/>
+              </w:rPr>
+              <w:t xml:space="preserve"> </w:t>
+            </w:r>
+            <w:proofErr w:type="spellStart"/>
+            <w:r>
+              <w:rPr>
+                <w:rFonts w:ascii="Arial" w:hAnsi="Arial" w:cs="Arial"/>
+                <w:b/>
+                <w:bCs/>
+                <w:sz w:val="16"/>
+                <w:szCs w:val="16"/>
+                <w:lang w:val="ru-RU"/>
+              </w:rPr>
+              <w:t>Анаида</w:t>
+            </w:r>
+            <w:proofErr w:type="spellEnd"/>
+            <w:r>
+              <w:rPr>
+                <w:rFonts w:ascii="Arial" w:hAnsi="Arial" w:cs="Arial"/>
+                <w:b/>
+                <w:bCs/>
+                <w:sz w:val="16"/>
+                <w:szCs w:val="16"/>
+                <w:lang w:val="ru-RU"/>
+              </w:rPr>
+              <w:t xml:space="preserve"> Артемьевна</w:t>
             </w:r>
             <w:r>
               <w:rPr>
@@ -9615,7 +11988,47 @@
                 <w:szCs w:val="16"/>
                 <w:lang w:val="ru-RU"/>
               </w:rPr>
-              <w:t>1903 г.р., м.р.: с. Сутам, Горский район, Грузинская ССР, армянка, из служащих, образование: высшее, место работы: Электролитный завод, начальник цеха, прожив.: г. Кыштым, член ВКП(б). Осуждена: 31 декабря 1937 г., Военная коллегия Верховного Суда СССР. Статья: 58-7-8-11. Приговор: ВМН (расстрел)</w:t>
+              <w:t xml:space="preserve">1903 г.р., </w:t>
+            </w:r>
+            <w:proofErr w:type="spellStart"/>
+            <w:r>
+              <w:rPr>
+                <w:rFonts w:ascii="Arial" w:hAnsi="Arial" w:cs="Arial"/>
+                <w:sz w:val="16"/>
+                <w:szCs w:val="16"/>
+                <w:lang w:val="ru-RU"/>
+              </w:rPr>
+              <w:t>м.р</w:t>
+            </w:r>
+            <w:proofErr w:type="spellEnd"/>
+            <w:r>
+              <w:rPr>
+                <w:rFonts w:ascii="Arial" w:hAnsi="Arial" w:cs="Arial"/>
+                <w:sz w:val="16"/>
+                <w:szCs w:val="16"/>
+                <w:lang w:val="ru-RU"/>
+              </w:rPr>
+              <w:t xml:space="preserve">.: с. </w:t>
+            </w:r>
+            <w:proofErr w:type="spellStart"/>
+            <w:r>
+              <w:rPr>
+                <w:rFonts w:ascii="Arial" w:hAnsi="Arial" w:cs="Arial"/>
+                <w:sz w:val="16"/>
+                <w:szCs w:val="16"/>
+                <w:lang w:val="ru-RU"/>
+              </w:rPr>
+              <w:t>Сутам</w:t>
+            </w:r>
+            <w:proofErr w:type="spellEnd"/>
+            <w:r>
+              <w:rPr>
+                <w:rFonts w:ascii="Arial" w:hAnsi="Arial" w:cs="Arial"/>
+                <w:sz w:val="16"/>
+                <w:szCs w:val="16"/>
+                <w:lang w:val="ru-RU"/>
+              </w:rPr>
+              <w:t>, Горский район, Грузинская ССР, армянка, из служащих, образование: высшее, место работы: Электролитный завод, начальник цеха, прожив.: г. Кыштым, член ВКП(б). Осуждена: 31 декабря 1937 г., Военная коллегия Верховного Суда СССР. Статья: 58-7-8-11. Приговор: ВМН (расстрел)</w:t>
             </w:r>
             <w:r>
               <w:rPr>
@@ -9881,7 +12294,27 @@
                 <w:szCs w:val="16"/>
                 <w:lang w:val="ru-RU"/>
               </w:rPr>
-              <w:t>Приговорена: тройка при УНКВД по Дальстрою 14 сентября 1937 г., обв.:</w:t>
+              <w:t xml:space="preserve">Приговорена: тройка при УНКВД по Дальстрою 14 сентября 1937 г., </w:t>
+            </w:r>
+            <w:proofErr w:type="spellStart"/>
+            <w:r>
+              <w:rPr>
+                <w:rFonts w:ascii="Arial" w:hAnsi="Arial" w:cs="Arial"/>
+                <w:sz w:val="16"/>
+                <w:szCs w:val="16"/>
+                <w:lang w:val="ru-RU"/>
+              </w:rPr>
+              <w:t>обв</w:t>
+            </w:r>
+            <w:proofErr w:type="spellEnd"/>
+            <w:r>
+              <w:rPr>
+                <w:rFonts w:ascii="Arial" w:hAnsi="Arial" w:cs="Arial"/>
+                <w:sz w:val="16"/>
+                <w:szCs w:val="16"/>
+                <w:lang w:val="ru-RU"/>
+              </w:rPr>
+              <w:t>.:</w:t>
             </w:r>
             <w:r>
               <w:rPr>
@@ -10023,8 +12456,45 @@
                 <w:szCs w:val="16"/>
                 <w:lang w:val="ru-RU"/>
               </w:rPr>
-              <w:t>Тер-Овакимян Арфеник Петроссовна</w:t>
-            </w:r>
+              <w:t xml:space="preserve">Тер-Овакимян </w:t>
+            </w:r>
+            <w:proofErr w:type="spellStart"/>
+            <w:r>
+              <w:rPr>
+                <w:rFonts w:ascii="Arial" w:hAnsi="Arial" w:cs="Arial"/>
+                <w:b/>
+                <w:bCs/>
+                <w:sz w:val="16"/>
+                <w:szCs w:val="16"/>
+                <w:lang w:val="ru-RU"/>
+              </w:rPr>
+              <w:t>Арфеник</w:t>
+            </w:r>
+            <w:proofErr w:type="spellEnd"/>
+            <w:r>
+              <w:rPr>
+                <w:rFonts w:ascii="Arial" w:hAnsi="Arial" w:cs="Arial"/>
+                <w:b/>
+                <w:bCs/>
+                <w:sz w:val="16"/>
+                <w:szCs w:val="16"/>
+                <w:lang w:val="ru-RU"/>
+              </w:rPr>
+              <w:t xml:space="preserve"> </w:t>
+            </w:r>
+            <w:proofErr w:type="spellStart"/>
+            <w:r>
+              <w:rPr>
+                <w:rFonts w:ascii="Arial" w:hAnsi="Arial" w:cs="Arial"/>
+                <w:b/>
+                <w:bCs/>
+                <w:sz w:val="16"/>
+                <w:szCs w:val="16"/>
+                <w:lang w:val="ru-RU"/>
+              </w:rPr>
+              <w:t>Петроссовна</w:t>
+            </w:r>
+            <w:proofErr w:type="spellEnd"/>
             <w:r>
               <w:rPr>
                 <w:rFonts w:ascii="Arial" w:hAnsi="Arial" w:cs="Arial"/>
@@ -10155,7 +12625,27 @@
                 <w:szCs w:val="16"/>
                 <w:lang w:val="ru-RU"/>
               </w:rPr>
-              <w:t>Статья: 58-6.</w:t>
+              <w:t xml:space="preserve">Статья: </w:t>
+            </w:r>
+            <w:proofErr w:type="gramStart"/>
+            <w:r>
+              <w:rPr>
+                <w:rFonts w:ascii="Arial" w:hAnsi="Arial" w:cs="Arial"/>
+                <w:sz w:val="16"/>
+                <w:szCs w:val="16"/>
+                <w:lang w:val="ru-RU"/>
+              </w:rPr>
+              <w:t>58-6</w:t>
+            </w:r>
+            <w:proofErr w:type="gramEnd"/>
+            <w:r>
+              <w:rPr>
+                <w:rFonts w:ascii="Arial" w:hAnsi="Arial" w:cs="Arial"/>
+                <w:sz w:val="16"/>
+                <w:szCs w:val="16"/>
+                <w:lang w:val="ru-RU"/>
+              </w:rPr>
+              <w:t>.</w:t>
             </w:r>
             <w:r>
               <w:rPr>
@@ -10310,15 +12800,27 @@
                 <w:lang w:val="ru-RU"/>
               </w:rPr>
             </w:pPr>
-            <w:r>
-              <w:rPr>
-                <w:rFonts w:ascii="Arial" w:hAnsi="Arial" w:cs="Arial"/>
-                <w:b/>
-                <w:sz w:val="16"/>
-                <w:szCs w:val="16"/>
-                <w:lang w:val="ru-RU"/>
-              </w:rPr>
-              <w:t>Хаспекова Евгения Николаевна</w:t>
+            <w:proofErr w:type="spellStart"/>
+            <w:r>
+              <w:rPr>
+                <w:rFonts w:ascii="Arial" w:hAnsi="Arial" w:cs="Arial"/>
+                <w:b/>
+                <w:sz w:val="16"/>
+                <w:szCs w:val="16"/>
+                <w:lang w:val="ru-RU"/>
+              </w:rPr>
+              <w:t>Хаспекова</w:t>
+            </w:r>
+            <w:proofErr w:type="spellEnd"/>
+            <w:r>
+              <w:rPr>
+                <w:rFonts w:ascii="Arial" w:hAnsi="Arial" w:cs="Arial"/>
+                <w:b/>
+                <w:sz w:val="16"/>
+                <w:szCs w:val="16"/>
+                <w:lang w:val="ru-RU"/>
+              </w:rPr>
+              <w:t xml:space="preserve"> Евгения Николаевна</w:t>
             </w:r>
             <w:r>
               <w:rPr>
@@ -10367,7 +12869,47 @@
                 <w:szCs w:val="16"/>
                 <w:lang w:val="ru-RU"/>
               </w:rPr>
-              <w:t xml:space="preserve">1889 г.р., м.р.: г. Ростов-на-Дону, армянка, образование: малограмотная, домохозяйка, </w:t>
+              <w:t xml:space="preserve">1889 г.р., </w:t>
+            </w:r>
+            <w:proofErr w:type="spellStart"/>
+            <w:r>
+              <w:rPr>
+                <w:rFonts w:ascii="Arial" w:hAnsi="Arial" w:cs="Arial"/>
+                <w:sz w:val="16"/>
+                <w:szCs w:val="16"/>
+                <w:lang w:val="ru-RU"/>
+              </w:rPr>
+              <w:t>м.р</w:t>
+            </w:r>
+            <w:proofErr w:type="spellEnd"/>
+            <w:r>
+              <w:rPr>
+                <w:rFonts w:ascii="Arial" w:hAnsi="Arial" w:cs="Arial"/>
+                <w:sz w:val="16"/>
+                <w:szCs w:val="16"/>
+                <w:lang w:val="ru-RU"/>
+              </w:rPr>
+              <w:t xml:space="preserve">.: г. </w:t>
+            </w:r>
+            <w:proofErr w:type="spellStart"/>
+            <w:r>
+              <w:rPr>
+                <w:rFonts w:ascii="Arial" w:hAnsi="Arial" w:cs="Arial"/>
+                <w:sz w:val="16"/>
+                <w:szCs w:val="16"/>
+                <w:lang w:val="ru-RU"/>
+              </w:rPr>
+              <w:t>Ростов</w:t>
+            </w:r>
+            <w:proofErr w:type="spellEnd"/>
+            <w:r>
+              <w:rPr>
+                <w:rFonts w:ascii="Arial" w:hAnsi="Arial" w:cs="Arial"/>
+                <w:sz w:val="16"/>
+                <w:szCs w:val="16"/>
+                <w:lang w:val="ru-RU"/>
+              </w:rPr>
+              <w:t xml:space="preserve">-на-Дону, армянка, образование: малограмотная, домохозяйка, </w:t>
             </w:r>
             <w:r>
               <w:rPr>
@@ -10493,7 +13035,27 @@
                 <w:szCs w:val="16"/>
                 <w:lang w:val="ru-RU"/>
               </w:rPr>
-              <w:t>на основании п. 5 ст. 4 УПК РСФСР. Арх.дело: 21934</w:t>
+              <w:t xml:space="preserve">на основании п. 5 ст. 4 УПК РСФСР. </w:t>
+            </w:r>
+            <w:proofErr w:type="spellStart"/>
+            <w:r>
+              <w:rPr>
+                <w:rFonts w:ascii="Arial" w:hAnsi="Arial" w:cs="Arial"/>
+                <w:sz w:val="16"/>
+                <w:szCs w:val="16"/>
+                <w:lang w:val="ru-RU"/>
+              </w:rPr>
+              <w:t>Арх.дело</w:t>
+            </w:r>
+            <w:proofErr w:type="spellEnd"/>
+            <w:r>
+              <w:rPr>
+                <w:rFonts w:ascii="Arial" w:hAnsi="Arial" w:cs="Arial"/>
+                <w:sz w:val="16"/>
+                <w:szCs w:val="16"/>
+                <w:lang w:val="ru-RU"/>
+              </w:rPr>
+              <w:t>: 21934</w:t>
             </w:r>
           </w:p>
           <w:p>
@@ -10611,16 +13173,53 @@
                 <w:lang w:val="ru-RU"/>
               </w:rPr>
             </w:pPr>
-            <w:r>
-              <w:rPr>
-                <w:rFonts w:ascii="Arial" w:hAnsi="Arial" w:cs="Arial"/>
-                <w:b/>
-                <w:bCs/>
-                <w:sz w:val="16"/>
-                <w:szCs w:val="16"/>
-                <w:lang w:val="ru-RU"/>
-              </w:rPr>
-              <w:t>Хечумян Вартуш Григорьева</w:t>
+            <w:proofErr w:type="spellStart"/>
+            <w:r>
+              <w:rPr>
+                <w:rFonts w:ascii="Arial" w:hAnsi="Arial" w:cs="Arial"/>
+                <w:b/>
+                <w:bCs/>
+                <w:sz w:val="16"/>
+                <w:szCs w:val="16"/>
+                <w:lang w:val="ru-RU"/>
+              </w:rPr>
+              <w:t>Хечумян</w:t>
+            </w:r>
+            <w:proofErr w:type="spellEnd"/>
+            <w:r>
+              <w:rPr>
+                <w:rFonts w:ascii="Arial" w:hAnsi="Arial" w:cs="Arial"/>
+                <w:b/>
+                <w:bCs/>
+                <w:sz w:val="16"/>
+                <w:szCs w:val="16"/>
+                <w:lang w:val="ru-RU"/>
+              </w:rPr>
+              <w:t xml:space="preserve"> </w:t>
+            </w:r>
+            <w:proofErr w:type="spellStart"/>
+            <w:r>
+              <w:rPr>
+                <w:rFonts w:ascii="Arial" w:hAnsi="Arial" w:cs="Arial"/>
+                <w:b/>
+                <w:bCs/>
+                <w:sz w:val="16"/>
+                <w:szCs w:val="16"/>
+                <w:lang w:val="ru-RU"/>
+              </w:rPr>
+              <w:t>Вартуш</w:t>
+            </w:r>
+            <w:proofErr w:type="spellEnd"/>
+            <w:r>
+              <w:rPr>
+                <w:rFonts w:ascii="Arial" w:hAnsi="Arial" w:cs="Arial"/>
+                <w:b/>
+                <w:bCs/>
+                <w:sz w:val="16"/>
+                <w:szCs w:val="16"/>
+                <w:lang w:val="ru-RU"/>
+              </w:rPr>
+              <w:t xml:space="preserve"> Григорьева</w:t>
             </w:r>
             <w:r>
               <w:rPr>
@@ -10672,7 +13271,27 @@
                 <w:szCs w:val="16"/>
                 <w:lang w:val="ru-RU"/>
               </w:rPr>
-              <w:t>1899 г.р., м.р.: Армянская ССР, г. Ереван, из семьи крупного торговца, образование: незаконченное высшее, член ВКП(б) с 1918 г. занимала должность заместителя председателя райсовета им. "Кирова". Работала в Тбилиси заместителем заведующего Организационным отделом Закавказского ЦИКа. В 1919 г. работала в Саратовском ГубЧК делопроизводителем</w:t>
+              <w:t xml:space="preserve">1899 г.р., </w:t>
+            </w:r>
+            <w:proofErr w:type="spellStart"/>
+            <w:r>
+              <w:rPr>
+                <w:rFonts w:ascii="Arial" w:hAnsi="Arial" w:cs="Arial"/>
+                <w:sz w:val="16"/>
+                <w:szCs w:val="16"/>
+                <w:lang w:val="ru-RU"/>
+              </w:rPr>
+              <w:t>м.р</w:t>
+            </w:r>
+            <w:proofErr w:type="spellEnd"/>
+            <w:r>
+              <w:rPr>
+                <w:rFonts w:ascii="Arial" w:hAnsi="Arial" w:cs="Arial"/>
+                <w:sz w:val="16"/>
+                <w:szCs w:val="16"/>
+                <w:lang w:val="ru-RU"/>
+              </w:rPr>
+              <w:t>.: Армянская ССР, г. Ереван, из семьи крупного торговца, образование: незаконченное высшее, член ВКП(б) с 1918 г. занимала должность заместителя председателя райсовета им. "Кирова". Работала в Тбилиси заместителем заведующего Организационным отделом Закавказского ЦИКа. В 1919 г. работала в Саратовском ГубЧК делопроизводителем</w:t>
             </w:r>
             <w:r>
               <w:rPr>
@@ -10699,7 +13318,67 @@
                 <w:szCs w:val="16"/>
                 <w:lang w:val="ru-RU"/>
               </w:rPr>
-              <w:t xml:space="preserve"> г. Тбилиси, ул. Кудрявцева №26. Приговор: ВК ВС СССР (состав: Матулевич, Зарянов, Жигур, Костюшко), 02.10.1937</w:t>
+              <w:t xml:space="preserve"> г. Тбилиси, ул. Кудрявцева №26. Приговор: ВК ВС СССР (состав: </w:t>
+            </w:r>
+            <w:proofErr w:type="spellStart"/>
+            <w:r>
+              <w:rPr>
+                <w:rFonts w:ascii="Arial" w:hAnsi="Arial" w:cs="Arial"/>
+                <w:sz w:val="16"/>
+                <w:szCs w:val="16"/>
+                <w:lang w:val="ru-RU"/>
+              </w:rPr>
+              <w:t>Матулевич</w:t>
+            </w:r>
+            <w:proofErr w:type="spellEnd"/>
+            <w:r>
+              <w:rPr>
+                <w:rFonts w:ascii="Arial" w:hAnsi="Arial" w:cs="Arial"/>
+                <w:sz w:val="16"/>
+                <w:szCs w:val="16"/>
+                <w:lang w:val="ru-RU"/>
+              </w:rPr>
+              <w:t xml:space="preserve">, </w:t>
+            </w:r>
+            <w:proofErr w:type="spellStart"/>
+            <w:r>
+              <w:rPr>
+                <w:rFonts w:ascii="Arial" w:hAnsi="Arial" w:cs="Arial"/>
+                <w:sz w:val="16"/>
+                <w:szCs w:val="16"/>
+                <w:lang w:val="ru-RU"/>
+              </w:rPr>
+              <w:t>Зарянов</w:t>
+            </w:r>
+            <w:proofErr w:type="spellEnd"/>
+            <w:r>
+              <w:rPr>
+                <w:rFonts w:ascii="Arial" w:hAnsi="Arial" w:cs="Arial"/>
+                <w:sz w:val="16"/>
+                <w:szCs w:val="16"/>
+                <w:lang w:val="ru-RU"/>
+              </w:rPr>
+              <w:t xml:space="preserve">, </w:t>
+            </w:r>
+            <w:proofErr w:type="spellStart"/>
+            <w:r>
+              <w:rPr>
+                <w:rFonts w:ascii="Arial" w:hAnsi="Arial" w:cs="Arial"/>
+                <w:sz w:val="16"/>
+                <w:szCs w:val="16"/>
+                <w:lang w:val="ru-RU"/>
+              </w:rPr>
+              <w:t>Жигур</w:t>
+            </w:r>
+            <w:proofErr w:type="spellEnd"/>
+            <w:r>
+              <w:rPr>
+                <w:rFonts w:ascii="Arial" w:hAnsi="Arial" w:cs="Arial"/>
+                <w:sz w:val="16"/>
+                <w:szCs w:val="16"/>
+                <w:lang w:val="ru-RU"/>
+              </w:rPr>
+              <w:t>, Костюшко), 02.10.1937</w:t>
             </w:r>
             <w:r>
               <w:rPr>
@@ -10956,7 +13635,27 @@
                 <w:szCs w:val="16"/>
                 <w:lang w:val="ru-RU"/>
               </w:rPr>
-              <w:t>Приговорена: ВКВС СССР 28 августа 1938 г., обв.:</w:t>
+              <w:t xml:space="preserve">Приговорена: ВКВС СССР 28 августа 1938 г., </w:t>
+            </w:r>
+            <w:proofErr w:type="spellStart"/>
+            <w:r>
+              <w:rPr>
+                <w:rFonts w:ascii="Arial" w:hAnsi="Arial" w:cs="Arial"/>
+                <w:sz w:val="16"/>
+                <w:szCs w:val="16"/>
+                <w:lang w:val="ru-RU"/>
+              </w:rPr>
+              <w:t>обв</w:t>
+            </w:r>
+            <w:proofErr w:type="spellEnd"/>
+            <w:r>
+              <w:rPr>
+                <w:rFonts w:ascii="Arial" w:hAnsi="Arial" w:cs="Arial"/>
+                <w:sz w:val="16"/>
+                <w:szCs w:val="16"/>
+                <w:lang w:val="ru-RU"/>
+              </w:rPr>
+              <w:t>.:</w:t>
             </w:r>
             <w:r>
               <w:rPr>
@@ -11154,16 +13853,29 @@
                 <w:lang w:val="ru-RU"/>
               </w:rPr>
             </w:pPr>
-            <w:r>
-              <w:rPr>
-                <w:rFonts w:ascii="Arial" w:hAnsi="Arial" w:cs="Arial"/>
-                <w:b/>
-                <w:bCs/>
-                <w:sz w:val="16"/>
-                <w:szCs w:val="16"/>
-                <w:lang w:val="ru-RU"/>
-              </w:rPr>
-              <w:t>Шилтова Надежда Карповна</w:t>
+            <w:proofErr w:type="spellStart"/>
+            <w:r>
+              <w:rPr>
+                <w:rFonts w:ascii="Arial" w:hAnsi="Arial" w:cs="Arial"/>
+                <w:b/>
+                <w:bCs/>
+                <w:sz w:val="16"/>
+                <w:szCs w:val="16"/>
+                <w:lang w:val="ru-RU"/>
+              </w:rPr>
+              <w:t>Шилтова</w:t>
+            </w:r>
+            <w:proofErr w:type="spellEnd"/>
+            <w:r>
+              <w:rPr>
+                <w:rFonts w:ascii="Arial" w:hAnsi="Arial" w:cs="Arial"/>
+                <w:b/>
+                <w:bCs/>
+                <w:sz w:val="16"/>
+                <w:szCs w:val="16"/>
+                <w:lang w:val="ru-RU"/>
+              </w:rPr>
+              <w:t xml:space="preserve"> Надежда Карповна</w:t>
             </w:r>
             <w:r>
               <w:rPr>
@@ -11234,7 +13946,27 @@
                 <w:szCs w:val="16"/>
                 <w:lang w:val="ru-RU"/>
               </w:rPr>
-              <w:t xml:space="preserve">в 1900 г., Терский р-н (Северный Кавказ), г. Моздок; армянка; образование среднее; б/п; Транссигналсвязьстрой: секретарь технического отдела. </w:t>
+              <w:t xml:space="preserve">в 1900 г., Терский р-н (Северный Кавказ), г. Моздок; армянка; образование среднее; б/п; </w:t>
+            </w:r>
+            <w:proofErr w:type="spellStart"/>
+            <w:r>
+              <w:rPr>
+                <w:rFonts w:ascii="Arial" w:hAnsi="Arial" w:cs="Arial"/>
+                <w:sz w:val="16"/>
+                <w:szCs w:val="16"/>
+                <w:lang w:val="ru-RU"/>
+              </w:rPr>
+              <w:t>Транссигналсвязьстрой</w:t>
+            </w:r>
+            <w:proofErr w:type="spellEnd"/>
+            <w:r>
+              <w:rPr>
+                <w:rFonts w:ascii="Arial" w:hAnsi="Arial" w:cs="Arial"/>
+                <w:sz w:val="16"/>
+                <w:szCs w:val="16"/>
+                <w:lang w:val="ru-RU"/>
+              </w:rPr>
+              <w:t xml:space="preserve">: секретарь технического отдела. </w:t>
             </w:r>
             <w:r>
               <w:rPr>
@@ -11288,7 +14020,27 @@
                 <w:szCs w:val="16"/>
                 <w:lang w:val="ru-RU"/>
               </w:rPr>
-              <w:t>Приговорена: Комиссией НКВД СССР и прокурора СССР 30 апреля 1938 г., обв.:</w:t>
+              <w:t xml:space="preserve">Приговорена: Комиссией НКВД СССР и прокурора СССР 30 апреля 1938 г., </w:t>
+            </w:r>
+            <w:proofErr w:type="spellStart"/>
+            <w:r>
+              <w:rPr>
+                <w:rFonts w:ascii="Arial" w:hAnsi="Arial" w:cs="Arial"/>
+                <w:sz w:val="16"/>
+                <w:szCs w:val="16"/>
+                <w:lang w:val="ru-RU"/>
+              </w:rPr>
+              <w:t>обв</w:t>
+            </w:r>
+            <w:proofErr w:type="spellEnd"/>
+            <w:r>
+              <w:rPr>
+                <w:rFonts w:ascii="Arial" w:hAnsi="Arial" w:cs="Arial"/>
+                <w:sz w:val="16"/>
+                <w:szCs w:val="16"/>
+                <w:lang w:val="ru-RU"/>
+              </w:rPr>
+              <w:t>.:</w:t>
             </w:r>
             <w:r>
               <w:rPr>
@@ -11479,16 +14231,29 @@
                 <w:lang w:val="ru-RU"/>
               </w:rPr>
             </w:pPr>
-            <w:r>
-              <w:rPr>
-                <w:rFonts w:ascii="Arial" w:hAnsi="Arial" w:cs="Arial"/>
-                <w:b/>
-                <w:bCs/>
-                <w:sz w:val="16"/>
-                <w:szCs w:val="16"/>
-                <w:lang w:val="ru-RU"/>
-              </w:rPr>
-              <w:t>Эрганова Мария Григорьевна</w:t>
+            <w:proofErr w:type="spellStart"/>
+            <w:r>
+              <w:rPr>
+                <w:rFonts w:ascii="Arial" w:hAnsi="Arial" w:cs="Arial"/>
+                <w:b/>
+                <w:bCs/>
+                <w:sz w:val="16"/>
+                <w:szCs w:val="16"/>
+                <w:lang w:val="ru-RU"/>
+              </w:rPr>
+              <w:t>Эрганова</w:t>
+            </w:r>
+            <w:proofErr w:type="spellEnd"/>
+            <w:r>
+              <w:rPr>
+                <w:rFonts w:ascii="Arial" w:hAnsi="Arial" w:cs="Arial"/>
+                <w:b/>
+                <w:bCs/>
+                <w:sz w:val="16"/>
+                <w:szCs w:val="16"/>
+                <w:lang w:val="ru-RU"/>
+              </w:rPr>
+              <w:t xml:space="preserve"> Мария Григорьевна</w:t>
             </w:r>
             <w:r>
               <w:rPr>
@@ -11551,7 +14316,47 @@
                 <w:szCs w:val="16"/>
                 <w:lang w:val="ru-RU"/>
               </w:rPr>
-              <w:t>1884 г.р., м.р.: г. Евпатория, армянка, из мещан, образование: среднее, б/п, учитель музыки, прожив.: г. Симферополь, арестована УГБ НКВД Крыма 08.02.1938. Обвинение: ст. 58-10 УК РСФСР: проповедник к/р сектантской группы евангелистских христиан. Приговор: тройкой НКВД Крыма, 15.02.1938</w:t>
+              <w:t xml:space="preserve">1884 г.р., </w:t>
+            </w:r>
+            <w:proofErr w:type="spellStart"/>
+            <w:r>
+              <w:rPr>
+                <w:rFonts w:ascii="Arial" w:hAnsi="Arial" w:cs="Arial"/>
+                <w:sz w:val="16"/>
+                <w:szCs w:val="16"/>
+                <w:lang w:val="ru-RU"/>
+              </w:rPr>
+              <w:t>м.р</w:t>
+            </w:r>
+            <w:proofErr w:type="spellEnd"/>
+            <w:r>
+              <w:rPr>
+                <w:rFonts w:ascii="Arial" w:hAnsi="Arial" w:cs="Arial"/>
+                <w:sz w:val="16"/>
+                <w:szCs w:val="16"/>
+                <w:lang w:val="ru-RU"/>
+              </w:rPr>
+              <w:t xml:space="preserve">.: г. Евпатория, армянка, из мещан, образование: среднее, б/п, учитель музыки, прожив.: г. Симферополь, арестована УГБ НКВД Крыма 08.02.1938. Обвинение: ст. </w:t>
+            </w:r>
+            <w:proofErr w:type="gramStart"/>
+            <w:r>
+              <w:rPr>
+                <w:rFonts w:ascii="Arial" w:hAnsi="Arial" w:cs="Arial"/>
+                <w:sz w:val="16"/>
+                <w:szCs w:val="16"/>
+                <w:lang w:val="ru-RU"/>
+              </w:rPr>
+              <w:t>58-10</w:t>
+            </w:r>
+            <w:proofErr w:type="gramEnd"/>
+            <w:r>
+              <w:rPr>
+                <w:rFonts w:ascii="Arial" w:hAnsi="Arial" w:cs="Arial"/>
+                <w:sz w:val="16"/>
+                <w:szCs w:val="16"/>
+                <w:lang w:val="ru-RU"/>
+              </w:rPr>
+              <w:t xml:space="preserve"> УК РСФСР: проповедник к/р сектантской группы евангелистских христиан. Приговор: тройкой НКВД Крыма, 15.02.1938</w:t>
             </w:r>
             <w:r>
               <w:rPr>
@@ -11605,7 +14410,47 @@
                 <w:szCs w:val="16"/>
                 <w:lang w:val="ru-RU"/>
               </w:rPr>
-              <w:t>Прокуратурой Крымской обл.,. Арх.дело: ГААРК, ф.р-4808, оп.1, д. 014339</w:t>
+              <w:t xml:space="preserve">Прокуратурой Крымской </w:t>
+            </w:r>
+            <w:proofErr w:type="gramStart"/>
+            <w:r>
+              <w:rPr>
+                <w:rFonts w:ascii="Arial" w:hAnsi="Arial" w:cs="Arial"/>
+                <w:sz w:val="16"/>
+                <w:szCs w:val="16"/>
+                <w:lang w:val="ru-RU"/>
+              </w:rPr>
+              <w:t>обл.,.</w:t>
+            </w:r>
+            <w:proofErr w:type="gramEnd"/>
+            <w:r>
+              <w:rPr>
+                <w:rFonts w:ascii="Arial" w:hAnsi="Arial" w:cs="Arial"/>
+                <w:sz w:val="16"/>
+                <w:szCs w:val="16"/>
+                <w:lang w:val="ru-RU"/>
+              </w:rPr>
+              <w:t xml:space="preserve"> </w:t>
+            </w:r>
+            <w:proofErr w:type="spellStart"/>
+            <w:r>
+              <w:rPr>
+                <w:rFonts w:ascii="Arial" w:hAnsi="Arial" w:cs="Arial"/>
+                <w:sz w:val="16"/>
+                <w:szCs w:val="16"/>
+                <w:lang w:val="ru-RU"/>
+              </w:rPr>
+              <w:t>Арх.дело</w:t>
+            </w:r>
+            <w:proofErr w:type="spellEnd"/>
+            <w:r>
+              <w:rPr>
+                <w:rFonts w:ascii="Arial" w:hAnsi="Arial" w:cs="Arial"/>
+                <w:sz w:val="16"/>
+                <w:szCs w:val="16"/>
+                <w:lang w:val="ru-RU"/>
+              </w:rPr>
+              <w:t>: ГААРК, ф.р-4808, оп.1, д. 014339</w:t>
             </w:r>
           </w:p>
           <w:p>
@@ -11768,16 +14613,29 @@
                 <w:lang w:val="ru-RU"/>
               </w:rPr>
             </w:pPr>
-            <w:r>
-              <w:rPr>
-                <w:rFonts w:ascii="Arial" w:hAnsi="Arial" w:cs="Arial"/>
-                <w:b/>
-                <w:bCs/>
-                <w:sz w:val="16"/>
-                <w:szCs w:val="16"/>
-                <w:lang w:val="ru-RU"/>
-              </w:rPr>
-              <w:t>Кацова Софья Никитична</w:t>
+            <w:proofErr w:type="spellStart"/>
+            <w:r>
+              <w:rPr>
+                <w:rFonts w:ascii="Arial" w:hAnsi="Arial" w:cs="Arial"/>
+                <w:b/>
+                <w:bCs/>
+                <w:sz w:val="16"/>
+                <w:szCs w:val="16"/>
+                <w:lang w:val="ru-RU"/>
+              </w:rPr>
+              <w:t>Кацова</w:t>
+            </w:r>
+            <w:proofErr w:type="spellEnd"/>
+            <w:r>
+              <w:rPr>
+                <w:rFonts w:ascii="Arial" w:hAnsi="Arial" w:cs="Arial"/>
+                <w:b/>
+                <w:bCs/>
+                <w:sz w:val="16"/>
+                <w:szCs w:val="16"/>
+                <w:lang w:val="ru-RU"/>
+              </w:rPr>
+              <w:t xml:space="preserve"> Софья Никитична</w:t>
             </w:r>
             <w:r>
               <w:rPr>
@@ -11852,25 +14710,65 @@
                 <w:szCs w:val="16"/>
                 <w:lang w:val="ru-RU"/>
               </w:rPr>
-              <w:t>в 1901 г., г.Ахалцих Грузинской ССР; армянка;</w:t>
-            </w:r>
-            <w:r>
-              <w:rPr>
-                <w:rFonts w:ascii="Arial" w:hAnsi="Arial" w:cs="Arial"/>
-                <w:sz w:val="16"/>
-                <w:szCs w:val="16"/>
-                <w:lang w:val="ru-RU"/>
-              </w:rPr>
-              <w:t xml:space="preserve"> </w:t>
-            </w:r>
-            <w:r>
-              <w:rPr>
-                <w:rFonts w:ascii="Arial" w:hAnsi="Arial" w:cs="Arial"/>
-                <w:sz w:val="16"/>
-                <w:szCs w:val="16"/>
-                <w:lang w:val="ru-RU"/>
-              </w:rPr>
-              <w:t>Приговорена: ОСО при НКВД СССР 28 декабря 1937 г., обв.:</w:t>
+              <w:t xml:space="preserve">в 1901 г., </w:t>
+            </w:r>
+            <w:proofErr w:type="spellStart"/>
+            <w:r>
+              <w:rPr>
+                <w:rFonts w:ascii="Arial" w:hAnsi="Arial" w:cs="Arial"/>
+                <w:sz w:val="16"/>
+                <w:szCs w:val="16"/>
+                <w:lang w:val="ru-RU"/>
+              </w:rPr>
+              <w:t>г.Ахалцих</w:t>
+            </w:r>
+            <w:proofErr w:type="spellEnd"/>
+            <w:r>
+              <w:rPr>
+                <w:rFonts w:ascii="Arial" w:hAnsi="Arial" w:cs="Arial"/>
+                <w:sz w:val="16"/>
+                <w:szCs w:val="16"/>
+                <w:lang w:val="ru-RU"/>
+              </w:rPr>
+              <w:t xml:space="preserve"> Грузинской ССР; армянка;</w:t>
+            </w:r>
+            <w:r>
+              <w:rPr>
+                <w:rFonts w:ascii="Arial" w:hAnsi="Arial" w:cs="Arial"/>
+                <w:sz w:val="16"/>
+                <w:szCs w:val="16"/>
+                <w:lang w:val="ru-RU"/>
+              </w:rPr>
+              <w:t xml:space="preserve"> </w:t>
+            </w:r>
+            <w:r>
+              <w:rPr>
+                <w:rFonts w:ascii="Arial" w:hAnsi="Arial" w:cs="Arial"/>
+                <w:sz w:val="16"/>
+                <w:szCs w:val="16"/>
+                <w:lang w:val="ru-RU"/>
+              </w:rPr>
+              <w:t xml:space="preserve">Приговорена: ОСО при НКВД СССР 28 декабря 1937 г., </w:t>
+            </w:r>
+            <w:proofErr w:type="spellStart"/>
+            <w:r>
+              <w:rPr>
+                <w:rFonts w:ascii="Arial" w:hAnsi="Arial" w:cs="Arial"/>
+                <w:sz w:val="16"/>
+                <w:szCs w:val="16"/>
+                <w:lang w:val="ru-RU"/>
+              </w:rPr>
+              <w:t>обв</w:t>
+            </w:r>
+            <w:proofErr w:type="spellEnd"/>
+            <w:r>
+              <w:rPr>
+                <w:rFonts w:ascii="Arial" w:hAnsi="Arial" w:cs="Arial"/>
+                <w:sz w:val="16"/>
+                <w:szCs w:val="16"/>
+                <w:lang w:val="ru-RU"/>
+              </w:rPr>
+              <w:t>.:</w:t>
             </w:r>
             <w:r>
               <w:rPr>
@@ -11897,15 +14795,65 @@
                 <w:lang w:val="ru-RU"/>
               </w:rPr>
               <w:br/>
-              <w:t xml:space="preserve">Приговор: к 8 годам ИТЛ. Прибыла в Акмолинское ЛО 01.02.1938 из Бутырской тюрьмы г.Москвы. В АЛЖИРе находилась до 22.03.1941. </w:t>
-            </w:r>
-            <w:r>
-              <w:rPr>
-                <w:rFonts w:ascii="Arial" w:hAnsi="Arial" w:cs="Arial"/>
-                <w:sz w:val="16"/>
-                <w:szCs w:val="16"/>
-              </w:rPr>
-              <w:t>Умерла 22.03.1941.</w:t>
+              <w:t xml:space="preserve">Приговор: к 8 годам ИТЛ. Прибыла в Акмолинское ЛО 01.02.1938 из Бутырской тюрьмы </w:t>
+            </w:r>
+            <w:proofErr w:type="spellStart"/>
+            <w:r>
+              <w:rPr>
+                <w:rFonts w:ascii="Arial" w:hAnsi="Arial" w:cs="Arial"/>
+                <w:sz w:val="16"/>
+                <w:szCs w:val="16"/>
+                <w:lang w:val="ru-RU"/>
+              </w:rPr>
+              <w:t>г.Москвы</w:t>
+            </w:r>
+            <w:proofErr w:type="spellEnd"/>
+            <w:r>
+              <w:rPr>
+                <w:rFonts w:ascii="Arial" w:hAnsi="Arial" w:cs="Arial"/>
+                <w:sz w:val="16"/>
+                <w:szCs w:val="16"/>
+                <w:lang w:val="ru-RU"/>
+              </w:rPr>
+              <w:t xml:space="preserve">. В </w:t>
+            </w:r>
+            <w:proofErr w:type="spellStart"/>
+            <w:r>
+              <w:rPr>
+                <w:rFonts w:ascii="Arial" w:hAnsi="Arial" w:cs="Arial"/>
+                <w:sz w:val="16"/>
+                <w:szCs w:val="16"/>
+                <w:lang w:val="ru-RU"/>
+              </w:rPr>
+              <w:t>АЛЖИРе</w:t>
+            </w:r>
+            <w:proofErr w:type="spellEnd"/>
+            <w:r>
+              <w:rPr>
+                <w:rFonts w:ascii="Arial" w:hAnsi="Arial" w:cs="Arial"/>
+                <w:sz w:val="16"/>
+                <w:szCs w:val="16"/>
+                <w:lang w:val="ru-RU"/>
+              </w:rPr>
+              <w:t xml:space="preserve"> находилась до 22.03.1941. </w:t>
+            </w:r>
+            <w:proofErr w:type="spellStart"/>
+            <w:r>
+              <w:rPr>
+                <w:rFonts w:ascii="Arial" w:hAnsi="Arial" w:cs="Arial"/>
+                <w:sz w:val="16"/>
+                <w:szCs w:val="16"/>
+              </w:rPr>
+              <w:t>Умерла</w:t>
+            </w:r>
+            <w:proofErr w:type="spellEnd"/>
+            <w:r>
+              <w:rPr>
+                <w:rFonts w:ascii="Arial" w:hAnsi="Arial" w:cs="Arial"/>
+                <w:sz w:val="16"/>
+                <w:szCs w:val="16"/>
+              </w:rPr>
+              <w:t xml:space="preserve"> 22.03.1941.</w:t>
             </w:r>
           </w:p>
           <w:p>
@@ -11941,7 +14889,31 @@
                 <w:szCs w:val="16"/>
                 <w:lang w:val="ru-RU"/>
               </w:rPr>
-              <w:t>Книга памяти "Узницы АЛЖИРа"</w:t>
+              <w:t xml:space="preserve">Книга памяти "Узницы </w:t>
+            </w:r>
+            <w:proofErr w:type="spellStart"/>
+            <w:r>
+              <w:rPr>
+                <w:rFonts w:ascii="Arial" w:hAnsi="Arial" w:cs="Arial"/>
+                <w:b/>
+                <w:iCs/>
+                <w:sz w:val="16"/>
+                <w:szCs w:val="16"/>
+                <w:lang w:val="ru-RU"/>
+              </w:rPr>
+              <w:t>АЛЖИРа</w:t>
+            </w:r>
+            <w:proofErr w:type="spellEnd"/>
+            <w:r>
+              <w:rPr>
+                <w:rFonts w:ascii="Arial" w:hAnsi="Arial" w:cs="Arial"/>
+                <w:b/>
+                <w:iCs/>
+                <w:sz w:val="16"/>
+                <w:szCs w:val="16"/>
+                <w:lang w:val="ru-RU"/>
+              </w:rPr>
+              <w:t>"</w:t>
             </w:r>
             <w:r>
               <w:rPr>
@@ -12022,8 +14994,42 @@
                 <w:lang w:val="ru-RU"/>
               </w:rPr>
               <w:lastRenderedPageBreak/>
-              <w:t>Малевич Аракси Томасовна</w:t>
-            </w:r>
+              <w:t xml:space="preserve">Малевич </w:t>
+            </w:r>
+            <w:proofErr w:type="spellStart"/>
+            <w:r>
+              <w:rPr>
+                <w:rFonts w:ascii="Arial" w:hAnsi="Arial" w:cs="Arial"/>
+                <w:b/>
+                <w:sz w:val="16"/>
+                <w:szCs w:val="16"/>
+                <w:lang w:val="ru-RU"/>
+              </w:rPr>
+              <w:t>Аракси</w:t>
+            </w:r>
+            <w:proofErr w:type="spellEnd"/>
+            <w:r>
+              <w:rPr>
+                <w:rFonts w:ascii="Arial" w:hAnsi="Arial" w:cs="Arial"/>
+                <w:b/>
+                <w:sz w:val="16"/>
+                <w:szCs w:val="16"/>
+                <w:lang w:val="ru-RU"/>
+              </w:rPr>
+              <w:t xml:space="preserve"> </w:t>
+            </w:r>
+            <w:proofErr w:type="spellStart"/>
+            <w:r>
+              <w:rPr>
+                <w:rFonts w:ascii="Arial" w:hAnsi="Arial" w:cs="Arial"/>
+                <w:b/>
+                <w:sz w:val="16"/>
+                <w:szCs w:val="16"/>
+                <w:lang w:val="ru-RU"/>
+              </w:rPr>
+              <w:t>Томасовна</w:t>
+            </w:r>
+            <w:proofErr w:type="spellEnd"/>
             <w:r>
               <w:rPr>
                 <w:rFonts w:ascii="Arial" w:hAnsi="Arial" w:cs="Arial"/>
@@ -12093,7 +15099,47 @@
                 <w:szCs w:val="16"/>
                 <w:lang w:val="ru-RU"/>
               </w:rPr>
-              <w:t>в 1895 г., г.Поти Грузинской ССР; армянка; Приговорена: ОСО при НКВД СССР 2 августа 1938 г., обв.:</w:t>
+              <w:t xml:space="preserve">в 1895 г., </w:t>
+            </w:r>
+            <w:proofErr w:type="spellStart"/>
+            <w:r>
+              <w:rPr>
+                <w:rFonts w:ascii="Arial" w:hAnsi="Arial" w:cs="Arial"/>
+                <w:sz w:val="16"/>
+                <w:szCs w:val="16"/>
+                <w:lang w:val="ru-RU"/>
+              </w:rPr>
+              <w:t>г.Поти</w:t>
+            </w:r>
+            <w:proofErr w:type="spellEnd"/>
+            <w:r>
+              <w:rPr>
+                <w:rFonts w:ascii="Arial" w:hAnsi="Arial" w:cs="Arial"/>
+                <w:sz w:val="16"/>
+                <w:szCs w:val="16"/>
+                <w:lang w:val="ru-RU"/>
+              </w:rPr>
+              <w:t xml:space="preserve"> Грузинской ССР; армянка; Приговорена: ОСО при НКВД СССР 2 августа 1938 г., </w:t>
+            </w:r>
+            <w:proofErr w:type="spellStart"/>
+            <w:r>
+              <w:rPr>
+                <w:rFonts w:ascii="Arial" w:hAnsi="Arial" w:cs="Arial"/>
+                <w:sz w:val="16"/>
+                <w:szCs w:val="16"/>
+                <w:lang w:val="ru-RU"/>
+              </w:rPr>
+              <w:t>обв</w:t>
+            </w:r>
+            <w:proofErr w:type="spellEnd"/>
+            <w:r>
+              <w:rPr>
+                <w:rFonts w:ascii="Arial" w:hAnsi="Arial" w:cs="Arial"/>
+                <w:sz w:val="16"/>
+                <w:szCs w:val="16"/>
+                <w:lang w:val="ru-RU"/>
+              </w:rPr>
+              <w:t>.:</w:t>
             </w:r>
             <w:r>
               <w:rPr>
@@ -12120,15 +15166,65 @@
                 <w:lang w:val="ru-RU"/>
               </w:rPr>
               <w:br/>
-              <w:t xml:space="preserve">Приговор: к 5 годам ИТЛ. Прибыла в Акмолинское ЛО 18.09.1938 из тюрьмы г.Ростова. В АЛЖИРе находилась до 26.02.1939. </w:t>
-            </w:r>
-            <w:r>
-              <w:rPr>
-                <w:rFonts w:ascii="Arial" w:hAnsi="Arial" w:cs="Arial"/>
-                <w:sz w:val="16"/>
-                <w:szCs w:val="16"/>
-              </w:rPr>
-              <w:t>Умерла 26.02.1939.</w:t>
+              <w:t xml:space="preserve">Приговор: к 5 годам ИТЛ. Прибыла в Акмолинское ЛО 18.09.1938 из тюрьмы </w:t>
+            </w:r>
+            <w:proofErr w:type="spellStart"/>
+            <w:r>
+              <w:rPr>
+                <w:rFonts w:ascii="Arial" w:hAnsi="Arial" w:cs="Arial"/>
+                <w:sz w:val="16"/>
+                <w:szCs w:val="16"/>
+                <w:lang w:val="ru-RU"/>
+              </w:rPr>
+              <w:t>г.Ростова</w:t>
+            </w:r>
+            <w:proofErr w:type="spellEnd"/>
+            <w:r>
+              <w:rPr>
+                <w:rFonts w:ascii="Arial" w:hAnsi="Arial" w:cs="Arial"/>
+                <w:sz w:val="16"/>
+                <w:szCs w:val="16"/>
+                <w:lang w:val="ru-RU"/>
+              </w:rPr>
+              <w:t xml:space="preserve">. В </w:t>
+            </w:r>
+            <w:proofErr w:type="spellStart"/>
+            <w:r>
+              <w:rPr>
+                <w:rFonts w:ascii="Arial" w:hAnsi="Arial" w:cs="Arial"/>
+                <w:sz w:val="16"/>
+                <w:szCs w:val="16"/>
+                <w:lang w:val="ru-RU"/>
+              </w:rPr>
+              <w:t>АЛЖИРе</w:t>
+            </w:r>
+            <w:proofErr w:type="spellEnd"/>
+            <w:r>
+              <w:rPr>
+                <w:rFonts w:ascii="Arial" w:hAnsi="Arial" w:cs="Arial"/>
+                <w:sz w:val="16"/>
+                <w:szCs w:val="16"/>
+                <w:lang w:val="ru-RU"/>
+              </w:rPr>
+              <w:t xml:space="preserve"> находилась до 26.02.1939. </w:t>
+            </w:r>
+            <w:proofErr w:type="spellStart"/>
+            <w:r>
+              <w:rPr>
+                <w:rFonts w:ascii="Arial" w:hAnsi="Arial" w:cs="Arial"/>
+                <w:sz w:val="16"/>
+                <w:szCs w:val="16"/>
+              </w:rPr>
+              <w:t>Умерла</w:t>
+            </w:r>
+            <w:proofErr w:type="spellEnd"/>
+            <w:r>
+              <w:rPr>
+                <w:rFonts w:ascii="Arial" w:hAnsi="Arial" w:cs="Arial"/>
+                <w:sz w:val="16"/>
+                <w:szCs w:val="16"/>
+              </w:rPr>
+              <w:t xml:space="preserve"> 26.02.1939.</w:t>
             </w:r>
           </w:p>
           <w:p>
@@ -12166,7 +15262,33 @@
                 <w:szCs w:val="16"/>
                 <w:lang w:val="ru-RU"/>
               </w:rPr>
-              <w:t>Книга памяти "Узницы АЛЖИРа"</w:t>
+              <w:t xml:space="preserve">Книга памяти "Узницы </w:t>
+            </w:r>
+            <w:proofErr w:type="spellStart"/>
+            <w:r>
+              <w:rPr>
+                <w:rStyle w:val="Emphasis"/>
+                <w:rFonts w:ascii="Arial" w:hAnsi="Arial" w:cs="Arial"/>
+                <w:b/>
+                <w:i w:val="0"/>
+                <w:sz w:val="16"/>
+                <w:szCs w:val="16"/>
+                <w:lang w:val="ru-RU"/>
+              </w:rPr>
+              <w:t>АЛЖИРа</w:t>
+            </w:r>
+            <w:proofErr w:type="spellEnd"/>
+            <w:r>
+              <w:rPr>
+                <w:rStyle w:val="Emphasis"/>
+                <w:rFonts w:ascii="Arial" w:hAnsi="Arial" w:cs="Arial"/>
+                <w:b/>
+                <w:i w:val="0"/>
+                <w:sz w:val="16"/>
+                <w:szCs w:val="16"/>
+                <w:lang w:val="ru-RU"/>
+              </w:rPr>
+              <w:t>"</w:t>
             </w:r>
             <w:r>
               <w:rPr>
@@ -12250,8 +15372,19 @@
                 <w:sz w:val="16"/>
                 <w:lang w:val="ru-RU"/>
               </w:rPr>
-              <w:t>Сукиасян Рштуни Геворковна</w:t>
-            </w:r>
+              <w:t xml:space="preserve">Сукиасян Рштуни </w:t>
+            </w:r>
+            <w:proofErr w:type="spellStart"/>
+            <w:r>
+              <w:rPr>
+                <w:rFonts w:ascii="Arial" w:hAnsi="Arial" w:cs="Arial"/>
+                <w:b/>
+                <w:sz w:val="16"/>
+                <w:lang w:val="ru-RU"/>
+              </w:rPr>
+              <w:t>Геворковна</w:t>
+            </w:r>
+            <w:proofErr w:type="spellEnd"/>
             <w:r>
               <w:rPr>
                 <w:rFonts w:ascii="Arial" w:hAnsi="Arial" w:cs="Arial"/>
@@ -12298,15 +15431,105 @@
                 <w:sz w:val="16"/>
                 <w:lang w:val="ru-RU"/>
               </w:rPr>
-              <w:t xml:space="preserve">(варианты отчества: Георгиевна) Родилась в 1882 г., г.Еривань Армянской ССР; армянка; Приговорена: ОСО при НКВД СССР 26 февраля 1942 г., обв.: по обвинению в антисоветской агитации. Приговор: к 10 годам ИТЛ. Прибыла в Карлаг 10.11.1942 из пересыльного пункта г.Ташкента. В АЛЖИРе находилась с 07.01.1943 до 08.02.1943. </w:t>
-            </w:r>
-            <w:r>
-              <w:rPr>
-                <w:rFonts w:ascii="Arial" w:hAnsi="Arial" w:cs="Arial"/>
-                <w:bCs/>
-                <w:sz w:val="16"/>
-              </w:rPr>
-              <w:t>Умерла 8.02.1943.</w:t>
+              <w:t xml:space="preserve">(варианты отчества: Георгиевна) Родилась в 1882 г., </w:t>
+            </w:r>
+            <w:proofErr w:type="spellStart"/>
+            <w:r>
+              <w:rPr>
+                <w:rFonts w:ascii="Arial" w:hAnsi="Arial" w:cs="Arial"/>
+                <w:bCs/>
+                <w:sz w:val="16"/>
+                <w:lang w:val="ru-RU"/>
+              </w:rPr>
+              <w:t>г.Еривань</w:t>
+            </w:r>
+            <w:proofErr w:type="spellEnd"/>
+            <w:r>
+              <w:rPr>
+                <w:rFonts w:ascii="Arial" w:hAnsi="Arial" w:cs="Arial"/>
+                <w:bCs/>
+                <w:sz w:val="16"/>
+                <w:lang w:val="ru-RU"/>
+              </w:rPr>
+              <w:t xml:space="preserve"> Армянской ССР; армянка; Приговорена: ОСО при НКВД СССР 26 февраля 1942 г., </w:t>
+            </w:r>
+            <w:proofErr w:type="spellStart"/>
+            <w:r>
+              <w:rPr>
+                <w:rFonts w:ascii="Arial" w:hAnsi="Arial" w:cs="Arial"/>
+                <w:bCs/>
+                <w:sz w:val="16"/>
+                <w:lang w:val="ru-RU"/>
+              </w:rPr>
+              <w:t>обв</w:t>
+            </w:r>
+            <w:proofErr w:type="spellEnd"/>
+            <w:r>
+              <w:rPr>
+                <w:rFonts w:ascii="Arial" w:hAnsi="Arial" w:cs="Arial"/>
+                <w:bCs/>
+                <w:sz w:val="16"/>
+                <w:lang w:val="ru-RU"/>
+              </w:rPr>
+              <w:t xml:space="preserve">.: по обвинению в антисоветской агитации. Приговор: к 10 годам ИТЛ. Прибыла в Карлаг 10.11.1942 из пересыльного пункта </w:t>
+            </w:r>
+            <w:proofErr w:type="spellStart"/>
+            <w:r>
+              <w:rPr>
+                <w:rFonts w:ascii="Arial" w:hAnsi="Arial" w:cs="Arial"/>
+                <w:bCs/>
+                <w:sz w:val="16"/>
+                <w:lang w:val="ru-RU"/>
+              </w:rPr>
+              <w:t>г.Ташкента</w:t>
+            </w:r>
+            <w:proofErr w:type="spellEnd"/>
+            <w:r>
+              <w:rPr>
+                <w:rFonts w:ascii="Arial" w:hAnsi="Arial" w:cs="Arial"/>
+                <w:bCs/>
+                <w:sz w:val="16"/>
+                <w:lang w:val="ru-RU"/>
+              </w:rPr>
+              <w:t xml:space="preserve">. В </w:t>
+            </w:r>
+            <w:proofErr w:type="spellStart"/>
+            <w:r>
+              <w:rPr>
+                <w:rFonts w:ascii="Arial" w:hAnsi="Arial" w:cs="Arial"/>
+                <w:bCs/>
+                <w:sz w:val="16"/>
+                <w:lang w:val="ru-RU"/>
+              </w:rPr>
+              <w:t>АЛЖИРе</w:t>
+            </w:r>
+            <w:proofErr w:type="spellEnd"/>
+            <w:r>
+              <w:rPr>
+                <w:rFonts w:ascii="Arial" w:hAnsi="Arial" w:cs="Arial"/>
+                <w:bCs/>
+                <w:sz w:val="16"/>
+                <w:lang w:val="ru-RU"/>
+              </w:rPr>
+              <w:t xml:space="preserve"> находилась с 07.01.1943 до 08.02.1943. </w:t>
+            </w:r>
+            <w:proofErr w:type="spellStart"/>
+            <w:r>
+              <w:rPr>
+                <w:rFonts w:ascii="Arial" w:hAnsi="Arial" w:cs="Arial"/>
+                <w:bCs/>
+                <w:sz w:val="16"/>
+              </w:rPr>
+              <w:t>Умерла</w:t>
+            </w:r>
+            <w:proofErr w:type="spellEnd"/>
+            <w:r>
+              <w:rPr>
+                <w:rFonts w:ascii="Arial" w:hAnsi="Arial" w:cs="Arial"/>
+                <w:bCs/>
+                <w:sz w:val="16"/>
+              </w:rPr>
+              <w:t xml:space="preserve"> 8.02.1943.</w:t>
             </w:r>
           </w:p>
           <w:p>
@@ -12346,7 +15569,35 @@
                 <w:szCs w:val="16"/>
                 <w:lang w:val="ru-RU"/>
               </w:rPr>
-              <w:t>Книга памяти "Узницы АЛЖИРа"</w:t>
+              <w:t xml:space="preserve">Книга памяти "Узницы </w:t>
+            </w:r>
+            <w:proofErr w:type="spellStart"/>
+            <w:r>
+              <w:rPr>
+                <w:rStyle w:val="Emphasis"/>
+                <w:rFonts w:ascii="Arial" w:hAnsi="Arial" w:cs="Arial"/>
+                <w:b/>
+                <w:i w:val="0"/>
+                <w:iCs w:val="0"/>
+                <w:sz w:val="16"/>
+                <w:szCs w:val="16"/>
+                <w:lang w:val="ru-RU"/>
+              </w:rPr>
+              <w:t>АЛЖИРа</w:t>
+            </w:r>
+            <w:proofErr w:type="spellEnd"/>
+            <w:r>
+              <w:rPr>
+                <w:rStyle w:val="Emphasis"/>
+                <w:rFonts w:ascii="Arial" w:hAnsi="Arial" w:cs="Arial"/>
+                <w:b/>
+                <w:i w:val="0"/>
+                <w:iCs w:val="0"/>
+                <w:sz w:val="16"/>
+                <w:szCs w:val="16"/>
+                <w:lang w:val="ru-RU"/>
+              </w:rPr>
+              <w:t>"</w:t>
             </w:r>
             <w:r>
               <w:rPr>
@@ -12420,16 +15671,29 @@
                 <w:lang w:val="ru-RU"/>
               </w:rPr>
             </w:pPr>
-            <w:r>
-              <w:rPr>
-                <w:rFonts w:ascii="Arial" w:hAnsi="Arial" w:cs="Arial"/>
-                <w:b/>
-                <w:bCs/>
-                <w:sz w:val="16"/>
-                <w:szCs w:val="16"/>
-                <w:lang w:val="ru-RU"/>
-              </w:rPr>
-              <w:t>Тагиносова Евгения Арсеньевна</w:t>
+            <w:proofErr w:type="spellStart"/>
+            <w:r>
+              <w:rPr>
+                <w:rFonts w:ascii="Arial" w:hAnsi="Arial" w:cs="Arial"/>
+                <w:b/>
+                <w:bCs/>
+                <w:sz w:val="16"/>
+                <w:szCs w:val="16"/>
+                <w:lang w:val="ru-RU"/>
+              </w:rPr>
+              <w:t>Тагиносова</w:t>
+            </w:r>
+            <w:proofErr w:type="spellEnd"/>
+            <w:r>
+              <w:rPr>
+                <w:rFonts w:ascii="Arial" w:hAnsi="Arial" w:cs="Arial"/>
+                <w:b/>
+                <w:bCs/>
+                <w:sz w:val="16"/>
+                <w:szCs w:val="16"/>
+                <w:lang w:val="ru-RU"/>
+              </w:rPr>
+              <w:t xml:space="preserve"> Евгения Арсеньевна</w:t>
             </w:r>
             <w:r>
               <w:rPr>
@@ -12504,25 +15768,65 @@
                 <w:szCs w:val="16"/>
                 <w:lang w:val="ru-RU"/>
               </w:rPr>
-              <w:t>в 1880 г., г.Ереван; армянка;</w:t>
-            </w:r>
-            <w:r>
-              <w:rPr>
-                <w:rFonts w:ascii="Arial" w:hAnsi="Arial" w:cs="Arial"/>
-                <w:sz w:val="16"/>
-                <w:szCs w:val="16"/>
-                <w:lang w:val="ru-RU"/>
-              </w:rPr>
-              <w:t xml:space="preserve"> </w:t>
-            </w:r>
-            <w:r>
-              <w:rPr>
-                <w:rFonts w:ascii="Arial" w:hAnsi="Arial" w:cs="Arial"/>
-                <w:sz w:val="16"/>
-                <w:szCs w:val="16"/>
-                <w:lang w:val="ru-RU"/>
-              </w:rPr>
-              <w:t>Приговорена: ОСО при НКВД СССР 14 мая 1939 г., обв.:</w:t>
+              <w:t xml:space="preserve">в 1880 г., </w:t>
+            </w:r>
+            <w:proofErr w:type="spellStart"/>
+            <w:r>
+              <w:rPr>
+                <w:rFonts w:ascii="Arial" w:hAnsi="Arial" w:cs="Arial"/>
+                <w:sz w:val="16"/>
+                <w:szCs w:val="16"/>
+                <w:lang w:val="ru-RU"/>
+              </w:rPr>
+              <w:t>г.Ереван</w:t>
+            </w:r>
+            <w:proofErr w:type="spellEnd"/>
+            <w:r>
+              <w:rPr>
+                <w:rFonts w:ascii="Arial" w:hAnsi="Arial" w:cs="Arial"/>
+                <w:sz w:val="16"/>
+                <w:szCs w:val="16"/>
+                <w:lang w:val="ru-RU"/>
+              </w:rPr>
+              <w:t>; армянка;</w:t>
+            </w:r>
+            <w:r>
+              <w:rPr>
+                <w:rFonts w:ascii="Arial" w:hAnsi="Arial" w:cs="Arial"/>
+                <w:sz w:val="16"/>
+                <w:szCs w:val="16"/>
+                <w:lang w:val="ru-RU"/>
+              </w:rPr>
+              <w:t xml:space="preserve"> </w:t>
+            </w:r>
+            <w:r>
+              <w:rPr>
+                <w:rFonts w:ascii="Arial" w:hAnsi="Arial" w:cs="Arial"/>
+                <w:sz w:val="16"/>
+                <w:szCs w:val="16"/>
+                <w:lang w:val="ru-RU"/>
+              </w:rPr>
+              <w:t xml:space="preserve">Приговорена: ОСО при НКВД СССР 14 мая 1939 г., </w:t>
+            </w:r>
+            <w:proofErr w:type="spellStart"/>
+            <w:r>
+              <w:rPr>
+                <w:rFonts w:ascii="Arial" w:hAnsi="Arial" w:cs="Arial"/>
+                <w:sz w:val="16"/>
+                <w:szCs w:val="16"/>
+                <w:lang w:val="ru-RU"/>
+              </w:rPr>
+              <w:t>обв</w:t>
+            </w:r>
+            <w:proofErr w:type="spellEnd"/>
+            <w:r>
+              <w:rPr>
+                <w:rFonts w:ascii="Arial" w:hAnsi="Arial" w:cs="Arial"/>
+                <w:sz w:val="16"/>
+                <w:szCs w:val="16"/>
+                <w:lang w:val="ru-RU"/>
+              </w:rPr>
+              <w:t>.:</w:t>
             </w:r>
             <w:r>
               <w:rPr>
@@ -12549,7 +15853,27 @@
                 <w:lang w:val="ru-RU"/>
               </w:rPr>
               <w:br/>
-              <w:t>Приговор: к 5 годам ИТЛ. Прибыла в Карлаг 23.06.1939 из Таганской тюрьмы г.Москвы. Умерла в Акмолинском отделении 18.01.1943.</w:t>
+              <w:t xml:space="preserve">Приговор: к 5 годам ИТЛ. Прибыла в Карлаг 23.06.1939 из Таганской тюрьмы </w:t>
+            </w:r>
+            <w:proofErr w:type="spellStart"/>
+            <w:r>
+              <w:rPr>
+                <w:rFonts w:ascii="Arial" w:hAnsi="Arial" w:cs="Arial"/>
+                <w:sz w:val="16"/>
+                <w:szCs w:val="16"/>
+                <w:lang w:val="ru-RU"/>
+              </w:rPr>
+              <w:t>г.Москвы</w:t>
+            </w:r>
+            <w:proofErr w:type="spellEnd"/>
+            <w:r>
+              <w:rPr>
+                <w:rFonts w:ascii="Arial" w:hAnsi="Arial" w:cs="Arial"/>
+                <w:sz w:val="16"/>
+                <w:szCs w:val="16"/>
+                <w:lang w:val="ru-RU"/>
+              </w:rPr>
+              <w:t>. Умерла в Акмолинском отделении 18.01.1943.</w:t>
             </w:r>
           </w:p>
           <w:p>
@@ -12585,7 +15909,31 @@
                 <w:szCs w:val="16"/>
                 <w:lang w:val="ru-RU"/>
               </w:rPr>
-              <w:t>Книга памяти "Узницы АЛЖИРа"</w:t>
+              <w:t xml:space="preserve">Книга памяти "Узницы </w:t>
+            </w:r>
+            <w:proofErr w:type="spellStart"/>
+            <w:r>
+              <w:rPr>
+                <w:rFonts w:ascii="Arial" w:hAnsi="Arial" w:cs="Arial"/>
+                <w:b/>
+                <w:iCs/>
+                <w:sz w:val="16"/>
+                <w:szCs w:val="16"/>
+                <w:lang w:val="ru-RU"/>
+              </w:rPr>
+              <w:t>АЛЖИРа</w:t>
+            </w:r>
+            <w:proofErr w:type="spellEnd"/>
+            <w:r>
+              <w:rPr>
+                <w:rFonts w:ascii="Arial" w:hAnsi="Arial" w:cs="Arial"/>
+                <w:b/>
+                <w:iCs/>
+                <w:sz w:val="16"/>
+                <w:szCs w:val="16"/>
+                <w:lang w:val="ru-RU"/>
+              </w:rPr>
+              <w:t>"</w:t>
             </w:r>
             <w:r>
               <w:rPr>
@@ -12711,8 +16059,9 @@
                 <w:szCs w:val="16"/>
                 <w:lang w:val="ru-RU" w:eastAsia="en-US" w:bidi="ar-SA"/>
               </w:rPr>
-              <w:t>1902 г.р., м.р.: г. Дербент</w:t>
-            </w:r>
+              <w:t xml:space="preserve">1902 г.р., </w:t>
+            </w:r>
+            <w:proofErr w:type="spellStart"/>
             <w:r>
               <w:rPr>
                 <w:rFonts w:ascii="Arial" w:eastAsia="Times New Roman" w:hAnsi="Arial" w:cs="Arial"/>
@@ -12721,8 +16070,9 @@
                 <w:szCs w:val="16"/>
                 <w:lang w:val="ru-RU" w:eastAsia="en-US" w:bidi="ar-SA"/>
               </w:rPr>
-              <w:t xml:space="preserve">, армянка. </w:t>
-            </w:r>
+              <w:t>м.р</w:t>
+            </w:r>
+            <w:proofErr w:type="spellEnd"/>
             <w:r>
               <w:rPr>
                 <w:rFonts w:ascii="Arial" w:eastAsia="Times New Roman" w:hAnsi="Arial" w:cs="Arial"/>
@@ -12731,7 +16081,7 @@
                 <w:szCs w:val="16"/>
                 <w:lang w:val="ru-RU" w:eastAsia="en-US" w:bidi="ar-SA"/>
               </w:rPr>
-              <w:t>Детский туберкулезный санаторий Бауманского райздравотдела, воспитатель</w:t>
+              <w:t>.: г. Дербент</w:t>
             </w:r>
             <w:r>
               <w:rPr>
@@ -12741,7 +16091,7 @@
                 <w:szCs w:val="16"/>
                 <w:lang w:val="ru-RU" w:eastAsia="en-US" w:bidi="ar-SA"/>
               </w:rPr>
-              <w:t xml:space="preserve">, </w:t>
+              <w:t xml:space="preserve">, армянка. </w:t>
             </w:r>
             <w:r>
               <w:rPr>
@@ -12751,7 +16101,39 @@
                 <w:szCs w:val="16"/>
                 <w:lang w:val="ru-RU" w:eastAsia="en-US" w:bidi="ar-SA"/>
               </w:rPr>
-              <w:t>прож.: г. Москва</w:t>
+              <w:t>Детский туберкулезный санаторий Бауманского райздравотдела, воспитатель</w:t>
+            </w:r>
+            <w:r>
+              <w:rPr>
+                <w:rFonts w:ascii="Arial" w:eastAsia="Times New Roman" w:hAnsi="Arial" w:cs="Arial"/>
+                <w:kern w:val="0"/>
+                <w:sz w:val="16"/>
+                <w:szCs w:val="16"/>
+                <w:lang w:val="ru-RU" w:eastAsia="en-US" w:bidi="ar-SA"/>
+              </w:rPr>
+              <w:t xml:space="preserve">, </w:t>
+            </w:r>
+            <w:proofErr w:type="spellStart"/>
+            <w:r>
+              <w:rPr>
+                <w:rFonts w:ascii="Arial" w:eastAsia="Times New Roman" w:hAnsi="Arial" w:cs="Arial"/>
+                <w:kern w:val="0"/>
+                <w:sz w:val="16"/>
+                <w:szCs w:val="16"/>
+                <w:lang w:val="ru-RU" w:eastAsia="en-US" w:bidi="ar-SA"/>
+              </w:rPr>
+              <w:t>прож</w:t>
+            </w:r>
+            <w:proofErr w:type="spellEnd"/>
+            <w:r>
+              <w:rPr>
+                <w:rFonts w:ascii="Arial" w:eastAsia="Times New Roman" w:hAnsi="Arial" w:cs="Arial"/>
+                <w:kern w:val="0"/>
+                <w:sz w:val="16"/>
+                <w:szCs w:val="16"/>
+                <w:lang w:val="ru-RU" w:eastAsia="en-US" w:bidi="ar-SA"/>
+              </w:rPr>
+              <w:t>.: г. Москва</w:t>
             </w:r>
           </w:p>
           <w:p>
@@ -12794,8 +16176,9 @@
                 <w:szCs w:val="16"/>
                 <w:lang w:val="ru-RU" w:eastAsia="en-US" w:bidi="ar-SA"/>
               </w:rPr>
-              <w:t>Обвинение: 7-35 (социально-опасный элемент)</w:t>
-            </w:r>
+              <w:t xml:space="preserve">Обвинение: </w:t>
+            </w:r>
+            <w:proofErr w:type="gramStart"/>
             <w:r>
               <w:rPr>
                 <w:rFonts w:ascii="Arial" w:eastAsia="Times New Roman" w:hAnsi="Arial" w:cs="Arial"/>
@@ -12804,8 +16187,9 @@
                 <w:szCs w:val="16"/>
                 <w:lang w:val="ru-RU" w:eastAsia="en-US" w:bidi="ar-SA"/>
               </w:rPr>
-              <w:t xml:space="preserve">. </w:t>
-            </w:r>
+              <w:t>7-35</w:t>
+            </w:r>
+            <w:proofErr w:type="gramEnd"/>
             <w:r>
               <w:rPr>
                 <w:rFonts w:ascii="Arial" w:eastAsia="Times New Roman" w:hAnsi="Arial" w:cs="Arial"/>
@@ -12814,7 +16198,7 @@
                 <w:szCs w:val="16"/>
                 <w:lang w:val="ru-RU" w:eastAsia="en-US" w:bidi="ar-SA"/>
               </w:rPr>
-              <w:t>Приговор: ОСО при МГБ СССР, 15.05.1948</w:t>
+              <w:t xml:space="preserve"> (социально-опасный элемент)</w:t>
             </w:r>
             <w:r>
               <w:rPr>
@@ -12824,7 +16208,7 @@
                 <w:szCs w:val="16"/>
                 <w:lang w:val="ru-RU" w:eastAsia="en-US" w:bidi="ar-SA"/>
               </w:rPr>
-              <w:t xml:space="preserve"> – </w:t>
+              <w:t xml:space="preserve">. </w:t>
             </w:r>
             <w:r>
               <w:rPr>
@@ -12834,7 +16218,7 @@
                 <w:szCs w:val="16"/>
                 <w:lang w:val="ru-RU" w:eastAsia="en-US" w:bidi="ar-SA"/>
               </w:rPr>
-              <w:t>ссылка на 5 лет, умерла 31.07.1948</w:t>
+              <w:t>Приговор: ОСО при МГБ СССР, 15.05.1948</w:t>
             </w:r>
             <w:r>
               <w:rPr>
@@ -12844,7 +16228,7 @@
                 <w:szCs w:val="16"/>
                 <w:lang w:val="ru-RU" w:eastAsia="en-US" w:bidi="ar-SA"/>
               </w:rPr>
-              <w:t xml:space="preserve">. </w:t>
+              <w:t xml:space="preserve"> – </w:t>
             </w:r>
             <w:r>
               <w:rPr>
@@ -12854,7 +16238,49 @@
                 <w:szCs w:val="16"/>
                 <w:lang w:val="ru-RU" w:eastAsia="en-US" w:bidi="ar-SA"/>
               </w:rPr>
-              <w:t>Реабилитация: ГенПрокуратура РФ, 19.04.1995</w:t>
+              <w:t>ссылка на 5 лет, умерла 31.07.1948</w:t>
+            </w:r>
+            <w:r>
+              <w:rPr>
+                <w:rFonts w:ascii="Arial" w:eastAsia="Times New Roman" w:hAnsi="Arial" w:cs="Arial"/>
+                <w:kern w:val="0"/>
+                <w:sz w:val="16"/>
+                <w:szCs w:val="16"/>
+                <w:lang w:val="ru-RU" w:eastAsia="en-US" w:bidi="ar-SA"/>
+              </w:rPr>
+              <w:t xml:space="preserve">. </w:t>
+            </w:r>
+            <w:r>
+              <w:rPr>
+                <w:rFonts w:ascii="Arial" w:eastAsia="Times New Roman" w:hAnsi="Arial" w:cs="Arial"/>
+                <w:kern w:val="0"/>
+                <w:sz w:val="16"/>
+                <w:szCs w:val="16"/>
+                <w:lang w:val="ru-RU" w:eastAsia="en-US" w:bidi="ar-SA"/>
+              </w:rPr>
+              <w:t xml:space="preserve">Реабилитация: </w:t>
+            </w:r>
+            <w:proofErr w:type="spellStart"/>
+            <w:r>
+              <w:rPr>
+                <w:rFonts w:ascii="Arial" w:eastAsia="Times New Roman" w:hAnsi="Arial" w:cs="Arial"/>
+                <w:kern w:val="0"/>
+                <w:sz w:val="16"/>
+                <w:szCs w:val="16"/>
+                <w:lang w:val="ru-RU" w:eastAsia="en-US" w:bidi="ar-SA"/>
+              </w:rPr>
+              <w:t>ГенПрокуратура</w:t>
+            </w:r>
+            <w:proofErr w:type="spellEnd"/>
+            <w:r>
+              <w:rPr>
+                <w:rFonts w:ascii="Arial" w:eastAsia="Times New Roman" w:hAnsi="Arial" w:cs="Arial"/>
+                <w:kern w:val="0"/>
+                <w:sz w:val="16"/>
+                <w:szCs w:val="16"/>
+                <w:lang w:val="ru-RU" w:eastAsia="en-US" w:bidi="ar-SA"/>
+              </w:rPr>
+              <w:t xml:space="preserve"> РФ, 19.04.1995</w:t>
             </w:r>
             <w:r>
               <w:rPr>
@@ -12918,6 +16344,7 @@
               </w:rPr>
               <w:t xml:space="preserve"> </w:t>
             </w:r>
+            <w:proofErr w:type="spellStart"/>
             <w:r>
               <w:rPr>
                 <w:rFonts w:ascii="Arial" w:eastAsia="Times New Roman" w:hAnsi="Arial" w:cs="Arial"/>
@@ -12926,7 +16353,18 @@
                 <w:szCs w:val="16"/>
                 <w:lang w:val="ru-RU" w:eastAsia="en-US" w:bidi="ar-SA"/>
               </w:rPr>
-              <w:t>Озол Карл Андреевич</w:t>
+              <w:t>Озол</w:t>
+            </w:r>
+            <w:proofErr w:type="spellEnd"/>
+            <w:r>
+              <w:rPr>
+                <w:rFonts w:ascii="Arial" w:eastAsia="Times New Roman" w:hAnsi="Arial" w:cs="Arial"/>
+                <w:kern w:val="0"/>
+                <w:sz w:val="16"/>
+                <w:szCs w:val="16"/>
+                <w:lang w:val="ru-RU" w:eastAsia="en-US" w:bidi="ar-SA"/>
+              </w:rPr>
+              <w:t xml:space="preserve"> Карл Андреевич</w:t>
             </w:r>
             <w:r>
               <w:rPr>
@@ -14034,315 +17472,6 @@
 </w:styles>
 </file>
 
-<file path=word/charts/chart1.xml><?xml version="1.0" encoding="utf-8"?>
-<c:chartSpace xmlns:c="http://schemas.openxmlformats.org/drawingml/2006/chart" xmlns:a="http://schemas.openxmlformats.org/drawingml/2006/main" xmlns:r="http://schemas.openxmlformats.org/officeDocument/2006/relationships" xmlns:c16r2="http://schemas.microsoft.com/office/drawing/2015/06/chart">
-  <c:date1904 val="0"/>
-  <c:lang val="en-US"/>
-  <c:roundedCorners val="0"/>
-  <mc:AlternateContent xmlns:mc="http://schemas.openxmlformats.org/markup-compatibility/2006">
-    <mc:Choice xmlns:c14="http://schemas.microsoft.com/office/drawing/2007/8/2/chart" Requires="c14">
-      <c14:style val="102"/>
-    </mc:Choice>
-    <mc:Fallback>
-      <c:style val="2"/>
-    </mc:Fallback>
-  </mc:AlternateContent>
-  <c:chart>
-    <c:autoTitleDeleted val="1"/>
-    <c:view3D>
-      <c:rotX val="0"/>
-      <c:rotY val="0"/>
-      <c:rAngAx val="0"/>
-      <c:perspective val="0"/>
-    </c:view3D>
-    <c:floor>
-      <c:thickness val="0"/>
-    </c:floor>
-    <c:sideWall>
-      <c:thickness val="0"/>
-      <c:spPr>
-        <a:noFill/>
-        <a:ln>
-          <a:noFill/>
-        </a:ln>
-        <a:effectLst/>
-      </c:spPr>
-    </c:sideWall>
-    <c:backWall>
-      <c:thickness val="0"/>
-      <c:spPr>
-        <a:noFill/>
-        <a:ln>
-          <a:noFill/>
-        </a:ln>
-        <a:effectLst/>
-      </c:spPr>
-    </c:backWall>
-    <c:plotArea>
-      <c:layout>
-        <c:manualLayout>
-          <c:layoutTarget val="inner"/>
-          <c:xMode val="edge"/>
-          <c:yMode val="edge"/>
-          <c:x val="0.13475971832562672"/>
-          <c:y val="4.8989905121780142E-2"/>
-          <c:w val="0.73702335620634152"/>
-          <c:h val="0.80680462915346729"/>
-        </c:manualLayout>
-      </c:layout>
-      <c:bar3DChart>
-        <c:barDir val="col"/>
-        <c:grouping val="clustered"/>
-        <c:varyColors val="0"/>
-        <c:ser>
-          <c:idx val="0"/>
-          <c:order val="0"/>
-          <c:spPr>
-            <a:solidFill>
-              <a:schemeClr val="accent1"/>
-            </a:solidFill>
-            <a:ln>
-              <a:noFill/>
-            </a:ln>
-            <a:effectLst/>
-          </c:spPr>
-          <c:invertIfNegative val="0"/>
-          <c:dLbls>
-            <c:spPr>
-              <a:noFill/>
-              <a:ln>
-                <a:noFill/>
-              </a:ln>
-              <a:effectLst/>
-            </c:spPr>
-            <c:txPr>
-              <a:bodyPr rot="0" spcFirstLastPara="1" vertOverflow="ellipsis" vert="horz" wrap="square" lIns="38100" tIns="19050" rIns="38100" bIns="274320" anchor="ctr" anchorCtr="1">
-                <a:spAutoFit/>
-              </a:bodyPr>
-              <a:lstStyle/>
-              <a:p>
-                <a:pPr>
-                  <a:defRPr sz="800" b="1" i="0" u="none" strike="noStrike" kern="1200" baseline="0">
-                    <a:solidFill>
-                      <a:sysClr val="windowText" lastClr="000000"/>
-                    </a:solidFill>
-                    <a:latin typeface="Arial" panose="020B0604020202020204" pitchFamily="34" charset="0"/>
-                    <a:ea typeface="+mn-ea"/>
-                    <a:cs typeface="Arial" panose="020B0604020202020204" pitchFamily="34" charset="0"/>
-                  </a:defRPr>
-                </a:pPr>
-                <a:endParaRPr lang="en-US"/>
-              </a:p>
-            </c:txPr>
-            <c:showLegendKey val="0"/>
-            <c:showVal val="1"/>
-            <c:showCatName val="0"/>
-            <c:showSerName val="0"/>
-            <c:showPercent val="0"/>
-            <c:showBubbleSize val="0"/>
-            <c:showLeaderLines val="0"/>
-            <c:extLst>
-              <c:ext xmlns:c15="http://schemas.microsoft.com/office/drawing/2012/chart" uri="{CE6537A1-D6FC-4f65-9D91-7224C49458BB}">
-                <c15:spPr xmlns:c15="http://schemas.microsoft.com/office/drawing/2012/chart">
-                  <a:prstGeom prst="rect">
-                    <a:avLst/>
-                  </a:prstGeom>
-                </c15:spPr>
-                <c15:showLeaderLines val="1"/>
-                <c15:leaderLines>
-                  <c:spPr>
-                    <a:ln w="9525" cap="flat" cmpd="sng" algn="ctr">
-                      <a:solidFill>
-                        <a:schemeClr val="tx1">
-                          <a:lumMod val="35000"/>
-                          <a:lumOff val="65000"/>
-                        </a:schemeClr>
-                      </a:solidFill>
-                      <a:round/>
-                    </a:ln>
-                    <a:effectLst/>
-                  </c:spPr>
-                </c15:leaderLines>
-              </c:ext>
-            </c:extLst>
-          </c:dLbls>
-          <c:cat>
-            <c:numRef>
-              <c:f>Армянки!$A$4:$A$8</c:f>
-              <c:numCache>
-                <c:formatCode>General</c:formatCode>
-                <c:ptCount val="5"/>
-                <c:pt idx="0">
-                  <c:v>1920</c:v>
-                </c:pt>
-                <c:pt idx="1">
-                  <c:v>1937</c:v>
-                </c:pt>
-                <c:pt idx="2">
-                  <c:v>1938</c:v>
-                </c:pt>
-                <c:pt idx="3">
-                  <c:v>1941</c:v>
-                </c:pt>
-                <c:pt idx="4">
-                  <c:v>1942</c:v>
-                </c:pt>
-              </c:numCache>
-            </c:numRef>
-          </c:cat>
-          <c:val>
-            <c:numRef>
-              <c:f>Армянки!$B$4:$B$8</c:f>
-              <c:numCache>
-                <c:formatCode>General</c:formatCode>
-                <c:ptCount val="5"/>
-                <c:pt idx="0">
-                  <c:v>1</c:v>
-                </c:pt>
-                <c:pt idx="1">
-                  <c:v>15</c:v>
-                </c:pt>
-                <c:pt idx="2">
-                  <c:v>14</c:v>
-                </c:pt>
-                <c:pt idx="3">
-                  <c:v>2</c:v>
-                </c:pt>
-                <c:pt idx="4">
-                  <c:v>2</c:v>
-                </c:pt>
-              </c:numCache>
-            </c:numRef>
-          </c:val>
-          <c:extLst>
-            <c:ext xmlns:c16="http://schemas.microsoft.com/office/drawing/2014/chart" uri="{C3380CC4-5D6E-409C-BE32-E72D297353CC}">
-              <c16:uniqueId val="{00000000-64FE-4B90-AC49-9D0B1CFCD062}"/>
-            </c:ext>
-          </c:extLst>
-        </c:ser>
-        <c:dLbls>
-          <c:showLegendKey val="0"/>
-          <c:showVal val="0"/>
-          <c:showCatName val="0"/>
-          <c:showSerName val="0"/>
-          <c:showPercent val="0"/>
-          <c:showBubbleSize val="0"/>
-        </c:dLbls>
-        <c:gapWidth val="40"/>
-        <c:shape val="box"/>
-        <c:axId val="904673775"/>
-        <c:axId val="904655055"/>
-        <c:axId val="0"/>
-      </c:bar3DChart>
-      <c:catAx>
-        <c:axId val="904673775"/>
-        <c:scaling>
-          <c:orientation val="minMax"/>
-        </c:scaling>
-        <c:delete val="0"/>
-        <c:axPos val="b"/>
-        <c:numFmt formatCode="General" sourceLinked="1"/>
-        <c:majorTickMark val="in"/>
-        <c:minorTickMark val="none"/>
-        <c:tickLblPos val="low"/>
-        <c:spPr>
-          <a:noFill/>
-          <a:ln w="9525" cap="flat" cmpd="sng" algn="ctr">
-            <a:solidFill>
-              <a:schemeClr val="tx1">
-                <a:lumMod val="15000"/>
-                <a:lumOff val="85000"/>
-              </a:schemeClr>
-            </a:solidFill>
-            <a:round/>
-          </a:ln>
-          <a:effectLst/>
-        </c:spPr>
-        <c:txPr>
-          <a:bodyPr rot="-60000000" spcFirstLastPara="1" vertOverflow="ellipsis" vert="horz" wrap="square" anchor="ctr" anchorCtr="1"/>
-          <a:lstStyle/>
-          <a:p>
-            <a:pPr>
-              <a:defRPr sz="1000" b="1" i="0" u="none" strike="noStrike" kern="1200" baseline="-10000">
-                <a:solidFill>
-                  <a:sysClr val="windowText" lastClr="000000"/>
-                </a:solidFill>
-                <a:latin typeface="Arial" panose="020B0604020202020204" pitchFamily="34" charset="0"/>
-                <a:ea typeface="+mn-ea"/>
-                <a:cs typeface="+mn-cs"/>
-              </a:defRPr>
-            </a:pPr>
-            <a:endParaRPr lang="en-US"/>
-          </a:p>
-        </c:txPr>
-        <c:crossAx val="904655055"/>
-        <c:crosses val="autoZero"/>
-        <c:auto val="0"/>
-        <c:lblAlgn val="ctr"/>
-        <c:lblOffset val="0"/>
-        <c:noMultiLvlLbl val="0"/>
-      </c:catAx>
-      <c:valAx>
-        <c:axId val="904655055"/>
-        <c:scaling>
-          <c:orientation val="minMax"/>
-          <c:max val="20"/>
-        </c:scaling>
-        <c:delete val="1"/>
-        <c:axPos val="l"/>
-        <c:numFmt formatCode="General" sourceLinked="1"/>
-        <c:majorTickMark val="out"/>
-        <c:minorTickMark val="none"/>
-        <c:tickLblPos val="nextTo"/>
-        <c:crossAx val="904673775"/>
-        <c:crosses val="autoZero"/>
-        <c:crossBetween val="between"/>
-        <c:majorUnit val="2"/>
-        <c:minorUnit val="1"/>
-      </c:valAx>
-    </c:plotArea>
-    <c:plotVisOnly val="1"/>
-    <c:dispBlanksAs val="gap"/>
-    <c:extLst>
-      <c:ext xmlns:c16r3="http://schemas.microsoft.com/office/drawing/2017/03/chart" uri="{56B9EC1D-385E-4148-901F-78D8002777C0}">
-        <c16r3:dataDisplayOptions16>
-          <c16r3:dispNaAsBlank val="1"/>
-        </c16r3:dataDisplayOptions16>
-      </c:ext>
-    </c:extLst>
-    <c:showDLblsOverMax val="0"/>
-  </c:chart>
-  <c:spPr>
-    <a:solidFill>
-      <a:schemeClr val="bg1"/>
-    </a:solidFill>
-    <a:ln w="9525" cap="flat" cmpd="sng" algn="ctr">
-      <a:solidFill>
-        <a:schemeClr val="tx1">
-          <a:lumMod val="15000"/>
-          <a:lumOff val="85000"/>
-        </a:schemeClr>
-      </a:solidFill>
-      <a:round/>
-    </a:ln>
-    <a:effectLst/>
-  </c:spPr>
-  <c:txPr>
-    <a:bodyPr/>
-    <a:lstStyle/>
-    <a:p>
-      <a:pPr>
-        <a:defRPr/>
-      </a:pPr>
-      <a:endParaRPr lang="en-US"/>
-    </a:p>
-  </c:txPr>
-  <c:externalData r:id="rId1">
-    <c:autoUpdate val="0"/>
-  </c:externalData>
-</c:chartSpace>
-</file>
-
 <file path=word/theme/theme1.xml><?xml version="1.0" encoding="utf-8"?>
 <a:theme xmlns:a="http://schemas.openxmlformats.org/drawingml/2006/main" name="Office Theme">
   <a:themeElements>

--- a/docs/BYNATIONALITY/Армянки.docx
+++ b/docs/BYNATIONALITY/Армянки.docx
@@ -318,7 +318,25 @@
                 <w:szCs w:val="16"/>
                 <w:lang w:val="ru-RU"/>
               </w:rPr>
-              <w:t xml:space="preserve">Данный список составлен на основе открытых и доступных на </w:t>
+              <w:t xml:space="preserve">Данный список составлен на основе открытых и доступных </w:t>
+            </w:r>
+            <w:r>
+              <w:rPr>
+                <w:rFonts w:ascii="Arial" w:hAnsi="Arial" w:cs="Arial"/>
+                <w:sz w:val="16"/>
+                <w:szCs w:val="16"/>
+                <w:lang w:val="ru-RU"/>
+              </w:rPr>
+              <w:t>в</w:t>
+            </w:r>
+            <w:r>
+              <w:rPr>
+                <w:rFonts w:ascii="Arial" w:hAnsi="Arial" w:cs="Arial"/>
+                <w:sz w:val="16"/>
+                <w:szCs w:val="16"/>
+                <w:lang w:val="ru-RU"/>
+              </w:rPr>
+              <w:t xml:space="preserve"> </w:t>
             </w:r>
             <w:r>
               <w:rPr>
@@ -375,17 +393,15 @@
               </w:rPr>
               <w:t xml:space="preserve">Согласно переписи населения 1937 года общая численность </w:t>
             </w:r>
-            <w:proofErr w:type="gramStart"/>
-            <w:r>
-              <w:rPr>
-                <w:rFonts w:ascii="Arial" w:hAnsi="Arial" w:cs="Arial"/>
-                <w:sz w:val="16"/>
-                <w:szCs w:val="16"/>
-                <w:lang w:val="ru-RU"/>
-              </w:rPr>
-              <w:t>армян</w:t>
-            </w:r>
-            <w:proofErr w:type="gramEnd"/>
+            <w:r>
+              <w:rPr>
+                <w:rFonts w:ascii="Arial" w:hAnsi="Arial" w:cs="Arial"/>
+                <w:sz w:val="16"/>
+                <w:szCs w:val="16"/>
+                <w:lang w:val="ru-RU"/>
+              </w:rPr>
+              <w:t>армян,</w:t>
+            </w:r>
             <w:r>
               <w:rPr>
                 <w:rFonts w:ascii="Arial" w:hAnsi="Arial" w:cs="Arial"/>
@@ -402,17 +418,7 @@
                 <w:szCs w:val="16"/>
                 <w:lang w:val="ru-RU"/>
               </w:rPr>
-              <w:t xml:space="preserve"> составляла 1 968 721 человек, таким образом </w:t>
-            </w:r>
-            <w:proofErr w:type="gramStart"/>
-            <w:r>
-              <w:rPr>
-                <w:rFonts w:ascii="Arial" w:hAnsi="Arial" w:cs="Arial"/>
-                <w:sz w:val="16"/>
-                <w:szCs w:val="16"/>
-                <w:lang w:val="ru-RU"/>
-              </w:rPr>
-              <w:t>3</w:t>
+              <w:t xml:space="preserve"> составляла 1 968 721 человек, таким образом 3</w:t>
             </w:r>
             <w:r>
               <w:rPr>
@@ -466,37 +472,7 @@
                 <w:szCs w:val="16"/>
                 <w:lang w:val="ru-RU"/>
               </w:rPr>
-              <w:t xml:space="preserve"> это</w:t>
-            </w:r>
-            <w:proofErr w:type="gramEnd"/>
-            <w:r>
-              <w:rPr>
-                <w:rFonts w:ascii="Arial" w:hAnsi="Arial" w:cs="Arial"/>
-                <w:sz w:val="16"/>
-                <w:szCs w:val="16"/>
-                <w:lang w:val="ru-RU"/>
-              </w:rPr>
-              <w:t xml:space="preserve"> безвозвратные потери </w:t>
-            </w:r>
-            <w:proofErr w:type="gramStart"/>
-            <w:r>
-              <w:rPr>
-                <w:rFonts w:ascii="Arial" w:hAnsi="Arial" w:cs="Arial"/>
-                <w:sz w:val="16"/>
-                <w:szCs w:val="16"/>
-                <w:lang w:val="ru-RU"/>
-              </w:rPr>
-              <w:t>нации</w:t>
-            </w:r>
-            <w:proofErr w:type="gramEnd"/>
-            <w:r>
-              <w:rPr>
-                <w:rFonts w:ascii="Arial" w:hAnsi="Arial" w:cs="Arial"/>
-                <w:sz w:val="16"/>
-                <w:szCs w:val="16"/>
-                <w:lang w:val="ru-RU"/>
-              </w:rPr>
-              <w:t xml:space="preserve"> которые составляют 0,001</w:t>
+              <w:t xml:space="preserve"> это безвозвратные потери нации которые составляют 0,001</w:t>
             </w:r>
             <w:r>
               <w:rPr>
@@ -516,17 +492,15 @@
               </w:rPr>
               <w:t xml:space="preserve">% от общего числа </w:t>
             </w:r>
-            <w:proofErr w:type="gramStart"/>
-            <w:r>
-              <w:rPr>
-                <w:rFonts w:ascii="Arial" w:hAnsi="Arial" w:cs="Arial"/>
-                <w:sz w:val="16"/>
-                <w:szCs w:val="16"/>
-                <w:lang w:val="ru-RU"/>
-              </w:rPr>
-              <w:t>армян</w:t>
-            </w:r>
-            <w:proofErr w:type="gramEnd"/>
+            <w:r>
+              <w:rPr>
+                <w:rFonts w:ascii="Arial" w:hAnsi="Arial" w:cs="Arial"/>
+                <w:sz w:val="16"/>
+                <w:szCs w:val="16"/>
+                <w:lang w:val="ru-RU"/>
+              </w:rPr>
+              <w:t>армян,</w:t>
+            </w:r>
             <w:r>
               <w:rPr>
                 <w:rFonts w:ascii="Arial" w:hAnsi="Arial" w:cs="Arial"/>
@@ -699,19 +673,90 @@
                 <w:szCs w:val="16"/>
                 <w:lang w:val="ru-RU"/>
               </w:rPr>
-              <w:t xml:space="preserve">4 – расстреляны в годы войны, </w:t>
-            </w:r>
-            <w:proofErr w:type="gramStart"/>
-            <w:r>
-              <w:rPr>
-                <w:rFonts w:ascii="Arial" w:hAnsi="Arial" w:cs="Arial"/>
-                <w:sz w:val="16"/>
-                <w:szCs w:val="16"/>
-                <w:lang w:val="ru-RU"/>
-              </w:rPr>
-              <w:t>1941-1942</w:t>
-            </w:r>
-            <w:proofErr w:type="gramEnd"/>
+              <w:t>4 – расстреляны в годы войны, 1941-1942.</w:t>
+            </w:r>
+          </w:p>
+          <w:p>
+            <w:pPr>
+              <w:rPr>
+                <w:rFonts w:ascii="Arial" w:hAnsi="Arial" w:cs="Arial"/>
+                <w:sz w:val="16"/>
+                <w:szCs w:val="16"/>
+                <w:lang w:val="ru-RU"/>
+              </w:rPr>
+            </w:pPr>
+            <w:r>
+              <w:rPr>
+                <w:rFonts w:ascii="Arial" w:hAnsi="Arial" w:cs="Arial"/>
+                <w:sz w:val="16"/>
+                <w:szCs w:val="16"/>
+                <w:lang w:val="ru-RU"/>
+              </w:rPr>
+              <w:t>М</w:t>
+            </w:r>
+            <w:r>
+              <w:rPr>
+                <w:rFonts w:ascii="Arial" w:hAnsi="Arial" w:cs="Arial"/>
+                <w:sz w:val="16"/>
+                <w:szCs w:val="16"/>
+                <w:lang w:val="ru-RU"/>
+              </w:rPr>
+              <w:t>аксимальное число</w:t>
+            </w:r>
+            <w:r>
+              <w:rPr>
+                <w:rFonts w:ascii="Arial" w:hAnsi="Arial" w:cs="Arial"/>
+                <w:sz w:val="16"/>
+                <w:szCs w:val="16"/>
+                <w:lang w:val="ru-RU"/>
+              </w:rPr>
+              <w:t xml:space="preserve"> – </w:t>
+            </w:r>
+            <w:r>
+              <w:rPr>
+                <w:rFonts w:ascii="Arial" w:hAnsi="Arial" w:cs="Arial"/>
+                <w:sz w:val="16"/>
+                <w:szCs w:val="16"/>
+                <w:lang w:val="ru-RU"/>
+              </w:rPr>
+              <w:t>15 (4</w:t>
+            </w:r>
+            <w:r>
+              <w:rPr>
+                <w:rFonts w:ascii="Arial" w:hAnsi="Arial" w:cs="Arial"/>
+                <w:sz w:val="16"/>
+                <w:szCs w:val="16"/>
+                <w:lang w:val="ru-RU"/>
+              </w:rPr>
+              <w:t>5</w:t>
+            </w:r>
+            <w:r>
+              <w:rPr>
+                <w:rFonts w:ascii="Arial" w:hAnsi="Arial" w:cs="Arial"/>
+                <w:sz w:val="16"/>
+                <w:szCs w:val="16"/>
+                <w:lang w:val="ru-RU"/>
+              </w:rPr>
+              <w:t>%)</w:t>
+            </w:r>
+            <w:r>
+              <w:rPr>
+                <w:rFonts w:ascii="Arial" w:hAnsi="Arial" w:cs="Arial"/>
+                <w:sz w:val="16"/>
+                <w:szCs w:val="16"/>
+                <w:lang w:val="ru-RU"/>
+              </w:rPr>
+              <w:t xml:space="preserve"> – расстреляны</w:t>
+            </w:r>
+            <w:r>
+              <w:rPr>
+                <w:rFonts w:ascii="Arial" w:hAnsi="Arial" w:cs="Arial"/>
+                <w:sz w:val="16"/>
+                <w:szCs w:val="16"/>
+                <w:lang w:val="ru-RU"/>
+              </w:rPr>
+              <w:t xml:space="preserve"> в 1937 году</w:t>
+            </w:r>
             <w:r>
               <w:rPr>
                 <w:rFonts w:ascii="Arial" w:hAnsi="Arial" w:cs="Arial"/>
@@ -765,7 +810,344 @@
                 <w:szCs w:val="16"/>
                 <w:lang w:val="ru-RU"/>
               </w:rPr>
-              <w:t>15 (4</w:t>
+              <w:t>1</w:t>
+            </w:r>
+            <w:r>
+              <w:rPr>
+                <w:rFonts w:ascii="Arial" w:hAnsi="Arial" w:cs="Arial"/>
+                <w:sz w:val="16"/>
+                <w:szCs w:val="16"/>
+                <w:lang w:val="ru-RU"/>
+              </w:rPr>
+              <w:t>1</w:t>
+            </w:r>
+            <w:r>
+              <w:rPr>
+                <w:rFonts w:ascii="Arial" w:hAnsi="Arial" w:cs="Arial"/>
+                <w:sz w:val="16"/>
+                <w:szCs w:val="16"/>
+                <w:lang w:val="ru-RU"/>
+              </w:rPr>
+              <w:t xml:space="preserve"> (3</w:t>
+            </w:r>
+            <w:r>
+              <w:rPr>
+                <w:rFonts w:ascii="Arial" w:hAnsi="Arial" w:cs="Arial"/>
+                <w:sz w:val="16"/>
+                <w:szCs w:val="16"/>
+                <w:lang w:val="ru-RU"/>
+              </w:rPr>
+              <w:t>0</w:t>
+            </w:r>
+            <w:r>
+              <w:rPr>
+                <w:rFonts w:ascii="Arial" w:hAnsi="Arial" w:cs="Arial"/>
+                <w:sz w:val="16"/>
+                <w:szCs w:val="16"/>
+                <w:lang w:val="ru-RU"/>
+              </w:rPr>
+              <w:t>%)</w:t>
+            </w:r>
+            <w:r>
+              <w:rPr>
+                <w:rFonts w:ascii="Arial" w:hAnsi="Arial" w:cs="Arial"/>
+                <w:sz w:val="16"/>
+                <w:szCs w:val="16"/>
+                <w:lang w:val="ru-RU"/>
+              </w:rPr>
+              <w:t xml:space="preserve"> – расстреляны</w:t>
+            </w:r>
+            <w:r>
+              <w:rPr>
+                <w:rFonts w:ascii="Arial" w:hAnsi="Arial" w:cs="Arial"/>
+                <w:sz w:val="16"/>
+                <w:szCs w:val="16"/>
+                <w:lang w:val="ru-RU"/>
+              </w:rPr>
+              <w:t xml:space="preserve"> в возрастной группе: 36-40</w:t>
+            </w:r>
+            <w:r>
+              <w:rPr>
+                <w:rFonts w:ascii="Arial" w:hAnsi="Arial" w:cs="Arial"/>
+                <w:sz w:val="16"/>
+                <w:szCs w:val="16"/>
+                <w:lang w:val="ru-RU"/>
+              </w:rPr>
+              <w:t xml:space="preserve"> </w:t>
+            </w:r>
+            <w:r>
+              <w:rPr>
+                <w:rFonts w:ascii="Arial" w:hAnsi="Arial" w:cs="Arial"/>
+                <w:sz w:val="16"/>
+                <w:szCs w:val="16"/>
+                <w:lang w:val="ru-RU"/>
+              </w:rPr>
+              <w:t>лет.</w:t>
+            </w:r>
+          </w:p>
+          <w:p>
+            <w:pPr>
+              <w:rPr>
+                <w:rFonts w:ascii="Arial" w:hAnsi="Arial" w:cs="Arial"/>
+                <w:sz w:val="16"/>
+                <w:szCs w:val="16"/>
+                <w:lang w:val="ru-RU"/>
+              </w:rPr>
+            </w:pPr>
+            <w:r>
+              <w:rPr>
+                <w:rFonts w:ascii="Arial" w:hAnsi="Arial" w:cs="Arial"/>
+                <w:sz w:val="16"/>
+                <w:szCs w:val="16"/>
+                <w:lang w:val="ru-RU"/>
+              </w:rPr>
+              <w:t>17 (5</w:t>
+            </w:r>
+            <w:r>
+              <w:rPr>
+                <w:rFonts w:ascii="Arial" w:hAnsi="Arial" w:cs="Arial"/>
+                <w:sz w:val="16"/>
+                <w:szCs w:val="16"/>
+                <w:lang w:val="ru-RU"/>
+              </w:rPr>
+              <w:t>1</w:t>
+            </w:r>
+            <w:r>
+              <w:rPr>
+                <w:rFonts w:ascii="Arial" w:hAnsi="Arial" w:cs="Arial"/>
+                <w:sz w:val="16"/>
+                <w:szCs w:val="16"/>
+                <w:lang w:val="ru-RU"/>
+              </w:rPr>
+              <w:t>%)</w:t>
+            </w:r>
+            <w:r>
+              <w:rPr>
+                <w:rFonts w:ascii="Arial" w:hAnsi="Arial" w:cs="Arial"/>
+                <w:sz w:val="16"/>
+                <w:szCs w:val="16"/>
+                <w:lang w:val="ru-RU"/>
+              </w:rPr>
+              <w:t xml:space="preserve"> – </w:t>
+            </w:r>
+            <w:r>
+              <w:rPr>
+                <w:rFonts w:ascii="Arial" w:hAnsi="Arial" w:cs="Arial"/>
+                <w:sz w:val="16"/>
+                <w:szCs w:val="16"/>
+                <w:lang w:val="ru-RU"/>
+              </w:rPr>
+              <w:t>реабилитирован</w:t>
+            </w:r>
+            <w:r>
+              <w:rPr>
+                <w:rFonts w:ascii="Arial" w:hAnsi="Arial" w:cs="Arial"/>
+                <w:sz w:val="16"/>
+                <w:szCs w:val="16"/>
+                <w:lang w:val="ru-RU"/>
+              </w:rPr>
+              <w:t>ы.</w:t>
+            </w:r>
+          </w:p>
+          <w:p>
+            <w:pPr>
+              <w:rPr>
+                <w:rFonts w:ascii="Arial" w:hAnsi="Arial" w:cs="Arial"/>
+                <w:sz w:val="16"/>
+                <w:szCs w:val="16"/>
+                <w:lang w:val="ru-RU"/>
+              </w:rPr>
+            </w:pPr>
+            <w:r>
+              <w:rPr>
+                <w:rFonts w:ascii="Arial" w:hAnsi="Arial" w:cs="Arial"/>
+                <w:sz w:val="16"/>
+                <w:szCs w:val="16"/>
+                <w:lang w:val="ru-RU"/>
+              </w:rPr>
+              <w:t>16</w:t>
+            </w:r>
+            <w:r>
+              <w:rPr>
+                <w:rFonts w:ascii="Arial" w:hAnsi="Arial" w:cs="Arial"/>
+                <w:sz w:val="16"/>
+                <w:szCs w:val="16"/>
+                <w:lang w:val="ru-RU"/>
+              </w:rPr>
+              <w:t xml:space="preserve"> (</w:t>
+            </w:r>
+            <w:r>
+              <w:rPr>
+                <w:rFonts w:ascii="Arial" w:hAnsi="Arial" w:cs="Arial"/>
+                <w:sz w:val="16"/>
+                <w:szCs w:val="16"/>
+                <w:lang w:val="ru-RU"/>
+              </w:rPr>
+              <w:t>48</w:t>
+            </w:r>
+            <w:r>
+              <w:rPr>
+                <w:rFonts w:ascii="Arial" w:hAnsi="Arial" w:cs="Arial"/>
+                <w:sz w:val="16"/>
+                <w:szCs w:val="16"/>
+                <w:lang w:val="ru-RU"/>
+              </w:rPr>
+              <w:t>%)</w:t>
+            </w:r>
+            <w:r>
+              <w:rPr>
+                <w:rFonts w:ascii="Arial" w:hAnsi="Arial" w:cs="Arial"/>
+                <w:sz w:val="16"/>
+                <w:szCs w:val="16"/>
+                <w:lang w:val="ru-RU"/>
+              </w:rPr>
+              <w:t xml:space="preserve"> – расстреляны</w:t>
+            </w:r>
+            <w:r>
+              <w:rPr>
+                <w:rFonts w:ascii="Arial" w:hAnsi="Arial" w:cs="Arial"/>
+                <w:sz w:val="16"/>
+                <w:szCs w:val="16"/>
+                <w:lang w:val="ru-RU"/>
+              </w:rPr>
+              <w:t xml:space="preserve"> то решению троек при НКВД</w:t>
+            </w:r>
+            <w:r>
+              <w:rPr>
+                <w:rFonts w:ascii="Arial" w:hAnsi="Arial" w:cs="Arial"/>
+                <w:sz w:val="16"/>
+                <w:szCs w:val="16"/>
+                <w:lang w:val="ru-RU"/>
+              </w:rPr>
+              <w:t>.</w:t>
+            </w:r>
+          </w:p>
+          <w:p>
+            <w:pPr>
+              <w:rPr>
+                <w:rFonts w:ascii="Arial" w:hAnsi="Arial" w:cs="Arial"/>
+                <w:sz w:val="16"/>
+                <w:szCs w:val="16"/>
+                <w:lang w:val="ru-RU"/>
+              </w:rPr>
+            </w:pPr>
+            <w:r>
+              <w:rPr>
+                <w:rFonts w:ascii="Arial" w:hAnsi="Arial" w:cs="Arial"/>
+                <w:sz w:val="16"/>
+                <w:szCs w:val="16"/>
+                <w:lang w:val="ru-RU"/>
+              </w:rPr>
+              <w:t>8</w:t>
+            </w:r>
+            <w:r>
+              <w:rPr>
+                <w:rFonts w:ascii="Arial" w:hAnsi="Arial" w:cs="Arial"/>
+                <w:sz w:val="16"/>
+                <w:szCs w:val="16"/>
+                <w:lang w:val="ru-RU"/>
+              </w:rPr>
+              <w:t xml:space="preserve"> (2</w:t>
+            </w:r>
+            <w:r>
+              <w:rPr>
+                <w:rFonts w:ascii="Arial" w:hAnsi="Arial" w:cs="Arial"/>
+                <w:sz w:val="16"/>
+                <w:szCs w:val="16"/>
+                <w:lang w:val="ru-RU"/>
+              </w:rPr>
+              <w:t>4</w:t>
+            </w:r>
+            <w:r>
+              <w:rPr>
+                <w:rFonts w:ascii="Arial" w:hAnsi="Arial" w:cs="Arial"/>
+                <w:sz w:val="16"/>
+                <w:szCs w:val="16"/>
+                <w:lang w:val="ru-RU"/>
+              </w:rPr>
+              <w:t>%)</w:t>
+            </w:r>
+            <w:r>
+              <w:rPr>
+                <w:rFonts w:ascii="Arial" w:hAnsi="Arial" w:cs="Arial"/>
+                <w:sz w:val="16"/>
+                <w:szCs w:val="16"/>
+                <w:lang w:val="ru-RU"/>
+              </w:rPr>
+              <w:t xml:space="preserve"> </w:t>
+            </w:r>
+            <w:r>
+              <w:rPr>
+                <w:rFonts w:ascii="Arial" w:hAnsi="Arial" w:cs="Arial"/>
+                <w:sz w:val="16"/>
+                <w:szCs w:val="16"/>
+                <w:lang w:val="ru-RU"/>
+              </w:rPr>
+              <w:t>были ссыльными и</w:t>
+            </w:r>
+            <w:r>
+              <w:rPr>
+                <w:rFonts w:ascii="Arial" w:hAnsi="Arial" w:cs="Arial"/>
+                <w:sz w:val="16"/>
+                <w:szCs w:val="16"/>
+                <w:lang w:val="ru-RU"/>
+              </w:rPr>
+              <w:t>ли</w:t>
+            </w:r>
+            <w:r>
+              <w:rPr>
+                <w:rFonts w:ascii="Arial" w:hAnsi="Arial" w:cs="Arial"/>
+                <w:sz w:val="16"/>
+                <w:szCs w:val="16"/>
+                <w:lang w:val="ru-RU"/>
+              </w:rPr>
+              <w:t xml:space="preserve"> заключенными</w:t>
+            </w:r>
+            <w:r>
+              <w:rPr>
+                <w:rFonts w:ascii="Arial" w:hAnsi="Arial" w:cs="Arial"/>
+                <w:sz w:val="16"/>
+                <w:szCs w:val="16"/>
+                <w:lang w:val="ru-RU"/>
+              </w:rPr>
+              <w:t xml:space="preserve"> </w:t>
+            </w:r>
+            <w:r>
+              <w:rPr>
+                <w:rFonts w:ascii="Arial" w:hAnsi="Arial" w:cs="Arial"/>
+                <w:sz w:val="16"/>
+                <w:szCs w:val="16"/>
+                <w:lang w:val="ru-RU"/>
+              </w:rPr>
+              <w:t>ИТЛ</w:t>
+            </w:r>
+            <w:r>
+              <w:rPr>
+                <w:rFonts w:ascii="Arial" w:hAnsi="Arial" w:cs="Arial"/>
+                <w:sz w:val="16"/>
+                <w:szCs w:val="16"/>
+                <w:lang w:val="ru-RU"/>
+              </w:rPr>
+              <w:t>.</w:t>
+            </w:r>
+          </w:p>
+          <w:p>
+            <w:pPr>
+              <w:rPr>
+                <w:rFonts w:ascii="Arial" w:hAnsi="Arial" w:cs="Arial"/>
+                <w:sz w:val="16"/>
+                <w:szCs w:val="16"/>
+                <w:lang w:val="ru-RU"/>
+              </w:rPr>
+            </w:pPr>
+            <w:r>
+              <w:rPr>
+                <w:rFonts w:ascii="Arial" w:hAnsi="Arial" w:cs="Arial"/>
+                <w:sz w:val="16"/>
+                <w:szCs w:val="16"/>
+                <w:lang w:val="ru-RU"/>
+              </w:rPr>
+              <w:t xml:space="preserve">У </w:t>
             </w:r>
             <w:r>
               <w:rPr>
@@ -783,6 +1165,211 @@
                 <w:szCs w:val="16"/>
                 <w:lang w:val="ru-RU"/>
               </w:rPr>
+              <w:t>-х</w:t>
+            </w:r>
+            <w:r>
+              <w:rPr>
+                <w:rFonts w:ascii="Arial" w:hAnsi="Arial" w:cs="Arial"/>
+                <w:sz w:val="16"/>
+                <w:szCs w:val="16"/>
+                <w:lang w:val="ru-RU"/>
+              </w:rPr>
+              <w:t xml:space="preserve"> женщин расстрелян</w:t>
+            </w:r>
+            <w:r>
+              <w:rPr>
+                <w:rFonts w:ascii="Arial" w:hAnsi="Arial" w:cs="Arial"/>
+                <w:sz w:val="16"/>
+                <w:szCs w:val="16"/>
+                <w:lang w:val="ru-RU"/>
+              </w:rPr>
+              <w:t>ы</w:t>
+            </w:r>
+            <w:r>
+              <w:rPr>
+                <w:rFonts w:ascii="Arial" w:hAnsi="Arial" w:cs="Arial"/>
+                <w:sz w:val="16"/>
+                <w:szCs w:val="16"/>
+                <w:lang w:val="ru-RU"/>
+              </w:rPr>
+              <w:t xml:space="preserve"> муж</w:t>
+            </w:r>
+            <w:r>
+              <w:rPr>
+                <w:rFonts w:ascii="Arial" w:hAnsi="Arial" w:cs="Arial"/>
+                <w:sz w:val="16"/>
+                <w:szCs w:val="16"/>
+                <w:lang w:val="ru-RU"/>
+              </w:rPr>
+              <w:t>ья</w:t>
+            </w:r>
+            <w:r>
+              <w:rPr>
+                <w:rFonts w:ascii="Arial" w:hAnsi="Arial" w:cs="Arial"/>
+                <w:sz w:val="16"/>
+                <w:szCs w:val="16"/>
+                <w:lang w:val="ru-RU"/>
+              </w:rPr>
+              <w:t>, у 1</w:t>
+            </w:r>
+            <w:r>
+              <w:rPr>
+                <w:rFonts w:ascii="Arial" w:hAnsi="Arial" w:cs="Arial"/>
+                <w:sz w:val="16"/>
+                <w:szCs w:val="16"/>
+                <w:lang w:val="ru-RU"/>
+              </w:rPr>
+              <w:t>-й</w:t>
+            </w:r>
+            <w:r>
+              <w:rPr>
+                <w:rFonts w:ascii="Arial" w:hAnsi="Arial" w:cs="Arial"/>
+                <w:sz w:val="16"/>
+                <w:szCs w:val="16"/>
+                <w:lang w:val="ru-RU"/>
+              </w:rPr>
+              <w:t xml:space="preserve"> женщины расстрелян сын</w:t>
+            </w:r>
+            <w:r>
+              <w:rPr>
+                <w:rFonts w:ascii="Arial" w:hAnsi="Arial" w:cs="Arial"/>
+                <w:sz w:val="16"/>
+                <w:szCs w:val="16"/>
+                <w:lang w:val="ru-RU"/>
+              </w:rPr>
+              <w:t>.</w:t>
+            </w:r>
+          </w:p>
+          <w:p>
+            <w:pPr>
+              <w:rPr>
+                <w:rFonts w:ascii="Arial" w:hAnsi="Arial" w:cs="Arial"/>
+                <w:sz w:val="16"/>
+                <w:szCs w:val="16"/>
+                <w:lang w:val="ru-RU"/>
+              </w:rPr>
+            </w:pPr>
+            <w:r>
+              <w:rPr>
+                <w:rFonts w:ascii="Arial" w:hAnsi="Arial" w:cs="Arial"/>
+                <w:sz w:val="16"/>
+                <w:szCs w:val="16"/>
+                <w:lang w:val="ru-RU"/>
+              </w:rPr>
+              <w:t>19 проживали в городах: Тбилиси, Москва, Ленинград, Симферополь, Смоленск, Новосибирск, Воронеж, Краснодар.</w:t>
+            </w:r>
+          </w:p>
+          <w:p>
+            <w:pPr>
+              <w:rPr>
+                <w:rFonts w:ascii="Arial" w:hAnsi="Arial" w:cs="Arial"/>
+                <w:sz w:val="16"/>
+                <w:szCs w:val="16"/>
+                <w:lang w:val="ru-RU"/>
+              </w:rPr>
+            </w:pPr>
+            <w:r>
+              <w:rPr>
+                <w:rFonts w:ascii="Arial" w:hAnsi="Arial" w:cs="Arial"/>
+                <w:b/>
+                <w:bCs/>
+                <w:sz w:val="16"/>
+                <w:szCs w:val="16"/>
+                <w:u w:val="single"/>
+                <w:lang w:val="ru-RU"/>
+              </w:rPr>
+              <w:t>Партийность</w:t>
+            </w:r>
+            <w:r>
+              <w:rPr>
+                <w:rFonts w:ascii="Arial" w:hAnsi="Arial" w:cs="Arial"/>
+                <w:b/>
+                <w:bCs/>
+                <w:sz w:val="16"/>
+                <w:szCs w:val="16"/>
+                <w:lang w:val="ru-RU"/>
+              </w:rPr>
+              <w:t>:</w:t>
+            </w:r>
+            <w:r>
+              <w:rPr>
+                <w:rFonts w:ascii="Arial" w:hAnsi="Arial" w:cs="Arial"/>
+                <w:sz w:val="16"/>
+                <w:szCs w:val="16"/>
+                <w:lang w:val="ru-RU"/>
+              </w:rPr>
+              <w:t xml:space="preserve"> Беспартийные</w:t>
+            </w:r>
+            <w:r>
+              <w:rPr>
+                <w:rFonts w:ascii="Arial" w:hAnsi="Arial" w:cs="Arial"/>
+                <w:sz w:val="16"/>
+                <w:szCs w:val="16"/>
+                <w:lang w:val="ru-RU"/>
+              </w:rPr>
+              <w:t xml:space="preserve"> – </w:t>
+            </w:r>
+            <w:r>
+              <w:rPr>
+                <w:rFonts w:ascii="Arial" w:hAnsi="Arial" w:cs="Arial"/>
+                <w:sz w:val="16"/>
+                <w:szCs w:val="16"/>
+                <w:lang w:val="ru-RU"/>
+              </w:rPr>
+              <w:t>12 (3</w:t>
+            </w:r>
+            <w:r>
+              <w:rPr>
+                <w:rFonts w:ascii="Arial" w:hAnsi="Arial" w:cs="Arial"/>
+                <w:sz w:val="16"/>
+                <w:szCs w:val="16"/>
+                <w:lang w:val="ru-RU"/>
+              </w:rPr>
+              <w:t>6</w:t>
+            </w:r>
+            <w:r>
+              <w:rPr>
+                <w:rFonts w:ascii="Arial" w:hAnsi="Arial" w:cs="Arial"/>
+                <w:sz w:val="16"/>
+                <w:szCs w:val="16"/>
+                <w:lang w:val="ru-RU"/>
+              </w:rPr>
+              <w:t>%), член/бывший ВКП(б)</w:t>
+            </w:r>
+            <w:r>
+              <w:rPr>
+                <w:rFonts w:ascii="Arial" w:hAnsi="Arial" w:cs="Arial"/>
+                <w:sz w:val="16"/>
+                <w:szCs w:val="16"/>
+                <w:lang w:val="ru-RU"/>
+              </w:rPr>
+              <w:t xml:space="preserve"> – 8</w:t>
+            </w:r>
+            <w:r>
+              <w:rPr>
+                <w:rFonts w:ascii="Arial" w:hAnsi="Arial" w:cs="Arial"/>
+                <w:sz w:val="16"/>
+                <w:szCs w:val="16"/>
+                <w:lang w:val="ru-RU"/>
+              </w:rPr>
+              <w:t xml:space="preserve"> (2</w:t>
+            </w:r>
+            <w:r>
+              <w:rPr>
+                <w:rFonts w:ascii="Arial" w:hAnsi="Arial" w:cs="Arial"/>
+                <w:sz w:val="16"/>
+                <w:szCs w:val="16"/>
+                <w:lang w:val="ru-RU"/>
+              </w:rPr>
+              <w:t>4</w:t>
+            </w:r>
+            <w:r>
+              <w:rPr>
+                <w:rFonts w:ascii="Arial" w:hAnsi="Arial" w:cs="Arial"/>
+                <w:sz w:val="16"/>
+                <w:szCs w:val="16"/>
+                <w:lang w:val="ru-RU"/>
+              </w:rPr>
               <w:t>%)</w:t>
             </w:r>
             <w:r>
@@ -792,24 +1379,6 @@
                 <w:szCs w:val="16"/>
                 <w:lang w:val="ru-RU"/>
               </w:rPr>
-              <w:t xml:space="preserve"> – расстреляны</w:t>
-            </w:r>
-            <w:r>
-              <w:rPr>
-                <w:rFonts w:ascii="Arial" w:hAnsi="Arial" w:cs="Arial"/>
-                <w:sz w:val="16"/>
-                <w:szCs w:val="16"/>
-                <w:lang w:val="ru-RU"/>
-              </w:rPr>
-              <w:t xml:space="preserve"> в 1937 году</w:t>
-            </w:r>
-            <w:r>
-              <w:rPr>
-                <w:rFonts w:ascii="Arial" w:hAnsi="Arial" w:cs="Arial"/>
-                <w:sz w:val="16"/>
-                <w:szCs w:val="16"/>
-                <w:lang w:val="ru-RU"/>
-              </w:rPr>
               <w:t>.</w:t>
             </w:r>
           </w:p>
@@ -825,482 +1394,6 @@
             <w:r>
               <w:rPr>
                 <w:rFonts w:ascii="Arial" w:hAnsi="Arial" w:cs="Arial"/>
-                <w:sz w:val="16"/>
-                <w:szCs w:val="16"/>
-                <w:lang w:val="ru-RU"/>
-              </w:rPr>
-              <w:t>М</w:t>
-            </w:r>
-            <w:r>
-              <w:rPr>
-                <w:rFonts w:ascii="Arial" w:hAnsi="Arial" w:cs="Arial"/>
-                <w:sz w:val="16"/>
-                <w:szCs w:val="16"/>
-                <w:lang w:val="ru-RU"/>
-              </w:rPr>
-              <w:t>аксимальное число</w:t>
-            </w:r>
-            <w:r>
-              <w:rPr>
-                <w:rFonts w:ascii="Arial" w:hAnsi="Arial" w:cs="Arial"/>
-                <w:sz w:val="16"/>
-                <w:szCs w:val="16"/>
-                <w:lang w:val="ru-RU"/>
-              </w:rPr>
-              <w:t xml:space="preserve"> – </w:t>
-            </w:r>
-            <w:r>
-              <w:rPr>
-                <w:rFonts w:ascii="Arial" w:hAnsi="Arial" w:cs="Arial"/>
-                <w:sz w:val="16"/>
-                <w:szCs w:val="16"/>
-                <w:lang w:val="ru-RU"/>
-              </w:rPr>
-              <w:t>1</w:t>
-            </w:r>
-            <w:r>
-              <w:rPr>
-                <w:rFonts w:ascii="Arial" w:hAnsi="Arial" w:cs="Arial"/>
-                <w:sz w:val="16"/>
-                <w:szCs w:val="16"/>
-                <w:lang w:val="ru-RU"/>
-              </w:rPr>
-              <w:t>1</w:t>
-            </w:r>
-            <w:r>
-              <w:rPr>
-                <w:rFonts w:ascii="Arial" w:hAnsi="Arial" w:cs="Arial"/>
-                <w:sz w:val="16"/>
-                <w:szCs w:val="16"/>
-                <w:lang w:val="ru-RU"/>
-              </w:rPr>
-              <w:t xml:space="preserve"> (3</w:t>
-            </w:r>
-            <w:r>
-              <w:rPr>
-                <w:rFonts w:ascii="Arial" w:hAnsi="Arial" w:cs="Arial"/>
-                <w:sz w:val="16"/>
-                <w:szCs w:val="16"/>
-                <w:lang w:val="ru-RU"/>
-              </w:rPr>
-              <w:t>0</w:t>
-            </w:r>
-            <w:r>
-              <w:rPr>
-                <w:rFonts w:ascii="Arial" w:hAnsi="Arial" w:cs="Arial"/>
-                <w:sz w:val="16"/>
-                <w:szCs w:val="16"/>
-                <w:lang w:val="ru-RU"/>
-              </w:rPr>
-              <w:t>%)</w:t>
-            </w:r>
-            <w:r>
-              <w:rPr>
-                <w:rFonts w:ascii="Arial" w:hAnsi="Arial" w:cs="Arial"/>
-                <w:sz w:val="16"/>
-                <w:szCs w:val="16"/>
-                <w:lang w:val="ru-RU"/>
-              </w:rPr>
-              <w:t xml:space="preserve"> – расстреляны</w:t>
-            </w:r>
-            <w:r>
-              <w:rPr>
-                <w:rFonts w:ascii="Arial" w:hAnsi="Arial" w:cs="Arial"/>
-                <w:sz w:val="16"/>
-                <w:szCs w:val="16"/>
-                <w:lang w:val="ru-RU"/>
-              </w:rPr>
-              <w:t xml:space="preserve"> в возрастной группе: </w:t>
-            </w:r>
-            <w:proofErr w:type="gramStart"/>
-            <w:r>
-              <w:rPr>
-                <w:rFonts w:ascii="Arial" w:hAnsi="Arial" w:cs="Arial"/>
-                <w:sz w:val="16"/>
-                <w:szCs w:val="16"/>
-                <w:lang w:val="ru-RU"/>
-              </w:rPr>
-              <w:t>36-40</w:t>
-            </w:r>
-            <w:proofErr w:type="gramEnd"/>
-            <w:r>
-              <w:rPr>
-                <w:rFonts w:ascii="Arial" w:hAnsi="Arial" w:cs="Arial"/>
-                <w:sz w:val="16"/>
-                <w:szCs w:val="16"/>
-                <w:lang w:val="ru-RU"/>
-              </w:rPr>
-              <w:t xml:space="preserve"> </w:t>
-            </w:r>
-            <w:r>
-              <w:rPr>
-                <w:rFonts w:ascii="Arial" w:hAnsi="Arial" w:cs="Arial"/>
-                <w:sz w:val="16"/>
-                <w:szCs w:val="16"/>
-                <w:lang w:val="ru-RU"/>
-              </w:rPr>
-              <w:t>лет.</w:t>
-            </w:r>
-          </w:p>
-          <w:p>
-            <w:pPr>
-              <w:rPr>
-                <w:rFonts w:ascii="Arial" w:hAnsi="Arial" w:cs="Arial"/>
-                <w:sz w:val="16"/>
-                <w:szCs w:val="16"/>
-                <w:lang w:val="ru-RU"/>
-              </w:rPr>
-            </w:pPr>
-            <w:r>
-              <w:rPr>
-                <w:rFonts w:ascii="Arial" w:hAnsi="Arial" w:cs="Arial"/>
-                <w:sz w:val="16"/>
-                <w:szCs w:val="16"/>
-                <w:lang w:val="ru-RU"/>
-              </w:rPr>
-              <w:t>17 (5</w:t>
-            </w:r>
-            <w:r>
-              <w:rPr>
-                <w:rFonts w:ascii="Arial" w:hAnsi="Arial" w:cs="Arial"/>
-                <w:sz w:val="16"/>
-                <w:szCs w:val="16"/>
-                <w:lang w:val="ru-RU"/>
-              </w:rPr>
-              <w:t>1</w:t>
-            </w:r>
-            <w:r>
-              <w:rPr>
-                <w:rFonts w:ascii="Arial" w:hAnsi="Arial" w:cs="Arial"/>
-                <w:sz w:val="16"/>
-                <w:szCs w:val="16"/>
-                <w:lang w:val="ru-RU"/>
-              </w:rPr>
-              <w:t>%)</w:t>
-            </w:r>
-            <w:r>
-              <w:rPr>
-                <w:rFonts w:ascii="Arial" w:hAnsi="Arial" w:cs="Arial"/>
-                <w:sz w:val="16"/>
-                <w:szCs w:val="16"/>
-                <w:lang w:val="ru-RU"/>
-              </w:rPr>
-              <w:t xml:space="preserve"> – </w:t>
-            </w:r>
-            <w:r>
-              <w:rPr>
-                <w:rFonts w:ascii="Arial" w:hAnsi="Arial" w:cs="Arial"/>
-                <w:sz w:val="16"/>
-                <w:szCs w:val="16"/>
-                <w:lang w:val="ru-RU"/>
-              </w:rPr>
-              <w:t>реабилитирован</w:t>
-            </w:r>
-            <w:r>
-              <w:rPr>
-                <w:rFonts w:ascii="Arial" w:hAnsi="Arial" w:cs="Arial"/>
-                <w:sz w:val="16"/>
-                <w:szCs w:val="16"/>
-                <w:lang w:val="ru-RU"/>
-              </w:rPr>
-              <w:t>ы.</w:t>
-            </w:r>
-          </w:p>
-          <w:p>
-            <w:pPr>
-              <w:rPr>
-                <w:rFonts w:ascii="Arial" w:hAnsi="Arial" w:cs="Arial"/>
-                <w:sz w:val="16"/>
-                <w:szCs w:val="16"/>
-                <w:lang w:val="ru-RU"/>
-              </w:rPr>
-            </w:pPr>
-            <w:r>
-              <w:rPr>
-                <w:rFonts w:ascii="Arial" w:hAnsi="Arial" w:cs="Arial"/>
-                <w:sz w:val="16"/>
-                <w:szCs w:val="16"/>
-                <w:lang w:val="ru-RU"/>
-              </w:rPr>
-              <w:t>16</w:t>
-            </w:r>
-            <w:r>
-              <w:rPr>
-                <w:rFonts w:ascii="Arial" w:hAnsi="Arial" w:cs="Arial"/>
-                <w:sz w:val="16"/>
-                <w:szCs w:val="16"/>
-                <w:lang w:val="ru-RU"/>
-              </w:rPr>
-              <w:t xml:space="preserve"> (</w:t>
-            </w:r>
-            <w:r>
-              <w:rPr>
-                <w:rFonts w:ascii="Arial" w:hAnsi="Arial" w:cs="Arial"/>
-                <w:sz w:val="16"/>
-                <w:szCs w:val="16"/>
-                <w:lang w:val="ru-RU"/>
-              </w:rPr>
-              <w:t>48</w:t>
-            </w:r>
-            <w:r>
-              <w:rPr>
-                <w:rFonts w:ascii="Arial" w:hAnsi="Arial" w:cs="Arial"/>
-                <w:sz w:val="16"/>
-                <w:szCs w:val="16"/>
-                <w:lang w:val="ru-RU"/>
-              </w:rPr>
-              <w:t>%)</w:t>
-            </w:r>
-            <w:r>
-              <w:rPr>
-                <w:rFonts w:ascii="Arial" w:hAnsi="Arial" w:cs="Arial"/>
-                <w:sz w:val="16"/>
-                <w:szCs w:val="16"/>
-                <w:lang w:val="ru-RU"/>
-              </w:rPr>
-              <w:t xml:space="preserve"> – расстреляны</w:t>
-            </w:r>
-            <w:r>
-              <w:rPr>
-                <w:rFonts w:ascii="Arial" w:hAnsi="Arial" w:cs="Arial"/>
-                <w:sz w:val="16"/>
-                <w:szCs w:val="16"/>
-                <w:lang w:val="ru-RU"/>
-              </w:rPr>
-              <w:t xml:space="preserve"> то решению троек при НКВД</w:t>
-            </w:r>
-            <w:r>
-              <w:rPr>
-                <w:rFonts w:ascii="Arial" w:hAnsi="Arial" w:cs="Arial"/>
-                <w:sz w:val="16"/>
-                <w:szCs w:val="16"/>
-                <w:lang w:val="ru-RU"/>
-              </w:rPr>
-              <w:t>.</w:t>
-            </w:r>
-          </w:p>
-          <w:p>
-            <w:pPr>
-              <w:rPr>
-                <w:rFonts w:ascii="Arial" w:hAnsi="Arial" w:cs="Arial"/>
-                <w:sz w:val="16"/>
-                <w:szCs w:val="16"/>
-                <w:lang w:val="ru-RU"/>
-              </w:rPr>
-            </w:pPr>
-            <w:r>
-              <w:rPr>
-                <w:rFonts w:ascii="Arial" w:hAnsi="Arial" w:cs="Arial"/>
-                <w:sz w:val="16"/>
-                <w:szCs w:val="16"/>
-                <w:lang w:val="ru-RU"/>
-              </w:rPr>
-              <w:t>8</w:t>
-            </w:r>
-            <w:r>
-              <w:rPr>
-                <w:rFonts w:ascii="Arial" w:hAnsi="Arial" w:cs="Arial"/>
-                <w:sz w:val="16"/>
-                <w:szCs w:val="16"/>
-                <w:lang w:val="ru-RU"/>
-              </w:rPr>
-              <w:t xml:space="preserve"> (2</w:t>
-            </w:r>
-            <w:r>
-              <w:rPr>
-                <w:rFonts w:ascii="Arial" w:hAnsi="Arial" w:cs="Arial"/>
-                <w:sz w:val="16"/>
-                <w:szCs w:val="16"/>
-                <w:lang w:val="ru-RU"/>
-              </w:rPr>
-              <w:t>4</w:t>
-            </w:r>
-            <w:r>
-              <w:rPr>
-                <w:rFonts w:ascii="Arial" w:hAnsi="Arial" w:cs="Arial"/>
-                <w:sz w:val="16"/>
-                <w:szCs w:val="16"/>
-                <w:lang w:val="ru-RU"/>
-              </w:rPr>
-              <w:t>%)</w:t>
-            </w:r>
-            <w:r>
-              <w:rPr>
-                <w:rFonts w:ascii="Arial" w:hAnsi="Arial" w:cs="Arial"/>
-                <w:sz w:val="16"/>
-                <w:szCs w:val="16"/>
-                <w:lang w:val="ru-RU"/>
-              </w:rPr>
-              <w:t xml:space="preserve"> </w:t>
-            </w:r>
-            <w:r>
-              <w:rPr>
-                <w:rFonts w:ascii="Arial" w:hAnsi="Arial" w:cs="Arial"/>
-                <w:sz w:val="16"/>
-                <w:szCs w:val="16"/>
-                <w:lang w:val="ru-RU"/>
-              </w:rPr>
-              <w:t>были ссыльными и</w:t>
-            </w:r>
-            <w:r>
-              <w:rPr>
-                <w:rFonts w:ascii="Arial" w:hAnsi="Arial" w:cs="Arial"/>
-                <w:sz w:val="16"/>
-                <w:szCs w:val="16"/>
-                <w:lang w:val="ru-RU"/>
-              </w:rPr>
-              <w:t>ли</w:t>
-            </w:r>
-            <w:r>
-              <w:rPr>
-                <w:rFonts w:ascii="Arial" w:hAnsi="Arial" w:cs="Arial"/>
-                <w:sz w:val="16"/>
-                <w:szCs w:val="16"/>
-                <w:lang w:val="ru-RU"/>
-              </w:rPr>
-              <w:t xml:space="preserve"> заключенными</w:t>
-            </w:r>
-            <w:r>
-              <w:rPr>
-                <w:rFonts w:ascii="Arial" w:hAnsi="Arial" w:cs="Arial"/>
-                <w:sz w:val="16"/>
-                <w:szCs w:val="16"/>
-                <w:lang w:val="ru-RU"/>
-              </w:rPr>
-              <w:t xml:space="preserve"> </w:t>
-            </w:r>
-            <w:r>
-              <w:rPr>
-                <w:rFonts w:ascii="Arial" w:hAnsi="Arial" w:cs="Arial"/>
-                <w:sz w:val="16"/>
-                <w:szCs w:val="16"/>
-                <w:lang w:val="ru-RU"/>
-              </w:rPr>
-              <w:t>ИТЛ</w:t>
-            </w:r>
-            <w:r>
-              <w:rPr>
-                <w:rFonts w:ascii="Arial" w:hAnsi="Arial" w:cs="Arial"/>
-                <w:sz w:val="16"/>
-                <w:szCs w:val="16"/>
-                <w:lang w:val="ru-RU"/>
-              </w:rPr>
-              <w:t>.</w:t>
-            </w:r>
-          </w:p>
-          <w:p>
-            <w:pPr>
-              <w:rPr>
-                <w:rFonts w:ascii="Arial" w:hAnsi="Arial" w:cs="Arial"/>
-                <w:sz w:val="16"/>
-                <w:szCs w:val="16"/>
-                <w:lang w:val="ru-RU"/>
-              </w:rPr>
-            </w:pPr>
-            <w:r>
-              <w:rPr>
-                <w:rFonts w:ascii="Arial" w:hAnsi="Arial" w:cs="Arial"/>
-                <w:sz w:val="16"/>
-                <w:szCs w:val="16"/>
-                <w:lang w:val="ru-RU"/>
-              </w:rPr>
-              <w:t xml:space="preserve">У </w:t>
-            </w:r>
-            <w:r>
-              <w:rPr>
-                <w:rFonts w:ascii="Arial" w:hAnsi="Arial" w:cs="Arial"/>
-                <w:sz w:val="16"/>
-                <w:szCs w:val="16"/>
-                <w:lang w:val="ru-RU"/>
-              </w:rPr>
-              <w:t>5</w:t>
-            </w:r>
-            <w:r>
-              <w:rPr>
-                <w:rFonts w:ascii="Arial" w:hAnsi="Arial" w:cs="Arial"/>
-                <w:sz w:val="16"/>
-                <w:szCs w:val="16"/>
-                <w:lang w:val="ru-RU"/>
-              </w:rPr>
-              <w:t>-х женщин расстрелян</w:t>
-            </w:r>
-            <w:r>
-              <w:rPr>
-                <w:rFonts w:ascii="Arial" w:hAnsi="Arial" w:cs="Arial"/>
-                <w:sz w:val="16"/>
-                <w:szCs w:val="16"/>
-                <w:lang w:val="ru-RU"/>
-              </w:rPr>
-              <w:t>ы</w:t>
-            </w:r>
-            <w:r>
-              <w:rPr>
-                <w:rFonts w:ascii="Arial" w:hAnsi="Arial" w:cs="Arial"/>
-                <w:sz w:val="16"/>
-                <w:szCs w:val="16"/>
-                <w:lang w:val="ru-RU"/>
-              </w:rPr>
-              <w:t xml:space="preserve"> муж</w:t>
-            </w:r>
-            <w:r>
-              <w:rPr>
-                <w:rFonts w:ascii="Arial" w:hAnsi="Arial" w:cs="Arial"/>
-                <w:sz w:val="16"/>
-                <w:szCs w:val="16"/>
-                <w:lang w:val="ru-RU"/>
-              </w:rPr>
-              <w:t>ья</w:t>
-            </w:r>
-            <w:r>
-              <w:rPr>
-                <w:rFonts w:ascii="Arial" w:hAnsi="Arial" w:cs="Arial"/>
-                <w:sz w:val="16"/>
-                <w:szCs w:val="16"/>
-                <w:lang w:val="ru-RU"/>
-              </w:rPr>
-              <w:t>, у 1 женщины расстрелян сын</w:t>
-            </w:r>
-            <w:r>
-              <w:rPr>
-                <w:rFonts w:ascii="Arial" w:hAnsi="Arial" w:cs="Arial"/>
-                <w:sz w:val="16"/>
-                <w:szCs w:val="16"/>
-                <w:lang w:val="ru-RU"/>
-              </w:rPr>
-              <w:t>.</w:t>
-            </w:r>
-          </w:p>
-          <w:p>
-            <w:pPr>
-              <w:rPr>
-                <w:rFonts w:ascii="Arial" w:hAnsi="Arial" w:cs="Arial"/>
-                <w:sz w:val="16"/>
-                <w:szCs w:val="16"/>
-                <w:lang w:val="ru-RU"/>
-              </w:rPr>
-            </w:pPr>
-            <w:r>
-              <w:rPr>
-                <w:rFonts w:ascii="Arial" w:hAnsi="Arial" w:cs="Arial"/>
-                <w:sz w:val="16"/>
-                <w:szCs w:val="16"/>
-                <w:lang w:val="ru-RU"/>
-              </w:rPr>
-              <w:t>19 проживали в городах: Тбилиси, Москва, Ленинград, Симферополь, Смоленск, Новосибирск, Воронеж, Краснодар.</w:t>
-            </w:r>
-          </w:p>
-          <w:p>
-            <w:pPr>
-              <w:rPr>
-                <w:rFonts w:ascii="Arial" w:hAnsi="Arial" w:cs="Arial"/>
-                <w:sz w:val="16"/>
-                <w:szCs w:val="16"/>
-                <w:lang w:val="ru-RU"/>
-              </w:rPr>
-            </w:pPr>
-            <w:r>
-              <w:rPr>
-                <w:rFonts w:ascii="Arial" w:hAnsi="Arial" w:cs="Arial"/>
                 <w:b/>
                 <w:bCs/>
                 <w:sz w:val="16"/>
@@ -1308,129 +1401,6 @@
                 <w:u w:val="single"/>
                 <w:lang w:val="ru-RU"/>
               </w:rPr>
-              <w:t>Партийность</w:t>
-            </w:r>
-            <w:r>
-              <w:rPr>
-                <w:rFonts w:ascii="Arial" w:hAnsi="Arial" w:cs="Arial"/>
-                <w:b/>
-                <w:bCs/>
-                <w:sz w:val="16"/>
-                <w:szCs w:val="16"/>
-                <w:lang w:val="ru-RU"/>
-              </w:rPr>
-              <w:t>:</w:t>
-            </w:r>
-            <w:r>
-              <w:rPr>
-                <w:rFonts w:ascii="Arial" w:hAnsi="Arial" w:cs="Arial"/>
-                <w:sz w:val="16"/>
-                <w:szCs w:val="16"/>
-                <w:lang w:val="ru-RU"/>
-              </w:rPr>
-              <w:t xml:space="preserve"> Беспартийные</w:t>
-            </w:r>
-            <w:r>
-              <w:rPr>
-                <w:rFonts w:ascii="Arial" w:hAnsi="Arial" w:cs="Arial"/>
-                <w:sz w:val="16"/>
-                <w:szCs w:val="16"/>
-                <w:lang w:val="ru-RU"/>
-              </w:rPr>
-              <w:t xml:space="preserve"> – </w:t>
-            </w:r>
-            <w:r>
-              <w:rPr>
-                <w:rFonts w:ascii="Arial" w:hAnsi="Arial" w:cs="Arial"/>
-                <w:sz w:val="16"/>
-                <w:szCs w:val="16"/>
-                <w:lang w:val="ru-RU"/>
-              </w:rPr>
-              <w:t>12 (3</w:t>
-            </w:r>
-            <w:r>
-              <w:rPr>
-                <w:rFonts w:ascii="Arial" w:hAnsi="Arial" w:cs="Arial"/>
-                <w:sz w:val="16"/>
-                <w:szCs w:val="16"/>
-                <w:lang w:val="ru-RU"/>
-              </w:rPr>
-              <w:t>6</w:t>
-            </w:r>
-            <w:r>
-              <w:rPr>
-                <w:rFonts w:ascii="Arial" w:hAnsi="Arial" w:cs="Arial"/>
-                <w:sz w:val="16"/>
-                <w:szCs w:val="16"/>
-                <w:lang w:val="ru-RU"/>
-              </w:rPr>
-              <w:t>%), член/бывший ВКП(б)</w:t>
-            </w:r>
-            <w:r>
-              <w:rPr>
-                <w:rFonts w:ascii="Arial" w:hAnsi="Arial" w:cs="Arial"/>
-                <w:sz w:val="16"/>
-                <w:szCs w:val="16"/>
-                <w:lang w:val="ru-RU"/>
-              </w:rPr>
-              <w:t xml:space="preserve"> – 8</w:t>
-            </w:r>
-            <w:r>
-              <w:rPr>
-                <w:rFonts w:ascii="Arial" w:hAnsi="Arial" w:cs="Arial"/>
-                <w:sz w:val="16"/>
-                <w:szCs w:val="16"/>
-                <w:lang w:val="ru-RU"/>
-              </w:rPr>
-              <w:t xml:space="preserve"> (2</w:t>
-            </w:r>
-            <w:r>
-              <w:rPr>
-                <w:rFonts w:ascii="Arial" w:hAnsi="Arial" w:cs="Arial"/>
-                <w:sz w:val="16"/>
-                <w:szCs w:val="16"/>
-                <w:lang w:val="ru-RU"/>
-              </w:rPr>
-              <w:t>4</w:t>
-            </w:r>
-            <w:r>
-              <w:rPr>
-                <w:rFonts w:ascii="Arial" w:hAnsi="Arial" w:cs="Arial"/>
-                <w:sz w:val="16"/>
-                <w:szCs w:val="16"/>
-                <w:lang w:val="ru-RU"/>
-              </w:rPr>
-              <w:t>%)</w:t>
-            </w:r>
-            <w:r>
-              <w:rPr>
-                <w:rFonts w:ascii="Arial" w:hAnsi="Arial" w:cs="Arial"/>
-                <w:sz w:val="16"/>
-                <w:szCs w:val="16"/>
-                <w:lang w:val="ru-RU"/>
-              </w:rPr>
-              <w:t>.</w:t>
-            </w:r>
-          </w:p>
-          <w:p>
-            <w:pPr>
-              <w:rPr>
-                <w:rFonts w:ascii="Arial" w:hAnsi="Arial" w:cs="Arial"/>
-                <w:sz w:val="16"/>
-                <w:szCs w:val="16"/>
-                <w:lang w:val="ru-RU"/>
-              </w:rPr>
-            </w:pPr>
-            <w:r>
-              <w:rPr>
-                <w:rFonts w:ascii="Arial" w:hAnsi="Arial" w:cs="Arial"/>
-                <w:b/>
-                <w:bCs/>
-                <w:sz w:val="16"/>
-                <w:szCs w:val="16"/>
-                <w:u w:val="single"/>
-                <w:lang w:val="ru-RU"/>
-              </w:rPr>
               <w:t>Образование</w:t>
             </w:r>
             <w:r>
@@ -1440,21 +1410,8 @@
                 <w:szCs w:val="16"/>
                 <w:lang w:val="ru-RU"/>
               </w:rPr>
-              <w:t>: высшее/</w:t>
-            </w:r>
-            <w:proofErr w:type="spellStart"/>
-            <w:proofErr w:type="gramStart"/>
-            <w:r>
-              <w:rPr>
-                <w:rFonts w:ascii="Arial" w:hAnsi="Arial" w:cs="Arial"/>
-                <w:sz w:val="16"/>
-                <w:szCs w:val="16"/>
-                <w:lang w:val="ru-RU"/>
-              </w:rPr>
-              <w:t>н.высшее</w:t>
-            </w:r>
-            <w:proofErr w:type="spellEnd"/>
-            <w:proofErr w:type="gramEnd"/>
+              <w:t>: высшее/н.высшее</w:t>
+            </w:r>
             <w:r>
               <w:rPr>
                 <w:rFonts w:ascii="Arial" w:hAnsi="Arial" w:cs="Arial"/>
@@ -1725,7 +1682,6 @@
         </w:rPr>
         <w:t xml:space="preserve">, </w:t>
       </w:r>
-      <w:proofErr w:type="gramStart"/>
       <w:r>
         <w:rPr>
           <w:rFonts w:ascii="Arial" w:hAnsi="Arial" w:cs="Arial"/>
@@ -1757,19 +1713,7 @@
           <w:szCs w:val="16"/>
           <w:lang w:val="ru-RU"/>
         </w:rPr>
-        <w:t>1942</w:t>
-      </w:r>
-      <w:proofErr w:type="gramEnd"/>
-      <w:r>
-        <w:rPr>
-          <w:rFonts w:ascii="Arial" w:hAnsi="Arial" w:cs="Arial"/>
-          <w:b/>
-          <w:bCs/>
-          <w:sz w:val="16"/>
-          <w:szCs w:val="16"/>
-          <w:lang w:val="ru-RU"/>
-        </w:rPr>
-        <w:t xml:space="preserve"> гг.</w:t>
+        <w:t>1942 гг.</w:t>
       </w:r>
     </w:p>
     <w:p>
@@ -1894,7 +1838,6 @@
         </w:rPr>
         <w:t xml:space="preserve"> ПО ВОЗРАСТАМ, </w:t>
       </w:r>
-      <w:proofErr w:type="gramStart"/>
       <w:r>
         <w:rPr>
           <w:rFonts w:ascii="Arial" w:hAnsi="Arial" w:cs="Arial"/>
@@ -1926,19 +1869,7 @@
           <w:szCs w:val="16"/>
           <w:lang w:val="ru-RU"/>
         </w:rPr>
-        <w:t>1942</w:t>
-      </w:r>
-      <w:proofErr w:type="gramEnd"/>
-      <w:r>
-        <w:rPr>
-          <w:rFonts w:ascii="Arial" w:hAnsi="Arial" w:cs="Arial"/>
-          <w:b/>
-          <w:bCs/>
-          <w:sz w:val="16"/>
-          <w:szCs w:val="16"/>
-          <w:lang w:val="ru-RU"/>
-        </w:rPr>
-        <w:t xml:space="preserve"> гг.</w:t>
+        <w:t>1942 гг.</w:t>
       </w:r>
     </w:p>
     <w:p>
@@ -2132,33 +2063,8 @@
                 <w:szCs w:val="16"/>
                 <w:lang w:val="ru-RU"/>
               </w:rPr>
-              <w:t>(</w:t>
-            </w:r>
-            <w:proofErr w:type="spellStart"/>
-            <w:r>
-              <w:rPr>
-                <w:rFonts w:ascii="Arial" w:hAnsi="Arial" w:cs="Arial"/>
-                <w:b/>
-                <w:bCs/>
-                <w:sz w:val="16"/>
-                <w:szCs w:val="16"/>
-                <w:lang w:val="ru-RU"/>
-              </w:rPr>
-              <w:t>Возрастой</w:t>
-            </w:r>
-            <w:proofErr w:type="spellEnd"/>
-            <w:r>
-              <w:rPr>
-                <w:rFonts w:ascii="Arial" w:hAnsi="Arial" w:cs="Arial"/>
-                <w:b/>
-                <w:bCs/>
-                <w:sz w:val="16"/>
-                <w:szCs w:val="16"/>
-                <w:lang w:val="ru-RU"/>
-              </w:rPr>
-              <w:t xml:space="preserve"> разброс </w:t>
-            </w:r>
-            <w:proofErr w:type="gramStart"/>
+              <w:t xml:space="preserve">(Возрастой разброс </w:t>
+            </w:r>
             <w:r>
               <w:rPr>
                 <w:rFonts w:ascii="Arial" w:hAnsi="Arial" w:cs="Arial"/>
@@ -2203,7 +2109,6 @@
               </w:rPr>
               <w:t>63</w:t>
             </w:r>
-            <w:proofErr w:type="gramEnd"/>
             <w:r>
               <w:rPr>
                 <w:rFonts w:ascii="Arial" w:hAnsi="Arial" w:cs="Arial"/>
@@ -2905,47 +2810,7 @@
                 <w:szCs w:val="16"/>
                 <w:lang w:val="ru-RU"/>
               </w:rPr>
-              <w:t xml:space="preserve">домохозяйка. Обвинение: </w:t>
-            </w:r>
-            <w:proofErr w:type="gramStart"/>
-            <w:r>
-              <w:rPr>
-                <w:rFonts w:ascii="Arial" w:hAnsi="Arial" w:cs="Arial"/>
-                <w:sz w:val="16"/>
-                <w:szCs w:val="16"/>
-                <w:lang w:val="ru-RU"/>
-              </w:rPr>
-              <w:t>58-1</w:t>
-            </w:r>
-            <w:proofErr w:type="gramEnd"/>
-            <w:r>
-              <w:rPr>
-                <w:rFonts w:ascii="Arial" w:hAnsi="Arial" w:cs="Arial"/>
-                <w:sz w:val="16"/>
-                <w:szCs w:val="16"/>
-                <w:lang w:val="ru-RU"/>
-              </w:rPr>
-              <w:t xml:space="preserve">-а УК ГССР. Приговор: тройка при НКВД ГССР (Кобулов, Церетели, </w:t>
-            </w:r>
-            <w:proofErr w:type="spellStart"/>
-            <w:r>
-              <w:rPr>
-                <w:rFonts w:ascii="Arial" w:hAnsi="Arial" w:cs="Arial"/>
-                <w:sz w:val="16"/>
-                <w:szCs w:val="16"/>
-                <w:lang w:val="ru-RU"/>
-              </w:rPr>
-              <w:t>Талахадзе</w:t>
-            </w:r>
-            <w:proofErr w:type="spellEnd"/>
-            <w:r>
-              <w:rPr>
-                <w:rFonts w:ascii="Arial" w:hAnsi="Arial" w:cs="Arial"/>
-                <w:sz w:val="16"/>
-                <w:szCs w:val="16"/>
-                <w:lang w:val="ru-RU"/>
-              </w:rPr>
-              <w:t>, Морозов</w:t>
+              <w:t>домохозяйка. Обвинение: 58-1-а УК ГССР. Приговор: тройка при НКВД ГССР (Кобулов, Церетели, Талахадзе, Морозов</w:t>
             </w:r>
             <w:r>
               <w:rPr>
@@ -3071,7 +2936,6 @@
                 <w:lang w:val="ru-RU"/>
               </w:rPr>
             </w:pPr>
-            <w:proofErr w:type="spellStart"/>
             <w:r>
               <w:rPr>
                 <w:rStyle w:val="Strong"/>
@@ -3080,31 +2944,8 @@
                 <w:szCs w:val="16"/>
                 <w:lang w:val="ru-RU"/>
               </w:rPr>
-              <w:t>Аллавердова</w:t>
-            </w:r>
-            <w:proofErr w:type="spellEnd"/>
-            <w:r>
-              <w:rPr>
-                <w:rStyle w:val="Strong"/>
-                <w:rFonts w:ascii="Arial" w:hAnsi="Arial" w:cs="Arial"/>
-                <w:sz w:val="16"/>
-                <w:szCs w:val="16"/>
-                <w:lang w:val="ru-RU"/>
-              </w:rPr>
-              <w:t xml:space="preserve"> Евгения </w:t>
-            </w:r>
-            <w:proofErr w:type="spellStart"/>
-            <w:r>
-              <w:rPr>
-                <w:rStyle w:val="Strong"/>
-                <w:rFonts w:ascii="Arial" w:hAnsi="Arial" w:cs="Arial"/>
-                <w:sz w:val="16"/>
-                <w:szCs w:val="16"/>
-                <w:lang w:val="ru-RU"/>
-              </w:rPr>
-              <w:t>Карапетовна</w:t>
-            </w:r>
-            <w:proofErr w:type="spellEnd"/>
+              <w:t>Аллавердова Евгения Карапетовна</w:t>
+            </w:r>
             <w:r>
               <w:rPr>
                 <w:rStyle w:val="Strong"/>
@@ -3154,37 +2995,7 @@
                 <w:szCs w:val="16"/>
                 <w:lang w:val="ru-RU"/>
               </w:rPr>
-              <w:t xml:space="preserve">1900 г.р., </w:t>
-            </w:r>
-            <w:proofErr w:type="spellStart"/>
-            <w:r>
-              <w:rPr>
-                <w:rFonts w:ascii="Arial" w:hAnsi="Arial" w:cs="Arial"/>
-                <w:sz w:val="16"/>
-                <w:szCs w:val="16"/>
-                <w:lang w:val="ru-RU"/>
-              </w:rPr>
-              <w:t>м.р</w:t>
-            </w:r>
-            <w:proofErr w:type="spellEnd"/>
-            <w:r>
-              <w:rPr>
-                <w:rFonts w:ascii="Arial" w:hAnsi="Arial" w:cs="Arial"/>
-                <w:sz w:val="16"/>
-                <w:szCs w:val="16"/>
-                <w:lang w:val="ru-RU"/>
-              </w:rPr>
-              <w:t xml:space="preserve">.: г. Кутаиси, армянка, образование: среднее, член ВКП(б) с </w:t>
-            </w:r>
-            <w:proofErr w:type="gramStart"/>
-            <w:r>
-              <w:rPr>
-                <w:rFonts w:ascii="Arial" w:hAnsi="Arial" w:cs="Arial"/>
-                <w:sz w:val="16"/>
-                <w:szCs w:val="16"/>
-                <w:lang w:val="ru-RU"/>
-              </w:rPr>
-              <w:t>1920</w:t>
+              <w:t>1900 г.р., м.р.: г. Кутаиси, армянка, образование: среднее, член ВКП(б) с 1920</w:t>
             </w:r>
             <w:r>
               <w:rPr>
@@ -3202,37 +3013,7 @@
                 <w:szCs w:val="16"/>
                 <w:lang w:val="ru-RU"/>
               </w:rPr>
-              <w:t>1927</w:t>
-            </w:r>
-            <w:proofErr w:type="gramEnd"/>
-            <w:r>
-              <w:rPr>
-                <w:rFonts w:ascii="Arial" w:hAnsi="Arial" w:cs="Arial"/>
-                <w:sz w:val="16"/>
-                <w:szCs w:val="16"/>
-                <w:lang w:val="ru-RU"/>
-              </w:rPr>
-              <w:t xml:space="preserve"> гг., исключена за к-р троцкистскую деятельность. **Была арестована 25.09.1929 г. по ст. </w:t>
-            </w:r>
-            <w:proofErr w:type="gramStart"/>
-            <w:r>
-              <w:rPr>
-                <w:rFonts w:ascii="Arial" w:hAnsi="Arial" w:cs="Arial"/>
-                <w:sz w:val="16"/>
-                <w:szCs w:val="16"/>
-                <w:lang w:val="ru-RU"/>
-              </w:rPr>
-              <w:t>58-10</w:t>
-            </w:r>
-            <w:proofErr w:type="gramEnd"/>
-            <w:r>
-              <w:rPr>
-                <w:rFonts w:ascii="Arial" w:hAnsi="Arial" w:cs="Arial"/>
-                <w:sz w:val="16"/>
-                <w:szCs w:val="16"/>
-                <w:lang w:val="ru-RU"/>
-              </w:rPr>
-              <w:t xml:space="preserve"> УК ГССР за к-р троцкистскую деятельность. Постановлением Особого совещания Коллегии ОГПУ от 23.12.1929 г. была выслана в Азию сроком на 3 года. Постановлением того же органа от 14.08.1932 г. срок высылки продлен до 1934 г., </w:t>
+              <w:t xml:space="preserve">1927 гг., исключена за к-р троцкистскую деятельность. **Была арестована 25.09.1929 г. по ст. 58-10 УК ГССР за к-р троцкистскую деятельность. Постановлением Особого совещания Коллегии ОГПУ от 23.12.1929 г. была выслана в Азию сроком на 3 года. Постановлением того же органа от 14.08.1932 г. срок высылки продлен до 1934 г., </w:t>
             </w:r>
             <w:r>
               <w:rPr>
@@ -3268,125 +3049,25 @@
                 <w:szCs w:val="16"/>
                 <w:lang w:val="ru-RU"/>
               </w:rPr>
-              <w:t xml:space="preserve"> Арестована 5-й отдел УГБ НКВД ГССР 08.08.1936 следователь: </w:t>
-            </w:r>
-            <w:proofErr w:type="spellStart"/>
-            <w:r>
-              <w:rPr>
-                <w:rFonts w:ascii="Arial" w:hAnsi="Arial" w:cs="Arial"/>
-                <w:sz w:val="16"/>
-                <w:szCs w:val="16"/>
-                <w:lang w:val="ru-RU"/>
-              </w:rPr>
-              <w:t>Фамилиант</w:t>
-            </w:r>
-            <w:proofErr w:type="spellEnd"/>
-            <w:r>
-              <w:rPr>
-                <w:rFonts w:ascii="Arial" w:hAnsi="Arial" w:cs="Arial"/>
-                <w:sz w:val="16"/>
-                <w:szCs w:val="16"/>
-                <w:lang w:val="ru-RU"/>
-              </w:rPr>
-              <w:t>.</w:t>
-            </w:r>
-            <w:r>
-              <w:rPr>
-                <w:rFonts w:ascii="Arial" w:hAnsi="Arial" w:cs="Arial"/>
-                <w:sz w:val="16"/>
-                <w:szCs w:val="16"/>
-                <w:lang w:val="ru-RU"/>
-              </w:rPr>
-              <w:t xml:space="preserve"> </w:t>
-            </w:r>
-            <w:r>
-              <w:rPr>
-                <w:rFonts w:ascii="Arial" w:hAnsi="Arial" w:cs="Arial"/>
-                <w:sz w:val="16"/>
-                <w:szCs w:val="16"/>
-                <w:lang w:val="ru-RU"/>
-              </w:rPr>
-              <w:t xml:space="preserve">Обвинение: </w:t>
-            </w:r>
-            <w:proofErr w:type="gramStart"/>
-            <w:r>
-              <w:rPr>
-                <w:rFonts w:ascii="Arial" w:hAnsi="Arial" w:cs="Arial"/>
-                <w:sz w:val="16"/>
-                <w:szCs w:val="16"/>
-                <w:lang w:val="ru-RU"/>
-              </w:rPr>
-              <w:t>58-8</w:t>
-            </w:r>
-            <w:proofErr w:type="gramEnd"/>
-            <w:r>
-              <w:rPr>
-                <w:rFonts w:ascii="Arial" w:hAnsi="Arial" w:cs="Arial"/>
-                <w:sz w:val="16"/>
-                <w:szCs w:val="16"/>
-                <w:lang w:val="ru-RU"/>
-              </w:rPr>
-              <w:t xml:space="preserve">, </w:t>
-            </w:r>
-            <w:proofErr w:type="gramStart"/>
-            <w:r>
-              <w:rPr>
-                <w:rFonts w:ascii="Arial" w:hAnsi="Arial" w:cs="Arial"/>
-                <w:sz w:val="16"/>
-                <w:szCs w:val="16"/>
-                <w:lang w:val="ru-RU"/>
-              </w:rPr>
-              <w:t>58-11</w:t>
-            </w:r>
-            <w:proofErr w:type="gramEnd"/>
-            <w:r>
-              <w:rPr>
-                <w:rFonts w:ascii="Arial" w:hAnsi="Arial" w:cs="Arial"/>
-                <w:sz w:val="16"/>
-                <w:szCs w:val="16"/>
-                <w:lang w:val="ru-RU"/>
-              </w:rPr>
-              <w:t xml:space="preserve"> УК ГССР Приговор: ВК ВС СССР (состав: </w:t>
-            </w:r>
-            <w:proofErr w:type="spellStart"/>
-            <w:r>
-              <w:rPr>
-                <w:rFonts w:ascii="Arial" w:hAnsi="Arial" w:cs="Arial"/>
-                <w:sz w:val="16"/>
-                <w:szCs w:val="16"/>
-                <w:lang w:val="ru-RU"/>
-              </w:rPr>
-              <w:t>Матулевич</w:t>
-            </w:r>
-            <w:proofErr w:type="spellEnd"/>
-            <w:r>
-              <w:rPr>
-                <w:rFonts w:ascii="Arial" w:hAnsi="Arial" w:cs="Arial"/>
-                <w:sz w:val="16"/>
-                <w:szCs w:val="16"/>
-                <w:lang w:val="ru-RU"/>
-              </w:rPr>
-              <w:t xml:space="preserve">, Орлов, Ждан, </w:t>
-            </w:r>
-            <w:proofErr w:type="spellStart"/>
-            <w:r>
-              <w:rPr>
-                <w:rFonts w:ascii="Arial" w:hAnsi="Arial" w:cs="Arial"/>
-                <w:sz w:val="16"/>
-                <w:szCs w:val="16"/>
-                <w:lang w:val="ru-RU"/>
-              </w:rPr>
-              <w:t>Батнер</w:t>
-            </w:r>
-            <w:proofErr w:type="spellEnd"/>
-            <w:r>
-              <w:rPr>
-                <w:rFonts w:ascii="Arial" w:hAnsi="Arial" w:cs="Arial"/>
-                <w:sz w:val="16"/>
-                <w:szCs w:val="16"/>
-                <w:lang w:val="ru-RU"/>
-              </w:rPr>
-              <w:t>), 25.06.1937</w:t>
+              <w:t xml:space="preserve"> Арестована 5-й отдел УГБ НКВД ГССР 08.08.1936 следователь: Фамилиант.</w:t>
+            </w:r>
+            <w:r>
+              <w:rPr>
+                <w:rFonts w:ascii="Arial" w:hAnsi="Arial" w:cs="Arial"/>
+                <w:sz w:val="16"/>
+                <w:szCs w:val="16"/>
+                <w:lang w:val="ru-RU"/>
+              </w:rPr>
+              <w:t xml:space="preserve"> </w:t>
+            </w:r>
+            <w:r>
+              <w:rPr>
+                <w:rFonts w:ascii="Arial" w:hAnsi="Arial" w:cs="Arial"/>
+                <w:sz w:val="16"/>
+                <w:szCs w:val="16"/>
+                <w:lang w:val="ru-RU"/>
+              </w:rPr>
+              <w:t>Обвинение: 58-8, 58-11 УК ГССР Приговор: ВК ВС СССР (состав: Матулевич, Орлов, Ждан, Батнер), 25.06.1937</w:t>
             </w:r>
             <w:r>
               <w:rPr>
@@ -3562,7 +3243,6 @@
                 <w:lang w:val="ru-RU"/>
               </w:rPr>
             </w:pPr>
-            <w:proofErr w:type="spellStart"/>
             <w:r>
               <w:rPr>
                 <w:rStyle w:val="Strong"/>
@@ -3571,18 +3251,7 @@
                 <w:szCs w:val="16"/>
                 <w:lang w:val="ru-RU"/>
               </w:rPr>
-              <w:t>Аллавердова</w:t>
-            </w:r>
-            <w:proofErr w:type="spellEnd"/>
-            <w:r>
-              <w:rPr>
-                <w:rStyle w:val="Strong"/>
-                <w:rFonts w:ascii="Arial" w:hAnsi="Arial" w:cs="Arial"/>
-                <w:sz w:val="16"/>
-                <w:szCs w:val="16"/>
-                <w:lang w:val="ru-RU"/>
-              </w:rPr>
-              <w:t xml:space="preserve"> Лейла Александровна</w:t>
+              <w:t>Аллавердова Лейла Александровна</w:t>
             </w:r>
             <w:r>
               <w:rPr>
@@ -3633,47 +3302,7 @@
                 <w:szCs w:val="16"/>
                 <w:lang w:val="ru-RU"/>
               </w:rPr>
-              <w:t xml:space="preserve">1901 г.р., </w:t>
-            </w:r>
-            <w:proofErr w:type="spellStart"/>
-            <w:r>
-              <w:rPr>
-                <w:rFonts w:ascii="Arial" w:hAnsi="Arial" w:cs="Arial"/>
-                <w:sz w:val="16"/>
-                <w:szCs w:val="16"/>
-                <w:lang w:val="ru-RU"/>
-              </w:rPr>
-              <w:t>м.р</w:t>
-            </w:r>
-            <w:proofErr w:type="spellEnd"/>
-            <w:r>
-              <w:rPr>
-                <w:rFonts w:ascii="Arial" w:hAnsi="Arial" w:cs="Arial"/>
-                <w:sz w:val="16"/>
-                <w:szCs w:val="16"/>
-                <w:lang w:val="ru-RU"/>
-              </w:rPr>
-              <w:t xml:space="preserve">.: г. Тбилиси, армянка, образование: высшее, бывший член ВКП(б) с 1919 г., исключена в ноябре 1935 г. за связь с </w:t>
-            </w:r>
-            <w:proofErr w:type="spellStart"/>
-            <w:r>
-              <w:rPr>
-                <w:rFonts w:ascii="Arial" w:hAnsi="Arial" w:cs="Arial"/>
-                <w:sz w:val="16"/>
-                <w:szCs w:val="16"/>
-                <w:lang w:val="ru-RU"/>
-              </w:rPr>
-              <w:t>Вардиным</w:t>
-            </w:r>
-            <w:proofErr w:type="spellEnd"/>
-            <w:r>
-              <w:rPr>
-                <w:rFonts w:ascii="Arial" w:hAnsi="Arial" w:cs="Arial"/>
-                <w:sz w:val="16"/>
-                <w:szCs w:val="16"/>
-                <w:lang w:val="ru-RU"/>
-              </w:rPr>
-              <w:t xml:space="preserve">. Консультант Закавказской конторы Управления сберкассами. Экономист. *В 1928 г. репрессировалась за троцкистскую деятельность, подала заявление об отходе от троцкизма, продолжая вести активную к-р троцкистскую работу. </w:t>
+              <w:t xml:space="preserve">1901 г.р., м.р.: г. Тбилиси, армянка, образование: высшее, бывший член ВКП(б) с 1919 г., исключена в ноябре 1935 г. за связь с Вардиным. Консультант Закавказской конторы Управления сберкассами. Экономист. *В 1928 г. репрессировалась за троцкистскую деятельность, подала заявление об отходе от троцкизма, продолжая вести активную к-р троцкистскую работу. </w:t>
             </w:r>
             <w:r>
               <w:rPr>
@@ -3709,125 +3338,25 @@
                 <w:szCs w:val="16"/>
                 <w:lang w:val="ru-RU"/>
               </w:rPr>
-              <w:t xml:space="preserve">Арестована 3-й отдел УГБ НКВД ГССР 20.07.1936 следователь: </w:t>
-            </w:r>
-            <w:proofErr w:type="spellStart"/>
-            <w:r>
-              <w:rPr>
-                <w:rFonts w:ascii="Arial" w:hAnsi="Arial" w:cs="Arial"/>
-                <w:sz w:val="16"/>
-                <w:szCs w:val="16"/>
-                <w:lang w:val="ru-RU"/>
-              </w:rPr>
-              <w:t>Кримян</w:t>
-            </w:r>
-            <w:proofErr w:type="spellEnd"/>
-            <w:r>
-              <w:rPr>
-                <w:rFonts w:ascii="Arial" w:hAnsi="Arial" w:cs="Arial"/>
-                <w:sz w:val="16"/>
-                <w:szCs w:val="16"/>
-                <w:lang w:val="ru-RU"/>
-              </w:rPr>
-              <w:t xml:space="preserve">. Обвинение: </w:t>
-            </w:r>
-            <w:proofErr w:type="gramStart"/>
-            <w:r>
-              <w:rPr>
-                <w:rFonts w:ascii="Arial" w:hAnsi="Arial" w:cs="Arial"/>
-                <w:sz w:val="16"/>
-                <w:szCs w:val="16"/>
-                <w:lang w:val="ru-RU"/>
-              </w:rPr>
-              <w:t>58-8</w:t>
-            </w:r>
-            <w:proofErr w:type="gramEnd"/>
-            <w:r>
-              <w:rPr>
-                <w:rFonts w:ascii="Arial" w:hAnsi="Arial" w:cs="Arial"/>
-                <w:sz w:val="16"/>
-                <w:szCs w:val="16"/>
-                <w:lang w:val="ru-RU"/>
-              </w:rPr>
-              <w:t xml:space="preserve">, </w:t>
-            </w:r>
-            <w:proofErr w:type="gramStart"/>
-            <w:r>
-              <w:rPr>
-                <w:rFonts w:ascii="Arial" w:hAnsi="Arial" w:cs="Arial"/>
-                <w:sz w:val="16"/>
-                <w:szCs w:val="16"/>
-                <w:lang w:val="ru-RU"/>
-              </w:rPr>
-              <w:t>58-11</w:t>
-            </w:r>
-            <w:proofErr w:type="gramEnd"/>
-            <w:r>
-              <w:rPr>
-                <w:rFonts w:ascii="Arial" w:hAnsi="Arial" w:cs="Arial"/>
-                <w:sz w:val="16"/>
-                <w:szCs w:val="16"/>
-                <w:lang w:val="ru-RU"/>
-              </w:rPr>
-              <w:t xml:space="preserve"> УК ГССР</w:t>
-            </w:r>
-            <w:r>
-              <w:rPr>
-                <w:rFonts w:ascii="Arial" w:hAnsi="Arial" w:cs="Arial"/>
-                <w:sz w:val="16"/>
-                <w:szCs w:val="16"/>
-                <w:lang w:val="ru-RU"/>
-              </w:rPr>
-              <w:t xml:space="preserve"> </w:t>
-            </w:r>
-            <w:r>
-              <w:rPr>
-                <w:rFonts w:ascii="Arial" w:hAnsi="Arial" w:cs="Arial"/>
-                <w:sz w:val="16"/>
-                <w:szCs w:val="16"/>
-                <w:lang w:val="ru-RU"/>
-              </w:rPr>
-              <w:t xml:space="preserve">Приговор: ВК ВС СССР (состав: </w:t>
-            </w:r>
-            <w:proofErr w:type="spellStart"/>
-            <w:r>
-              <w:rPr>
-                <w:rFonts w:ascii="Arial" w:hAnsi="Arial" w:cs="Arial"/>
-                <w:sz w:val="16"/>
-                <w:szCs w:val="16"/>
-                <w:lang w:val="ru-RU"/>
-              </w:rPr>
-              <w:t>Матулевич</w:t>
-            </w:r>
-            <w:proofErr w:type="spellEnd"/>
-            <w:r>
-              <w:rPr>
-                <w:rFonts w:ascii="Arial" w:hAnsi="Arial" w:cs="Arial"/>
-                <w:sz w:val="16"/>
-                <w:szCs w:val="16"/>
-                <w:lang w:val="ru-RU"/>
-              </w:rPr>
-              <w:t xml:space="preserve">, Орлов, Ждан, </w:t>
-            </w:r>
-            <w:proofErr w:type="spellStart"/>
-            <w:r>
-              <w:rPr>
-                <w:rFonts w:ascii="Arial" w:hAnsi="Arial" w:cs="Arial"/>
-                <w:sz w:val="16"/>
-                <w:szCs w:val="16"/>
-                <w:lang w:val="ru-RU"/>
-              </w:rPr>
-              <w:t>Батнер</w:t>
-            </w:r>
-            <w:proofErr w:type="spellEnd"/>
-            <w:r>
-              <w:rPr>
-                <w:rFonts w:ascii="Arial" w:hAnsi="Arial" w:cs="Arial"/>
-                <w:sz w:val="16"/>
-                <w:szCs w:val="16"/>
-                <w:lang w:val="ru-RU"/>
-              </w:rPr>
-              <w:t>), 25.06.1937</w:t>
+              <w:t>Арестована 3-й отдел УГБ НКВД ГССР 20.07.1936 следователь: Кримян. Обвинение: 58-8, 58-11 УК ГССР</w:t>
+            </w:r>
+            <w:r>
+              <w:rPr>
+                <w:rFonts w:ascii="Arial" w:hAnsi="Arial" w:cs="Arial"/>
+                <w:sz w:val="16"/>
+                <w:szCs w:val="16"/>
+                <w:lang w:val="ru-RU"/>
+              </w:rPr>
+              <w:t xml:space="preserve"> </w:t>
+            </w:r>
+            <w:r>
+              <w:rPr>
+                <w:rFonts w:ascii="Arial" w:hAnsi="Arial" w:cs="Arial"/>
+                <w:sz w:val="16"/>
+                <w:szCs w:val="16"/>
+                <w:lang w:val="ru-RU"/>
+              </w:rPr>
+              <w:t>Приговор: ВК ВС СССР (состав: Матулевич, Орлов, Ждан, Батнер), 25.06.1937</w:t>
             </w:r>
             <w:r>
               <w:rPr>
@@ -3998,67 +3527,17 @@
                 <w:lang w:val="ru-RU"/>
               </w:rPr>
             </w:pPr>
-            <w:proofErr w:type="spellStart"/>
-            <w:r>
-              <w:rPr>
-                <w:rFonts w:ascii="Arial" w:hAnsi="Arial" w:cs="Arial"/>
-                <w:b/>
-                <w:bCs/>
-                <w:sz w:val="16"/>
-                <w:szCs w:val="16"/>
-                <w:lang w:val="ru-RU"/>
-              </w:rPr>
-              <w:t>Арамьян</w:t>
-            </w:r>
-            <w:proofErr w:type="spellEnd"/>
-            <w:r>
-              <w:rPr>
-                <w:rFonts w:ascii="Arial" w:hAnsi="Arial" w:cs="Arial"/>
-                <w:b/>
-                <w:bCs/>
-                <w:sz w:val="16"/>
-                <w:szCs w:val="16"/>
-                <w:lang w:val="ru-RU"/>
-              </w:rPr>
-              <w:t xml:space="preserve"> </w:t>
-            </w:r>
-            <w:proofErr w:type="spellStart"/>
-            <w:r>
-              <w:rPr>
-                <w:rFonts w:ascii="Arial" w:hAnsi="Arial" w:cs="Arial"/>
-                <w:b/>
-                <w:bCs/>
-                <w:sz w:val="16"/>
-                <w:szCs w:val="16"/>
-                <w:lang w:val="ru-RU"/>
-              </w:rPr>
-              <w:t>Епраксиня</w:t>
-            </w:r>
-            <w:proofErr w:type="spellEnd"/>
-            <w:r>
-              <w:rPr>
-                <w:rFonts w:ascii="Arial" w:hAnsi="Arial" w:cs="Arial"/>
-                <w:b/>
-                <w:bCs/>
-                <w:sz w:val="16"/>
-                <w:szCs w:val="16"/>
-                <w:lang w:val="ru-RU"/>
-              </w:rPr>
-              <w:t xml:space="preserve"> </w:t>
-            </w:r>
-            <w:proofErr w:type="spellStart"/>
-            <w:r>
-              <w:rPr>
-                <w:rFonts w:ascii="Arial" w:hAnsi="Arial" w:cs="Arial"/>
-                <w:b/>
-                <w:bCs/>
-                <w:sz w:val="16"/>
-                <w:szCs w:val="16"/>
-                <w:lang w:val="ru-RU"/>
-              </w:rPr>
-              <w:t>Герагиновна</w:t>
-            </w:r>
-            <w:proofErr w:type="spellEnd"/>
+            <w:r>
+              <w:rPr>
+                <w:rFonts w:ascii="Arial" w:hAnsi="Arial" w:cs="Arial"/>
+                <w:b/>
+                <w:bCs/>
+                <w:sz w:val="16"/>
+                <w:szCs w:val="16"/>
+                <w:lang w:val="ru-RU"/>
+              </w:rPr>
+              <w:t>Арамьян Епраксиня Герагиновна</w:t>
+            </w:r>
             <w:r>
               <w:rPr>
                 <w:rFonts w:ascii="Arial" w:hAnsi="Arial" w:cs="Arial"/>
@@ -4117,19 +3596,8 @@
                 <w:szCs w:val="16"/>
                 <w:lang w:val="ru-RU"/>
               </w:rPr>
-              <w:t xml:space="preserve">Родилась в 1912 г., Турция, г. Ван; армянка; образование начальное; </w:t>
-            </w:r>
-            <w:proofErr w:type="spellStart"/>
-            <w:r>
-              <w:rPr>
-                <w:rFonts w:ascii="Arial" w:hAnsi="Arial" w:cs="Arial"/>
-                <w:sz w:val="16"/>
-                <w:szCs w:val="16"/>
-                <w:lang w:val="ru-RU"/>
-              </w:rPr>
-              <w:t>КарЛаг</w:t>
-            </w:r>
-            <w:proofErr w:type="spellEnd"/>
+              <w:t>Родилась в 1912 г., Турция, г. Ван; армянка; образование начальное; КарЛаг</w:t>
+            </w:r>
             <w:r>
               <w:rPr>
                 <w:rFonts w:ascii="Arial" w:hAnsi="Arial" w:cs="Arial"/>
@@ -4164,27 +3632,7 @@
                 <w:szCs w:val="16"/>
                 <w:lang w:val="ru-RU"/>
               </w:rPr>
-              <w:t xml:space="preserve"> Карагандинская обл. Долинское с., Арестована 20 ноября 1937 г. УНКВД по Карагандинской обл. Приговорена: Особая тройка УНКВД 8 декабря 1937 г., </w:t>
-            </w:r>
-            <w:proofErr w:type="spellStart"/>
-            <w:r>
-              <w:rPr>
-                <w:rFonts w:ascii="Arial" w:hAnsi="Arial" w:cs="Arial"/>
-                <w:sz w:val="16"/>
-                <w:szCs w:val="16"/>
-                <w:lang w:val="ru-RU"/>
-              </w:rPr>
-              <w:t>обв</w:t>
-            </w:r>
-            <w:proofErr w:type="spellEnd"/>
-            <w:r>
-              <w:rPr>
-                <w:rFonts w:ascii="Arial" w:hAnsi="Arial" w:cs="Arial"/>
-                <w:sz w:val="16"/>
-                <w:szCs w:val="16"/>
-                <w:lang w:val="ru-RU"/>
-              </w:rPr>
-              <w:t>.: 58-10 УК РСФСР</w:t>
+              <w:t xml:space="preserve"> Карагандинская обл. Долинское с., Арестована 20 ноября 1937 г. УНКВД по Карагандинской обл. Приговорена: Особая тройка УНКВД 8 декабря 1937 г., обв.: 58-10 УК РСФСР</w:t>
             </w:r>
             <w:r>
               <w:rPr>
@@ -4315,20 +3763,8 @@
                 <w:szCs w:val="16"/>
                 <w:lang w:val="ru-RU"/>
               </w:rPr>
-              <w:t xml:space="preserve">Арутюнян Маро </w:t>
-            </w:r>
-            <w:proofErr w:type="spellStart"/>
-            <w:r>
-              <w:rPr>
-                <w:rFonts w:ascii="Arial" w:hAnsi="Arial" w:cs="Arial"/>
-                <w:b/>
-                <w:sz w:val="16"/>
-                <w:szCs w:val="16"/>
-                <w:lang w:val="ru-RU"/>
-              </w:rPr>
-              <w:t>Галустовна</w:t>
-            </w:r>
-            <w:proofErr w:type="spellEnd"/>
+              <w:t>Арутюнян Маро Галустовна</w:t>
+            </w:r>
             <w:r>
               <w:rPr>
                 <w:rFonts w:ascii="Arial" w:hAnsi="Arial" w:cs="Arial"/>
@@ -4552,7 +3988,6 @@
                 <w:lang w:val="ru-RU"/>
               </w:rPr>
             </w:pPr>
-            <w:proofErr w:type="spellStart"/>
             <w:r>
               <w:rPr>
                 <w:rFonts w:ascii="Arial" w:hAnsi="Arial" w:cs="Arial"/>
@@ -4562,19 +3997,7 @@
                 <w:szCs w:val="16"/>
                 <w:lang w:val="ru-RU"/>
               </w:rPr>
-              <w:t>Асмаянц</w:t>
-            </w:r>
-            <w:proofErr w:type="spellEnd"/>
-            <w:r>
-              <w:rPr>
-                <w:rFonts w:ascii="Arial" w:hAnsi="Arial" w:cs="Arial"/>
-                <w:b/>
-                <w:color w:val="000080"/>
-                <w:sz w:val="16"/>
-                <w:szCs w:val="16"/>
-                <w:lang w:val="ru-RU"/>
-              </w:rPr>
-              <w:t xml:space="preserve"> Елизавета Николаевна</w:t>
+              <w:t>Асмаянц Елизавета Николаевна</w:t>
             </w:r>
             <w:r>
               <w:rPr>
@@ -4643,27 +4066,7 @@
                 <w:szCs w:val="16"/>
                 <w:lang w:val="ru-RU"/>
               </w:rPr>
-              <w:t xml:space="preserve">в 1899 г., </w:t>
-            </w:r>
-            <w:proofErr w:type="spellStart"/>
-            <w:r>
-              <w:rPr>
-                <w:rFonts w:ascii="Arial" w:hAnsi="Arial" w:cs="Arial"/>
-                <w:sz w:val="16"/>
-                <w:szCs w:val="16"/>
-                <w:lang w:val="ru-RU"/>
-              </w:rPr>
-              <w:t>г.Краснодар</w:t>
-            </w:r>
-            <w:proofErr w:type="spellEnd"/>
-            <w:r>
-              <w:rPr>
-                <w:rFonts w:ascii="Arial" w:hAnsi="Arial" w:cs="Arial"/>
-                <w:sz w:val="16"/>
-                <w:szCs w:val="16"/>
-                <w:lang w:val="ru-RU"/>
-              </w:rPr>
-              <w:t>.; Врач.</w:t>
+              <w:t>в 1899 г., г.Краснодар.; Врач.</w:t>
             </w:r>
             <w:r>
               <w:rPr>
@@ -4808,29 +4211,7 @@
                 <w:szCs w:val="16"/>
                 <w:lang w:val="ru-RU"/>
               </w:rPr>
-              <w:t xml:space="preserve">Бабаян </w:t>
-            </w:r>
-            <w:proofErr w:type="spellStart"/>
-            <w:r>
-              <w:rPr>
-                <w:rFonts w:ascii="Arial" w:hAnsi="Arial" w:cs="Arial"/>
-                <w:b/>
-                <w:sz w:val="16"/>
-                <w:szCs w:val="16"/>
-                <w:lang w:val="ru-RU"/>
-              </w:rPr>
-              <w:t>Анаида</w:t>
-            </w:r>
-            <w:proofErr w:type="spellEnd"/>
-            <w:r>
-              <w:rPr>
-                <w:rFonts w:ascii="Arial" w:hAnsi="Arial" w:cs="Arial"/>
-                <w:b/>
-                <w:sz w:val="16"/>
-                <w:szCs w:val="16"/>
-                <w:lang w:val="ru-RU"/>
-              </w:rPr>
-              <w:t xml:space="preserve"> Артемьевна</w:t>
+              <w:t>Бабаян Анаида Артемьевна</w:t>
             </w:r>
             <w:r>
               <w:rPr>
@@ -4888,27 +4269,7 @@
                 <w:szCs w:val="16"/>
                 <w:lang w:val="ru-RU"/>
               </w:rPr>
-              <w:t xml:space="preserve">Родилась в 1901 г., </w:t>
-            </w:r>
-            <w:proofErr w:type="spellStart"/>
-            <w:r>
-              <w:rPr>
-                <w:rFonts w:ascii="Arial" w:hAnsi="Arial" w:cs="Arial"/>
-                <w:sz w:val="16"/>
-                <w:szCs w:val="16"/>
-                <w:lang w:val="ru-RU"/>
-              </w:rPr>
-              <w:t>с.Иманшалу</w:t>
-            </w:r>
-            <w:proofErr w:type="spellEnd"/>
-            <w:r>
-              <w:rPr>
-                <w:rFonts w:ascii="Arial" w:hAnsi="Arial" w:cs="Arial"/>
-                <w:sz w:val="16"/>
-                <w:szCs w:val="16"/>
-                <w:lang w:val="ru-RU"/>
-              </w:rPr>
-              <w:t xml:space="preserve"> Эриванской губ.; армянка; образование высшее; член ВКП(б); БОЗ (последнее место работы</w:t>
+              <w:t>Родилась в 1901 г., с.Иманшалу Эриванской губ.; армянка; образование высшее; член ВКП(б); БОЗ (последнее место работы</w:t>
             </w:r>
             <w:r>
               <w:rPr>
@@ -4926,27 +4287,7 @@
                 <w:szCs w:val="16"/>
                 <w:lang w:val="ru-RU"/>
               </w:rPr>
-              <w:t>начальник планово-экономического отдела треста "</w:t>
-            </w:r>
-            <w:proofErr w:type="spellStart"/>
-            <w:r>
-              <w:rPr>
-                <w:rFonts w:ascii="Arial" w:hAnsi="Arial" w:cs="Arial"/>
-                <w:sz w:val="16"/>
-                <w:szCs w:val="16"/>
-                <w:lang w:val="ru-RU"/>
-              </w:rPr>
-              <w:t>Запсибзолото</w:t>
-            </w:r>
-            <w:proofErr w:type="spellEnd"/>
-            <w:r>
-              <w:rPr>
-                <w:rFonts w:ascii="Arial" w:hAnsi="Arial" w:cs="Arial"/>
-                <w:sz w:val="16"/>
-                <w:szCs w:val="16"/>
-                <w:lang w:val="ru-RU"/>
-              </w:rPr>
-              <w:t>" в Новосибирске)</w:t>
+              <w:t>начальник планово-экономического отдела треста "Запсибзолото" в Новосибирске)</w:t>
             </w:r>
             <w:r>
               <w:rPr>
@@ -5018,27 +4359,7 @@
                 <w:szCs w:val="16"/>
                 <w:lang w:val="ru-RU"/>
               </w:rPr>
-              <w:t xml:space="preserve">Приговорена: ВКВС СССР 15 ноября 1937 г., </w:t>
-            </w:r>
-            <w:proofErr w:type="spellStart"/>
-            <w:r>
-              <w:rPr>
-                <w:rFonts w:ascii="Arial" w:hAnsi="Arial" w:cs="Arial"/>
-                <w:sz w:val="16"/>
-                <w:szCs w:val="16"/>
-                <w:lang w:val="ru-RU"/>
-              </w:rPr>
-              <w:t>обв</w:t>
-            </w:r>
-            <w:proofErr w:type="spellEnd"/>
-            <w:r>
-              <w:rPr>
-                <w:rFonts w:ascii="Arial" w:hAnsi="Arial" w:cs="Arial"/>
-                <w:sz w:val="16"/>
-                <w:szCs w:val="16"/>
-                <w:lang w:val="ru-RU"/>
-              </w:rPr>
-              <w:t>.:</w:t>
+              <w:t>Приговорена: ВКВС СССР 15 ноября 1937 г., обв.:</w:t>
             </w:r>
             <w:r>
               <w:rPr>
@@ -5229,29 +4550,16 @@
                 <w:lang w:val="ru-RU"/>
               </w:rPr>
             </w:pPr>
-            <w:proofErr w:type="spellStart"/>
-            <w:r>
-              <w:rPr>
-                <w:rFonts w:ascii="Arial" w:hAnsi="Arial" w:cs="Arial"/>
-                <w:b/>
-                <w:bCs/>
-                <w:sz w:val="16"/>
-                <w:szCs w:val="16"/>
-                <w:lang w:val="ru-RU"/>
-              </w:rPr>
-              <w:t>Вашакидзе</w:t>
-            </w:r>
-            <w:proofErr w:type="spellEnd"/>
-            <w:r>
-              <w:rPr>
-                <w:rFonts w:ascii="Arial" w:hAnsi="Arial" w:cs="Arial"/>
-                <w:b/>
-                <w:bCs/>
-                <w:sz w:val="16"/>
-                <w:szCs w:val="16"/>
-                <w:lang w:val="ru-RU"/>
-              </w:rPr>
-              <w:t xml:space="preserve"> Екатерина Иосифовна</w:t>
+            <w:r>
+              <w:rPr>
+                <w:rFonts w:ascii="Arial" w:hAnsi="Arial" w:cs="Arial"/>
+                <w:b/>
+                <w:bCs/>
+                <w:sz w:val="16"/>
+                <w:szCs w:val="16"/>
+                <w:lang w:val="ru-RU"/>
+              </w:rPr>
+              <w:t>Вашакидзе Екатерина Иосифовна</w:t>
             </w:r>
             <w:r>
               <w:rPr>
@@ -5305,37 +4613,7 @@
                 <w:szCs w:val="16"/>
                 <w:lang w:val="ru-RU"/>
               </w:rPr>
-              <w:t xml:space="preserve">Род. в 1892, г. Тбилиси, армянка. Род занятий: до ареста архитектор </w:t>
-            </w:r>
-            <w:proofErr w:type="spellStart"/>
-            <w:r>
-              <w:rPr>
-                <w:rFonts w:ascii="Arial" w:hAnsi="Arial" w:cs="Arial"/>
-                <w:sz w:val="16"/>
-                <w:szCs w:val="16"/>
-                <w:lang w:val="ru-RU"/>
-              </w:rPr>
-              <w:t>Кавтранспроекта</w:t>
-            </w:r>
-            <w:proofErr w:type="spellEnd"/>
-            <w:r>
-              <w:rPr>
-                <w:rFonts w:ascii="Arial" w:hAnsi="Arial" w:cs="Arial"/>
-                <w:sz w:val="16"/>
-                <w:szCs w:val="16"/>
-                <w:lang w:val="ru-RU"/>
-              </w:rPr>
-              <w:t>. Осуждена Тройкой при НКВД ГССР 03.03.1938. Мера наказания: расстрел с конфискацией личного имущества. Дата расстрела: 04.</w:t>
-            </w:r>
-            <w:proofErr w:type="gramStart"/>
-            <w:r>
-              <w:rPr>
-                <w:rFonts w:ascii="Arial" w:hAnsi="Arial" w:cs="Arial"/>
-                <w:sz w:val="16"/>
-                <w:szCs w:val="16"/>
-                <w:lang w:val="ru-RU"/>
-              </w:rPr>
-              <w:t>03.1938</w:t>
+              <w:t>Род. в 1892, г. Тбилиси, армянка. Род занятий: до ареста архитектор Кавтранспроекта. Осуждена Тройкой при НКВД ГССР 03.03.1938. Мера наказания: расстрел с конфискацией личного имущества. Дата расстрела: 04.03.1938</w:t>
             </w:r>
             <w:r>
               <w:rPr>
@@ -5353,17 +4631,7 @@
                 <w:szCs w:val="16"/>
                 <w:lang w:val="ru-RU"/>
               </w:rPr>
-              <w:t>Список</w:t>
-            </w:r>
-            <w:proofErr w:type="gramEnd"/>
-            <w:r>
-              <w:rPr>
-                <w:rFonts w:ascii="Arial" w:hAnsi="Arial" w:cs="Arial"/>
-                <w:sz w:val="16"/>
-                <w:szCs w:val="16"/>
-                <w:lang w:val="ru-RU"/>
-              </w:rPr>
-              <w:t xml:space="preserve"> от 14 февраля 1938г.</w:t>
+              <w:t>Список от 14 февраля 1938г.</w:t>
             </w:r>
             <w:r>
               <w:rPr>
@@ -5508,43 +4776,17 @@
                 <w:lang w:val="ru-RU"/>
               </w:rPr>
             </w:pPr>
-            <w:proofErr w:type="spellStart"/>
-            <w:r>
-              <w:rPr>
-                <w:rFonts w:ascii="Arial" w:hAnsi="Arial" w:cs="Arial"/>
-                <w:b/>
-                <w:bCs/>
-                <w:sz w:val="16"/>
-                <w:szCs w:val="16"/>
-                <w:lang w:val="ru-RU"/>
-              </w:rPr>
-              <w:t>Гарсоева</w:t>
-            </w:r>
-            <w:proofErr w:type="spellEnd"/>
-            <w:r>
-              <w:rPr>
-                <w:rFonts w:ascii="Arial" w:hAnsi="Arial" w:cs="Arial"/>
-                <w:b/>
-                <w:bCs/>
-                <w:sz w:val="16"/>
-                <w:szCs w:val="16"/>
-                <w:lang w:val="ru-RU"/>
-              </w:rPr>
-              <w:t xml:space="preserve"> Анна </w:t>
-            </w:r>
-            <w:proofErr w:type="spellStart"/>
-            <w:r>
-              <w:rPr>
-                <w:rFonts w:ascii="Arial" w:hAnsi="Arial" w:cs="Arial"/>
-                <w:b/>
-                <w:bCs/>
-                <w:sz w:val="16"/>
-                <w:szCs w:val="16"/>
-                <w:lang w:val="ru-RU"/>
-              </w:rPr>
-              <w:t>Мартыновна</w:t>
-            </w:r>
-            <w:proofErr w:type="spellEnd"/>
+            <w:r>
+              <w:rPr>
+                <w:rFonts w:ascii="Arial" w:hAnsi="Arial" w:cs="Arial"/>
+                <w:b/>
+                <w:bCs/>
+                <w:sz w:val="16"/>
+                <w:szCs w:val="16"/>
+                <w:lang w:val="ru-RU"/>
+              </w:rPr>
+              <w:t>Гарсоева Анна Мартыновна</w:t>
+            </w:r>
             <w:r>
               <w:rPr>
                 <w:rFonts w:ascii="Arial" w:hAnsi="Arial" w:cs="Arial"/>
@@ -5650,22 +4892,8 @@
                 <w:szCs w:val="16"/>
                 <w:lang w:val="ru-RU"/>
               </w:rPr>
-              <w:t xml:space="preserve">Ленинградский мартиролог: </w:t>
-            </w:r>
-            <w:proofErr w:type="gramStart"/>
-            <w:r>
-              <w:rPr>
-                <w:rFonts w:ascii="Arial" w:hAnsi="Arial" w:cs="Arial"/>
-                <w:b/>
-                <w:bCs/>
-                <w:iCs/>
-                <w:sz w:val="16"/>
-                <w:szCs w:val="16"/>
-                <w:lang w:val="ru-RU"/>
-              </w:rPr>
-              <w:t>1937-1938</w:t>
-            </w:r>
-            <w:proofErr w:type="gramEnd"/>
+              <w:t>Ленинградский мартиролог: 1937-1938</w:t>
+            </w:r>
             <w:r>
               <w:rPr>
                 <w:rFonts w:ascii="Arial" w:hAnsi="Arial" w:cs="Arial"/>
@@ -5738,29 +4966,16 @@
                 <w:lang w:val="ru-RU"/>
               </w:rPr>
             </w:pPr>
-            <w:proofErr w:type="spellStart"/>
-            <w:r>
-              <w:rPr>
-                <w:rFonts w:ascii="Arial" w:hAnsi="Arial" w:cs="Arial"/>
-                <w:b/>
-                <w:bCs/>
-                <w:sz w:val="16"/>
-                <w:szCs w:val="16"/>
-                <w:lang w:val="ru-RU"/>
-              </w:rPr>
-              <w:t>Гергусян</w:t>
-            </w:r>
-            <w:proofErr w:type="spellEnd"/>
-            <w:r>
-              <w:rPr>
-                <w:rFonts w:ascii="Arial" w:hAnsi="Arial" w:cs="Arial"/>
-                <w:b/>
-                <w:bCs/>
-                <w:sz w:val="16"/>
-                <w:szCs w:val="16"/>
-                <w:lang w:val="ru-RU"/>
-              </w:rPr>
-              <w:t xml:space="preserve"> Раиса Егоровна</w:t>
+            <w:r>
+              <w:rPr>
+                <w:rFonts w:ascii="Arial" w:hAnsi="Arial" w:cs="Arial"/>
+                <w:b/>
+                <w:bCs/>
+                <w:sz w:val="16"/>
+                <w:szCs w:val="16"/>
+                <w:lang w:val="ru-RU"/>
+              </w:rPr>
+              <w:t>Гергусян Раиса Егоровна</w:t>
             </w:r>
             <w:r>
               <w:rPr>
@@ -6010,21 +5225,8 @@
                 <w:szCs w:val="16"/>
                 <w:lang w:val="ru-RU"/>
               </w:rPr>
-              <w:t xml:space="preserve">Давтян Мария </w:t>
-            </w:r>
-            <w:proofErr w:type="spellStart"/>
-            <w:r>
-              <w:rPr>
-                <w:rFonts w:ascii="Arial" w:hAnsi="Arial" w:cs="Arial"/>
-                <w:b/>
-                <w:bCs/>
-                <w:sz w:val="16"/>
-                <w:szCs w:val="16"/>
-                <w:lang w:val="ru-RU"/>
-              </w:rPr>
-              <w:t>Нерсесовна</w:t>
-            </w:r>
-            <w:proofErr w:type="spellEnd"/>
+              <w:t>Давтян Мария Нерсесовна</w:t>
+            </w:r>
             <w:r>
               <w:rPr>
                 <w:rFonts w:ascii="Arial" w:hAnsi="Arial" w:cs="Arial"/>
@@ -6124,7 +5326,6 @@
               </w:rPr>
               <w:t xml:space="preserve"> </w:t>
             </w:r>
-            <w:proofErr w:type="gramStart"/>
             <w:r>
               <w:rPr>
                 <w:rFonts w:ascii="Arial" w:hAnsi="Arial" w:cs="Arial"/>
@@ -6143,35 +5344,14 @@
               </w:rPr>
               <w:t>,</w:t>
             </w:r>
-            <w:proofErr w:type="gramEnd"/>
-            <w:r>
-              <w:rPr>
-                <w:rFonts w:ascii="Arial" w:hAnsi="Arial" w:cs="Arial"/>
-                <w:sz w:val="16"/>
-                <w:szCs w:val="16"/>
-                <w:lang w:val="ru-RU"/>
-              </w:rPr>
-              <w:t xml:space="preserve"> </w:t>
-            </w:r>
-            <w:proofErr w:type="spellStart"/>
-            <w:r>
-              <w:rPr>
-                <w:rFonts w:ascii="Arial" w:hAnsi="Arial" w:cs="Arial"/>
-                <w:sz w:val="16"/>
-                <w:szCs w:val="16"/>
-                <w:lang w:val="ru-RU"/>
-              </w:rPr>
-              <w:t>обв</w:t>
-            </w:r>
-            <w:proofErr w:type="spellEnd"/>
-            <w:r>
-              <w:rPr>
-                <w:rFonts w:ascii="Arial" w:hAnsi="Arial" w:cs="Arial"/>
-                <w:sz w:val="16"/>
-                <w:szCs w:val="16"/>
-                <w:lang w:val="ru-RU"/>
-              </w:rPr>
-              <w:t>.:</w:t>
+            <w:r>
+              <w:rPr>
+                <w:rFonts w:ascii="Arial" w:hAnsi="Arial" w:cs="Arial"/>
+                <w:sz w:val="16"/>
+                <w:szCs w:val="16"/>
+                <w:lang w:val="ru-RU"/>
+              </w:rPr>
+              <w:t xml:space="preserve"> обв.:</w:t>
             </w:r>
             <w:r>
               <w:rPr>
@@ -6198,67 +5378,7 @@
                 <w:lang w:val="ru-RU"/>
               </w:rPr>
               <w:br/>
-              <w:t>Приговор</w:t>
-            </w:r>
-            <w:proofErr w:type="gramStart"/>
-            <w:r>
-              <w:rPr>
-                <w:rFonts w:ascii="Arial" w:hAnsi="Arial" w:cs="Arial"/>
-                <w:sz w:val="16"/>
-                <w:szCs w:val="16"/>
-                <w:lang w:val="ru-RU"/>
-              </w:rPr>
-              <w:t>: Прибыла</w:t>
-            </w:r>
-            <w:proofErr w:type="gramEnd"/>
-            <w:r>
-              <w:rPr>
-                <w:rFonts w:ascii="Arial" w:hAnsi="Arial" w:cs="Arial"/>
-                <w:sz w:val="16"/>
-                <w:szCs w:val="16"/>
-                <w:lang w:val="ru-RU"/>
-              </w:rPr>
-              <w:t xml:space="preserve"> в Карлаг. Отбывая меру наказания в </w:t>
-            </w:r>
-            <w:proofErr w:type="gramStart"/>
-            <w:r>
-              <w:rPr>
-                <w:rFonts w:ascii="Arial" w:hAnsi="Arial" w:cs="Arial"/>
-                <w:sz w:val="16"/>
-                <w:szCs w:val="16"/>
-                <w:lang w:val="ru-RU"/>
-              </w:rPr>
-              <w:t>Карлаге</w:t>
-            </w:r>
-            <w:proofErr w:type="gramEnd"/>
-            <w:r>
-              <w:rPr>
-                <w:rFonts w:ascii="Arial" w:hAnsi="Arial" w:cs="Arial"/>
-                <w:sz w:val="16"/>
-                <w:szCs w:val="16"/>
-                <w:lang w:val="ru-RU"/>
-              </w:rPr>
-              <w:t xml:space="preserve"> была осуждена вторично 19.04.1942 г. Областной Судебной Коллегией Карагандинского облсуда по ст. </w:t>
-            </w:r>
-            <w:proofErr w:type="gramStart"/>
-            <w:r>
-              <w:rPr>
-                <w:rFonts w:ascii="Arial" w:hAnsi="Arial" w:cs="Arial"/>
-                <w:sz w:val="16"/>
-                <w:szCs w:val="16"/>
-                <w:lang w:val="ru-RU"/>
-              </w:rPr>
-              <w:t>58-10</w:t>
-            </w:r>
-            <w:proofErr w:type="gramEnd"/>
-            <w:r>
-              <w:rPr>
-                <w:rFonts w:ascii="Arial" w:hAnsi="Arial" w:cs="Arial"/>
-                <w:sz w:val="16"/>
-                <w:szCs w:val="16"/>
-                <w:lang w:val="ru-RU"/>
-              </w:rPr>
-              <w:t xml:space="preserve"> ч. 2 УК РСФСР к высшей мере наказания. Приговор приведен в исполнение 30.07.1942 г. </w:t>
+              <w:t xml:space="preserve">Приговор: Прибыла в Карлаг. Отбывая меру наказания в Карлаге была осуждена вторично 19.04.1942 г. Областной Судебной Коллегией Карагандинского облсуда по ст. 58-10 ч. 2 УК РСФСР к высшей мере наказания. Приговор приведен в исполнение 30.07.1942 г. </w:t>
             </w:r>
           </w:p>
           <w:p>
@@ -6301,33 +5421,7 @@
                 <w:szCs w:val="16"/>
                 <w:lang w:val="ru-RU"/>
               </w:rPr>
-              <w:t xml:space="preserve">Книга памяти "Узницы </w:t>
-            </w:r>
-            <w:proofErr w:type="spellStart"/>
-            <w:r>
-              <w:rPr>
-                <w:rFonts w:ascii="Arial" w:hAnsi="Arial" w:cs="Arial"/>
-                <w:b/>
-                <w:bCs/>
-                <w:iCs/>
-                <w:sz w:val="16"/>
-                <w:szCs w:val="16"/>
-                <w:lang w:val="ru-RU"/>
-              </w:rPr>
-              <w:t>АЛЖИРа</w:t>
-            </w:r>
-            <w:proofErr w:type="spellEnd"/>
-            <w:r>
-              <w:rPr>
-                <w:rFonts w:ascii="Arial" w:hAnsi="Arial" w:cs="Arial"/>
-                <w:b/>
-                <w:bCs/>
-                <w:iCs/>
-                <w:sz w:val="16"/>
-                <w:szCs w:val="16"/>
-                <w:lang w:val="ru-RU"/>
-              </w:rPr>
-              <w:t>"</w:t>
+              <w:t>Книга памяти "Узницы АЛЖИРа"</w:t>
             </w:r>
             <w:r>
               <w:rPr>
@@ -6401,7 +5495,6 @@
                 <w:lang w:val="ru-RU"/>
               </w:rPr>
             </w:pPr>
-            <w:proofErr w:type="spellStart"/>
             <w:r>
               <w:rPr>
                 <w:rFonts w:ascii="Arial" w:hAnsi="Arial" w:cs="Arial"/>
@@ -6412,19 +5505,7 @@
                 <w:lang w:val="ru-RU"/>
               </w:rPr>
               <w:lastRenderedPageBreak/>
-              <w:t>Долуханова</w:t>
-            </w:r>
-            <w:proofErr w:type="spellEnd"/>
-            <w:r>
-              <w:rPr>
-                <w:rFonts w:ascii="Arial" w:hAnsi="Arial" w:cs="Arial"/>
-                <w:b/>
-                <w:bCs/>
-                <w:sz w:val="16"/>
-                <w:szCs w:val="16"/>
-                <w:lang w:val="ru-RU"/>
-              </w:rPr>
-              <w:t xml:space="preserve"> Елизавета Исаевна</w:t>
+              <w:t>Долуханова Елизавета Исаевна</w:t>
             </w:r>
             <w:r>
               <w:rPr>
@@ -6546,33 +5627,7 @@
                 <w:szCs w:val="16"/>
                 <w:lang w:val="ru-RU"/>
               </w:rPr>
-              <w:t xml:space="preserve">Ленинградский мартиролог: </w:t>
-            </w:r>
-            <w:proofErr w:type="gramStart"/>
-            <w:r>
-              <w:rPr>
-                <w:rFonts w:ascii="Arial" w:hAnsi="Arial" w:cs="Arial"/>
-                <w:b/>
-                <w:bCs/>
-                <w:iCs/>
-                <w:sz w:val="16"/>
-                <w:szCs w:val="16"/>
-                <w:lang w:val="ru-RU"/>
-              </w:rPr>
-              <w:t>1937-1938</w:t>
-            </w:r>
-            <w:proofErr w:type="gramEnd"/>
-            <w:r>
-              <w:rPr>
-                <w:rFonts w:ascii="Arial" w:hAnsi="Arial" w:cs="Arial"/>
-                <w:b/>
-                <w:bCs/>
-                <w:iCs/>
-                <w:sz w:val="16"/>
-                <w:szCs w:val="16"/>
-                <w:lang w:val="ru-RU"/>
-              </w:rPr>
-              <w:t>, том 10</w:t>
+              <w:t>Ленинградский мартиролог: 1937-1938, том 10</w:t>
             </w:r>
             <w:r>
               <w:rPr>
@@ -6658,29 +5713,16 @@
                 <w:lang w:val="ru-RU"/>
               </w:rPr>
             </w:pPr>
-            <w:proofErr w:type="spellStart"/>
-            <w:r>
-              <w:rPr>
-                <w:rFonts w:ascii="Arial" w:hAnsi="Arial" w:cs="Arial"/>
-                <w:b/>
-                <w:bCs/>
-                <w:sz w:val="16"/>
-                <w:szCs w:val="16"/>
-                <w:lang w:val="ru-RU"/>
-              </w:rPr>
-              <w:t>Залиева</w:t>
-            </w:r>
-            <w:proofErr w:type="spellEnd"/>
-            <w:r>
-              <w:rPr>
-                <w:rFonts w:ascii="Arial" w:hAnsi="Arial" w:cs="Arial"/>
-                <w:b/>
-                <w:bCs/>
-                <w:sz w:val="16"/>
-                <w:szCs w:val="16"/>
-                <w:lang w:val="ru-RU"/>
-              </w:rPr>
-              <w:t xml:space="preserve"> Нина Захаровна</w:t>
+            <w:r>
+              <w:rPr>
+                <w:rFonts w:ascii="Arial" w:hAnsi="Arial" w:cs="Arial"/>
+                <w:b/>
+                <w:bCs/>
+                <w:sz w:val="16"/>
+                <w:szCs w:val="16"/>
+                <w:lang w:val="ru-RU"/>
+              </w:rPr>
+              <w:t>Залиева Нина Захаровна</w:t>
             </w:r>
             <w:r>
               <w:rPr>
@@ -6741,187 +5783,7 @@
                 <w:szCs w:val="16"/>
                 <w:lang w:val="ru-RU"/>
               </w:rPr>
-              <w:t xml:space="preserve">Дата рождения: 1895 г., </w:t>
-            </w:r>
-            <w:proofErr w:type="spellStart"/>
-            <w:r>
-              <w:rPr>
-                <w:rFonts w:ascii="Arial" w:hAnsi="Arial" w:cs="Arial"/>
-                <w:sz w:val="16"/>
-                <w:szCs w:val="16"/>
-                <w:lang w:val="ru-RU"/>
-              </w:rPr>
-              <w:t>г.Моздок</w:t>
-            </w:r>
-            <w:proofErr w:type="spellEnd"/>
-            <w:r>
-              <w:rPr>
-                <w:rFonts w:ascii="Arial" w:hAnsi="Arial" w:cs="Arial"/>
-                <w:sz w:val="16"/>
-                <w:szCs w:val="16"/>
-                <w:lang w:val="ru-RU"/>
-              </w:rPr>
-              <w:t xml:space="preserve">, армянка. Образование: среднее, сестра милосердия в морском санатории Ялты. Место проживания: Крым, г. Ялта. Арестована 1920 г., </w:t>
-            </w:r>
-            <w:proofErr w:type="spellStart"/>
-            <w:r>
-              <w:rPr>
-                <w:rFonts w:ascii="Arial" w:hAnsi="Arial" w:cs="Arial"/>
-                <w:sz w:val="16"/>
-                <w:szCs w:val="16"/>
-                <w:lang w:val="ru-RU"/>
-              </w:rPr>
-              <w:t>Упрособотдел</w:t>
-            </w:r>
-            <w:proofErr w:type="spellEnd"/>
-            <w:r>
-              <w:rPr>
-                <w:rFonts w:ascii="Arial" w:hAnsi="Arial" w:cs="Arial"/>
-                <w:sz w:val="16"/>
-                <w:szCs w:val="16"/>
-                <w:lang w:val="ru-RU"/>
-              </w:rPr>
-              <w:t xml:space="preserve"> </w:t>
-            </w:r>
-            <w:proofErr w:type="spellStart"/>
-            <w:r>
-              <w:rPr>
-                <w:rFonts w:ascii="Arial" w:hAnsi="Arial" w:cs="Arial"/>
-                <w:sz w:val="16"/>
-                <w:szCs w:val="16"/>
-                <w:lang w:val="ru-RU"/>
-              </w:rPr>
-              <w:t>Южнозапфронтов</w:t>
-            </w:r>
-            <w:proofErr w:type="spellEnd"/>
-            <w:r>
-              <w:rPr>
-                <w:rFonts w:ascii="Arial" w:hAnsi="Arial" w:cs="Arial"/>
-                <w:sz w:val="16"/>
-                <w:szCs w:val="16"/>
-                <w:lang w:val="ru-RU"/>
-              </w:rPr>
-              <w:t xml:space="preserve">. Обвинение: "белогвардейка". Чрезвычайная тройка Крымской ударной группы </w:t>
-            </w:r>
-            <w:proofErr w:type="spellStart"/>
-            <w:r>
-              <w:rPr>
-                <w:rFonts w:ascii="Arial" w:hAnsi="Arial" w:cs="Arial"/>
-                <w:sz w:val="16"/>
-                <w:szCs w:val="16"/>
-                <w:lang w:val="ru-RU"/>
-              </w:rPr>
-              <w:t>Упрособотделов</w:t>
-            </w:r>
-            <w:proofErr w:type="spellEnd"/>
-            <w:r>
-              <w:rPr>
-                <w:rFonts w:ascii="Arial" w:hAnsi="Arial" w:cs="Arial"/>
-                <w:sz w:val="16"/>
-                <w:szCs w:val="16"/>
-                <w:lang w:val="ru-RU"/>
-              </w:rPr>
-              <w:t xml:space="preserve"> </w:t>
-            </w:r>
-            <w:proofErr w:type="spellStart"/>
-            <w:r>
-              <w:rPr>
-                <w:rFonts w:ascii="Arial" w:hAnsi="Arial" w:cs="Arial"/>
-                <w:sz w:val="16"/>
-                <w:szCs w:val="16"/>
-                <w:lang w:val="ru-RU"/>
-              </w:rPr>
-              <w:t>Южнозапфронтов</w:t>
-            </w:r>
-            <w:proofErr w:type="spellEnd"/>
-            <w:r>
-              <w:rPr>
-                <w:rFonts w:ascii="Arial" w:hAnsi="Arial" w:cs="Arial"/>
-                <w:sz w:val="16"/>
-                <w:szCs w:val="16"/>
-                <w:lang w:val="ru-RU"/>
-              </w:rPr>
-              <w:t xml:space="preserve"> Осуждение: 22 декабря 1920 г., Приговор: ВМН (расстрел). Дата расстрела: 23 декабря 1920 г. Место смерти: Крым. Архивное дело: Протокол </w:t>
-            </w:r>
-            <w:proofErr w:type="spellStart"/>
-            <w:r>
-              <w:rPr>
-                <w:rFonts w:ascii="Arial" w:hAnsi="Arial" w:cs="Arial"/>
-                <w:sz w:val="16"/>
-                <w:szCs w:val="16"/>
-                <w:lang w:val="ru-RU"/>
-              </w:rPr>
-              <w:t>засед</w:t>
-            </w:r>
-            <w:proofErr w:type="spellEnd"/>
-            <w:r>
-              <w:rPr>
-                <w:rFonts w:ascii="Arial" w:hAnsi="Arial" w:cs="Arial"/>
-                <w:sz w:val="16"/>
-                <w:szCs w:val="16"/>
-                <w:lang w:val="ru-RU"/>
-              </w:rPr>
-              <w:t xml:space="preserve">. </w:t>
-            </w:r>
-            <w:proofErr w:type="spellStart"/>
-            <w:r>
-              <w:rPr>
-                <w:rFonts w:ascii="Arial" w:hAnsi="Arial" w:cs="Arial"/>
-                <w:sz w:val="16"/>
-                <w:szCs w:val="16"/>
-                <w:lang w:val="ru-RU"/>
-              </w:rPr>
-              <w:t>Чрезв</w:t>
-            </w:r>
-            <w:proofErr w:type="spellEnd"/>
-            <w:r>
-              <w:rPr>
-                <w:rFonts w:ascii="Arial" w:hAnsi="Arial" w:cs="Arial"/>
-                <w:sz w:val="16"/>
-                <w:szCs w:val="16"/>
-                <w:lang w:val="ru-RU"/>
-              </w:rPr>
-              <w:t xml:space="preserve">. тройки Крымской ударной группы </w:t>
-            </w:r>
-            <w:proofErr w:type="spellStart"/>
-            <w:r>
-              <w:rPr>
-                <w:rFonts w:ascii="Arial" w:hAnsi="Arial" w:cs="Arial"/>
-                <w:sz w:val="16"/>
-                <w:szCs w:val="16"/>
-                <w:lang w:val="ru-RU"/>
-              </w:rPr>
-              <w:t>Упрособотделов</w:t>
-            </w:r>
-            <w:proofErr w:type="spellEnd"/>
-            <w:r>
-              <w:rPr>
-                <w:rFonts w:ascii="Arial" w:hAnsi="Arial" w:cs="Arial"/>
-                <w:sz w:val="16"/>
-                <w:szCs w:val="16"/>
-                <w:lang w:val="ru-RU"/>
-              </w:rPr>
-              <w:t xml:space="preserve"> </w:t>
-            </w:r>
-            <w:proofErr w:type="spellStart"/>
-            <w:r>
-              <w:rPr>
-                <w:rFonts w:ascii="Arial" w:hAnsi="Arial" w:cs="Arial"/>
-                <w:sz w:val="16"/>
-                <w:szCs w:val="16"/>
-                <w:lang w:val="ru-RU"/>
-              </w:rPr>
-              <w:t>Южнозапфронтов</w:t>
-            </w:r>
-            <w:proofErr w:type="spellEnd"/>
-            <w:r>
-              <w:rPr>
-                <w:rFonts w:ascii="Arial" w:hAnsi="Arial" w:cs="Arial"/>
-                <w:sz w:val="16"/>
-                <w:szCs w:val="16"/>
-                <w:lang w:val="ru-RU"/>
-              </w:rPr>
-              <w:t>, 22.12.1920</w:t>
+              <w:t>Дата рождения: 1895 г., г.Моздок, армянка. Образование: среднее, сестра милосердия в морском санатории Ялты. Место проживания: Крым, г. Ялта. Арестована 1920 г., Упрособотдел Южнозапфронтов. Обвинение: "белогвардейка". Чрезвычайная тройка Крымской ударной группы Упрособотделов Южнозапфронтов Осуждение: 22 декабря 1920 г., Приговор: ВМН (расстрел). Дата расстрела: 23 декабря 1920 г. Место смерти: Крым. Архивное дело: Протокол засед. Чрезв. тройки Крымской ударной группы Упрособотделов Южнозапфронтов, 22.12.1920</w:t>
             </w:r>
           </w:p>
           <w:p>
@@ -7031,43 +5893,17 @@
                 <w:lang w:val="ru-RU"/>
               </w:rPr>
             </w:pPr>
-            <w:proofErr w:type="spellStart"/>
-            <w:r>
-              <w:rPr>
-                <w:rFonts w:ascii="Arial" w:hAnsi="Arial" w:cs="Arial"/>
-                <w:b/>
-                <w:bCs/>
-                <w:sz w:val="16"/>
-                <w:szCs w:val="16"/>
-                <w:lang w:val="ru-RU"/>
-              </w:rPr>
-              <w:t>Захарьян</w:t>
-            </w:r>
-            <w:proofErr w:type="spellEnd"/>
-            <w:r>
-              <w:rPr>
-                <w:rFonts w:ascii="Arial" w:hAnsi="Arial" w:cs="Arial"/>
-                <w:b/>
-                <w:bCs/>
-                <w:sz w:val="16"/>
-                <w:szCs w:val="16"/>
-                <w:lang w:val="ru-RU"/>
-              </w:rPr>
-              <w:t xml:space="preserve"> Евгения </w:t>
-            </w:r>
-            <w:proofErr w:type="spellStart"/>
-            <w:r>
-              <w:rPr>
-                <w:rFonts w:ascii="Arial" w:hAnsi="Arial" w:cs="Arial"/>
-                <w:b/>
-                <w:bCs/>
-                <w:sz w:val="16"/>
-                <w:szCs w:val="16"/>
-                <w:lang w:val="ru-RU"/>
-              </w:rPr>
-              <w:t>Тиграновна</w:t>
-            </w:r>
-            <w:proofErr w:type="spellEnd"/>
+            <w:r>
+              <w:rPr>
+                <w:rFonts w:ascii="Arial" w:hAnsi="Arial" w:cs="Arial"/>
+                <w:b/>
+                <w:bCs/>
+                <w:sz w:val="16"/>
+                <w:szCs w:val="16"/>
+                <w:lang w:val="ru-RU"/>
+              </w:rPr>
+              <w:t>Захарьян Евгения Тиграновна</w:t>
+            </w:r>
             <w:r>
               <w:rPr>
                 <w:rFonts w:ascii="Arial" w:hAnsi="Arial" w:cs="Arial"/>
@@ -7205,27 +6041,7 @@
                 <w:szCs w:val="16"/>
                 <w:lang w:val="ru-RU"/>
               </w:rPr>
-              <w:t xml:space="preserve">Приговорена: тройка при УНКВД по Дальстрою 7 сентября 1937 г., </w:t>
-            </w:r>
-            <w:proofErr w:type="spellStart"/>
-            <w:r>
-              <w:rPr>
-                <w:rFonts w:ascii="Arial" w:hAnsi="Arial" w:cs="Arial"/>
-                <w:sz w:val="16"/>
-                <w:szCs w:val="16"/>
-                <w:lang w:val="ru-RU"/>
-              </w:rPr>
-              <w:t>обв</w:t>
-            </w:r>
-            <w:proofErr w:type="spellEnd"/>
-            <w:r>
-              <w:rPr>
-                <w:rFonts w:ascii="Arial" w:hAnsi="Arial" w:cs="Arial"/>
-                <w:sz w:val="16"/>
-                <w:szCs w:val="16"/>
-                <w:lang w:val="ru-RU"/>
-              </w:rPr>
-              <w:t>.:</w:t>
+              <w:t>Приговорена: тройка при УНКВД по Дальстрою 7 сентября 1937 г., обв.:</w:t>
             </w:r>
             <w:r>
               <w:rPr>
@@ -7381,45 +6197,8 @@
                 <w:szCs w:val="16"/>
                 <w:lang w:val="ru-RU"/>
               </w:rPr>
-              <w:t xml:space="preserve">Каспарова </w:t>
-            </w:r>
-            <w:proofErr w:type="spellStart"/>
-            <w:r>
-              <w:rPr>
-                <w:rFonts w:ascii="Arial" w:hAnsi="Arial" w:cs="Arial"/>
-                <w:b/>
-                <w:bCs/>
-                <w:sz w:val="16"/>
-                <w:szCs w:val="16"/>
-                <w:lang w:val="ru-RU"/>
-              </w:rPr>
-              <w:t>Варсеника</w:t>
-            </w:r>
-            <w:proofErr w:type="spellEnd"/>
-            <w:r>
-              <w:rPr>
-                <w:rFonts w:ascii="Arial" w:hAnsi="Arial" w:cs="Arial"/>
-                <w:b/>
-                <w:bCs/>
-                <w:sz w:val="16"/>
-                <w:szCs w:val="16"/>
-                <w:lang w:val="ru-RU"/>
-              </w:rPr>
-              <w:t xml:space="preserve"> </w:t>
-            </w:r>
-            <w:proofErr w:type="spellStart"/>
-            <w:r>
-              <w:rPr>
-                <w:rFonts w:ascii="Arial" w:hAnsi="Arial" w:cs="Arial"/>
-                <w:b/>
-                <w:bCs/>
-                <w:sz w:val="16"/>
-                <w:szCs w:val="16"/>
-                <w:lang w:val="ru-RU"/>
-              </w:rPr>
-              <w:t>Джавадовна</w:t>
-            </w:r>
-            <w:proofErr w:type="spellEnd"/>
+              <w:t>Каспарова Варсеника Джавадовна</w:t>
+            </w:r>
             <w:r>
               <w:rPr>
                 <w:rFonts w:ascii="Arial" w:hAnsi="Arial" w:cs="Arial"/>
@@ -7539,27 +6318,7 @@
                 <w:szCs w:val="16"/>
                 <w:lang w:val="ru-RU"/>
               </w:rPr>
-              <w:t xml:space="preserve">Приговорена: ВК ВС СССР (заочно, по указанию ГКО от 6.09.1941, подписанному Сталиным) 8 сентября 1941 г., </w:t>
-            </w:r>
-            <w:proofErr w:type="spellStart"/>
-            <w:r>
-              <w:rPr>
-                <w:rFonts w:ascii="Arial" w:hAnsi="Arial" w:cs="Arial"/>
-                <w:sz w:val="16"/>
-                <w:szCs w:val="16"/>
-                <w:lang w:val="ru-RU"/>
-              </w:rPr>
-              <w:t>обв</w:t>
-            </w:r>
-            <w:proofErr w:type="spellEnd"/>
-            <w:r>
-              <w:rPr>
-                <w:rFonts w:ascii="Arial" w:hAnsi="Arial" w:cs="Arial"/>
-                <w:sz w:val="16"/>
-                <w:szCs w:val="16"/>
-                <w:lang w:val="ru-RU"/>
-              </w:rPr>
-              <w:t>.:</w:t>
+              <w:t>Приговорена: ВК ВС СССР (заочно, по указанию ГКО от 6.09.1941, подписанному Сталиным) 8 сентября 1941 г., обв.:</w:t>
             </w:r>
             <w:r>
               <w:rPr>
@@ -7569,25 +6328,14 @@
               </w:rPr>
               <w:t> </w:t>
             </w:r>
-            <w:proofErr w:type="gramStart"/>
-            <w:r>
-              <w:rPr>
-                <w:rFonts w:ascii="Arial" w:hAnsi="Arial" w:cs="Arial"/>
-                <w:sz w:val="16"/>
-                <w:szCs w:val="16"/>
-                <w:lang w:val="ru-RU"/>
-              </w:rPr>
-              <w:t>58-10</w:t>
-            </w:r>
-            <w:proofErr w:type="gramEnd"/>
-            <w:r>
-              <w:rPr>
-                <w:rFonts w:ascii="Arial" w:hAnsi="Arial" w:cs="Arial"/>
-                <w:sz w:val="16"/>
-                <w:szCs w:val="16"/>
-                <w:lang w:val="ru-RU"/>
-              </w:rPr>
-              <w:t>, ч.2 (а</w:t>
+            <w:r>
+              <w:rPr>
+                <w:rFonts w:ascii="Arial" w:hAnsi="Arial" w:cs="Arial"/>
+                <w:sz w:val="16"/>
+                <w:szCs w:val="16"/>
+                <w:lang w:val="ru-RU"/>
+              </w:rPr>
+              <w:t>58-10, ч.2 (а</w:t>
             </w:r>
             <w:r>
               <w:rPr>
@@ -7605,49 +6353,7 @@
                 <w:szCs w:val="16"/>
                 <w:lang w:val="ru-RU"/>
               </w:rPr>
-              <w:t xml:space="preserve"> агитация, </w:t>
-            </w:r>
-            <w:proofErr w:type="spellStart"/>
-            <w:r>
-              <w:rPr>
-                <w:rFonts w:ascii="Arial" w:hAnsi="Arial" w:cs="Arial"/>
-                <w:sz w:val="16"/>
-                <w:szCs w:val="16"/>
-                <w:lang w:val="ru-RU"/>
-              </w:rPr>
-              <w:t>распр-ие</w:t>
-            </w:r>
-            <w:proofErr w:type="spellEnd"/>
-            <w:r>
-              <w:rPr>
-                <w:rFonts w:ascii="Arial" w:hAnsi="Arial" w:cs="Arial"/>
-                <w:sz w:val="16"/>
-                <w:szCs w:val="16"/>
-                <w:lang w:val="ru-RU"/>
-              </w:rPr>
-              <w:t xml:space="preserve"> </w:t>
-            </w:r>
-            <w:proofErr w:type="spellStart"/>
-            <w:proofErr w:type="gramStart"/>
-            <w:r>
-              <w:rPr>
-                <w:rFonts w:ascii="Arial" w:hAnsi="Arial" w:cs="Arial"/>
-                <w:sz w:val="16"/>
-                <w:szCs w:val="16"/>
-                <w:lang w:val="ru-RU"/>
-              </w:rPr>
-              <w:t>клеветнич.измышлений</w:t>
-            </w:r>
-            <w:proofErr w:type="spellEnd"/>
-            <w:proofErr w:type="gramEnd"/>
-            <w:r>
-              <w:rPr>
-                <w:rFonts w:ascii="Arial" w:hAnsi="Arial" w:cs="Arial"/>
-                <w:sz w:val="16"/>
-                <w:szCs w:val="16"/>
-                <w:lang w:val="ru-RU"/>
-              </w:rPr>
-              <w:t xml:space="preserve"> о мероприятиях ВКП(б) и сов. Правительства).</w:t>
+              <w:t xml:space="preserve"> агитация, распр-ие клеветнич.измышлений о мероприятиях ВКП(б) и сов. Правительства).</w:t>
             </w:r>
             <w:r>
               <w:rPr>
@@ -7794,53 +6500,16 @@
                 <w:lang w:val="ru-RU"/>
               </w:rPr>
             </w:pPr>
-            <w:proofErr w:type="spellStart"/>
-            <w:r>
-              <w:rPr>
-                <w:rFonts w:ascii="Arial" w:hAnsi="Arial" w:cs="Arial"/>
-                <w:b/>
-                <w:bCs/>
-                <w:sz w:val="16"/>
-                <w:szCs w:val="16"/>
-                <w:lang w:val="ru-RU"/>
-              </w:rPr>
-              <w:t>Койдан</w:t>
-            </w:r>
-            <w:proofErr w:type="spellEnd"/>
-            <w:r>
-              <w:rPr>
-                <w:rFonts w:ascii="Arial" w:hAnsi="Arial" w:cs="Arial"/>
-                <w:b/>
-                <w:bCs/>
-                <w:sz w:val="16"/>
-                <w:szCs w:val="16"/>
-                <w:lang w:val="ru-RU"/>
-              </w:rPr>
-              <w:t xml:space="preserve"> (</w:t>
-            </w:r>
-            <w:proofErr w:type="spellStart"/>
-            <w:r>
-              <w:rPr>
-                <w:rFonts w:ascii="Arial" w:hAnsi="Arial" w:cs="Arial"/>
-                <w:b/>
-                <w:bCs/>
-                <w:sz w:val="16"/>
-                <w:szCs w:val="16"/>
-                <w:lang w:val="ru-RU"/>
-              </w:rPr>
-              <w:t>Кайдан</w:t>
-            </w:r>
-            <w:proofErr w:type="spellEnd"/>
-            <w:r>
-              <w:rPr>
-                <w:rFonts w:ascii="Arial" w:hAnsi="Arial" w:cs="Arial"/>
-                <w:b/>
-                <w:bCs/>
-                <w:sz w:val="16"/>
-                <w:szCs w:val="16"/>
-                <w:lang w:val="ru-RU"/>
-              </w:rPr>
-              <w:t>) Ольга Николаевна</w:t>
+            <w:r>
+              <w:rPr>
+                <w:rFonts w:ascii="Arial" w:hAnsi="Arial" w:cs="Arial"/>
+                <w:b/>
+                <w:bCs/>
+                <w:sz w:val="16"/>
+                <w:szCs w:val="16"/>
+                <w:lang w:val="ru-RU"/>
+              </w:rPr>
+              <w:t>Койдан (Кайдан) Ольга Николаевна</w:t>
             </w:r>
             <w:r>
               <w:rPr>
@@ -7900,27 +6569,7 @@
                 <w:szCs w:val="16"/>
                 <w:lang w:val="ru-RU"/>
               </w:rPr>
-              <w:t xml:space="preserve">1903 г.р., </w:t>
-            </w:r>
-            <w:proofErr w:type="spellStart"/>
-            <w:r>
-              <w:rPr>
-                <w:rFonts w:ascii="Arial" w:hAnsi="Arial" w:cs="Arial"/>
-                <w:sz w:val="16"/>
-                <w:szCs w:val="16"/>
-                <w:lang w:val="ru-RU"/>
-              </w:rPr>
-              <w:t>м.р</w:t>
-            </w:r>
-            <w:proofErr w:type="spellEnd"/>
-            <w:r>
-              <w:rPr>
-                <w:rFonts w:ascii="Arial" w:hAnsi="Arial" w:cs="Arial"/>
-                <w:sz w:val="16"/>
-                <w:szCs w:val="16"/>
-                <w:lang w:val="ru-RU"/>
-              </w:rPr>
-              <w:t xml:space="preserve">.: г. Елизаветполь, армянка, б/п. Управление Западной ж/д, медсестра, </w:t>
+              <w:t xml:space="preserve">1903 г.р., м.р.: г. Елизаветполь, армянка, б/п. Управление Западной ж/д, медсестра, </w:t>
             </w:r>
             <w:r>
               <w:rPr>
@@ -7956,17 +6605,7 @@
                 <w:szCs w:val="16"/>
                 <w:lang w:val="ru-RU"/>
               </w:rPr>
-              <w:t xml:space="preserve">Арестована 5 отделом УГБ УНКВД Смоленской обл. 15.11.1937 содержалась: тюрьма г. Смоленска. Обвинение: по ст. </w:t>
-            </w:r>
-            <w:proofErr w:type="gramStart"/>
-            <w:r>
-              <w:rPr>
-                <w:rFonts w:ascii="Arial" w:hAnsi="Arial" w:cs="Arial"/>
-                <w:sz w:val="16"/>
-                <w:szCs w:val="16"/>
-                <w:lang w:val="ru-RU"/>
-              </w:rPr>
-              <w:t>58</w:t>
+              <w:t>Арестована 5 отделом УГБ УНКВД Смоленской обл. 15.11.1937 содержалась: тюрьма г. Смоленска. Обвинение: по ст. 58</w:t>
             </w:r>
             <w:r>
               <w:rPr>
@@ -7984,17 +6623,7 @@
                 <w:szCs w:val="16"/>
                 <w:lang w:val="ru-RU"/>
               </w:rPr>
-              <w:t>6</w:t>
-            </w:r>
-            <w:proofErr w:type="gramEnd"/>
-            <w:r>
-              <w:rPr>
-                <w:rFonts w:ascii="Arial" w:hAnsi="Arial" w:cs="Arial"/>
-                <w:sz w:val="16"/>
-                <w:szCs w:val="16"/>
-                <w:lang w:val="ru-RU"/>
-              </w:rPr>
-              <w:t>, 10. Приговор: Комиссия НКВД и прокурора СССР, 08.01.1938</w:t>
+              <w:t>6, 10. Приговор: Комиссия НКВД и прокурора СССР, 08.01.1938</w:t>
             </w:r>
             <w:r>
               <w:rPr>
@@ -8057,27 +6686,7 @@
                 <w:szCs w:val="16"/>
                 <w:lang w:val="ru-RU"/>
               </w:rPr>
-              <w:t xml:space="preserve"> Прокуратура Смоленской обл., 16.06.1989. </w:t>
-            </w:r>
-            <w:proofErr w:type="spellStart"/>
-            <w:r>
-              <w:rPr>
-                <w:rFonts w:ascii="Arial" w:hAnsi="Arial" w:cs="Arial"/>
-                <w:sz w:val="16"/>
-                <w:szCs w:val="16"/>
-                <w:lang w:val="ru-RU"/>
-              </w:rPr>
-              <w:t>Арх.дело</w:t>
-            </w:r>
-            <w:proofErr w:type="spellEnd"/>
-            <w:r>
-              <w:rPr>
-                <w:rFonts w:ascii="Arial" w:hAnsi="Arial" w:cs="Arial"/>
-                <w:sz w:val="16"/>
-                <w:szCs w:val="16"/>
-                <w:lang w:val="ru-RU"/>
-              </w:rPr>
-              <w:t>: 23766-с.</w:t>
+              <w:t xml:space="preserve"> Прокуратура Смоленской обл., 16.06.1989. Арх.дело: 23766-с.</w:t>
             </w:r>
           </w:p>
           <w:p>
@@ -8214,67 +6823,17 @@
                 <w:lang w:val="ru-RU"/>
               </w:rPr>
             </w:pPr>
-            <w:proofErr w:type="spellStart"/>
-            <w:r>
-              <w:rPr>
-                <w:rFonts w:ascii="Arial" w:hAnsi="Arial" w:cs="Arial"/>
-                <w:b/>
-                <w:bCs/>
-                <w:sz w:val="16"/>
-                <w:szCs w:val="16"/>
-                <w:lang w:val="ru-RU"/>
-              </w:rPr>
-              <w:t>Костанянц</w:t>
-            </w:r>
-            <w:proofErr w:type="spellEnd"/>
-            <w:r>
-              <w:rPr>
-                <w:rFonts w:ascii="Arial" w:hAnsi="Arial" w:cs="Arial"/>
-                <w:b/>
-                <w:bCs/>
-                <w:sz w:val="16"/>
-                <w:szCs w:val="16"/>
-                <w:lang w:val="ru-RU"/>
-              </w:rPr>
-              <w:t xml:space="preserve"> </w:t>
-            </w:r>
-            <w:proofErr w:type="spellStart"/>
-            <w:r>
-              <w:rPr>
-                <w:rFonts w:ascii="Arial" w:hAnsi="Arial" w:cs="Arial"/>
-                <w:b/>
-                <w:bCs/>
-                <w:sz w:val="16"/>
-                <w:szCs w:val="16"/>
-                <w:lang w:val="ru-RU"/>
-              </w:rPr>
-              <w:t>Сафария</w:t>
-            </w:r>
-            <w:proofErr w:type="spellEnd"/>
-            <w:r>
-              <w:rPr>
-                <w:rFonts w:ascii="Arial" w:hAnsi="Arial" w:cs="Arial"/>
-                <w:b/>
-                <w:bCs/>
-                <w:sz w:val="16"/>
-                <w:szCs w:val="16"/>
-                <w:lang w:val="ru-RU"/>
-              </w:rPr>
-              <w:t xml:space="preserve"> </w:t>
-            </w:r>
-            <w:proofErr w:type="spellStart"/>
-            <w:r>
-              <w:rPr>
-                <w:rFonts w:ascii="Arial" w:hAnsi="Arial" w:cs="Arial"/>
-                <w:b/>
-                <w:bCs/>
-                <w:sz w:val="16"/>
-                <w:szCs w:val="16"/>
-                <w:lang w:val="ru-RU"/>
-              </w:rPr>
-              <w:t>Аветиковна</w:t>
-            </w:r>
-            <w:proofErr w:type="spellEnd"/>
+            <w:r>
+              <w:rPr>
+                <w:rFonts w:ascii="Arial" w:hAnsi="Arial" w:cs="Arial"/>
+                <w:b/>
+                <w:bCs/>
+                <w:sz w:val="16"/>
+                <w:szCs w:val="16"/>
+                <w:lang w:val="ru-RU"/>
+              </w:rPr>
+              <w:t>Костанянц Сафария Аветиковна</w:t>
+            </w:r>
             <w:r>
               <w:rPr>
                 <w:rFonts w:ascii="Arial" w:hAnsi="Arial" w:cs="Arial"/>
@@ -8336,47 +6895,7 @@
                 <w:szCs w:val="16"/>
                 <w:lang w:val="ru-RU"/>
               </w:rPr>
-              <w:t xml:space="preserve">1902 г.р., </w:t>
-            </w:r>
-            <w:proofErr w:type="spellStart"/>
-            <w:r>
-              <w:rPr>
-                <w:rFonts w:ascii="Arial" w:hAnsi="Arial" w:cs="Arial"/>
-                <w:sz w:val="16"/>
-                <w:szCs w:val="16"/>
-                <w:lang w:val="ru-RU"/>
-              </w:rPr>
-              <w:t>м.р</w:t>
-            </w:r>
-            <w:proofErr w:type="spellEnd"/>
-            <w:r>
-              <w:rPr>
-                <w:rFonts w:ascii="Arial" w:hAnsi="Arial" w:cs="Arial"/>
-                <w:sz w:val="16"/>
-                <w:szCs w:val="16"/>
-                <w:lang w:val="ru-RU"/>
-              </w:rPr>
-              <w:t xml:space="preserve">.: Иран, с. </w:t>
-            </w:r>
-            <w:proofErr w:type="spellStart"/>
-            <w:r>
-              <w:rPr>
-                <w:rFonts w:ascii="Arial" w:hAnsi="Arial" w:cs="Arial"/>
-                <w:sz w:val="16"/>
-                <w:szCs w:val="16"/>
-                <w:lang w:val="ru-RU"/>
-              </w:rPr>
-              <w:t>Автан</w:t>
-            </w:r>
-            <w:proofErr w:type="spellEnd"/>
-            <w:r>
-              <w:rPr>
-                <w:rFonts w:ascii="Arial" w:hAnsi="Arial" w:cs="Arial"/>
-                <w:sz w:val="16"/>
-                <w:szCs w:val="16"/>
-                <w:lang w:val="ru-RU"/>
-              </w:rPr>
-              <w:t xml:space="preserve">, (иранская подданная), армянка, образование: среднее, б/п, преподаватель средней школы, </w:t>
+              <w:t xml:space="preserve">1902 г.р., м.р.: Иран, с. Автан, (иранская подданная), армянка, образование: среднее, б/п, преподаватель средней школы, </w:t>
             </w:r>
             <w:r>
               <w:rPr>
@@ -8450,7 +6969,6 @@
               </w:rPr>
               <w:t xml:space="preserve"> </w:t>
             </w:r>
-            <w:proofErr w:type="gramStart"/>
             <w:r>
               <w:rPr>
                 <w:rFonts w:ascii="Arial" w:hAnsi="Arial" w:cs="Arial"/>
@@ -8467,17 +6985,7 @@
                 <w:szCs w:val="16"/>
                 <w:lang w:val="ru-RU"/>
               </w:rPr>
-              <w:t>.</w:t>
-            </w:r>
-            <w:proofErr w:type="gramEnd"/>
-            <w:r>
-              <w:rPr>
-                <w:rFonts w:ascii="Arial" w:hAnsi="Arial" w:cs="Arial"/>
-                <w:sz w:val="16"/>
-                <w:szCs w:val="16"/>
-                <w:lang w:val="ru-RU"/>
-              </w:rPr>
-              <w:t xml:space="preserve"> </w:t>
+              <w:t xml:space="preserve">. </w:t>
             </w:r>
             <w:r>
               <w:rPr>
@@ -8504,27 +7012,7 @@
                 <w:szCs w:val="16"/>
                 <w:lang w:val="ru-RU"/>
               </w:rPr>
-              <w:t xml:space="preserve">за отсутствием состава преступления. </w:t>
-            </w:r>
-            <w:proofErr w:type="spellStart"/>
-            <w:r>
-              <w:rPr>
-                <w:rFonts w:ascii="Arial" w:hAnsi="Arial" w:cs="Arial"/>
-                <w:sz w:val="16"/>
-                <w:szCs w:val="16"/>
-                <w:lang w:val="ru-RU"/>
-              </w:rPr>
-              <w:t>Арх.дело</w:t>
-            </w:r>
-            <w:proofErr w:type="spellEnd"/>
-            <w:r>
-              <w:rPr>
-                <w:rFonts w:ascii="Arial" w:hAnsi="Arial" w:cs="Arial"/>
-                <w:sz w:val="16"/>
-                <w:szCs w:val="16"/>
-                <w:lang w:val="ru-RU"/>
-              </w:rPr>
-              <w:t>: 27808</w:t>
+              <w:t>за отсутствием состава преступления. Арх.дело: 27808</w:t>
             </w:r>
             <w:r>
               <w:rPr>
@@ -8684,31 +7172,7 @@
                 <w:szCs w:val="16"/>
                 <w:lang w:val="ru-RU"/>
               </w:rPr>
-              <w:t xml:space="preserve"> (</w:t>
-            </w:r>
-            <w:proofErr w:type="spellStart"/>
-            <w:r>
-              <w:rPr>
-                <w:rFonts w:ascii="Arial" w:hAnsi="Arial" w:cs="Arial"/>
-                <w:b/>
-                <w:bCs/>
-                <w:sz w:val="16"/>
-                <w:szCs w:val="16"/>
-                <w:lang w:val="ru-RU"/>
-              </w:rPr>
-              <w:t>Анаида</w:t>
-            </w:r>
-            <w:proofErr w:type="spellEnd"/>
-            <w:r>
-              <w:rPr>
-                <w:rFonts w:ascii="Arial" w:hAnsi="Arial" w:cs="Arial"/>
-                <w:b/>
-                <w:bCs/>
-                <w:sz w:val="16"/>
-                <w:szCs w:val="16"/>
-                <w:lang w:val="ru-RU"/>
-              </w:rPr>
-              <w:t>)</w:t>
+              <w:t xml:space="preserve"> (Анаида)</w:t>
             </w:r>
             <w:r>
               <w:rPr>
@@ -8772,48 +7236,17 @@
                 <w:szCs w:val="16"/>
                 <w:lang w:val="ru-RU"/>
               </w:rPr>
-              <w:t xml:space="preserve">р., </w:t>
-            </w:r>
-            <w:proofErr w:type="spellStart"/>
-            <w:r>
-              <w:rPr>
-                <w:rFonts w:ascii="Arial" w:hAnsi="Arial" w:cs="Arial"/>
-                <w:sz w:val="16"/>
-                <w:szCs w:val="16"/>
-                <w:lang w:val="ru-RU"/>
-              </w:rPr>
-              <w:t>м.р</w:t>
-            </w:r>
-            <w:proofErr w:type="spellEnd"/>
-            <w:r>
-              <w:rPr>
-                <w:rFonts w:ascii="Arial" w:hAnsi="Arial" w:cs="Arial"/>
-                <w:sz w:val="16"/>
-                <w:szCs w:val="16"/>
-                <w:lang w:val="ru-RU"/>
-              </w:rPr>
-              <w:t xml:space="preserve">.: </w:t>
-            </w:r>
-            <w:r>
-              <w:rPr>
-                <w:rFonts w:ascii="Arial" w:hAnsi="Arial" w:cs="Arial"/>
-                <w:sz w:val="16"/>
-                <w:szCs w:val="16"/>
-                <w:lang w:val="ru-RU"/>
-              </w:rPr>
-              <w:t xml:space="preserve">Ходжалинский р-н, с. </w:t>
-            </w:r>
-            <w:proofErr w:type="spellStart"/>
-            <w:r>
-              <w:rPr>
-                <w:rFonts w:ascii="Arial" w:hAnsi="Arial" w:cs="Arial"/>
-                <w:sz w:val="16"/>
-                <w:szCs w:val="16"/>
-                <w:lang w:val="ru-RU"/>
-              </w:rPr>
-              <w:t>Дашбулаг</w:t>
-            </w:r>
-            <w:proofErr w:type="spellEnd"/>
+              <w:t xml:space="preserve">р., м.р.: </w:t>
+            </w:r>
+            <w:r>
+              <w:rPr>
+                <w:rFonts w:ascii="Arial" w:hAnsi="Arial" w:cs="Arial"/>
+                <w:sz w:val="16"/>
+                <w:szCs w:val="16"/>
+                <w:lang w:val="ru-RU"/>
+              </w:rPr>
+              <w:t>Ходжалинский р-н, с. Дашбулаг</w:t>
+            </w:r>
             <w:r>
               <w:rPr>
                 <w:rFonts w:ascii="Arial" w:hAnsi="Arial" w:cs="Arial"/>
@@ -8830,27 +7263,7 @@
                 <w:szCs w:val="16"/>
                 <w:lang w:val="ru-RU"/>
               </w:rPr>
-              <w:t>до ареста заведующая РОНО р-на им "</w:t>
-            </w:r>
-            <w:proofErr w:type="gramStart"/>
-            <w:r>
-              <w:rPr>
-                <w:rFonts w:ascii="Arial" w:hAnsi="Arial" w:cs="Arial"/>
-                <w:sz w:val="16"/>
-                <w:szCs w:val="16"/>
-                <w:lang w:val="ru-RU"/>
-              </w:rPr>
-              <w:t>26-ти</w:t>
-            </w:r>
-            <w:proofErr w:type="gramEnd"/>
-            <w:r>
-              <w:rPr>
-                <w:rFonts w:ascii="Arial" w:hAnsi="Arial" w:cs="Arial"/>
-                <w:sz w:val="16"/>
-                <w:szCs w:val="16"/>
-                <w:lang w:val="ru-RU"/>
-              </w:rPr>
-              <w:t xml:space="preserve"> &lt;коммунаров&gt;" гор. Тбилиси</w:t>
+              <w:t>до ареста заведующая РОНО р-на им "26-ти &lt;коммунаров&gt;" гор. Тбилиси</w:t>
             </w:r>
             <w:r>
               <w:rPr>
@@ -8868,19 +7281,8 @@
                 <w:szCs w:val="16"/>
                 <w:lang w:val="ru-RU"/>
               </w:rPr>
-              <w:t>исключена из ВКП(б) в 1937 г. за к-р деятельность</w:t>
-            </w:r>
-            <w:proofErr w:type="gramStart"/>
-            <w:r>
-              <w:rPr>
-                <w:rFonts w:ascii="Arial" w:hAnsi="Arial" w:cs="Arial"/>
-                <w:sz w:val="16"/>
-                <w:szCs w:val="16"/>
-                <w:lang w:val="ru-RU"/>
-              </w:rPr>
-              <w:t>.</w:t>
-            </w:r>
-            <w:proofErr w:type="gramEnd"/>
+              <w:t>исключена из ВКП(б) в 1937 г. за к-р деятельность.</w:t>
+            </w:r>
             <w:r>
               <w:rPr>
                 <w:rFonts w:ascii="Arial" w:hAnsi="Arial" w:cs="Arial"/>
@@ -8915,27 +7317,7 @@
                 <w:szCs w:val="16"/>
                 <w:lang w:val="ru-RU"/>
               </w:rPr>
-              <w:t>Обвинение: Материалами следствия изобличается в том, что состояла членом вскрытой и ликвидированной НКВД ГССР к-р организации правых, руководимой бывшим заведующим Школьным отделом РК КП(б) Грузии, привлеченным нами, Пантелеймоном Гогуа. Будучи заведующей РОНО р-на "</w:t>
-            </w:r>
-            <w:proofErr w:type="gramStart"/>
-            <w:r>
-              <w:rPr>
-                <w:rFonts w:ascii="Arial" w:hAnsi="Arial" w:cs="Arial"/>
-                <w:sz w:val="16"/>
-                <w:szCs w:val="16"/>
-                <w:lang w:val="ru-RU"/>
-              </w:rPr>
-              <w:t>26-ти</w:t>
-            </w:r>
-            <w:proofErr w:type="gramEnd"/>
-            <w:r>
-              <w:rPr>
-                <w:rFonts w:ascii="Arial" w:hAnsi="Arial" w:cs="Arial"/>
-                <w:sz w:val="16"/>
-                <w:szCs w:val="16"/>
-                <w:lang w:val="ru-RU"/>
-              </w:rPr>
-              <w:t xml:space="preserve"> &lt;коммунаров&gt;" г. Тбилиси, Матинян Анна по заданиям указанной выше к-р организации вела вредительскую работу в участке работы РОНО.</w:t>
+              <w:t>Обвинение: Материалами следствия изобличается в том, что состояла членом вскрытой и ликвидированной НКВД ГССР к-р организации правых, руководимой бывшим заведующим Школьным отделом РК КП(б) Грузии, привлеченным нами, Пантелеймоном Гогуа. Будучи заведующей РОНО р-на "26-ти &lt;коммунаров&gt;" г. Тбилиси, Матинян Анна по заданиям указанной выше к-р организации вела вредительскую работу в участке работы РОНО.</w:t>
             </w:r>
             <w:r>
               <w:rPr>
@@ -8971,27 +7353,7 @@
                 <w:szCs w:val="16"/>
                 <w:lang w:val="ru-RU"/>
               </w:rPr>
-              <w:t xml:space="preserve">Осудивший орган: докладчик: </w:t>
-            </w:r>
-            <w:proofErr w:type="spellStart"/>
-            <w:r>
-              <w:rPr>
-                <w:rFonts w:ascii="Arial" w:hAnsi="Arial" w:cs="Arial"/>
-                <w:sz w:val="16"/>
-                <w:szCs w:val="16"/>
-                <w:lang w:val="ru-RU"/>
-              </w:rPr>
-              <w:t>Мумджан</w:t>
-            </w:r>
-            <w:proofErr w:type="spellEnd"/>
-            <w:r>
-              <w:rPr>
-                <w:rFonts w:ascii="Arial" w:hAnsi="Arial" w:cs="Arial"/>
-                <w:sz w:val="16"/>
-                <w:szCs w:val="16"/>
-                <w:lang w:val="ru-RU"/>
-              </w:rPr>
-              <w:t>, участвовали: Гоглидзе, Церетели, Морозов</w:t>
+              <w:t>Осудивший орган: докладчик: Мумджан, участвовали: Гоглидзе, Церетели, Морозов</w:t>
             </w:r>
             <w:r>
               <w:rPr>
@@ -9009,47 +7371,7 @@
                 <w:szCs w:val="16"/>
                 <w:lang w:val="ru-RU"/>
               </w:rPr>
-              <w:t xml:space="preserve">Статья: </w:t>
-            </w:r>
-            <w:proofErr w:type="gramStart"/>
-            <w:r>
-              <w:rPr>
-                <w:rFonts w:ascii="Arial" w:hAnsi="Arial" w:cs="Arial"/>
-                <w:sz w:val="16"/>
-                <w:szCs w:val="16"/>
-                <w:lang w:val="ru-RU"/>
-              </w:rPr>
-              <w:t>58-10</w:t>
-            </w:r>
-            <w:proofErr w:type="gramEnd"/>
-            <w:r>
-              <w:rPr>
-                <w:rFonts w:ascii="Arial" w:hAnsi="Arial" w:cs="Arial"/>
-                <w:sz w:val="16"/>
-                <w:szCs w:val="16"/>
-                <w:lang w:val="ru-RU"/>
-              </w:rPr>
-              <w:t xml:space="preserve">, </w:t>
-            </w:r>
-            <w:proofErr w:type="gramStart"/>
-            <w:r>
-              <w:rPr>
-                <w:rFonts w:ascii="Arial" w:hAnsi="Arial" w:cs="Arial"/>
-                <w:sz w:val="16"/>
-                <w:szCs w:val="16"/>
-                <w:lang w:val="ru-RU"/>
-              </w:rPr>
-              <w:t>58-11</w:t>
-            </w:r>
-            <w:proofErr w:type="gramEnd"/>
-            <w:r>
-              <w:rPr>
-                <w:rFonts w:ascii="Arial" w:hAnsi="Arial" w:cs="Arial"/>
-                <w:sz w:val="16"/>
-                <w:szCs w:val="16"/>
-                <w:lang w:val="ru-RU"/>
-              </w:rPr>
-              <w:t xml:space="preserve"> УК ГССР</w:t>
+              <w:t>Статья: 58-10, 58-11 УК ГССР</w:t>
             </w:r>
             <w:r>
               <w:rPr>
@@ -9251,67 +7573,17 @@
                 <w:lang w:val="ru-RU"/>
               </w:rPr>
             </w:pPr>
-            <w:proofErr w:type="spellStart"/>
-            <w:r>
-              <w:rPr>
-                <w:rFonts w:ascii="Arial" w:hAnsi="Arial" w:cs="Arial"/>
-                <w:b/>
-                <w:bCs/>
-                <w:sz w:val="16"/>
-                <w:szCs w:val="16"/>
-                <w:lang w:val="ru-RU"/>
-              </w:rPr>
-              <w:t>Месропова</w:t>
-            </w:r>
-            <w:proofErr w:type="spellEnd"/>
-            <w:r>
-              <w:rPr>
-                <w:rFonts w:ascii="Arial" w:hAnsi="Arial" w:cs="Arial"/>
-                <w:b/>
-                <w:bCs/>
-                <w:sz w:val="16"/>
-                <w:szCs w:val="16"/>
-                <w:lang w:val="ru-RU"/>
-              </w:rPr>
-              <w:t xml:space="preserve"> </w:t>
-            </w:r>
-            <w:proofErr w:type="spellStart"/>
-            <w:r>
-              <w:rPr>
-                <w:rFonts w:ascii="Arial" w:hAnsi="Arial" w:cs="Arial"/>
-                <w:b/>
-                <w:bCs/>
-                <w:sz w:val="16"/>
-                <w:szCs w:val="16"/>
-                <w:lang w:val="ru-RU"/>
-              </w:rPr>
-              <w:t>Репсиме</w:t>
-            </w:r>
-            <w:proofErr w:type="spellEnd"/>
-            <w:r>
-              <w:rPr>
-                <w:rFonts w:ascii="Arial" w:hAnsi="Arial" w:cs="Arial"/>
-                <w:b/>
-                <w:bCs/>
-                <w:sz w:val="16"/>
-                <w:szCs w:val="16"/>
-                <w:lang w:val="ru-RU"/>
-              </w:rPr>
-              <w:t xml:space="preserve"> </w:t>
-            </w:r>
-            <w:proofErr w:type="spellStart"/>
-            <w:r>
-              <w:rPr>
-                <w:rFonts w:ascii="Arial" w:hAnsi="Arial" w:cs="Arial"/>
-                <w:b/>
-                <w:bCs/>
-                <w:sz w:val="16"/>
-                <w:szCs w:val="16"/>
-                <w:lang w:val="ru-RU"/>
-              </w:rPr>
-              <w:t>Аршаковна</w:t>
-            </w:r>
-            <w:proofErr w:type="spellEnd"/>
+            <w:r>
+              <w:rPr>
+                <w:rFonts w:ascii="Arial" w:hAnsi="Arial" w:cs="Arial"/>
+                <w:b/>
+                <w:bCs/>
+                <w:sz w:val="16"/>
+                <w:szCs w:val="16"/>
+                <w:lang w:val="ru-RU"/>
+              </w:rPr>
+              <w:t>Месропова Репсиме Аршаковна</w:t>
+            </w:r>
             <w:r>
               <w:rPr>
                 <w:rFonts w:ascii="Arial" w:hAnsi="Arial" w:cs="Arial"/>
@@ -9608,27 +7880,7 @@
                 <w:szCs w:val="16"/>
                 <w:lang w:val="ru-RU"/>
               </w:rPr>
-              <w:t xml:space="preserve">1889 г.р., </w:t>
-            </w:r>
-            <w:proofErr w:type="spellStart"/>
-            <w:r>
-              <w:rPr>
-                <w:rFonts w:ascii="Arial" w:hAnsi="Arial" w:cs="Arial"/>
-                <w:sz w:val="16"/>
-                <w:szCs w:val="16"/>
-                <w:lang w:val="ru-RU"/>
-              </w:rPr>
-              <w:t>урож</w:t>
-            </w:r>
-            <w:proofErr w:type="spellEnd"/>
-            <w:r>
-              <w:rPr>
-                <w:rFonts w:ascii="Arial" w:hAnsi="Arial" w:cs="Arial"/>
-                <w:sz w:val="16"/>
-                <w:szCs w:val="16"/>
-                <w:lang w:val="ru-RU"/>
-              </w:rPr>
-              <w:t xml:space="preserve">. г. Тбилиси. Армянка. Образование н/среднее. </w:t>
+              <w:t xml:space="preserve">1889 г.р., урож. г. Тбилиси. Армянка. Образование н/среднее. </w:t>
             </w:r>
             <w:r>
               <w:rPr>
@@ -9646,45 +7898,15 @@
                 <w:szCs w:val="16"/>
                 <w:lang w:val="ru-RU"/>
               </w:rPr>
-              <w:t xml:space="preserve"> г. Новосибирск. Корректор в газете «Большевистская Смена». Арестована 05.12.1937 по обвинен в а/с агитации и пропаганде, ст. </w:t>
-            </w:r>
-            <w:proofErr w:type="gramStart"/>
-            <w:r>
-              <w:rPr>
-                <w:rFonts w:ascii="Arial" w:hAnsi="Arial" w:cs="Arial"/>
-                <w:sz w:val="16"/>
-                <w:szCs w:val="16"/>
-                <w:lang w:val="ru-RU"/>
-              </w:rPr>
-              <w:t>58-10</w:t>
-            </w:r>
-            <w:proofErr w:type="gramEnd"/>
-            <w:r>
-              <w:rPr>
-                <w:rFonts w:ascii="Arial" w:hAnsi="Arial" w:cs="Arial"/>
-                <w:sz w:val="16"/>
-                <w:szCs w:val="16"/>
-                <w:lang w:val="ru-RU"/>
-              </w:rPr>
-              <w:t xml:space="preserve"> УК РСФСР. Постановлением тройки УНКВД по НСО от 09.12.1937 приговорена к ВМН. Расстреляна 11.12.1937. </w:t>
-            </w:r>
-            <w:proofErr w:type="spellStart"/>
-            <w:r>
-              <w:rPr>
-                <w:rFonts w:ascii="Arial" w:hAnsi="Arial" w:cs="Arial"/>
-                <w:sz w:val="16"/>
-                <w:szCs w:val="16"/>
-              </w:rPr>
-              <w:t>Реабилитирована</w:t>
-            </w:r>
-            <w:proofErr w:type="spellEnd"/>
-            <w:r>
-              <w:rPr>
-                <w:rFonts w:ascii="Arial" w:hAnsi="Arial" w:cs="Arial"/>
-                <w:sz w:val="16"/>
-                <w:szCs w:val="16"/>
-              </w:rPr>
-              <w:t xml:space="preserve"> 09.06.1989.</w:t>
+              <w:t xml:space="preserve"> г. Новосибирск. Корректор в газете «Большевистская Смена». Арестована 05.12.1937 по обвинен в а/с агитации и пропаганде, ст. 58-10 УК РСФСР. Постановлением тройки УНКВД по НСО от 09.12.1937 приговорена к ВМН. Расстреляна 11.12.1937. </w:t>
+            </w:r>
+            <w:r>
+              <w:rPr>
+                <w:rFonts w:ascii="Arial" w:hAnsi="Arial" w:cs="Arial"/>
+                <w:sz w:val="16"/>
+                <w:szCs w:val="16"/>
+              </w:rPr>
+              <w:t>Реабилитирована 09.06.1989.</w:t>
             </w:r>
           </w:p>
           <w:p>
@@ -9782,67 +8004,17 @@
                 <w:lang w:val="ru-RU"/>
               </w:rPr>
             </w:pPr>
-            <w:proofErr w:type="spellStart"/>
-            <w:r>
-              <w:rPr>
-                <w:rFonts w:ascii="Arial" w:hAnsi="Arial" w:cs="Arial"/>
-                <w:b/>
-                <w:bCs/>
-                <w:sz w:val="16"/>
-                <w:szCs w:val="16"/>
-                <w:lang w:val="ru-RU"/>
-              </w:rPr>
-              <w:t>Оввян</w:t>
-            </w:r>
-            <w:proofErr w:type="spellEnd"/>
-            <w:r>
-              <w:rPr>
-                <w:rFonts w:ascii="Arial" w:hAnsi="Arial" w:cs="Arial"/>
-                <w:b/>
-                <w:bCs/>
-                <w:sz w:val="16"/>
-                <w:szCs w:val="16"/>
-                <w:lang w:val="ru-RU"/>
-              </w:rPr>
-              <w:t xml:space="preserve"> </w:t>
-            </w:r>
-            <w:proofErr w:type="spellStart"/>
-            <w:r>
-              <w:rPr>
-                <w:rFonts w:ascii="Arial" w:hAnsi="Arial" w:cs="Arial"/>
-                <w:b/>
-                <w:bCs/>
-                <w:sz w:val="16"/>
-                <w:szCs w:val="16"/>
-                <w:lang w:val="ru-RU"/>
-              </w:rPr>
-              <w:t>Арменун</w:t>
-            </w:r>
-            <w:proofErr w:type="spellEnd"/>
-            <w:r>
-              <w:rPr>
-                <w:rFonts w:ascii="Arial" w:hAnsi="Arial" w:cs="Arial"/>
-                <w:b/>
-                <w:bCs/>
-                <w:sz w:val="16"/>
-                <w:szCs w:val="16"/>
-                <w:lang w:val="ru-RU"/>
-              </w:rPr>
-              <w:t xml:space="preserve"> </w:t>
-            </w:r>
-            <w:proofErr w:type="spellStart"/>
-            <w:r>
-              <w:rPr>
-                <w:rFonts w:ascii="Arial" w:hAnsi="Arial" w:cs="Arial"/>
-                <w:b/>
-                <w:bCs/>
-                <w:sz w:val="16"/>
-                <w:szCs w:val="16"/>
-                <w:lang w:val="ru-RU"/>
-              </w:rPr>
-              <w:t>Сумбатовна</w:t>
-            </w:r>
-            <w:proofErr w:type="spellEnd"/>
+            <w:r>
+              <w:rPr>
+                <w:rFonts w:ascii="Arial" w:hAnsi="Arial" w:cs="Arial"/>
+                <w:b/>
+                <w:bCs/>
+                <w:sz w:val="16"/>
+                <w:szCs w:val="16"/>
+                <w:lang w:val="ru-RU"/>
+              </w:rPr>
+              <w:t>Оввян Арменун Сумбатовна</w:t>
+            </w:r>
             <w:r>
               <w:rPr>
                 <w:rFonts w:ascii="Arial" w:hAnsi="Arial" w:cs="Arial"/>
@@ -9914,27 +8086,7 @@
                 <w:szCs w:val="16"/>
                 <w:lang w:val="ru-RU"/>
               </w:rPr>
-              <w:t xml:space="preserve"> г. р., уроженка г. Тбилиси, армянка, член ВКП(б) в </w:t>
-            </w:r>
-            <w:proofErr w:type="gramStart"/>
-            <w:r>
-              <w:rPr>
-                <w:rFonts w:ascii="Arial" w:hAnsi="Arial" w:cs="Arial"/>
-                <w:sz w:val="16"/>
-                <w:szCs w:val="16"/>
-                <w:lang w:val="ru-RU"/>
-              </w:rPr>
-              <w:t>1911-1936</w:t>
-            </w:r>
-            <w:proofErr w:type="gramEnd"/>
-            <w:r>
-              <w:rPr>
-                <w:rFonts w:ascii="Arial" w:hAnsi="Arial" w:cs="Arial"/>
-                <w:sz w:val="16"/>
-                <w:szCs w:val="16"/>
-                <w:lang w:val="ru-RU"/>
-              </w:rPr>
-              <w:t xml:space="preserve"> гг., инженер ЦЭС, студентка Энергетического института, </w:t>
+              <w:t xml:space="preserve"> г. р., уроженка г. Тбилиси, армянка, член ВКП(б) в 1911-1936 гг., инженер ЦЭС, студентка Энергетического института, </w:t>
             </w:r>
             <w:r>
               <w:rPr>
@@ -9952,47 +8104,7 @@
                 <w:szCs w:val="16"/>
                 <w:lang w:val="ru-RU"/>
               </w:rPr>
-              <w:t xml:space="preserve"> г. Москва. Арестована 15 апреля 1936 г. Военной коллегией Верховного суда СССР 10 ноября 1936 г. осуждена по ст. ст. 17-58-8, </w:t>
-            </w:r>
-            <w:proofErr w:type="gramStart"/>
-            <w:r>
-              <w:rPr>
-                <w:rFonts w:ascii="Arial" w:hAnsi="Arial" w:cs="Arial"/>
-                <w:sz w:val="16"/>
-                <w:szCs w:val="16"/>
-                <w:lang w:val="ru-RU"/>
-              </w:rPr>
-              <w:t>58-11</w:t>
-            </w:r>
-            <w:proofErr w:type="gramEnd"/>
-            <w:r>
-              <w:rPr>
-                <w:rFonts w:ascii="Arial" w:hAnsi="Arial" w:cs="Arial"/>
-                <w:sz w:val="16"/>
-                <w:szCs w:val="16"/>
-                <w:lang w:val="ru-RU"/>
-              </w:rPr>
-              <w:t xml:space="preserve"> УК РСФСР на 10 лет тюрьмы. Отбывала наказание в Соловках. Особой тройкой УНКВД ЛО 10 октября 1937 г. приговорена к высшей мере наказания. Расстреляна в Карельской АССР (Сандармох) 4 ноября 1937 г. (Ее муж Ю. П. </w:t>
-            </w:r>
-            <w:proofErr w:type="spellStart"/>
-            <w:r>
-              <w:rPr>
-                <w:rFonts w:ascii="Arial" w:hAnsi="Arial" w:cs="Arial"/>
-                <w:sz w:val="16"/>
-                <w:szCs w:val="16"/>
-                <w:lang w:val="ru-RU"/>
-              </w:rPr>
-              <w:t>Гавен</w:t>
-            </w:r>
-            <w:proofErr w:type="spellEnd"/>
-            <w:r>
-              <w:rPr>
-                <w:rFonts w:ascii="Arial" w:hAnsi="Arial" w:cs="Arial"/>
-                <w:sz w:val="16"/>
-                <w:szCs w:val="16"/>
-                <w:lang w:val="ru-RU"/>
-              </w:rPr>
-              <w:t xml:space="preserve">, б. работник Госплана СССР, расстрелян в г. Москва 4 октября 1936 г.) </w:t>
+              <w:t xml:space="preserve"> г. Москва. Арестована 15 апреля 1936 г. Военной коллегией Верховного суда СССР 10 ноября 1936 г. осуждена по ст. ст. 17-58-8, 58-11 УК РСФСР на 10 лет тюрьмы. Отбывала наказание в Соловках. Особой тройкой УНКВД ЛО 10 октября 1937 г. приговорена к высшей мере наказания. Расстреляна в Карельской АССР (Сандармох) 4 ноября 1937 г. (Ее муж Ю. П. Гавен, б. работник Госплана СССР, расстрелян в г. Москва 4 октября 1936 г.) </w:t>
             </w:r>
           </w:p>
           <w:p>
@@ -10034,31 +8146,7 @@
                 <w:szCs w:val="16"/>
                 <w:lang w:val="ru-RU"/>
               </w:rPr>
-              <w:t xml:space="preserve">Ленинградский мартиролог: </w:t>
-            </w:r>
-            <w:proofErr w:type="gramStart"/>
-            <w:r>
-              <w:rPr>
-                <w:rFonts w:ascii="Arial" w:hAnsi="Arial" w:cs="Arial"/>
-                <w:b/>
-                <w:bCs/>
-                <w:sz w:val="16"/>
-                <w:szCs w:val="16"/>
-                <w:lang w:val="ru-RU"/>
-              </w:rPr>
-              <w:t>1937-1938</w:t>
-            </w:r>
-            <w:proofErr w:type="gramEnd"/>
-            <w:r>
-              <w:rPr>
-                <w:rFonts w:ascii="Arial" w:hAnsi="Arial" w:cs="Arial"/>
-                <w:b/>
-                <w:bCs/>
-                <w:sz w:val="16"/>
-                <w:szCs w:val="16"/>
-                <w:lang w:val="ru-RU"/>
-              </w:rPr>
-              <w:t>, том 5</w:t>
+              <w:t>Ленинградский мартиролог: 1937-1938, том 5</w:t>
             </w:r>
             <w:r>
               <w:rPr>
@@ -10131,43 +8219,17 @@
                 <w:lang w:val="ru-RU"/>
               </w:rPr>
             </w:pPr>
-            <w:proofErr w:type="spellStart"/>
-            <w:r>
-              <w:rPr>
-                <w:rFonts w:ascii="Arial" w:hAnsi="Arial" w:cs="Arial"/>
-                <w:b/>
-                <w:bCs/>
-                <w:sz w:val="16"/>
-                <w:szCs w:val="16"/>
-                <w:lang w:val="ru-RU"/>
-              </w:rPr>
-              <w:t>Парунакьян</w:t>
-            </w:r>
-            <w:proofErr w:type="spellEnd"/>
-            <w:r>
-              <w:rPr>
-                <w:rFonts w:ascii="Arial" w:hAnsi="Arial" w:cs="Arial"/>
-                <w:b/>
-                <w:bCs/>
-                <w:sz w:val="16"/>
-                <w:szCs w:val="16"/>
-                <w:lang w:val="ru-RU"/>
-              </w:rPr>
-              <w:t xml:space="preserve"> Эмилия </w:t>
-            </w:r>
-            <w:proofErr w:type="spellStart"/>
-            <w:r>
-              <w:rPr>
-                <w:rFonts w:ascii="Arial" w:hAnsi="Arial" w:cs="Arial"/>
-                <w:b/>
-                <w:bCs/>
-                <w:sz w:val="16"/>
-                <w:szCs w:val="16"/>
-                <w:lang w:val="ru-RU"/>
-              </w:rPr>
-              <w:t>Карапетовна</w:t>
-            </w:r>
-            <w:proofErr w:type="spellEnd"/>
+            <w:r>
+              <w:rPr>
+                <w:rFonts w:ascii="Arial" w:hAnsi="Arial" w:cs="Arial"/>
+                <w:b/>
+                <w:bCs/>
+                <w:sz w:val="16"/>
+                <w:szCs w:val="16"/>
+                <w:lang w:val="ru-RU"/>
+              </w:rPr>
+              <w:t>Парунакьян Эмилия Карапетовна</w:t>
+            </w:r>
             <w:r>
               <w:rPr>
                 <w:rFonts w:ascii="Arial" w:hAnsi="Arial" w:cs="Arial"/>
@@ -10228,27 +8290,7 @@
                 <w:szCs w:val="16"/>
                 <w:lang w:val="ru-RU"/>
               </w:rPr>
-              <w:t xml:space="preserve">Род. в 1898 в с. </w:t>
-            </w:r>
-            <w:proofErr w:type="spellStart"/>
-            <w:r>
-              <w:rPr>
-                <w:rFonts w:ascii="Arial" w:hAnsi="Arial" w:cs="Arial"/>
-                <w:sz w:val="16"/>
-                <w:szCs w:val="16"/>
-                <w:lang w:val="ru-RU"/>
-              </w:rPr>
-              <w:t>Сарокамыш</w:t>
-            </w:r>
-            <w:proofErr w:type="spellEnd"/>
-            <w:r>
-              <w:rPr>
-                <w:rFonts w:ascii="Arial" w:hAnsi="Arial" w:cs="Arial"/>
-                <w:sz w:val="16"/>
-                <w:szCs w:val="16"/>
-                <w:lang w:val="ru-RU"/>
-              </w:rPr>
-              <w:t xml:space="preserve"> в Турции. Армянка. Служащая. В 1930. осуждена на 3 года ссылки в Туруханский р-н. </w:t>
+              <w:t xml:space="preserve">Род. в 1898 в с. Сарокамыш в Турции. Армянка. Служащая. В 1930. осуждена на 3 года ссылки в Туруханский р-н. </w:t>
             </w:r>
             <w:r>
               <w:rPr>
@@ -10390,40 +8432,16 @@
                 <w:lang w:val="ru-RU"/>
               </w:rPr>
             </w:pPr>
-            <w:proofErr w:type="spellStart"/>
-            <w:r>
-              <w:rPr>
-                <w:rFonts w:ascii="Arial" w:hAnsi="Arial" w:cs="Arial"/>
-                <w:b/>
-                <w:sz w:val="16"/>
-                <w:szCs w:val="16"/>
-                <w:lang w:val="ru-RU"/>
-              </w:rPr>
-              <w:t>Пилиносова</w:t>
-            </w:r>
-            <w:proofErr w:type="spellEnd"/>
-            <w:r>
-              <w:rPr>
-                <w:rFonts w:ascii="Arial" w:hAnsi="Arial" w:cs="Arial"/>
-                <w:b/>
-                <w:sz w:val="16"/>
-                <w:szCs w:val="16"/>
-                <w:lang w:val="ru-RU"/>
-              </w:rPr>
-              <w:t xml:space="preserve"> Асана </w:t>
-            </w:r>
-            <w:proofErr w:type="spellStart"/>
-            <w:r>
-              <w:rPr>
-                <w:rFonts w:ascii="Arial" w:hAnsi="Arial" w:cs="Arial"/>
-                <w:b/>
-                <w:sz w:val="16"/>
-                <w:szCs w:val="16"/>
-                <w:lang w:val="ru-RU"/>
-              </w:rPr>
-              <w:t>Абросимовна</w:t>
-            </w:r>
-            <w:proofErr w:type="spellEnd"/>
+            <w:r>
+              <w:rPr>
+                <w:rFonts w:ascii="Arial" w:hAnsi="Arial" w:cs="Arial"/>
+                <w:b/>
+                <w:sz w:val="16"/>
+                <w:szCs w:val="16"/>
+                <w:lang w:val="ru-RU"/>
+              </w:rPr>
+              <w:t>Пилиносова Асана Абросимовна</w:t>
+            </w:r>
             <w:r>
               <w:rPr>
                 <w:rFonts w:ascii="Arial" w:hAnsi="Arial" w:cs="Arial"/>
@@ -10479,27 +8497,7 @@
                 <w:szCs w:val="16"/>
                 <w:lang w:val="ru-RU"/>
               </w:rPr>
-              <w:t>(</w:t>
-            </w:r>
-            <w:proofErr w:type="spellStart"/>
-            <w:r>
-              <w:rPr>
-                <w:rFonts w:ascii="Arial" w:hAnsi="Arial" w:cs="Arial"/>
-                <w:sz w:val="16"/>
-                <w:szCs w:val="16"/>
-                <w:lang w:val="ru-RU"/>
-              </w:rPr>
-              <w:t>Пелипосова</w:t>
-            </w:r>
-            <w:proofErr w:type="spellEnd"/>
-            <w:r>
-              <w:rPr>
-                <w:rFonts w:ascii="Arial" w:hAnsi="Arial" w:cs="Arial"/>
-                <w:sz w:val="16"/>
-                <w:szCs w:val="16"/>
-                <w:lang w:val="ru-RU"/>
-              </w:rPr>
-              <w:t>) Родилась</w:t>
+              <w:t>(Пелипосова) Родилась</w:t>
             </w:r>
             <w:r>
               <w:rPr>
@@ -10803,27 +8801,7 @@
                 <w:szCs w:val="16"/>
                 <w:lang w:val="ru-RU"/>
               </w:rPr>
-              <w:t xml:space="preserve">Приговорена: ВКВС СССР 3 июля 1937 г., </w:t>
-            </w:r>
-            <w:proofErr w:type="spellStart"/>
-            <w:r>
-              <w:rPr>
-                <w:rFonts w:ascii="Arial" w:hAnsi="Arial" w:cs="Arial"/>
-                <w:sz w:val="16"/>
-                <w:szCs w:val="16"/>
-                <w:lang w:val="ru-RU"/>
-              </w:rPr>
-              <w:t>обв</w:t>
-            </w:r>
-            <w:proofErr w:type="spellEnd"/>
-            <w:r>
-              <w:rPr>
-                <w:rFonts w:ascii="Arial" w:hAnsi="Arial" w:cs="Arial"/>
-                <w:sz w:val="16"/>
-                <w:szCs w:val="16"/>
-                <w:lang w:val="ru-RU"/>
-              </w:rPr>
-              <w:t>.:</w:t>
+              <w:t>Приговорена: ВКВС СССР 3 июля 1937 г., обв.:</w:t>
             </w:r>
             <w:r>
               <w:rPr>
@@ -10840,17 +8818,7 @@
                 <w:szCs w:val="16"/>
                 <w:lang w:val="ru-RU"/>
               </w:rPr>
-              <w:t xml:space="preserve">участии в к.-р. террористической </w:t>
-            </w:r>
-            <w:proofErr w:type="spellStart"/>
-            <w:r>
-              <w:rPr>
-                <w:rFonts w:ascii="Arial" w:hAnsi="Arial" w:cs="Arial"/>
-                <w:sz w:val="16"/>
-                <w:szCs w:val="16"/>
-                <w:lang w:val="ru-RU"/>
-              </w:rPr>
-              <w:t>организации</w:t>
+              <w:t>участии в к.-р. террористической организации</w:t>
             </w:r>
             <w:r>
               <w:rPr>
@@ -10868,17 +8836,7 @@
                 <w:szCs w:val="16"/>
                 <w:lang w:val="ru-RU"/>
               </w:rPr>
-              <w:t>Расстреляна</w:t>
-            </w:r>
-            <w:proofErr w:type="spellEnd"/>
-            <w:r>
-              <w:rPr>
-                <w:rFonts w:ascii="Arial" w:hAnsi="Arial" w:cs="Arial"/>
-                <w:sz w:val="16"/>
-                <w:szCs w:val="16"/>
-                <w:lang w:val="ru-RU"/>
-              </w:rPr>
-              <w:t xml:space="preserve"> 3 июля 1937 г. Место захоронения</w:t>
+              <w:t>Расстреляна 3 июля 1937 г. Место захоронения</w:t>
             </w:r>
             <w:r>
               <w:rPr>
@@ -10941,7 +8899,6 @@
               </w:rPr>
               <w:t> </w:t>
             </w:r>
-            <w:proofErr w:type="gramStart"/>
             <w:r>
               <w:rPr>
                 <w:rFonts w:ascii="Arial" w:hAnsi="Arial" w:cs="Arial"/>
@@ -10960,7 +8917,6 @@
               </w:rPr>
               <w:t>)</w:t>
             </w:r>
-            <w:proofErr w:type="gramEnd"/>
           </w:p>
           <w:p>
             <w:pPr>
@@ -11096,45 +9052,8 @@
                 <w:szCs w:val="16"/>
                 <w:lang w:val="ru-RU"/>
               </w:rPr>
-              <w:t xml:space="preserve">Саркисян </w:t>
-            </w:r>
-            <w:proofErr w:type="spellStart"/>
-            <w:r>
-              <w:rPr>
-                <w:rFonts w:ascii="Arial" w:hAnsi="Arial" w:cs="Arial"/>
-                <w:b/>
-                <w:bCs/>
-                <w:sz w:val="16"/>
-                <w:szCs w:val="16"/>
-                <w:lang w:val="ru-RU"/>
-              </w:rPr>
-              <w:t>Репсиме</w:t>
-            </w:r>
-            <w:proofErr w:type="spellEnd"/>
-            <w:r>
-              <w:rPr>
-                <w:rFonts w:ascii="Arial" w:hAnsi="Arial" w:cs="Arial"/>
-                <w:b/>
-                <w:bCs/>
-                <w:sz w:val="16"/>
-                <w:szCs w:val="16"/>
-                <w:lang w:val="ru-RU"/>
-              </w:rPr>
-              <w:t xml:space="preserve"> </w:t>
-            </w:r>
-            <w:proofErr w:type="spellStart"/>
-            <w:r>
-              <w:rPr>
-                <w:rFonts w:ascii="Arial" w:hAnsi="Arial" w:cs="Arial"/>
-                <w:b/>
-                <w:bCs/>
-                <w:sz w:val="16"/>
-                <w:szCs w:val="16"/>
-                <w:lang w:val="ru-RU"/>
-              </w:rPr>
-              <w:t>Ашотовна</w:t>
-            </w:r>
-            <w:proofErr w:type="spellEnd"/>
+              <w:t>Саркисян Репсиме Ашотовна</w:t>
+            </w:r>
             <w:r>
               <w:rPr>
                 <w:rFonts w:ascii="Arial" w:hAnsi="Arial" w:cs="Arial"/>
@@ -11265,27 +9184,7 @@
                 <w:lang w:val="ru-RU"/>
               </w:rPr>
               <w:br/>
-              <w:t xml:space="preserve">др. р.: р.: Постановлением ОСО от 31 мая 1929 г. выслана из г. </w:t>
-            </w:r>
-            <w:proofErr w:type="spellStart"/>
-            <w:r>
-              <w:rPr>
-                <w:rFonts w:ascii="Arial" w:hAnsi="Arial" w:cs="Arial"/>
-                <w:sz w:val="16"/>
-                <w:szCs w:val="16"/>
-                <w:lang w:val="ru-RU"/>
-              </w:rPr>
-              <w:t>Эривана</w:t>
-            </w:r>
-            <w:proofErr w:type="spellEnd"/>
-            <w:r>
-              <w:rPr>
-                <w:rFonts w:ascii="Arial" w:hAnsi="Arial" w:cs="Arial"/>
-                <w:sz w:val="16"/>
-                <w:szCs w:val="16"/>
-                <w:lang w:val="ru-RU"/>
-              </w:rPr>
-              <w:t xml:space="preserve"> в г. Воронеж на 3 года УГБ по Воронежской обл. 2 февраля 1938 г.</w:t>
+              <w:t>др. р.: р.: Постановлением ОСО от 31 мая 1929 г. выслана из г. Эривана в г. Воронеж на 3 года УГБ по Воронежской обл. 2 февраля 1938 г.</w:t>
             </w:r>
             <w:r>
               <w:rPr>
@@ -11295,27 +9194,7 @@
                 <w:lang w:val="ru-RU"/>
               </w:rPr>
               <w:br/>
-              <w:t xml:space="preserve">Приговорена: Тройка при УНКВД по Воронежской обл. 9 февраля 1938 г., </w:t>
-            </w:r>
-            <w:proofErr w:type="spellStart"/>
-            <w:r>
-              <w:rPr>
-                <w:rFonts w:ascii="Arial" w:hAnsi="Arial" w:cs="Arial"/>
-                <w:sz w:val="16"/>
-                <w:szCs w:val="16"/>
-                <w:lang w:val="ru-RU"/>
-              </w:rPr>
-              <w:t>обв</w:t>
-            </w:r>
-            <w:proofErr w:type="spellEnd"/>
-            <w:r>
-              <w:rPr>
-                <w:rFonts w:ascii="Arial" w:hAnsi="Arial" w:cs="Arial"/>
-                <w:sz w:val="16"/>
-                <w:szCs w:val="16"/>
-                <w:lang w:val="ru-RU"/>
-              </w:rPr>
-              <w:t>.:</w:t>
+              <w:t>Приговорена: Тройка при УНКВД по Воронежской обл. 9 февраля 1938 г., обв.:</w:t>
             </w:r>
             <w:r>
               <w:rPr>
@@ -11540,27 +9419,7 @@
                 <w:szCs w:val="16"/>
                 <w:lang w:val="ru-RU"/>
               </w:rPr>
-              <w:t xml:space="preserve">1913 г.р., </w:t>
-            </w:r>
-            <w:proofErr w:type="spellStart"/>
-            <w:r>
-              <w:rPr>
-                <w:rFonts w:ascii="Arial" w:hAnsi="Arial" w:cs="Arial"/>
-                <w:sz w:val="16"/>
-                <w:szCs w:val="16"/>
-                <w:lang w:val="ru-RU"/>
-              </w:rPr>
-              <w:t>м.р</w:t>
-            </w:r>
-            <w:proofErr w:type="spellEnd"/>
-            <w:r>
-              <w:rPr>
-                <w:rFonts w:ascii="Arial" w:hAnsi="Arial" w:cs="Arial"/>
-                <w:sz w:val="16"/>
-                <w:szCs w:val="16"/>
-                <w:lang w:val="ru-RU"/>
-              </w:rPr>
-              <w:t>.: Азербайджанская ССР, г. Кировабад (Гянджа), армянка, б/п, сотрудница НКВД Груз. ССР</w:t>
+              <w:t>1913 г.р., м.р.: Азербайджанская ССР, г. Кировабад (Гянджа), армянка, б/п, сотрудница НКВД Груз. ССР</w:t>
             </w:r>
           </w:p>
           <w:p>
@@ -11587,27 +9446,7 @@
                 <w:szCs w:val="16"/>
                 <w:lang w:val="ru-RU"/>
               </w:rPr>
-              <w:t xml:space="preserve">Обвинение: [* «Материалами следствия изобличается в том, </w:t>
-            </w:r>
-            <w:proofErr w:type="gramStart"/>
-            <w:r>
-              <w:rPr>
-                <w:rFonts w:ascii="Arial" w:hAnsi="Arial" w:cs="Arial"/>
-                <w:sz w:val="16"/>
-                <w:szCs w:val="16"/>
-                <w:lang w:val="ru-RU"/>
-              </w:rPr>
-              <w:t>что</w:t>
-            </w:r>
-            <w:proofErr w:type="gramEnd"/>
-            <w:r>
-              <w:rPr>
-                <w:rFonts w:ascii="Arial" w:hAnsi="Arial" w:cs="Arial"/>
-                <w:sz w:val="16"/>
-                <w:szCs w:val="16"/>
-                <w:lang w:val="ru-RU"/>
-              </w:rPr>
-              <w:t xml:space="preserve"> являясь сотрудницей НКВД, поддерживала связь с руководящим участником к-р заговора</w:t>
+              <w:t>Обвинение: [* «Материалами следствия изобличается в том, что являясь сотрудницей НКВД, поддерживала связь с руководящим участником к-р заговора</w:t>
             </w:r>
             <w:r>
               <w:rPr>
@@ -11618,65 +9457,14 @@
               </w:rPr>
               <w:t xml:space="preserve"> – </w:t>
             </w:r>
-            <w:proofErr w:type="spellStart"/>
-            <w:r>
-              <w:rPr>
-                <w:rFonts w:ascii="Arial" w:hAnsi="Arial" w:cs="Arial"/>
-                <w:sz w:val="16"/>
-                <w:szCs w:val="16"/>
-                <w:lang w:val="ru-RU"/>
-              </w:rPr>
-              <w:t>Султанишвили</w:t>
-            </w:r>
-            <w:proofErr w:type="spellEnd"/>
-            <w:r>
-              <w:rPr>
-                <w:rFonts w:ascii="Arial" w:hAnsi="Arial" w:cs="Arial"/>
-                <w:sz w:val="16"/>
-                <w:szCs w:val="16"/>
-                <w:lang w:val="ru-RU"/>
-              </w:rPr>
-              <w:t>, которого постоянно информировала о всех имеющихся в НКВД материалах на членов к-р заговора. Виновной себя признала.</w:t>
-            </w:r>
-            <w:proofErr w:type="gramStart"/>
-            <w:r>
-              <w:rPr>
-                <w:rFonts w:ascii="Arial" w:hAnsi="Arial" w:cs="Arial"/>
-                <w:sz w:val="16"/>
-                <w:szCs w:val="16"/>
-                <w:lang w:val="ru-RU"/>
-              </w:rPr>
-              <w:t>» ]</w:t>
-            </w:r>
-            <w:proofErr w:type="gramEnd"/>
-            <w:r>
-              <w:rPr>
-                <w:rFonts w:ascii="Arial" w:hAnsi="Arial" w:cs="Arial"/>
-                <w:sz w:val="16"/>
-                <w:szCs w:val="16"/>
-                <w:lang w:val="ru-RU"/>
-              </w:rPr>
-              <w:t xml:space="preserve"> Приговор: тройка при НКВД ГССР (Гоглидзе, Церетели, </w:t>
-            </w:r>
-            <w:proofErr w:type="spellStart"/>
-            <w:r>
-              <w:rPr>
-                <w:rFonts w:ascii="Arial" w:hAnsi="Arial" w:cs="Arial"/>
-                <w:sz w:val="16"/>
-                <w:szCs w:val="16"/>
-                <w:lang w:val="ru-RU"/>
-              </w:rPr>
-              <w:t>Талахадзе</w:t>
-            </w:r>
-            <w:proofErr w:type="spellEnd"/>
-            <w:r>
-              <w:rPr>
-                <w:rFonts w:ascii="Arial" w:hAnsi="Arial" w:cs="Arial"/>
-                <w:sz w:val="16"/>
-                <w:szCs w:val="16"/>
-                <w:lang w:val="ru-RU"/>
-              </w:rPr>
-              <w:t>, Морозов</w:t>
+            <w:r>
+              <w:rPr>
+                <w:rFonts w:ascii="Arial" w:hAnsi="Arial" w:cs="Arial"/>
+                <w:sz w:val="16"/>
+                <w:szCs w:val="16"/>
+                <w:lang w:val="ru-RU"/>
+              </w:rPr>
+              <w:t>Султанишвили, которого постоянно информировала о всех имеющихся в НКВД материалах на членов к-р заговора. Виновной себя признала.» ] Приговор: тройка при НКВД ГССР (Гоглидзе, Церетели, Талахадзе, Морозов</w:t>
             </w:r>
             <w:r>
               <w:rPr>
@@ -11694,27 +9482,7 @@
                 <w:szCs w:val="16"/>
                 <w:lang w:val="ru-RU"/>
               </w:rPr>
-              <w:t xml:space="preserve">докладчик </w:t>
-            </w:r>
-            <w:proofErr w:type="spellStart"/>
-            <w:r>
-              <w:rPr>
-                <w:rFonts w:ascii="Arial" w:hAnsi="Arial" w:cs="Arial"/>
-                <w:sz w:val="16"/>
-                <w:szCs w:val="16"/>
-                <w:lang w:val="ru-RU"/>
-              </w:rPr>
-              <w:t>Кримян</w:t>
-            </w:r>
-            <w:proofErr w:type="spellEnd"/>
-            <w:r>
-              <w:rPr>
-                <w:rFonts w:ascii="Arial" w:hAnsi="Arial" w:cs="Arial"/>
-                <w:sz w:val="16"/>
-                <w:szCs w:val="16"/>
-                <w:lang w:val="ru-RU"/>
-              </w:rPr>
-              <w:t>), 03.12.1937</w:t>
+              <w:t>докладчик Кримян), 03.12.1937</w:t>
             </w:r>
             <w:r>
               <w:rPr>
@@ -11881,53 +9649,16 @@
                 <w:lang w:val="ru-RU"/>
               </w:rPr>
             </w:pPr>
-            <w:proofErr w:type="spellStart"/>
-            <w:r>
-              <w:rPr>
-                <w:rFonts w:ascii="Arial" w:hAnsi="Arial" w:cs="Arial"/>
-                <w:b/>
-                <w:bCs/>
-                <w:sz w:val="16"/>
-                <w:szCs w:val="16"/>
-                <w:lang w:val="ru-RU"/>
-              </w:rPr>
-              <w:t>Сукласова</w:t>
-            </w:r>
-            <w:proofErr w:type="spellEnd"/>
-            <w:r>
-              <w:rPr>
-                <w:rFonts w:ascii="Arial" w:hAnsi="Arial" w:cs="Arial"/>
-                <w:b/>
-                <w:bCs/>
-                <w:sz w:val="16"/>
-                <w:szCs w:val="16"/>
-                <w:lang w:val="ru-RU"/>
-              </w:rPr>
-              <w:t xml:space="preserve"> </w:t>
-            </w:r>
-            <w:proofErr w:type="spellStart"/>
-            <w:r>
-              <w:rPr>
-                <w:rFonts w:ascii="Arial" w:hAnsi="Arial" w:cs="Arial"/>
-                <w:b/>
-                <w:bCs/>
-                <w:sz w:val="16"/>
-                <w:szCs w:val="16"/>
-                <w:lang w:val="ru-RU"/>
-              </w:rPr>
-              <w:t>Анаида</w:t>
-            </w:r>
-            <w:proofErr w:type="spellEnd"/>
-            <w:r>
-              <w:rPr>
-                <w:rFonts w:ascii="Arial" w:hAnsi="Arial" w:cs="Arial"/>
-                <w:b/>
-                <w:bCs/>
-                <w:sz w:val="16"/>
-                <w:szCs w:val="16"/>
-                <w:lang w:val="ru-RU"/>
-              </w:rPr>
-              <w:t xml:space="preserve"> Артемьевна</w:t>
+            <w:r>
+              <w:rPr>
+                <w:rFonts w:ascii="Arial" w:hAnsi="Arial" w:cs="Arial"/>
+                <w:b/>
+                <w:bCs/>
+                <w:sz w:val="16"/>
+                <w:szCs w:val="16"/>
+                <w:lang w:val="ru-RU"/>
+              </w:rPr>
+              <w:t>Сукласова Анаида Артемьевна</w:t>
             </w:r>
             <w:r>
               <w:rPr>
@@ -11988,47 +9719,7 @@
                 <w:szCs w:val="16"/>
                 <w:lang w:val="ru-RU"/>
               </w:rPr>
-              <w:t xml:space="preserve">1903 г.р., </w:t>
-            </w:r>
-            <w:proofErr w:type="spellStart"/>
-            <w:r>
-              <w:rPr>
-                <w:rFonts w:ascii="Arial" w:hAnsi="Arial" w:cs="Arial"/>
-                <w:sz w:val="16"/>
-                <w:szCs w:val="16"/>
-                <w:lang w:val="ru-RU"/>
-              </w:rPr>
-              <w:t>м.р</w:t>
-            </w:r>
-            <w:proofErr w:type="spellEnd"/>
-            <w:r>
-              <w:rPr>
-                <w:rFonts w:ascii="Arial" w:hAnsi="Arial" w:cs="Arial"/>
-                <w:sz w:val="16"/>
-                <w:szCs w:val="16"/>
-                <w:lang w:val="ru-RU"/>
-              </w:rPr>
-              <w:t xml:space="preserve">.: с. </w:t>
-            </w:r>
-            <w:proofErr w:type="spellStart"/>
-            <w:r>
-              <w:rPr>
-                <w:rFonts w:ascii="Arial" w:hAnsi="Arial" w:cs="Arial"/>
-                <w:sz w:val="16"/>
-                <w:szCs w:val="16"/>
-                <w:lang w:val="ru-RU"/>
-              </w:rPr>
-              <w:t>Сутам</w:t>
-            </w:r>
-            <w:proofErr w:type="spellEnd"/>
-            <w:r>
-              <w:rPr>
-                <w:rFonts w:ascii="Arial" w:hAnsi="Arial" w:cs="Arial"/>
-                <w:sz w:val="16"/>
-                <w:szCs w:val="16"/>
-                <w:lang w:val="ru-RU"/>
-              </w:rPr>
-              <w:t>, Горский район, Грузинская ССР, армянка, из служащих, образование: высшее, место работы: Электролитный завод, начальник цеха, прожив.: г. Кыштым, член ВКП(б). Осуждена: 31 декабря 1937 г., Военная коллегия Верховного Суда СССР. Статья: 58-7-8-11. Приговор: ВМН (расстрел)</w:t>
+              <w:t>1903 г.р., м.р.: с. Сутам, Горский район, Грузинская ССР, армянка, из служащих, образование: высшее, место работы: Электролитный завод, начальник цеха, прожив.: г. Кыштым, член ВКП(б). Осуждена: 31 декабря 1937 г., Военная коллегия Верховного Суда СССР. Статья: 58-7-8-11. Приговор: ВМН (расстрел)</w:t>
             </w:r>
             <w:r>
               <w:rPr>
@@ -12294,27 +9985,7 @@
                 <w:szCs w:val="16"/>
                 <w:lang w:val="ru-RU"/>
               </w:rPr>
-              <w:t xml:space="preserve">Приговорена: тройка при УНКВД по Дальстрою 14 сентября 1937 г., </w:t>
-            </w:r>
-            <w:proofErr w:type="spellStart"/>
-            <w:r>
-              <w:rPr>
-                <w:rFonts w:ascii="Arial" w:hAnsi="Arial" w:cs="Arial"/>
-                <w:sz w:val="16"/>
-                <w:szCs w:val="16"/>
-                <w:lang w:val="ru-RU"/>
-              </w:rPr>
-              <w:t>обв</w:t>
-            </w:r>
-            <w:proofErr w:type="spellEnd"/>
-            <w:r>
-              <w:rPr>
-                <w:rFonts w:ascii="Arial" w:hAnsi="Arial" w:cs="Arial"/>
-                <w:sz w:val="16"/>
-                <w:szCs w:val="16"/>
-                <w:lang w:val="ru-RU"/>
-              </w:rPr>
-              <w:t>.:</w:t>
+              <w:t>Приговорена: тройка при УНКВД по Дальстрою 14 сентября 1937 г., обв.:</w:t>
             </w:r>
             <w:r>
               <w:rPr>
@@ -12456,45 +10127,8 @@
                 <w:szCs w:val="16"/>
                 <w:lang w:val="ru-RU"/>
               </w:rPr>
-              <w:t xml:space="preserve">Тер-Овакимян </w:t>
-            </w:r>
-            <w:proofErr w:type="spellStart"/>
-            <w:r>
-              <w:rPr>
-                <w:rFonts w:ascii="Arial" w:hAnsi="Arial" w:cs="Arial"/>
-                <w:b/>
-                <w:bCs/>
-                <w:sz w:val="16"/>
-                <w:szCs w:val="16"/>
-                <w:lang w:val="ru-RU"/>
-              </w:rPr>
-              <w:t>Арфеник</w:t>
-            </w:r>
-            <w:proofErr w:type="spellEnd"/>
-            <w:r>
-              <w:rPr>
-                <w:rFonts w:ascii="Arial" w:hAnsi="Arial" w:cs="Arial"/>
-                <w:b/>
-                <w:bCs/>
-                <w:sz w:val="16"/>
-                <w:szCs w:val="16"/>
-                <w:lang w:val="ru-RU"/>
-              </w:rPr>
-              <w:t xml:space="preserve"> </w:t>
-            </w:r>
-            <w:proofErr w:type="spellStart"/>
-            <w:r>
-              <w:rPr>
-                <w:rFonts w:ascii="Arial" w:hAnsi="Arial" w:cs="Arial"/>
-                <w:b/>
-                <w:bCs/>
-                <w:sz w:val="16"/>
-                <w:szCs w:val="16"/>
-                <w:lang w:val="ru-RU"/>
-              </w:rPr>
-              <w:t>Петроссовна</w:t>
-            </w:r>
-            <w:proofErr w:type="spellEnd"/>
+              <w:t>Тер-Овакимян Арфеник Петроссовна</w:t>
+            </w:r>
             <w:r>
               <w:rPr>
                 <w:rFonts w:ascii="Arial" w:hAnsi="Arial" w:cs="Arial"/>
@@ -12625,27 +10259,7 @@
                 <w:szCs w:val="16"/>
                 <w:lang w:val="ru-RU"/>
               </w:rPr>
-              <w:t xml:space="preserve">Статья: </w:t>
-            </w:r>
-            <w:proofErr w:type="gramStart"/>
-            <w:r>
-              <w:rPr>
-                <w:rFonts w:ascii="Arial" w:hAnsi="Arial" w:cs="Arial"/>
-                <w:sz w:val="16"/>
-                <w:szCs w:val="16"/>
-                <w:lang w:val="ru-RU"/>
-              </w:rPr>
-              <w:t>58-6</w:t>
-            </w:r>
-            <w:proofErr w:type="gramEnd"/>
-            <w:r>
-              <w:rPr>
-                <w:rFonts w:ascii="Arial" w:hAnsi="Arial" w:cs="Arial"/>
-                <w:sz w:val="16"/>
-                <w:szCs w:val="16"/>
-                <w:lang w:val="ru-RU"/>
-              </w:rPr>
-              <w:t>.</w:t>
+              <w:t>Статья: 58-6.</w:t>
             </w:r>
             <w:r>
               <w:rPr>
@@ -12800,27 +10414,15 @@
                 <w:lang w:val="ru-RU"/>
               </w:rPr>
             </w:pPr>
-            <w:proofErr w:type="spellStart"/>
-            <w:r>
-              <w:rPr>
-                <w:rFonts w:ascii="Arial" w:hAnsi="Arial" w:cs="Arial"/>
-                <w:b/>
-                <w:sz w:val="16"/>
-                <w:szCs w:val="16"/>
-                <w:lang w:val="ru-RU"/>
-              </w:rPr>
-              <w:t>Хаспекова</w:t>
-            </w:r>
-            <w:proofErr w:type="spellEnd"/>
-            <w:r>
-              <w:rPr>
-                <w:rFonts w:ascii="Arial" w:hAnsi="Arial" w:cs="Arial"/>
-                <w:b/>
-                <w:sz w:val="16"/>
-                <w:szCs w:val="16"/>
-                <w:lang w:val="ru-RU"/>
-              </w:rPr>
-              <w:t xml:space="preserve"> Евгения Николаевна</w:t>
+            <w:r>
+              <w:rPr>
+                <w:rFonts w:ascii="Arial" w:hAnsi="Arial" w:cs="Arial"/>
+                <w:b/>
+                <w:sz w:val="16"/>
+                <w:szCs w:val="16"/>
+                <w:lang w:val="ru-RU"/>
+              </w:rPr>
+              <w:t>Хаспекова Евгения Николаевна</w:t>
             </w:r>
             <w:r>
               <w:rPr>
@@ -12869,47 +10471,7 @@
                 <w:szCs w:val="16"/>
                 <w:lang w:val="ru-RU"/>
               </w:rPr>
-              <w:t xml:space="preserve">1889 г.р., </w:t>
-            </w:r>
-            <w:proofErr w:type="spellStart"/>
-            <w:r>
-              <w:rPr>
-                <w:rFonts w:ascii="Arial" w:hAnsi="Arial" w:cs="Arial"/>
-                <w:sz w:val="16"/>
-                <w:szCs w:val="16"/>
-                <w:lang w:val="ru-RU"/>
-              </w:rPr>
-              <w:t>м.р</w:t>
-            </w:r>
-            <w:proofErr w:type="spellEnd"/>
-            <w:r>
-              <w:rPr>
-                <w:rFonts w:ascii="Arial" w:hAnsi="Arial" w:cs="Arial"/>
-                <w:sz w:val="16"/>
-                <w:szCs w:val="16"/>
-                <w:lang w:val="ru-RU"/>
-              </w:rPr>
-              <w:t xml:space="preserve">.: г. </w:t>
-            </w:r>
-            <w:proofErr w:type="spellStart"/>
-            <w:r>
-              <w:rPr>
-                <w:rFonts w:ascii="Arial" w:hAnsi="Arial" w:cs="Arial"/>
-                <w:sz w:val="16"/>
-                <w:szCs w:val="16"/>
-                <w:lang w:val="ru-RU"/>
-              </w:rPr>
-              <w:t>Ростов</w:t>
-            </w:r>
-            <w:proofErr w:type="spellEnd"/>
-            <w:r>
-              <w:rPr>
-                <w:rFonts w:ascii="Arial" w:hAnsi="Arial" w:cs="Arial"/>
-                <w:sz w:val="16"/>
-                <w:szCs w:val="16"/>
-                <w:lang w:val="ru-RU"/>
-              </w:rPr>
-              <w:t xml:space="preserve">-на-Дону, армянка, образование: малограмотная, домохозяйка, </w:t>
+              <w:t xml:space="preserve">1889 г.р., м.р.: г. Ростов-на-Дону, армянка, образование: малограмотная, домохозяйка, </w:t>
             </w:r>
             <w:r>
               <w:rPr>
@@ -13035,27 +10597,7 @@
                 <w:szCs w:val="16"/>
                 <w:lang w:val="ru-RU"/>
               </w:rPr>
-              <w:t xml:space="preserve">на основании п. 5 ст. 4 УПК РСФСР. </w:t>
-            </w:r>
-            <w:proofErr w:type="spellStart"/>
-            <w:r>
-              <w:rPr>
-                <w:rFonts w:ascii="Arial" w:hAnsi="Arial" w:cs="Arial"/>
-                <w:sz w:val="16"/>
-                <w:szCs w:val="16"/>
-                <w:lang w:val="ru-RU"/>
-              </w:rPr>
-              <w:t>Арх.дело</w:t>
-            </w:r>
-            <w:proofErr w:type="spellEnd"/>
-            <w:r>
-              <w:rPr>
-                <w:rFonts w:ascii="Arial" w:hAnsi="Arial" w:cs="Arial"/>
-                <w:sz w:val="16"/>
-                <w:szCs w:val="16"/>
-                <w:lang w:val="ru-RU"/>
-              </w:rPr>
-              <w:t>: 21934</w:t>
+              <w:t>на основании п. 5 ст. 4 УПК РСФСР. Арх.дело: 21934</w:t>
             </w:r>
           </w:p>
           <w:p>
@@ -13173,53 +10715,16 @@
                 <w:lang w:val="ru-RU"/>
               </w:rPr>
             </w:pPr>
-            <w:proofErr w:type="spellStart"/>
-            <w:r>
-              <w:rPr>
-                <w:rFonts w:ascii="Arial" w:hAnsi="Arial" w:cs="Arial"/>
-                <w:b/>
-                <w:bCs/>
-                <w:sz w:val="16"/>
-                <w:szCs w:val="16"/>
-                <w:lang w:val="ru-RU"/>
-              </w:rPr>
-              <w:t>Хечумян</w:t>
-            </w:r>
-            <w:proofErr w:type="spellEnd"/>
-            <w:r>
-              <w:rPr>
-                <w:rFonts w:ascii="Arial" w:hAnsi="Arial" w:cs="Arial"/>
-                <w:b/>
-                <w:bCs/>
-                <w:sz w:val="16"/>
-                <w:szCs w:val="16"/>
-                <w:lang w:val="ru-RU"/>
-              </w:rPr>
-              <w:t xml:space="preserve"> </w:t>
-            </w:r>
-            <w:proofErr w:type="spellStart"/>
-            <w:r>
-              <w:rPr>
-                <w:rFonts w:ascii="Arial" w:hAnsi="Arial" w:cs="Arial"/>
-                <w:b/>
-                <w:bCs/>
-                <w:sz w:val="16"/>
-                <w:szCs w:val="16"/>
-                <w:lang w:val="ru-RU"/>
-              </w:rPr>
-              <w:t>Вартуш</w:t>
-            </w:r>
-            <w:proofErr w:type="spellEnd"/>
-            <w:r>
-              <w:rPr>
-                <w:rFonts w:ascii="Arial" w:hAnsi="Arial" w:cs="Arial"/>
-                <w:b/>
-                <w:bCs/>
-                <w:sz w:val="16"/>
-                <w:szCs w:val="16"/>
-                <w:lang w:val="ru-RU"/>
-              </w:rPr>
-              <w:t xml:space="preserve"> Григорьева</w:t>
+            <w:r>
+              <w:rPr>
+                <w:rFonts w:ascii="Arial" w:hAnsi="Arial" w:cs="Arial"/>
+                <w:b/>
+                <w:bCs/>
+                <w:sz w:val="16"/>
+                <w:szCs w:val="16"/>
+                <w:lang w:val="ru-RU"/>
+              </w:rPr>
+              <w:t>Хечумян Вартуш Григорьева</w:t>
             </w:r>
             <w:r>
               <w:rPr>
@@ -13271,27 +10776,7 @@
                 <w:szCs w:val="16"/>
                 <w:lang w:val="ru-RU"/>
               </w:rPr>
-              <w:t xml:space="preserve">1899 г.р., </w:t>
-            </w:r>
-            <w:proofErr w:type="spellStart"/>
-            <w:r>
-              <w:rPr>
-                <w:rFonts w:ascii="Arial" w:hAnsi="Arial" w:cs="Arial"/>
-                <w:sz w:val="16"/>
-                <w:szCs w:val="16"/>
-                <w:lang w:val="ru-RU"/>
-              </w:rPr>
-              <w:t>м.р</w:t>
-            </w:r>
-            <w:proofErr w:type="spellEnd"/>
-            <w:r>
-              <w:rPr>
-                <w:rFonts w:ascii="Arial" w:hAnsi="Arial" w:cs="Arial"/>
-                <w:sz w:val="16"/>
-                <w:szCs w:val="16"/>
-                <w:lang w:val="ru-RU"/>
-              </w:rPr>
-              <w:t>.: Армянская ССР, г. Ереван, из семьи крупного торговца, образование: незаконченное высшее, член ВКП(б) с 1918 г. занимала должность заместителя председателя райсовета им. "Кирова". Работала в Тбилиси заместителем заведующего Организационным отделом Закавказского ЦИКа. В 1919 г. работала в Саратовском ГубЧК делопроизводителем</w:t>
+              <w:t>1899 г.р., м.р.: Армянская ССР, г. Ереван, из семьи крупного торговца, образование: незаконченное высшее, член ВКП(б) с 1918 г. занимала должность заместителя председателя райсовета им. "Кирова". Работала в Тбилиси заместителем заведующего Организационным отделом Закавказского ЦИКа. В 1919 г. работала в Саратовском ГубЧК делопроизводителем</w:t>
             </w:r>
             <w:r>
               <w:rPr>
@@ -13318,67 +10803,7 @@
                 <w:szCs w:val="16"/>
                 <w:lang w:val="ru-RU"/>
               </w:rPr>
-              <w:t xml:space="preserve"> г. Тбилиси, ул. Кудрявцева №26. Приговор: ВК ВС СССР (состав: </w:t>
-            </w:r>
-            <w:proofErr w:type="spellStart"/>
-            <w:r>
-              <w:rPr>
-                <w:rFonts w:ascii="Arial" w:hAnsi="Arial" w:cs="Arial"/>
-                <w:sz w:val="16"/>
-                <w:szCs w:val="16"/>
-                <w:lang w:val="ru-RU"/>
-              </w:rPr>
-              <w:t>Матулевич</w:t>
-            </w:r>
-            <w:proofErr w:type="spellEnd"/>
-            <w:r>
-              <w:rPr>
-                <w:rFonts w:ascii="Arial" w:hAnsi="Arial" w:cs="Arial"/>
-                <w:sz w:val="16"/>
-                <w:szCs w:val="16"/>
-                <w:lang w:val="ru-RU"/>
-              </w:rPr>
-              <w:t xml:space="preserve">, </w:t>
-            </w:r>
-            <w:proofErr w:type="spellStart"/>
-            <w:r>
-              <w:rPr>
-                <w:rFonts w:ascii="Arial" w:hAnsi="Arial" w:cs="Arial"/>
-                <w:sz w:val="16"/>
-                <w:szCs w:val="16"/>
-                <w:lang w:val="ru-RU"/>
-              </w:rPr>
-              <w:t>Зарянов</w:t>
-            </w:r>
-            <w:proofErr w:type="spellEnd"/>
-            <w:r>
-              <w:rPr>
-                <w:rFonts w:ascii="Arial" w:hAnsi="Arial" w:cs="Arial"/>
-                <w:sz w:val="16"/>
-                <w:szCs w:val="16"/>
-                <w:lang w:val="ru-RU"/>
-              </w:rPr>
-              <w:t xml:space="preserve">, </w:t>
-            </w:r>
-            <w:proofErr w:type="spellStart"/>
-            <w:r>
-              <w:rPr>
-                <w:rFonts w:ascii="Arial" w:hAnsi="Arial" w:cs="Arial"/>
-                <w:sz w:val="16"/>
-                <w:szCs w:val="16"/>
-                <w:lang w:val="ru-RU"/>
-              </w:rPr>
-              <w:t>Жигур</w:t>
-            </w:r>
-            <w:proofErr w:type="spellEnd"/>
-            <w:r>
-              <w:rPr>
-                <w:rFonts w:ascii="Arial" w:hAnsi="Arial" w:cs="Arial"/>
-                <w:sz w:val="16"/>
-                <w:szCs w:val="16"/>
-                <w:lang w:val="ru-RU"/>
-              </w:rPr>
-              <w:t>, Костюшко), 02.10.1937</w:t>
+              <w:t xml:space="preserve"> г. Тбилиси, ул. Кудрявцева №26. Приговор: ВК ВС СССР (состав: Матулевич, Зарянов, Жигур, Костюшко), 02.10.1937</w:t>
             </w:r>
             <w:r>
               <w:rPr>
@@ -13635,27 +11060,7 @@
                 <w:szCs w:val="16"/>
                 <w:lang w:val="ru-RU"/>
               </w:rPr>
-              <w:t xml:space="preserve">Приговорена: ВКВС СССР 28 августа 1938 г., </w:t>
-            </w:r>
-            <w:proofErr w:type="spellStart"/>
-            <w:r>
-              <w:rPr>
-                <w:rFonts w:ascii="Arial" w:hAnsi="Arial" w:cs="Arial"/>
-                <w:sz w:val="16"/>
-                <w:szCs w:val="16"/>
-                <w:lang w:val="ru-RU"/>
-              </w:rPr>
-              <w:t>обв</w:t>
-            </w:r>
-            <w:proofErr w:type="spellEnd"/>
-            <w:r>
-              <w:rPr>
-                <w:rFonts w:ascii="Arial" w:hAnsi="Arial" w:cs="Arial"/>
-                <w:sz w:val="16"/>
-                <w:szCs w:val="16"/>
-                <w:lang w:val="ru-RU"/>
-              </w:rPr>
-              <w:t>.:</w:t>
+              <w:t>Приговорена: ВКВС СССР 28 августа 1938 г., обв.:</w:t>
             </w:r>
             <w:r>
               <w:rPr>
@@ -13853,29 +11258,16 @@
                 <w:lang w:val="ru-RU"/>
               </w:rPr>
             </w:pPr>
-            <w:proofErr w:type="spellStart"/>
-            <w:r>
-              <w:rPr>
-                <w:rFonts w:ascii="Arial" w:hAnsi="Arial" w:cs="Arial"/>
-                <w:b/>
-                <w:bCs/>
-                <w:sz w:val="16"/>
-                <w:szCs w:val="16"/>
-                <w:lang w:val="ru-RU"/>
-              </w:rPr>
-              <w:t>Шилтова</w:t>
-            </w:r>
-            <w:proofErr w:type="spellEnd"/>
-            <w:r>
-              <w:rPr>
-                <w:rFonts w:ascii="Arial" w:hAnsi="Arial" w:cs="Arial"/>
-                <w:b/>
-                <w:bCs/>
-                <w:sz w:val="16"/>
-                <w:szCs w:val="16"/>
-                <w:lang w:val="ru-RU"/>
-              </w:rPr>
-              <w:t xml:space="preserve"> Надежда Карповна</w:t>
+            <w:r>
+              <w:rPr>
+                <w:rFonts w:ascii="Arial" w:hAnsi="Arial" w:cs="Arial"/>
+                <w:b/>
+                <w:bCs/>
+                <w:sz w:val="16"/>
+                <w:szCs w:val="16"/>
+                <w:lang w:val="ru-RU"/>
+              </w:rPr>
+              <w:t>Шилтова Надежда Карповна</w:t>
             </w:r>
             <w:r>
               <w:rPr>
@@ -13946,27 +11338,7 @@
                 <w:szCs w:val="16"/>
                 <w:lang w:val="ru-RU"/>
               </w:rPr>
-              <w:t xml:space="preserve">в 1900 г., Терский р-н (Северный Кавказ), г. Моздок; армянка; образование среднее; б/п; </w:t>
-            </w:r>
-            <w:proofErr w:type="spellStart"/>
-            <w:r>
-              <w:rPr>
-                <w:rFonts w:ascii="Arial" w:hAnsi="Arial" w:cs="Arial"/>
-                <w:sz w:val="16"/>
-                <w:szCs w:val="16"/>
-                <w:lang w:val="ru-RU"/>
-              </w:rPr>
-              <w:t>Транссигналсвязьстрой</w:t>
-            </w:r>
-            <w:proofErr w:type="spellEnd"/>
-            <w:r>
-              <w:rPr>
-                <w:rFonts w:ascii="Arial" w:hAnsi="Arial" w:cs="Arial"/>
-                <w:sz w:val="16"/>
-                <w:szCs w:val="16"/>
-                <w:lang w:val="ru-RU"/>
-              </w:rPr>
-              <w:t xml:space="preserve">: секретарь технического отдела. </w:t>
+              <w:t xml:space="preserve">в 1900 г., Терский р-н (Северный Кавказ), г. Моздок; армянка; образование среднее; б/п; Транссигналсвязьстрой: секретарь технического отдела. </w:t>
             </w:r>
             <w:r>
               <w:rPr>
@@ -14020,27 +11392,7 @@
                 <w:szCs w:val="16"/>
                 <w:lang w:val="ru-RU"/>
               </w:rPr>
-              <w:t xml:space="preserve">Приговорена: Комиссией НКВД СССР и прокурора СССР 30 апреля 1938 г., </w:t>
-            </w:r>
-            <w:proofErr w:type="spellStart"/>
-            <w:r>
-              <w:rPr>
-                <w:rFonts w:ascii="Arial" w:hAnsi="Arial" w:cs="Arial"/>
-                <w:sz w:val="16"/>
-                <w:szCs w:val="16"/>
-                <w:lang w:val="ru-RU"/>
-              </w:rPr>
-              <w:t>обв</w:t>
-            </w:r>
-            <w:proofErr w:type="spellEnd"/>
-            <w:r>
-              <w:rPr>
-                <w:rFonts w:ascii="Arial" w:hAnsi="Arial" w:cs="Arial"/>
-                <w:sz w:val="16"/>
-                <w:szCs w:val="16"/>
-                <w:lang w:val="ru-RU"/>
-              </w:rPr>
-              <w:t>.:</w:t>
+              <w:t>Приговорена: Комиссией НКВД СССР и прокурора СССР 30 апреля 1938 г., обв.:</w:t>
             </w:r>
             <w:r>
               <w:rPr>
@@ -14231,29 +11583,16 @@
                 <w:lang w:val="ru-RU"/>
               </w:rPr>
             </w:pPr>
-            <w:proofErr w:type="spellStart"/>
-            <w:r>
-              <w:rPr>
-                <w:rFonts w:ascii="Arial" w:hAnsi="Arial" w:cs="Arial"/>
-                <w:b/>
-                <w:bCs/>
-                <w:sz w:val="16"/>
-                <w:szCs w:val="16"/>
-                <w:lang w:val="ru-RU"/>
-              </w:rPr>
-              <w:t>Эрганова</w:t>
-            </w:r>
-            <w:proofErr w:type="spellEnd"/>
-            <w:r>
-              <w:rPr>
-                <w:rFonts w:ascii="Arial" w:hAnsi="Arial" w:cs="Arial"/>
-                <w:b/>
-                <w:bCs/>
-                <w:sz w:val="16"/>
-                <w:szCs w:val="16"/>
-                <w:lang w:val="ru-RU"/>
-              </w:rPr>
-              <w:t xml:space="preserve"> Мария Григорьевна</w:t>
+            <w:r>
+              <w:rPr>
+                <w:rFonts w:ascii="Arial" w:hAnsi="Arial" w:cs="Arial"/>
+                <w:b/>
+                <w:bCs/>
+                <w:sz w:val="16"/>
+                <w:szCs w:val="16"/>
+                <w:lang w:val="ru-RU"/>
+              </w:rPr>
+              <w:t>Эрганова Мария Григорьевна</w:t>
             </w:r>
             <w:r>
               <w:rPr>
@@ -14316,47 +11655,7 @@
                 <w:szCs w:val="16"/>
                 <w:lang w:val="ru-RU"/>
               </w:rPr>
-              <w:t xml:space="preserve">1884 г.р., </w:t>
-            </w:r>
-            <w:proofErr w:type="spellStart"/>
-            <w:r>
-              <w:rPr>
-                <w:rFonts w:ascii="Arial" w:hAnsi="Arial" w:cs="Arial"/>
-                <w:sz w:val="16"/>
-                <w:szCs w:val="16"/>
-                <w:lang w:val="ru-RU"/>
-              </w:rPr>
-              <w:t>м.р</w:t>
-            </w:r>
-            <w:proofErr w:type="spellEnd"/>
-            <w:r>
-              <w:rPr>
-                <w:rFonts w:ascii="Arial" w:hAnsi="Arial" w:cs="Arial"/>
-                <w:sz w:val="16"/>
-                <w:szCs w:val="16"/>
-                <w:lang w:val="ru-RU"/>
-              </w:rPr>
-              <w:t xml:space="preserve">.: г. Евпатория, армянка, из мещан, образование: среднее, б/п, учитель музыки, прожив.: г. Симферополь, арестована УГБ НКВД Крыма 08.02.1938. Обвинение: ст. </w:t>
-            </w:r>
-            <w:proofErr w:type="gramStart"/>
-            <w:r>
-              <w:rPr>
-                <w:rFonts w:ascii="Arial" w:hAnsi="Arial" w:cs="Arial"/>
-                <w:sz w:val="16"/>
-                <w:szCs w:val="16"/>
-                <w:lang w:val="ru-RU"/>
-              </w:rPr>
-              <w:t>58-10</w:t>
-            </w:r>
-            <w:proofErr w:type="gramEnd"/>
-            <w:r>
-              <w:rPr>
-                <w:rFonts w:ascii="Arial" w:hAnsi="Arial" w:cs="Arial"/>
-                <w:sz w:val="16"/>
-                <w:szCs w:val="16"/>
-                <w:lang w:val="ru-RU"/>
-              </w:rPr>
-              <w:t xml:space="preserve"> УК РСФСР: проповедник к/р сектантской группы евангелистских христиан. Приговор: тройкой НКВД Крыма, 15.02.1938</w:t>
+              <w:t>1884 г.р., м.р.: г. Евпатория, армянка, из мещан, образование: среднее, б/п, учитель музыки, прожив.: г. Симферополь, арестована УГБ НКВД Крыма 08.02.1938. Обвинение: ст. 58-10 УК РСФСР: проповедник к/р сектантской группы евангелистских христиан. Приговор: тройкой НКВД Крыма, 15.02.1938</w:t>
             </w:r>
             <w:r>
               <w:rPr>
@@ -14410,47 +11709,7 @@
                 <w:szCs w:val="16"/>
                 <w:lang w:val="ru-RU"/>
               </w:rPr>
-              <w:t xml:space="preserve">Прокуратурой Крымской </w:t>
-            </w:r>
-            <w:proofErr w:type="gramStart"/>
-            <w:r>
-              <w:rPr>
-                <w:rFonts w:ascii="Arial" w:hAnsi="Arial" w:cs="Arial"/>
-                <w:sz w:val="16"/>
-                <w:szCs w:val="16"/>
-                <w:lang w:val="ru-RU"/>
-              </w:rPr>
-              <w:t>обл.,.</w:t>
-            </w:r>
-            <w:proofErr w:type="gramEnd"/>
-            <w:r>
-              <w:rPr>
-                <w:rFonts w:ascii="Arial" w:hAnsi="Arial" w:cs="Arial"/>
-                <w:sz w:val="16"/>
-                <w:szCs w:val="16"/>
-                <w:lang w:val="ru-RU"/>
-              </w:rPr>
-              <w:t xml:space="preserve"> </w:t>
-            </w:r>
-            <w:proofErr w:type="spellStart"/>
-            <w:r>
-              <w:rPr>
-                <w:rFonts w:ascii="Arial" w:hAnsi="Arial" w:cs="Arial"/>
-                <w:sz w:val="16"/>
-                <w:szCs w:val="16"/>
-                <w:lang w:val="ru-RU"/>
-              </w:rPr>
-              <w:t>Арх.дело</w:t>
-            </w:r>
-            <w:proofErr w:type="spellEnd"/>
-            <w:r>
-              <w:rPr>
-                <w:rFonts w:ascii="Arial" w:hAnsi="Arial" w:cs="Arial"/>
-                <w:sz w:val="16"/>
-                <w:szCs w:val="16"/>
-                <w:lang w:val="ru-RU"/>
-              </w:rPr>
-              <w:t>: ГААРК, ф.р-4808, оп.1, д. 014339</w:t>
+              <w:t>Прокуратурой Крымской обл.,. Арх.дело: ГААРК, ф.р-4808, оп.1, д. 014339</w:t>
             </w:r>
           </w:p>
           <w:p>
@@ -14613,29 +11872,16 @@
                 <w:lang w:val="ru-RU"/>
               </w:rPr>
             </w:pPr>
-            <w:proofErr w:type="spellStart"/>
-            <w:r>
-              <w:rPr>
-                <w:rFonts w:ascii="Arial" w:hAnsi="Arial" w:cs="Arial"/>
-                <w:b/>
-                <w:bCs/>
-                <w:sz w:val="16"/>
-                <w:szCs w:val="16"/>
-                <w:lang w:val="ru-RU"/>
-              </w:rPr>
-              <w:t>Кацова</w:t>
-            </w:r>
-            <w:proofErr w:type="spellEnd"/>
-            <w:r>
-              <w:rPr>
-                <w:rFonts w:ascii="Arial" w:hAnsi="Arial" w:cs="Arial"/>
-                <w:b/>
-                <w:bCs/>
-                <w:sz w:val="16"/>
-                <w:szCs w:val="16"/>
-                <w:lang w:val="ru-RU"/>
-              </w:rPr>
-              <w:t xml:space="preserve"> Софья Никитична</w:t>
+            <w:r>
+              <w:rPr>
+                <w:rFonts w:ascii="Arial" w:hAnsi="Arial" w:cs="Arial"/>
+                <w:b/>
+                <w:bCs/>
+                <w:sz w:val="16"/>
+                <w:szCs w:val="16"/>
+                <w:lang w:val="ru-RU"/>
+              </w:rPr>
+              <w:t>Кацова Софья Никитична</w:t>
             </w:r>
             <w:r>
               <w:rPr>
@@ -14710,65 +11956,25 @@
                 <w:szCs w:val="16"/>
                 <w:lang w:val="ru-RU"/>
               </w:rPr>
-              <w:t xml:space="preserve">в 1901 г., </w:t>
-            </w:r>
-            <w:proofErr w:type="spellStart"/>
-            <w:r>
-              <w:rPr>
-                <w:rFonts w:ascii="Arial" w:hAnsi="Arial" w:cs="Arial"/>
-                <w:sz w:val="16"/>
-                <w:szCs w:val="16"/>
-                <w:lang w:val="ru-RU"/>
-              </w:rPr>
-              <w:t>г.Ахалцих</w:t>
-            </w:r>
-            <w:proofErr w:type="spellEnd"/>
-            <w:r>
-              <w:rPr>
-                <w:rFonts w:ascii="Arial" w:hAnsi="Arial" w:cs="Arial"/>
-                <w:sz w:val="16"/>
-                <w:szCs w:val="16"/>
-                <w:lang w:val="ru-RU"/>
-              </w:rPr>
-              <w:t xml:space="preserve"> Грузинской ССР; армянка;</w:t>
-            </w:r>
-            <w:r>
-              <w:rPr>
-                <w:rFonts w:ascii="Arial" w:hAnsi="Arial" w:cs="Arial"/>
-                <w:sz w:val="16"/>
-                <w:szCs w:val="16"/>
-                <w:lang w:val="ru-RU"/>
-              </w:rPr>
-              <w:t xml:space="preserve"> </w:t>
-            </w:r>
-            <w:r>
-              <w:rPr>
-                <w:rFonts w:ascii="Arial" w:hAnsi="Arial" w:cs="Arial"/>
-                <w:sz w:val="16"/>
-                <w:szCs w:val="16"/>
-                <w:lang w:val="ru-RU"/>
-              </w:rPr>
-              <w:t xml:space="preserve">Приговорена: ОСО при НКВД СССР 28 декабря 1937 г., </w:t>
-            </w:r>
-            <w:proofErr w:type="spellStart"/>
-            <w:r>
-              <w:rPr>
-                <w:rFonts w:ascii="Arial" w:hAnsi="Arial" w:cs="Arial"/>
-                <w:sz w:val="16"/>
-                <w:szCs w:val="16"/>
-                <w:lang w:val="ru-RU"/>
-              </w:rPr>
-              <w:t>обв</w:t>
-            </w:r>
-            <w:proofErr w:type="spellEnd"/>
-            <w:r>
-              <w:rPr>
-                <w:rFonts w:ascii="Arial" w:hAnsi="Arial" w:cs="Arial"/>
-                <w:sz w:val="16"/>
-                <w:szCs w:val="16"/>
-                <w:lang w:val="ru-RU"/>
-              </w:rPr>
-              <w:t>.:</w:t>
+              <w:t>в 1901 г., г.Ахалцих Грузинской ССР; армянка;</w:t>
+            </w:r>
+            <w:r>
+              <w:rPr>
+                <w:rFonts w:ascii="Arial" w:hAnsi="Arial" w:cs="Arial"/>
+                <w:sz w:val="16"/>
+                <w:szCs w:val="16"/>
+                <w:lang w:val="ru-RU"/>
+              </w:rPr>
+              <w:t xml:space="preserve"> </w:t>
+            </w:r>
+            <w:r>
+              <w:rPr>
+                <w:rFonts w:ascii="Arial" w:hAnsi="Arial" w:cs="Arial"/>
+                <w:sz w:val="16"/>
+                <w:szCs w:val="16"/>
+                <w:lang w:val="ru-RU"/>
+              </w:rPr>
+              <w:t>Приговорена: ОСО при НКВД СССР 28 декабря 1937 г., обв.:</w:t>
             </w:r>
             <w:r>
               <w:rPr>
@@ -14795,65 +12001,15 @@
                 <w:lang w:val="ru-RU"/>
               </w:rPr>
               <w:br/>
-              <w:t xml:space="preserve">Приговор: к 8 годам ИТЛ. Прибыла в Акмолинское ЛО 01.02.1938 из Бутырской тюрьмы </w:t>
-            </w:r>
-            <w:proofErr w:type="spellStart"/>
-            <w:r>
-              <w:rPr>
-                <w:rFonts w:ascii="Arial" w:hAnsi="Arial" w:cs="Arial"/>
-                <w:sz w:val="16"/>
-                <w:szCs w:val="16"/>
-                <w:lang w:val="ru-RU"/>
-              </w:rPr>
-              <w:t>г.Москвы</w:t>
-            </w:r>
-            <w:proofErr w:type="spellEnd"/>
-            <w:r>
-              <w:rPr>
-                <w:rFonts w:ascii="Arial" w:hAnsi="Arial" w:cs="Arial"/>
-                <w:sz w:val="16"/>
-                <w:szCs w:val="16"/>
-                <w:lang w:val="ru-RU"/>
-              </w:rPr>
-              <w:t xml:space="preserve">. В </w:t>
-            </w:r>
-            <w:proofErr w:type="spellStart"/>
-            <w:r>
-              <w:rPr>
-                <w:rFonts w:ascii="Arial" w:hAnsi="Arial" w:cs="Arial"/>
-                <w:sz w:val="16"/>
-                <w:szCs w:val="16"/>
-                <w:lang w:val="ru-RU"/>
-              </w:rPr>
-              <w:t>АЛЖИРе</w:t>
-            </w:r>
-            <w:proofErr w:type="spellEnd"/>
-            <w:r>
-              <w:rPr>
-                <w:rFonts w:ascii="Arial" w:hAnsi="Arial" w:cs="Arial"/>
-                <w:sz w:val="16"/>
-                <w:szCs w:val="16"/>
-                <w:lang w:val="ru-RU"/>
-              </w:rPr>
-              <w:t xml:space="preserve"> находилась до 22.03.1941. </w:t>
-            </w:r>
-            <w:proofErr w:type="spellStart"/>
-            <w:r>
-              <w:rPr>
-                <w:rFonts w:ascii="Arial" w:hAnsi="Arial" w:cs="Arial"/>
-                <w:sz w:val="16"/>
-                <w:szCs w:val="16"/>
-              </w:rPr>
-              <w:t>Умерла</w:t>
-            </w:r>
-            <w:proofErr w:type="spellEnd"/>
-            <w:r>
-              <w:rPr>
-                <w:rFonts w:ascii="Arial" w:hAnsi="Arial" w:cs="Arial"/>
-                <w:sz w:val="16"/>
-                <w:szCs w:val="16"/>
-              </w:rPr>
-              <w:t xml:space="preserve"> 22.03.1941.</w:t>
+              <w:t xml:space="preserve">Приговор: к 8 годам ИТЛ. Прибыла в Акмолинское ЛО 01.02.1938 из Бутырской тюрьмы г.Москвы. В АЛЖИРе находилась до 22.03.1941. </w:t>
+            </w:r>
+            <w:r>
+              <w:rPr>
+                <w:rFonts w:ascii="Arial" w:hAnsi="Arial" w:cs="Arial"/>
+                <w:sz w:val="16"/>
+                <w:szCs w:val="16"/>
+              </w:rPr>
+              <w:t>Умерла 22.03.1941.</w:t>
             </w:r>
           </w:p>
           <w:p>
@@ -14889,31 +12045,7 @@
                 <w:szCs w:val="16"/>
                 <w:lang w:val="ru-RU"/>
               </w:rPr>
-              <w:t xml:space="preserve">Книга памяти "Узницы </w:t>
-            </w:r>
-            <w:proofErr w:type="spellStart"/>
-            <w:r>
-              <w:rPr>
-                <w:rFonts w:ascii="Arial" w:hAnsi="Arial" w:cs="Arial"/>
-                <w:b/>
-                <w:iCs/>
-                <w:sz w:val="16"/>
-                <w:szCs w:val="16"/>
-                <w:lang w:val="ru-RU"/>
-              </w:rPr>
-              <w:t>АЛЖИРа</w:t>
-            </w:r>
-            <w:proofErr w:type="spellEnd"/>
-            <w:r>
-              <w:rPr>
-                <w:rFonts w:ascii="Arial" w:hAnsi="Arial" w:cs="Arial"/>
-                <w:b/>
-                <w:iCs/>
-                <w:sz w:val="16"/>
-                <w:szCs w:val="16"/>
-                <w:lang w:val="ru-RU"/>
-              </w:rPr>
-              <w:t>"</w:t>
+              <w:t>Книга памяти "Узницы АЛЖИРа"</w:t>
             </w:r>
             <w:r>
               <w:rPr>
@@ -14994,42 +12126,8 @@
                 <w:lang w:val="ru-RU"/>
               </w:rPr>
               <w:lastRenderedPageBreak/>
-              <w:t xml:space="preserve">Малевич </w:t>
-            </w:r>
-            <w:proofErr w:type="spellStart"/>
-            <w:r>
-              <w:rPr>
-                <w:rFonts w:ascii="Arial" w:hAnsi="Arial" w:cs="Arial"/>
-                <w:b/>
-                <w:sz w:val="16"/>
-                <w:szCs w:val="16"/>
-                <w:lang w:val="ru-RU"/>
-              </w:rPr>
-              <w:t>Аракси</w:t>
-            </w:r>
-            <w:proofErr w:type="spellEnd"/>
-            <w:r>
-              <w:rPr>
-                <w:rFonts w:ascii="Arial" w:hAnsi="Arial" w:cs="Arial"/>
-                <w:b/>
-                <w:sz w:val="16"/>
-                <w:szCs w:val="16"/>
-                <w:lang w:val="ru-RU"/>
-              </w:rPr>
-              <w:t xml:space="preserve"> </w:t>
-            </w:r>
-            <w:proofErr w:type="spellStart"/>
-            <w:r>
-              <w:rPr>
-                <w:rFonts w:ascii="Arial" w:hAnsi="Arial" w:cs="Arial"/>
-                <w:b/>
-                <w:sz w:val="16"/>
-                <w:szCs w:val="16"/>
-                <w:lang w:val="ru-RU"/>
-              </w:rPr>
-              <w:t>Томасовна</w:t>
-            </w:r>
-            <w:proofErr w:type="spellEnd"/>
+              <w:t>Малевич Аракси Томасовна</w:t>
+            </w:r>
             <w:r>
               <w:rPr>
                 <w:rFonts w:ascii="Arial" w:hAnsi="Arial" w:cs="Arial"/>
@@ -15099,47 +12197,7 @@
                 <w:szCs w:val="16"/>
                 <w:lang w:val="ru-RU"/>
               </w:rPr>
-              <w:t xml:space="preserve">в 1895 г., </w:t>
-            </w:r>
-            <w:proofErr w:type="spellStart"/>
-            <w:r>
-              <w:rPr>
-                <w:rFonts w:ascii="Arial" w:hAnsi="Arial" w:cs="Arial"/>
-                <w:sz w:val="16"/>
-                <w:szCs w:val="16"/>
-                <w:lang w:val="ru-RU"/>
-              </w:rPr>
-              <w:t>г.Поти</w:t>
-            </w:r>
-            <w:proofErr w:type="spellEnd"/>
-            <w:r>
-              <w:rPr>
-                <w:rFonts w:ascii="Arial" w:hAnsi="Arial" w:cs="Arial"/>
-                <w:sz w:val="16"/>
-                <w:szCs w:val="16"/>
-                <w:lang w:val="ru-RU"/>
-              </w:rPr>
-              <w:t xml:space="preserve"> Грузинской ССР; армянка; Приговорена: ОСО при НКВД СССР 2 августа 1938 г., </w:t>
-            </w:r>
-            <w:proofErr w:type="spellStart"/>
-            <w:r>
-              <w:rPr>
-                <w:rFonts w:ascii="Arial" w:hAnsi="Arial" w:cs="Arial"/>
-                <w:sz w:val="16"/>
-                <w:szCs w:val="16"/>
-                <w:lang w:val="ru-RU"/>
-              </w:rPr>
-              <w:t>обв</w:t>
-            </w:r>
-            <w:proofErr w:type="spellEnd"/>
-            <w:r>
-              <w:rPr>
-                <w:rFonts w:ascii="Arial" w:hAnsi="Arial" w:cs="Arial"/>
-                <w:sz w:val="16"/>
-                <w:szCs w:val="16"/>
-                <w:lang w:val="ru-RU"/>
-              </w:rPr>
-              <w:t>.:</w:t>
+              <w:t>в 1895 г., г.Поти Грузинской ССР; армянка; Приговорена: ОСО при НКВД СССР 2 августа 1938 г., обв.:</w:t>
             </w:r>
             <w:r>
               <w:rPr>
@@ -15166,65 +12224,15 @@
                 <w:lang w:val="ru-RU"/>
               </w:rPr>
               <w:br/>
-              <w:t xml:space="preserve">Приговор: к 5 годам ИТЛ. Прибыла в Акмолинское ЛО 18.09.1938 из тюрьмы </w:t>
-            </w:r>
-            <w:proofErr w:type="spellStart"/>
-            <w:r>
-              <w:rPr>
-                <w:rFonts w:ascii="Arial" w:hAnsi="Arial" w:cs="Arial"/>
-                <w:sz w:val="16"/>
-                <w:szCs w:val="16"/>
-                <w:lang w:val="ru-RU"/>
-              </w:rPr>
-              <w:t>г.Ростова</w:t>
-            </w:r>
-            <w:proofErr w:type="spellEnd"/>
-            <w:r>
-              <w:rPr>
-                <w:rFonts w:ascii="Arial" w:hAnsi="Arial" w:cs="Arial"/>
-                <w:sz w:val="16"/>
-                <w:szCs w:val="16"/>
-                <w:lang w:val="ru-RU"/>
-              </w:rPr>
-              <w:t xml:space="preserve">. В </w:t>
-            </w:r>
-            <w:proofErr w:type="spellStart"/>
-            <w:r>
-              <w:rPr>
-                <w:rFonts w:ascii="Arial" w:hAnsi="Arial" w:cs="Arial"/>
-                <w:sz w:val="16"/>
-                <w:szCs w:val="16"/>
-                <w:lang w:val="ru-RU"/>
-              </w:rPr>
-              <w:t>АЛЖИРе</w:t>
-            </w:r>
-            <w:proofErr w:type="spellEnd"/>
-            <w:r>
-              <w:rPr>
-                <w:rFonts w:ascii="Arial" w:hAnsi="Arial" w:cs="Arial"/>
-                <w:sz w:val="16"/>
-                <w:szCs w:val="16"/>
-                <w:lang w:val="ru-RU"/>
-              </w:rPr>
-              <w:t xml:space="preserve"> находилась до 26.02.1939. </w:t>
-            </w:r>
-            <w:proofErr w:type="spellStart"/>
-            <w:r>
-              <w:rPr>
-                <w:rFonts w:ascii="Arial" w:hAnsi="Arial" w:cs="Arial"/>
-                <w:sz w:val="16"/>
-                <w:szCs w:val="16"/>
-              </w:rPr>
-              <w:t>Умерла</w:t>
-            </w:r>
-            <w:proofErr w:type="spellEnd"/>
-            <w:r>
-              <w:rPr>
-                <w:rFonts w:ascii="Arial" w:hAnsi="Arial" w:cs="Arial"/>
-                <w:sz w:val="16"/>
-                <w:szCs w:val="16"/>
-              </w:rPr>
-              <w:t xml:space="preserve"> 26.02.1939.</w:t>
+              <w:t xml:space="preserve">Приговор: к 5 годам ИТЛ. Прибыла в Акмолинское ЛО 18.09.1938 из тюрьмы г.Ростова. В АЛЖИРе находилась до 26.02.1939. </w:t>
+            </w:r>
+            <w:r>
+              <w:rPr>
+                <w:rFonts w:ascii="Arial" w:hAnsi="Arial" w:cs="Arial"/>
+                <w:sz w:val="16"/>
+                <w:szCs w:val="16"/>
+              </w:rPr>
+              <w:t>Умерла 26.02.1939.</w:t>
             </w:r>
           </w:p>
           <w:p>
@@ -15262,33 +12270,7 @@
                 <w:szCs w:val="16"/>
                 <w:lang w:val="ru-RU"/>
               </w:rPr>
-              <w:t xml:space="preserve">Книга памяти "Узницы </w:t>
-            </w:r>
-            <w:proofErr w:type="spellStart"/>
-            <w:r>
-              <w:rPr>
-                <w:rStyle w:val="Emphasis"/>
-                <w:rFonts w:ascii="Arial" w:hAnsi="Arial" w:cs="Arial"/>
-                <w:b/>
-                <w:i w:val="0"/>
-                <w:sz w:val="16"/>
-                <w:szCs w:val="16"/>
-                <w:lang w:val="ru-RU"/>
-              </w:rPr>
-              <w:t>АЛЖИРа</w:t>
-            </w:r>
-            <w:proofErr w:type="spellEnd"/>
-            <w:r>
-              <w:rPr>
-                <w:rStyle w:val="Emphasis"/>
-                <w:rFonts w:ascii="Arial" w:hAnsi="Arial" w:cs="Arial"/>
-                <w:b/>
-                <w:i w:val="0"/>
-                <w:sz w:val="16"/>
-                <w:szCs w:val="16"/>
-                <w:lang w:val="ru-RU"/>
-              </w:rPr>
-              <w:t>"</w:t>
+              <w:t>Книга памяти "Узницы АЛЖИРа"</w:t>
             </w:r>
             <w:r>
               <w:rPr>
@@ -15372,19 +12354,8 @@
                 <w:sz w:val="16"/>
                 <w:lang w:val="ru-RU"/>
               </w:rPr>
-              <w:t xml:space="preserve">Сукиасян Рштуни </w:t>
-            </w:r>
-            <w:proofErr w:type="spellStart"/>
-            <w:r>
-              <w:rPr>
-                <w:rFonts w:ascii="Arial" w:hAnsi="Arial" w:cs="Arial"/>
-                <w:b/>
-                <w:sz w:val="16"/>
-                <w:lang w:val="ru-RU"/>
-              </w:rPr>
-              <w:t>Геворковна</w:t>
-            </w:r>
-            <w:proofErr w:type="spellEnd"/>
+              <w:t>Сукиасян Рштуни Геворковна</w:t>
+            </w:r>
             <w:r>
               <w:rPr>
                 <w:rFonts w:ascii="Arial" w:hAnsi="Arial" w:cs="Arial"/>
@@ -15431,105 +12402,15 @@
                 <w:sz w:val="16"/>
                 <w:lang w:val="ru-RU"/>
               </w:rPr>
-              <w:t xml:space="preserve">(варианты отчества: Георгиевна) Родилась в 1882 г., </w:t>
-            </w:r>
-            <w:proofErr w:type="spellStart"/>
-            <w:r>
-              <w:rPr>
-                <w:rFonts w:ascii="Arial" w:hAnsi="Arial" w:cs="Arial"/>
-                <w:bCs/>
-                <w:sz w:val="16"/>
-                <w:lang w:val="ru-RU"/>
-              </w:rPr>
-              <w:t>г.Еривань</w:t>
-            </w:r>
-            <w:proofErr w:type="spellEnd"/>
-            <w:r>
-              <w:rPr>
-                <w:rFonts w:ascii="Arial" w:hAnsi="Arial" w:cs="Arial"/>
-                <w:bCs/>
-                <w:sz w:val="16"/>
-                <w:lang w:val="ru-RU"/>
-              </w:rPr>
-              <w:t xml:space="preserve"> Армянской ССР; армянка; Приговорена: ОСО при НКВД СССР 26 февраля 1942 г., </w:t>
-            </w:r>
-            <w:proofErr w:type="spellStart"/>
-            <w:r>
-              <w:rPr>
-                <w:rFonts w:ascii="Arial" w:hAnsi="Arial" w:cs="Arial"/>
-                <w:bCs/>
-                <w:sz w:val="16"/>
-                <w:lang w:val="ru-RU"/>
-              </w:rPr>
-              <w:t>обв</w:t>
-            </w:r>
-            <w:proofErr w:type="spellEnd"/>
-            <w:r>
-              <w:rPr>
-                <w:rFonts w:ascii="Arial" w:hAnsi="Arial" w:cs="Arial"/>
-                <w:bCs/>
-                <w:sz w:val="16"/>
-                <w:lang w:val="ru-RU"/>
-              </w:rPr>
-              <w:t xml:space="preserve">.: по обвинению в антисоветской агитации. Приговор: к 10 годам ИТЛ. Прибыла в Карлаг 10.11.1942 из пересыльного пункта </w:t>
-            </w:r>
-            <w:proofErr w:type="spellStart"/>
-            <w:r>
-              <w:rPr>
-                <w:rFonts w:ascii="Arial" w:hAnsi="Arial" w:cs="Arial"/>
-                <w:bCs/>
-                <w:sz w:val="16"/>
-                <w:lang w:val="ru-RU"/>
-              </w:rPr>
-              <w:t>г.Ташкента</w:t>
-            </w:r>
-            <w:proofErr w:type="spellEnd"/>
-            <w:r>
-              <w:rPr>
-                <w:rFonts w:ascii="Arial" w:hAnsi="Arial" w:cs="Arial"/>
-                <w:bCs/>
-                <w:sz w:val="16"/>
-                <w:lang w:val="ru-RU"/>
-              </w:rPr>
-              <w:t xml:space="preserve">. В </w:t>
-            </w:r>
-            <w:proofErr w:type="spellStart"/>
-            <w:r>
-              <w:rPr>
-                <w:rFonts w:ascii="Arial" w:hAnsi="Arial" w:cs="Arial"/>
-                <w:bCs/>
-                <w:sz w:val="16"/>
-                <w:lang w:val="ru-RU"/>
-              </w:rPr>
-              <w:t>АЛЖИРе</w:t>
-            </w:r>
-            <w:proofErr w:type="spellEnd"/>
-            <w:r>
-              <w:rPr>
-                <w:rFonts w:ascii="Arial" w:hAnsi="Arial" w:cs="Arial"/>
-                <w:bCs/>
-                <w:sz w:val="16"/>
-                <w:lang w:val="ru-RU"/>
-              </w:rPr>
-              <w:t xml:space="preserve"> находилась с 07.01.1943 до 08.02.1943. </w:t>
-            </w:r>
-            <w:proofErr w:type="spellStart"/>
-            <w:r>
-              <w:rPr>
-                <w:rFonts w:ascii="Arial" w:hAnsi="Arial" w:cs="Arial"/>
-                <w:bCs/>
-                <w:sz w:val="16"/>
-              </w:rPr>
-              <w:t>Умерла</w:t>
-            </w:r>
-            <w:proofErr w:type="spellEnd"/>
-            <w:r>
-              <w:rPr>
-                <w:rFonts w:ascii="Arial" w:hAnsi="Arial" w:cs="Arial"/>
-                <w:bCs/>
-                <w:sz w:val="16"/>
-              </w:rPr>
-              <w:t xml:space="preserve"> 8.02.1943.</w:t>
+              <w:t xml:space="preserve">(варианты отчества: Георгиевна) Родилась в 1882 г., г.Еривань Армянской ССР; армянка; Приговорена: ОСО при НКВД СССР 26 февраля 1942 г., обв.: по обвинению в антисоветской агитации. Приговор: к 10 годам ИТЛ. Прибыла в Карлаг 10.11.1942 из пересыльного пункта г.Ташкента. В АЛЖИРе находилась с 07.01.1943 до 08.02.1943. </w:t>
+            </w:r>
+            <w:r>
+              <w:rPr>
+                <w:rFonts w:ascii="Arial" w:hAnsi="Arial" w:cs="Arial"/>
+                <w:bCs/>
+                <w:sz w:val="16"/>
+              </w:rPr>
+              <w:t>Умерла 8.02.1943.</w:t>
             </w:r>
           </w:p>
           <w:p>
@@ -15569,35 +12450,7 @@
                 <w:szCs w:val="16"/>
                 <w:lang w:val="ru-RU"/>
               </w:rPr>
-              <w:t xml:space="preserve">Книга памяти "Узницы </w:t>
-            </w:r>
-            <w:proofErr w:type="spellStart"/>
-            <w:r>
-              <w:rPr>
-                <w:rStyle w:val="Emphasis"/>
-                <w:rFonts w:ascii="Arial" w:hAnsi="Arial" w:cs="Arial"/>
-                <w:b/>
-                <w:i w:val="0"/>
-                <w:iCs w:val="0"/>
-                <w:sz w:val="16"/>
-                <w:szCs w:val="16"/>
-                <w:lang w:val="ru-RU"/>
-              </w:rPr>
-              <w:t>АЛЖИРа</w:t>
-            </w:r>
-            <w:proofErr w:type="spellEnd"/>
-            <w:r>
-              <w:rPr>
-                <w:rStyle w:val="Emphasis"/>
-                <w:rFonts w:ascii="Arial" w:hAnsi="Arial" w:cs="Arial"/>
-                <w:b/>
-                <w:i w:val="0"/>
-                <w:iCs w:val="0"/>
-                <w:sz w:val="16"/>
-                <w:szCs w:val="16"/>
-                <w:lang w:val="ru-RU"/>
-              </w:rPr>
-              <w:t>"</w:t>
+              <w:t>Книга памяти "Узницы АЛЖИРа"</w:t>
             </w:r>
             <w:r>
               <w:rPr>
@@ -15671,29 +12524,16 @@
                 <w:lang w:val="ru-RU"/>
               </w:rPr>
             </w:pPr>
-            <w:proofErr w:type="spellStart"/>
-            <w:r>
-              <w:rPr>
-                <w:rFonts w:ascii="Arial" w:hAnsi="Arial" w:cs="Arial"/>
-                <w:b/>
-                <w:bCs/>
-                <w:sz w:val="16"/>
-                <w:szCs w:val="16"/>
-                <w:lang w:val="ru-RU"/>
-              </w:rPr>
-              <w:t>Тагиносова</w:t>
-            </w:r>
-            <w:proofErr w:type="spellEnd"/>
-            <w:r>
-              <w:rPr>
-                <w:rFonts w:ascii="Arial" w:hAnsi="Arial" w:cs="Arial"/>
-                <w:b/>
-                <w:bCs/>
-                <w:sz w:val="16"/>
-                <w:szCs w:val="16"/>
-                <w:lang w:val="ru-RU"/>
-              </w:rPr>
-              <w:t xml:space="preserve"> Евгения Арсеньевна</w:t>
+            <w:r>
+              <w:rPr>
+                <w:rFonts w:ascii="Arial" w:hAnsi="Arial" w:cs="Arial"/>
+                <w:b/>
+                <w:bCs/>
+                <w:sz w:val="16"/>
+                <w:szCs w:val="16"/>
+                <w:lang w:val="ru-RU"/>
+              </w:rPr>
+              <w:t>Тагиносова Евгения Арсеньевна</w:t>
             </w:r>
             <w:r>
               <w:rPr>
@@ -15768,65 +12608,25 @@
                 <w:szCs w:val="16"/>
                 <w:lang w:val="ru-RU"/>
               </w:rPr>
-              <w:t xml:space="preserve">в 1880 г., </w:t>
-            </w:r>
-            <w:proofErr w:type="spellStart"/>
-            <w:r>
-              <w:rPr>
-                <w:rFonts w:ascii="Arial" w:hAnsi="Arial" w:cs="Arial"/>
-                <w:sz w:val="16"/>
-                <w:szCs w:val="16"/>
-                <w:lang w:val="ru-RU"/>
-              </w:rPr>
-              <w:t>г.Ереван</w:t>
-            </w:r>
-            <w:proofErr w:type="spellEnd"/>
-            <w:r>
-              <w:rPr>
-                <w:rFonts w:ascii="Arial" w:hAnsi="Arial" w:cs="Arial"/>
-                <w:sz w:val="16"/>
-                <w:szCs w:val="16"/>
-                <w:lang w:val="ru-RU"/>
-              </w:rPr>
-              <w:t>; армянка;</w:t>
-            </w:r>
-            <w:r>
-              <w:rPr>
-                <w:rFonts w:ascii="Arial" w:hAnsi="Arial" w:cs="Arial"/>
-                <w:sz w:val="16"/>
-                <w:szCs w:val="16"/>
-                <w:lang w:val="ru-RU"/>
-              </w:rPr>
-              <w:t xml:space="preserve"> </w:t>
-            </w:r>
-            <w:r>
-              <w:rPr>
-                <w:rFonts w:ascii="Arial" w:hAnsi="Arial" w:cs="Arial"/>
-                <w:sz w:val="16"/>
-                <w:szCs w:val="16"/>
-                <w:lang w:val="ru-RU"/>
-              </w:rPr>
-              <w:t xml:space="preserve">Приговорена: ОСО при НКВД СССР 14 мая 1939 г., </w:t>
-            </w:r>
-            <w:proofErr w:type="spellStart"/>
-            <w:r>
-              <w:rPr>
-                <w:rFonts w:ascii="Arial" w:hAnsi="Arial" w:cs="Arial"/>
-                <w:sz w:val="16"/>
-                <w:szCs w:val="16"/>
-                <w:lang w:val="ru-RU"/>
-              </w:rPr>
-              <w:t>обв</w:t>
-            </w:r>
-            <w:proofErr w:type="spellEnd"/>
-            <w:r>
-              <w:rPr>
-                <w:rFonts w:ascii="Arial" w:hAnsi="Arial" w:cs="Arial"/>
-                <w:sz w:val="16"/>
-                <w:szCs w:val="16"/>
-                <w:lang w:val="ru-RU"/>
-              </w:rPr>
-              <w:t>.:</w:t>
+              <w:t>в 1880 г., г.Ереван; армянка;</w:t>
+            </w:r>
+            <w:r>
+              <w:rPr>
+                <w:rFonts w:ascii="Arial" w:hAnsi="Arial" w:cs="Arial"/>
+                <w:sz w:val="16"/>
+                <w:szCs w:val="16"/>
+                <w:lang w:val="ru-RU"/>
+              </w:rPr>
+              <w:t xml:space="preserve"> </w:t>
+            </w:r>
+            <w:r>
+              <w:rPr>
+                <w:rFonts w:ascii="Arial" w:hAnsi="Arial" w:cs="Arial"/>
+                <w:sz w:val="16"/>
+                <w:szCs w:val="16"/>
+                <w:lang w:val="ru-RU"/>
+              </w:rPr>
+              <w:t>Приговорена: ОСО при НКВД СССР 14 мая 1939 г., обв.:</w:t>
             </w:r>
             <w:r>
               <w:rPr>
@@ -15853,27 +12653,7 @@
                 <w:lang w:val="ru-RU"/>
               </w:rPr>
               <w:br/>
-              <w:t xml:space="preserve">Приговор: к 5 годам ИТЛ. Прибыла в Карлаг 23.06.1939 из Таганской тюрьмы </w:t>
-            </w:r>
-            <w:proofErr w:type="spellStart"/>
-            <w:r>
-              <w:rPr>
-                <w:rFonts w:ascii="Arial" w:hAnsi="Arial" w:cs="Arial"/>
-                <w:sz w:val="16"/>
-                <w:szCs w:val="16"/>
-                <w:lang w:val="ru-RU"/>
-              </w:rPr>
-              <w:t>г.Москвы</w:t>
-            </w:r>
-            <w:proofErr w:type="spellEnd"/>
-            <w:r>
-              <w:rPr>
-                <w:rFonts w:ascii="Arial" w:hAnsi="Arial" w:cs="Arial"/>
-                <w:sz w:val="16"/>
-                <w:szCs w:val="16"/>
-                <w:lang w:val="ru-RU"/>
-              </w:rPr>
-              <w:t>. Умерла в Акмолинском отделении 18.01.1943.</w:t>
+              <w:t>Приговор: к 5 годам ИТЛ. Прибыла в Карлаг 23.06.1939 из Таганской тюрьмы г.Москвы. Умерла в Акмолинском отделении 18.01.1943.</w:t>
             </w:r>
           </w:p>
           <w:p>
@@ -15909,31 +12689,7 @@
                 <w:szCs w:val="16"/>
                 <w:lang w:val="ru-RU"/>
               </w:rPr>
-              <w:t xml:space="preserve">Книга памяти "Узницы </w:t>
-            </w:r>
-            <w:proofErr w:type="spellStart"/>
-            <w:r>
-              <w:rPr>
-                <w:rFonts w:ascii="Arial" w:hAnsi="Arial" w:cs="Arial"/>
-                <w:b/>
-                <w:iCs/>
-                <w:sz w:val="16"/>
-                <w:szCs w:val="16"/>
-                <w:lang w:val="ru-RU"/>
-              </w:rPr>
-              <w:t>АЛЖИРа</w:t>
-            </w:r>
-            <w:proofErr w:type="spellEnd"/>
-            <w:r>
-              <w:rPr>
-                <w:rFonts w:ascii="Arial" w:hAnsi="Arial" w:cs="Arial"/>
-                <w:b/>
-                <w:iCs/>
-                <w:sz w:val="16"/>
-                <w:szCs w:val="16"/>
-                <w:lang w:val="ru-RU"/>
-              </w:rPr>
-              <w:t>"</w:t>
+              <w:t>Книга памяти "Узницы АЛЖИРа"</w:t>
             </w:r>
             <w:r>
               <w:rPr>
@@ -16059,9 +12815,8 @@
                 <w:szCs w:val="16"/>
                 <w:lang w:val="ru-RU" w:eastAsia="en-US" w:bidi="ar-SA"/>
               </w:rPr>
-              <w:t xml:space="preserve">1902 г.р., </w:t>
-            </w:r>
-            <w:proofErr w:type="spellStart"/>
+              <w:t>1902 г.р., м.р.: г. Дербент</w:t>
+            </w:r>
             <w:r>
               <w:rPr>
                 <w:rFonts w:ascii="Arial" w:eastAsia="Times New Roman" w:hAnsi="Arial" w:cs="Arial"/>
@@ -16070,9 +12825,8 @@
                 <w:szCs w:val="16"/>
                 <w:lang w:val="ru-RU" w:eastAsia="en-US" w:bidi="ar-SA"/>
               </w:rPr>
-              <w:t>м.р</w:t>
-            </w:r>
-            <w:proofErr w:type="spellEnd"/>
+              <w:t xml:space="preserve">, армянка. </w:t>
+            </w:r>
             <w:r>
               <w:rPr>
                 <w:rFonts w:ascii="Arial" w:eastAsia="Times New Roman" w:hAnsi="Arial" w:cs="Arial"/>
@@ -16081,7 +12835,7 @@
                 <w:szCs w:val="16"/>
                 <w:lang w:val="ru-RU" w:eastAsia="en-US" w:bidi="ar-SA"/>
               </w:rPr>
-              <w:t>.: г. Дербент</w:t>
+              <w:t>Детский туберкулезный санаторий Бауманского райздравотдела, воспитатель</w:t>
             </w:r>
             <w:r>
               <w:rPr>
@@ -16091,7 +12845,7 @@
                 <w:szCs w:val="16"/>
                 <w:lang w:val="ru-RU" w:eastAsia="en-US" w:bidi="ar-SA"/>
               </w:rPr>
-              <w:t xml:space="preserve">, армянка. </w:t>
+              <w:t xml:space="preserve">, </w:t>
             </w:r>
             <w:r>
               <w:rPr>
@@ -16101,9 +12855,13 @@
                 <w:szCs w:val="16"/>
                 <w:lang w:val="ru-RU" w:eastAsia="en-US" w:bidi="ar-SA"/>
               </w:rPr>
-              <w:t>Детский туберкулезный санаторий Бауманского райздравотдела, воспитатель</w:t>
-            </w:r>
-            <w:r>
+              <w:t>прож.: г. Москва</w:t>
+            </w:r>
+          </w:p>
+          <w:p>
+            <w:pPr>
+              <w:suppressAutoHyphens w:val="0"/>
+              <w:textAlignment w:val="baseline"/>
               <w:rPr>
                 <w:rFonts w:ascii="Arial" w:eastAsia="Times New Roman" w:hAnsi="Arial" w:cs="Arial"/>
                 <w:kern w:val="0"/>
@@ -16111,9 +12869,7 @@
                 <w:szCs w:val="16"/>
                 <w:lang w:val="ru-RU" w:eastAsia="en-US" w:bidi="ar-SA"/>
               </w:rPr>
-              <w:t xml:space="preserve">, </w:t>
-            </w:r>
-            <w:proofErr w:type="spellStart"/>
+            </w:pPr>
             <w:r>
               <w:rPr>
                 <w:rFonts w:ascii="Arial" w:eastAsia="Times New Roman" w:hAnsi="Arial" w:cs="Arial"/>
@@ -16122,9 +12878,8 @@
                 <w:szCs w:val="16"/>
                 <w:lang w:val="ru-RU" w:eastAsia="en-US" w:bidi="ar-SA"/>
               </w:rPr>
-              <w:t>прож</w:t>
-            </w:r>
-            <w:proofErr w:type="spellEnd"/>
+              <w:t>арестована 01.04.1948</w:t>
+            </w:r>
             <w:r>
               <w:rPr>
                 <w:rFonts w:ascii="Arial" w:eastAsia="Times New Roman" w:hAnsi="Arial" w:cs="Arial"/>
@@ -16133,13 +12888,9 @@
                 <w:szCs w:val="16"/>
                 <w:lang w:val="ru-RU" w:eastAsia="en-US" w:bidi="ar-SA"/>
               </w:rPr>
-              <w:t>.: г. Москва</w:t>
-            </w:r>
-          </w:p>
-          <w:p>
-            <w:pPr>
-              <w:suppressAutoHyphens w:val="0"/>
-              <w:textAlignment w:val="baseline"/>
+              <w:t xml:space="preserve">. </w:t>
+            </w:r>
+            <w:r>
               <w:rPr>
                 <w:rFonts w:ascii="Arial" w:eastAsia="Times New Roman" w:hAnsi="Arial" w:cs="Arial"/>
                 <w:kern w:val="0"/>
@@ -16147,7 +12898,8 @@
                 <w:szCs w:val="16"/>
                 <w:lang w:val="ru-RU" w:eastAsia="en-US" w:bidi="ar-SA"/>
               </w:rPr>
-            </w:pPr>
+              <w:t>Обвинение: 7-35 (социально-опасный элемент)</w:t>
+            </w:r>
             <w:r>
               <w:rPr>
                 <w:rFonts w:ascii="Arial" w:eastAsia="Times New Roman" w:hAnsi="Arial" w:cs="Arial"/>
@@ -16156,7 +12908,7 @@
                 <w:szCs w:val="16"/>
                 <w:lang w:val="ru-RU" w:eastAsia="en-US" w:bidi="ar-SA"/>
               </w:rPr>
-              <w:t>арестована 01.04.1948</w:t>
+              <w:t xml:space="preserve">. </w:t>
             </w:r>
             <w:r>
               <w:rPr>
@@ -16166,7 +12918,7 @@
                 <w:szCs w:val="16"/>
                 <w:lang w:val="ru-RU" w:eastAsia="en-US" w:bidi="ar-SA"/>
               </w:rPr>
-              <w:t xml:space="preserve">. </w:t>
+              <w:t>Приговор: ОСО при МГБ СССР, 15.05.1948</w:t>
             </w:r>
             <w:r>
               <w:rPr>
@@ -16176,9 +12928,8 @@
                 <w:szCs w:val="16"/>
                 <w:lang w:val="ru-RU" w:eastAsia="en-US" w:bidi="ar-SA"/>
               </w:rPr>
-              <w:t xml:space="preserve">Обвинение: </w:t>
-            </w:r>
-            <w:proofErr w:type="gramStart"/>
+              <w:t xml:space="preserve"> – </w:t>
+            </w:r>
             <w:r>
               <w:rPr>
                 <w:rFonts w:ascii="Arial" w:eastAsia="Times New Roman" w:hAnsi="Arial" w:cs="Arial"/>
@@ -16187,9 +12938,8 @@
                 <w:szCs w:val="16"/>
                 <w:lang w:val="ru-RU" w:eastAsia="en-US" w:bidi="ar-SA"/>
               </w:rPr>
-              <w:t>7-35</w:t>
-            </w:r>
-            <w:proofErr w:type="gramEnd"/>
+              <w:t>ссылка на 5 лет, умерла 31.07.1948</w:t>
+            </w:r>
             <w:r>
               <w:rPr>
                 <w:rFonts w:ascii="Arial" w:eastAsia="Times New Roman" w:hAnsi="Arial" w:cs="Arial"/>
@@ -16198,7 +12948,7 @@
                 <w:szCs w:val="16"/>
                 <w:lang w:val="ru-RU" w:eastAsia="en-US" w:bidi="ar-SA"/>
               </w:rPr>
-              <w:t xml:space="preserve"> (социально-опасный элемент)</w:t>
+              <w:t xml:space="preserve">. </w:t>
             </w:r>
             <w:r>
               <w:rPr>
@@ -16208,79 +12958,7 @@
                 <w:szCs w:val="16"/>
                 <w:lang w:val="ru-RU" w:eastAsia="en-US" w:bidi="ar-SA"/>
               </w:rPr>
-              <w:t xml:space="preserve">. </w:t>
-            </w:r>
-            <w:r>
-              <w:rPr>
-                <w:rFonts w:ascii="Arial" w:eastAsia="Times New Roman" w:hAnsi="Arial" w:cs="Arial"/>
-                <w:kern w:val="0"/>
-                <w:sz w:val="16"/>
-                <w:szCs w:val="16"/>
-                <w:lang w:val="ru-RU" w:eastAsia="en-US" w:bidi="ar-SA"/>
-              </w:rPr>
-              <w:t>Приговор: ОСО при МГБ СССР, 15.05.1948</w:t>
-            </w:r>
-            <w:r>
-              <w:rPr>
-                <w:rFonts w:ascii="Arial" w:eastAsia="Times New Roman" w:hAnsi="Arial" w:cs="Arial"/>
-                <w:kern w:val="0"/>
-                <w:sz w:val="16"/>
-                <w:szCs w:val="16"/>
-                <w:lang w:val="ru-RU" w:eastAsia="en-US" w:bidi="ar-SA"/>
-              </w:rPr>
-              <w:t xml:space="preserve"> – </w:t>
-            </w:r>
-            <w:r>
-              <w:rPr>
-                <w:rFonts w:ascii="Arial" w:eastAsia="Times New Roman" w:hAnsi="Arial" w:cs="Arial"/>
-                <w:kern w:val="0"/>
-                <w:sz w:val="16"/>
-                <w:szCs w:val="16"/>
-                <w:lang w:val="ru-RU" w:eastAsia="en-US" w:bidi="ar-SA"/>
-              </w:rPr>
-              <w:t>ссылка на 5 лет, умерла 31.07.1948</w:t>
-            </w:r>
-            <w:r>
-              <w:rPr>
-                <w:rFonts w:ascii="Arial" w:eastAsia="Times New Roman" w:hAnsi="Arial" w:cs="Arial"/>
-                <w:kern w:val="0"/>
-                <w:sz w:val="16"/>
-                <w:szCs w:val="16"/>
-                <w:lang w:val="ru-RU" w:eastAsia="en-US" w:bidi="ar-SA"/>
-              </w:rPr>
-              <w:t xml:space="preserve">. </w:t>
-            </w:r>
-            <w:r>
-              <w:rPr>
-                <w:rFonts w:ascii="Arial" w:eastAsia="Times New Roman" w:hAnsi="Arial" w:cs="Arial"/>
-                <w:kern w:val="0"/>
-                <w:sz w:val="16"/>
-                <w:szCs w:val="16"/>
-                <w:lang w:val="ru-RU" w:eastAsia="en-US" w:bidi="ar-SA"/>
-              </w:rPr>
-              <w:t xml:space="preserve">Реабилитация: </w:t>
-            </w:r>
-            <w:proofErr w:type="spellStart"/>
-            <w:r>
-              <w:rPr>
-                <w:rFonts w:ascii="Arial" w:eastAsia="Times New Roman" w:hAnsi="Arial" w:cs="Arial"/>
-                <w:kern w:val="0"/>
-                <w:sz w:val="16"/>
-                <w:szCs w:val="16"/>
-                <w:lang w:val="ru-RU" w:eastAsia="en-US" w:bidi="ar-SA"/>
-              </w:rPr>
-              <w:t>ГенПрокуратура</w:t>
-            </w:r>
-            <w:proofErr w:type="spellEnd"/>
-            <w:r>
-              <w:rPr>
-                <w:rFonts w:ascii="Arial" w:eastAsia="Times New Roman" w:hAnsi="Arial" w:cs="Arial"/>
-                <w:kern w:val="0"/>
-                <w:sz w:val="16"/>
-                <w:szCs w:val="16"/>
-                <w:lang w:val="ru-RU" w:eastAsia="en-US" w:bidi="ar-SA"/>
-              </w:rPr>
-              <w:t xml:space="preserve"> РФ, 19.04.1995</w:t>
+              <w:t>Реабилитация: ГенПрокуратура РФ, 19.04.1995</w:t>
             </w:r>
             <w:r>
               <w:rPr>
@@ -16344,7 +13022,6 @@
               </w:rPr>
               <w:t xml:space="preserve"> </w:t>
             </w:r>
-            <w:proofErr w:type="spellStart"/>
             <w:r>
               <w:rPr>
                 <w:rFonts w:ascii="Arial" w:eastAsia="Times New Roman" w:hAnsi="Arial" w:cs="Arial"/>
@@ -16353,18 +13030,7 @@
                 <w:szCs w:val="16"/>
                 <w:lang w:val="ru-RU" w:eastAsia="en-US" w:bidi="ar-SA"/>
               </w:rPr>
-              <w:t>Озол</w:t>
-            </w:r>
-            <w:proofErr w:type="spellEnd"/>
-            <w:r>
-              <w:rPr>
-                <w:rFonts w:ascii="Arial" w:eastAsia="Times New Roman" w:hAnsi="Arial" w:cs="Arial"/>
-                <w:kern w:val="0"/>
-                <w:sz w:val="16"/>
-                <w:szCs w:val="16"/>
-                <w:lang w:val="ru-RU" w:eastAsia="en-US" w:bidi="ar-SA"/>
-              </w:rPr>
-              <w:t xml:space="preserve"> Карл Андреевич</w:t>
+              <w:t>Озол Карл Андреевич</w:t>
             </w:r>
             <w:r>
               <w:rPr>
